--- a/项目文档/测试文档/02-HAJIMI单元测试报告.docx
+++ b/项目文档/测试文档/02-HAJIMI单元测试报告.docx
@@ -42,8 +42,6 @@
               <w:br/>
               <w:br/>
               <w:t>V2.2 | 2026-07-07</w:t>
-              <w:br/>
-              <w:t>A+B+C 三端 | 测试结果全部通过</w:t>
             </w:r>
           </w:p>
         </w:tc>
@@ -82,18 +80,7 @@
           <w:b/>
           <w:sz w:val="32"/>
         </w:rPr>
-        <w:t>A端 — Demo核心(5)</w:t>
-      </w:r>
-    </w:p>
-    <w:p>
-      <w:pPr>
-        <w:ind w:firstLine="420"/>
-      </w:pPr>
-      <w:r>
-        <w:rPr>
-          <w:sz w:val="24"/>
-        </w:rPr>
-        <w:t>测试对象：new_JIMI/HAJIMI_UI/server/routes/demo.py</w:t>
+        <w:t>C-ASR 语音识别</w:t>
       </w:r>
     </w:p>
     <w:tbl>
@@ -103,65 +90,75 @@
         <w:tblLook w:firstColumn="1" w:firstRow="1" w:lastColumn="0" w:lastRow="0" w:noHBand="0" w:noVBand="1" w:val="04A0"/>
       </w:tblPr>
       <w:tblGrid>
-        <w:gridCol w:w="2161"/>
-        <w:gridCol w:w="2161"/>
-        <w:gridCol w:w="2161"/>
-        <w:gridCol w:w="2161"/>
+        <w:gridCol w:w="1729"/>
+        <w:gridCol w:w="1729"/>
+        <w:gridCol w:w="1729"/>
+        <w:gridCol w:w="1729"/>
+        <w:gridCol w:w="1729"/>
       </w:tblGrid>
       <w:tr>
         <w:tc>
           <w:tcPr>
-            <w:tcW w:type="dxa" w:w="2161"/>
-          </w:tcPr>
-          <w:p>
-            <w:r>
-              <w:rPr>
-                <w:b/>
-                <w:sz w:val="20"/>
-              </w:rPr>
-              <w:t>测试编号</w:t>
-            </w:r>
-          </w:p>
-        </w:tc>
-        <w:tc>
-          <w:tcPr>
-            <w:tcW w:type="dxa" w:w="2161"/>
-          </w:tcPr>
-          <w:p>
-            <w:r>
-              <w:rPr>
-                <w:b/>
-                <w:sz w:val="20"/>
-              </w:rPr>
-              <w:t>测试名称</w:t>
-            </w:r>
-          </w:p>
-        </w:tc>
-        <w:tc>
-          <w:tcPr>
-            <w:tcW w:type="dxa" w:w="2161"/>
-          </w:tcPr>
-          <w:p>
-            <w:r>
-              <w:rPr>
-                <w:b/>
-                <w:sz w:val="20"/>
-              </w:rPr>
-              <w:t>测试类型</w:t>
-            </w:r>
-          </w:p>
-        </w:tc>
-        <w:tc>
-          <w:tcPr>
-            <w:tcW w:type="dxa" w:w="2161"/>
-          </w:tcPr>
-          <w:p>
-            <w:r>
-              <w:rPr>
-                <w:b/>
-                <w:sz w:val="20"/>
-              </w:rPr>
-              <w:t>测试结果</w:t>
+            <w:tcW w:type="dxa" w:w="1729"/>
+          </w:tcPr>
+          <w:p>
+            <w:r>
+              <w:rPr>
+                <w:sz w:val="20"/>
+              </w:rPr>
+              <w:t>编码人</w:t>
+            </w:r>
+          </w:p>
+        </w:tc>
+        <w:tc>
+          <w:tcPr>
+            <w:tcW w:type="dxa" w:w="1729"/>
+          </w:tcPr>
+          <w:p>
+            <w:r>
+              <w:rPr>
+                <w:sz w:val="20"/>
+              </w:rPr>
+              <w:t>涂浚稷</w:t>
+            </w:r>
+          </w:p>
+        </w:tc>
+        <w:tc>
+          <w:tcPr>
+            <w:tcW w:type="dxa" w:w="1729"/>
+          </w:tcPr>
+          <w:p>
+            <w:r>
+              <w:rPr>
+                <w:sz w:val="20"/>
+              </w:rPr>
+              <w:t>编码时间</w:t>
+            </w:r>
+          </w:p>
+        </w:tc>
+        <w:tc>
+          <w:tcPr>
+            <w:tcW w:type="dxa" w:w="1729"/>
+          </w:tcPr>
+          <w:p>
+            <w:r>
+              <w:rPr>
+                <w:sz w:val="20"/>
+              </w:rPr>
+              <w:t>2026-07-01</w:t>
+            </w:r>
+          </w:p>
+        </w:tc>
+        <w:tc>
+          <w:tcPr>
+            <w:tcW w:type="dxa" w:w="1729"/>
+          </w:tcPr>
+          <w:p>
+            <w:r>
+              <w:rPr>
+                <w:sz w:val="20"/>
+              </w:rPr>
+              <w:t>2026-07-03</w:t>
             </w:r>
           </w:p>
         </w:tc>
@@ -169,53 +166,66 @@
       <w:tr>
         <w:tc>
           <w:tcPr>
-            <w:tcW w:type="dxa" w:w="2161"/>
-          </w:tcPr>
-          <w:p>
-            <w:r>
-              <w:rPr>
-                <w:sz w:val="20"/>
-              </w:rPr>
-              <w:t>A-DEMO-001</w:t>
-            </w:r>
-          </w:p>
-        </w:tc>
-        <w:tc>
-          <w:tcPr>
-            <w:tcW w:type="dxa" w:w="2161"/>
-          </w:tcPr>
-          <w:p>
-            <w:r>
-              <w:rPr>
-                <w:sz w:val="20"/>
-              </w:rPr>
-              <w:t>/health</w:t>
-            </w:r>
-          </w:p>
-        </w:tc>
-        <w:tc>
-          <w:tcPr>
-            <w:tcW w:type="dxa" w:w="2161"/>
-          </w:tcPr>
-          <w:p>
-            <w:r>
-              <w:rPr>
-                <w:sz w:val="20"/>
-              </w:rPr>
-              <w:t>接口测试</w:t>
-            </w:r>
-          </w:p>
-        </w:tc>
-        <w:tc>
-          <w:tcPr>
-            <w:tcW w:type="dxa" w:w="2161"/>
-          </w:tcPr>
-          <w:p>
-            <w:r>
-              <w:rPr>
-                <w:sz w:val="20"/>
-              </w:rPr>
-              <w:t>通过</w:t>
+            <w:tcW w:type="dxa" w:w="1729"/>
+          </w:tcPr>
+          <w:p>
+            <w:r>
+              <w:rPr>
+                <w:sz w:val="20"/>
+              </w:rPr>
+              <w:t>模块名称</w:t>
+            </w:r>
+          </w:p>
+        </w:tc>
+        <w:tc>
+          <w:tcPr>
+            <w:tcW w:type="dxa" w:w="1729"/>
+          </w:tcPr>
+          <w:p>
+            <w:r>
+              <w:rPr>
+                <w:sz w:val="20"/>
+              </w:rPr>
+              <w:t>C-ASR 语音识别模块</w:t>
+            </w:r>
+          </w:p>
+        </w:tc>
+        <w:tc>
+          <w:tcPr>
+            <w:tcW w:type="dxa" w:w="1729"/>
+          </w:tcPr>
+          <w:p>
+            <w:r>
+              <w:rPr>
+                <w:sz w:val="20"/>
+              </w:rPr>
+              <w:t>测试类型</w:t>
+            </w:r>
+          </w:p>
+        </w:tc>
+        <w:tc>
+          <w:tcPr>
+            <w:tcW w:type="dxa" w:w="1729"/>
+          </w:tcPr>
+          <w:p>
+            <w:r>
+              <w:rPr>
+                <w:sz w:val="20"/>
+              </w:rPr>
+              <w:t>功能测试</w:t>
+            </w:r>
+          </w:p>
+        </w:tc>
+        <w:tc>
+          <w:tcPr>
+            <w:tcW w:type="dxa" w:w="1729"/>
+          </w:tcPr>
+          <w:p>
+            <w:r>
+              <w:rPr>
+                <w:sz w:val="20"/>
+              </w:rPr>
+              <w:t>功能测试</w:t>
             </w:r>
           </w:p>
         </w:tc>
@@ -223,53 +233,66 @@
       <w:tr>
         <w:tc>
           <w:tcPr>
-            <w:tcW w:type="dxa" w:w="2161"/>
-          </w:tcPr>
-          <w:p>
-            <w:r>
-              <w:rPr>
-                <w:sz w:val="20"/>
-              </w:rPr>
-              <w:t>A-DEMO-002</w:t>
-            </w:r>
-          </w:p>
-        </w:tc>
-        <w:tc>
-          <w:tcPr>
-            <w:tcW w:type="dxa" w:w="2161"/>
-          </w:tcPr>
-          <w:p>
-            <w:r>
-              <w:rPr>
-                <w:sz w:val="20"/>
-              </w:rPr>
-              <w:t>/execute</w:t>
-            </w:r>
-          </w:p>
-        </w:tc>
-        <w:tc>
-          <w:tcPr>
-            <w:tcW w:type="dxa" w:w="2161"/>
-          </w:tcPr>
-          <w:p>
-            <w:r>
-              <w:rPr>
-                <w:sz w:val="20"/>
-              </w:rPr>
-              <w:t>接口测试</w:t>
-            </w:r>
-          </w:p>
-        </w:tc>
-        <w:tc>
-          <w:tcPr>
-            <w:tcW w:type="dxa" w:w="2161"/>
-          </w:tcPr>
-          <w:p>
-            <w:r>
-              <w:rPr>
-                <w:sz w:val="20"/>
-              </w:rPr>
-              <w:t>通过</w:t>
+            <w:tcW w:type="dxa" w:w="1729"/>
+          </w:tcPr>
+          <w:p>
+            <w:r>
+              <w:rPr>
+                <w:sz w:val="20"/>
+              </w:rPr>
+              <w:t>计划提交QA日期</w:t>
+            </w:r>
+          </w:p>
+        </w:tc>
+        <w:tc>
+          <w:tcPr>
+            <w:tcW w:type="dxa" w:w="1729"/>
+          </w:tcPr>
+          <w:p>
+            <w:r>
+              <w:rPr>
+                <w:sz w:val="20"/>
+              </w:rPr>
+              <w:t>2026-07-07</w:t>
+            </w:r>
+          </w:p>
+        </w:tc>
+        <w:tc>
+          <w:tcPr>
+            <w:tcW w:type="dxa" w:w="1729"/>
+          </w:tcPr>
+          <w:p>
+            <w:r>
+              <w:rPr>
+                <w:sz w:val="20"/>
+              </w:rPr>
+              <w:t>代码实际完成日期</w:t>
+            </w:r>
+          </w:p>
+        </w:tc>
+        <w:tc>
+          <w:tcPr>
+            <w:tcW w:type="dxa" w:w="1729"/>
+          </w:tcPr>
+          <w:p>
+            <w:r>
+              <w:rPr>
+                <w:sz w:val="20"/>
+              </w:rPr>
+              <w:t>2026-07-01</w:t>
+            </w:r>
+          </w:p>
+        </w:tc>
+        <w:tc>
+          <w:tcPr>
+            <w:tcW w:type="dxa" w:w="1729"/>
+          </w:tcPr>
+          <w:p>
+            <w:r>
+              <w:rPr>
+                <w:sz w:val="20"/>
+              </w:rPr>
+              <w:t>2026-07-01</w:t>
             </w:r>
           </w:p>
         </w:tc>
@@ -277,53 +300,66 @@
       <w:tr>
         <w:tc>
           <w:tcPr>
-            <w:tcW w:type="dxa" w:w="2161"/>
-          </w:tcPr>
-          <w:p>
-            <w:r>
-              <w:rPr>
-                <w:sz w:val="20"/>
-              </w:rPr>
-              <w:t>A-DEMO-003</w:t>
-            </w:r>
-          </w:p>
-        </w:tc>
-        <w:tc>
-          <w:tcPr>
-            <w:tcW w:type="dxa" w:w="2161"/>
-          </w:tcPr>
-          <w:p>
-            <w:r>
-              <w:rPr>
-                <w:sz w:val="20"/>
-              </w:rPr>
-              <w:t>/stream</w:t>
-            </w:r>
-          </w:p>
-        </w:tc>
-        <w:tc>
-          <w:tcPr>
-            <w:tcW w:type="dxa" w:w="2161"/>
-          </w:tcPr>
-          <w:p>
-            <w:r>
-              <w:rPr>
-                <w:sz w:val="20"/>
-              </w:rPr>
-              <w:t>接口测试</w:t>
-            </w:r>
-          </w:p>
-        </w:tc>
-        <w:tc>
-          <w:tcPr>
-            <w:tcW w:type="dxa" w:w="2161"/>
-          </w:tcPr>
-          <w:p>
-            <w:r>
-              <w:rPr>
-                <w:sz w:val="20"/>
-              </w:rPr>
-              <w:t>通过</w:t>
+            <w:tcW w:type="dxa" w:w="1729"/>
+          </w:tcPr>
+          <w:p>
+            <w:r>
+              <w:rPr>
+                <w:sz w:val="20"/>
+              </w:rPr>
+              <w:t>实际提交QA日期</w:t>
+            </w:r>
+          </w:p>
+        </w:tc>
+        <w:tc>
+          <w:tcPr>
+            <w:tcW w:type="dxa" w:w="1729"/>
+          </w:tcPr>
+          <w:p>
+            <w:r>
+              <w:rPr>
+                <w:sz w:val="20"/>
+              </w:rPr>
+              <w:t>2026-07-07</w:t>
+            </w:r>
+          </w:p>
+        </w:tc>
+        <w:tc>
+          <w:tcPr>
+            <w:tcW w:type="dxa" w:w="1729"/>
+          </w:tcPr>
+          <w:p>
+            <w:r>
+              <w:rPr>
+                <w:sz w:val="20"/>
+              </w:rPr>
+              <w:t>QA测试完成日期</w:t>
+            </w:r>
+          </w:p>
+        </w:tc>
+        <w:tc>
+          <w:tcPr>
+            <w:tcW w:type="dxa" w:w="1729"/>
+          </w:tcPr>
+          <w:p>
+            <w:r>
+              <w:rPr>
+                <w:sz w:val="20"/>
+              </w:rPr>
+              <w:t>2026-07-07</w:t>
+            </w:r>
+          </w:p>
+        </w:tc>
+        <w:tc>
+          <w:tcPr>
+            <w:tcW w:type="dxa" w:w="1729"/>
+          </w:tcPr>
+          <w:p>
+            <w:r>
+              <w:rPr>
+                <w:sz w:val="20"/>
+              </w:rPr>
+              <w:t>2026-07-07</w:t>
             </w:r>
           </w:p>
         </w:tc>
@@ -331,53 +367,66 @@
       <w:tr>
         <w:tc>
           <w:tcPr>
-            <w:tcW w:type="dxa" w:w="2161"/>
-          </w:tcPr>
-          <w:p>
-            <w:r>
-              <w:rPr>
-                <w:sz w:val="20"/>
-              </w:rPr>
-              <w:t>A-DEMO-004</w:t>
-            </w:r>
-          </w:p>
-        </w:tc>
-        <w:tc>
-          <w:tcPr>
-            <w:tcW w:type="dxa" w:w="2161"/>
-          </w:tcPr>
-          <w:p>
-            <w:r>
-              <w:rPr>
-                <w:sz w:val="20"/>
-              </w:rPr>
-              <w:t>/cancel</w:t>
-            </w:r>
-          </w:p>
-        </w:tc>
-        <w:tc>
-          <w:tcPr>
-            <w:tcW w:type="dxa" w:w="2161"/>
-          </w:tcPr>
-          <w:p>
-            <w:r>
-              <w:rPr>
-                <w:sz w:val="20"/>
-              </w:rPr>
-              <w:t>接口测试</w:t>
-            </w:r>
-          </w:p>
-        </w:tc>
-        <w:tc>
-          <w:tcPr>
-            <w:tcW w:type="dxa" w:w="2161"/>
-          </w:tcPr>
-          <w:p>
-            <w:r>
-              <w:rPr>
-                <w:sz w:val="20"/>
-              </w:rPr>
-              <w:t>通过</w:t>
+            <w:tcW w:type="dxa" w:w="1729"/>
+          </w:tcPr>
+          <w:p>
+            <w:r>
+              <w:rPr>
+                <w:sz w:val="20"/>
+              </w:rPr>
+              <w:t>测试人员</w:t>
+            </w:r>
+          </w:p>
+        </w:tc>
+        <w:tc>
+          <w:tcPr>
+            <w:tcW w:type="dxa" w:w="1729"/>
+          </w:tcPr>
+          <w:p>
+            <w:r>
+              <w:rPr>
+                <w:sz w:val="20"/>
+              </w:rPr>
+              <w:t>涂浚稷</w:t>
+            </w:r>
+          </w:p>
+        </w:tc>
+        <w:tc>
+          <w:tcPr>
+            <w:tcW w:type="dxa" w:w="1729"/>
+          </w:tcPr>
+          <w:p>
+            <w:r>
+              <w:rPr>
+                <w:sz w:val="20"/>
+              </w:rPr>
+              <w:t>测试日期</w:t>
+            </w:r>
+          </w:p>
+        </w:tc>
+        <w:tc>
+          <w:tcPr>
+            <w:tcW w:type="dxa" w:w="1729"/>
+          </w:tcPr>
+          <w:p>
+            <w:r>
+              <w:rPr>
+                <w:sz w:val="20"/>
+              </w:rPr>
+              <w:t>2026-07-07</w:t>
+            </w:r>
+          </w:p>
+        </w:tc>
+        <w:tc>
+          <w:tcPr>
+            <w:tcW w:type="dxa" w:w="1729"/>
+          </w:tcPr>
+          <w:p>
+            <w:r>
+              <w:rPr>
+                <w:sz w:val="20"/>
+              </w:rPr>
+              <w:t>2026-07-07</w:t>
             </w:r>
           </w:p>
         </w:tc>
@@ -385,46 +434,92 @@
       <w:tr>
         <w:tc>
           <w:tcPr>
-            <w:tcW w:type="dxa" w:w="2161"/>
-          </w:tcPr>
-          <w:p>
-            <w:r>
-              <w:rPr>
-                <w:sz w:val="20"/>
-              </w:rPr>
-              <w:t>A-DEMO-005</w:t>
-            </w:r>
-          </w:p>
-        </w:tc>
-        <w:tc>
-          <w:tcPr>
-            <w:tcW w:type="dxa" w:w="2161"/>
-          </w:tcPr>
-          <w:p>
-            <w:r>
-              <w:rPr>
-                <w:sz w:val="20"/>
-              </w:rPr>
-              <w:t>/process</w:t>
-            </w:r>
-          </w:p>
-        </w:tc>
-        <w:tc>
-          <w:tcPr>
-            <w:tcW w:type="dxa" w:w="2161"/>
-          </w:tcPr>
-          <w:p>
-            <w:r>
-              <w:rPr>
-                <w:sz w:val="20"/>
-              </w:rPr>
-              <w:t>接口测试</w:t>
-            </w:r>
-          </w:p>
-        </w:tc>
-        <w:tc>
-          <w:tcPr>
-            <w:tcW w:type="dxa" w:w="2161"/>
+            <w:tcW w:type="dxa" w:w="1729"/>
+          </w:tcPr>
+          <w:p>
+            <w:r>
+              <w:rPr>
+                <w:sz w:val="20"/>
+              </w:rPr>
+              <w:t>测试环境</w:t>
+            </w:r>
+          </w:p>
+        </w:tc>
+        <w:tc>
+          <w:tcPr>
+            <w:tcW w:type="dxa" w:w="1729"/>
+          </w:tcPr>
+          <w:p>
+            <w:r>
+              <w:rPr>
+                <w:sz w:val="20"/>
+              </w:rPr>
+              <w:t>Windows 11, Python 3.12, SpeechRecognition, vosk, pyaudio</w:t>
+            </w:r>
+          </w:p>
+        </w:tc>
+        <w:tc>
+          <w:tcPr>
+            <w:tcW w:type="dxa" w:w="1729"/>
+          </w:tcPr>
+          <w:p/>
+        </w:tc>
+        <w:tc>
+          <w:tcPr>
+            <w:tcW w:type="dxa" w:w="1729"/>
+          </w:tcPr>
+          <w:p/>
+        </w:tc>
+        <w:tc>
+          <w:tcPr>
+            <w:tcW w:type="dxa" w:w="1729"/>
+          </w:tcPr>
+          <w:p/>
+        </w:tc>
+      </w:tr>
+      <w:tr>
+        <w:tc>
+          <w:tcPr>
+            <w:tcW w:type="dxa" w:w="1729"/>
+          </w:tcPr>
+          <w:p>
+            <w:r>
+              <w:rPr>
+                <w:sz w:val="20"/>
+              </w:rPr>
+              <w:t>ASR-001</w:t>
+            </w:r>
+          </w:p>
+        </w:tc>
+        <w:tc>
+          <w:tcPr>
+            <w:tcW w:type="dxa" w:w="1729"/>
+          </w:tcPr>
+          <w:p>
+            <w:r>
+              <w:rPr>
+                <w:sz w:val="20"/>
+              </w:rPr>
+              <w:t>Vosk引擎初始化</w:t>
+            </w:r>
+          </w:p>
+        </w:tc>
+        <w:tc>
+          <w:tcPr>
+            <w:tcW w:type="dxa" w:w="1729"/>
+          </w:tcPr>
+          <w:p>
+            <w:r>
+              <w:rPr>
+                <w:sz w:val="20"/>
+              </w:rPr>
+              <w:t>功能测试</w:t>
+            </w:r>
+          </w:p>
+        </w:tc>
+        <w:tc>
+          <w:tcPr>
+            <w:tcW w:type="dxa" w:w="1729"/>
           </w:tcPr>
           <w:p>
             <w:r>
@@ -434,19 +529,336 @@
               <w:t>通过</w:t>
             </w:r>
           </w:p>
+        </w:tc>
+        <w:tc>
+          <w:tcPr>
+            <w:tcW w:type="dxa" w:w="1729"/>
+          </w:tcPr>
+          <w:p>
+            <w:r>
+              <w:rPr>
+                <w:sz w:val="20"/>
+              </w:rPr>
+              <w:t>Vosk离线引擎正确激活</w:t>
+            </w:r>
+          </w:p>
+        </w:tc>
+      </w:tr>
+      <w:tr>
+        <w:tc>
+          <w:tcPr>
+            <w:tcW w:type="dxa" w:w="1729"/>
+          </w:tcPr>
+          <w:p>
+            <w:r>
+              <w:rPr>
+                <w:sz w:val="20"/>
+              </w:rPr>
+              <w:t>ASR-002</w:t>
+            </w:r>
+          </w:p>
+        </w:tc>
+        <w:tc>
+          <w:tcPr>
+            <w:tcW w:type="dxa" w:w="1729"/>
+          </w:tcPr>
+          <w:p>
+            <w:r>
+              <w:rPr>
+                <w:sz w:val="20"/>
+              </w:rPr>
+              <w:t>Google降级</w:t>
+            </w:r>
+          </w:p>
+        </w:tc>
+        <w:tc>
+          <w:tcPr>
+            <w:tcW w:type="dxa" w:w="1729"/>
+          </w:tcPr>
+          <w:p>
+            <w:r>
+              <w:rPr>
+                <w:sz w:val="20"/>
+              </w:rPr>
+              <w:t>功能测试</w:t>
+            </w:r>
+          </w:p>
+        </w:tc>
+        <w:tc>
+          <w:tcPr>
+            <w:tcW w:type="dxa" w:w="1729"/>
+          </w:tcPr>
+          <w:p>
+            <w:r>
+              <w:rPr>
+                <w:sz w:val="20"/>
+              </w:rPr>
+              <w:t>通过</w:t>
+            </w:r>
+          </w:p>
+        </w:tc>
+        <w:tc>
+          <w:tcPr>
+            <w:tcW w:type="dxa" w:w="1729"/>
+          </w:tcPr>
+          <w:p>
+            <w:r>
+              <w:rPr>
+                <w:sz w:val="20"/>
+              </w:rPr>
+              <w:t>网络可用时自动降级Google在线</w:t>
+            </w:r>
+          </w:p>
+        </w:tc>
+      </w:tr>
+      <w:tr>
+        <w:tc>
+          <w:tcPr>
+            <w:tcW w:type="dxa" w:w="1729"/>
+          </w:tcPr>
+          <w:p>
+            <w:r>
+              <w:rPr>
+                <w:sz w:val="20"/>
+              </w:rPr>
+              <w:t>ASR-003</w:t>
+            </w:r>
+          </w:p>
+        </w:tc>
+        <w:tc>
+          <w:tcPr>
+            <w:tcW w:type="dxa" w:w="1729"/>
+          </w:tcPr>
+          <w:p>
+            <w:r>
+              <w:rPr>
+                <w:sz w:val="20"/>
+              </w:rPr>
+              <w:t>Mock兜底</w:t>
+            </w:r>
+          </w:p>
+        </w:tc>
+        <w:tc>
+          <w:tcPr>
+            <w:tcW w:type="dxa" w:w="1729"/>
+          </w:tcPr>
+          <w:p>
+            <w:r>
+              <w:rPr>
+                <w:sz w:val="20"/>
+              </w:rPr>
+              <w:t>功能测试</w:t>
+            </w:r>
+          </w:p>
+        </w:tc>
+        <w:tc>
+          <w:tcPr>
+            <w:tcW w:type="dxa" w:w="1729"/>
+          </w:tcPr>
+          <w:p>
+            <w:r>
+              <w:rPr>
+                <w:sz w:val="20"/>
+              </w:rPr>
+              <w:t>通过</w:t>
+            </w:r>
+          </w:p>
+        </w:tc>
+        <w:tc>
+          <w:tcPr>
+            <w:tcW w:type="dxa" w:w="1729"/>
+          </w:tcPr>
+          <w:p>
+            <w:r>
+              <w:rPr>
+                <w:sz w:val="20"/>
+              </w:rPr>
+              <w:t>无网无模型Mock模式生效</w:t>
+            </w:r>
+          </w:p>
+        </w:tc>
+      </w:tr>
+      <w:tr>
+        <w:tc>
+          <w:tcPr>
+            <w:tcW w:type="dxa" w:w="1729"/>
+          </w:tcPr>
+          <w:p>
+            <w:r>
+              <w:rPr>
+                <w:sz w:val="20"/>
+              </w:rPr>
+              <w:t>ASR-004</w:t>
+            </w:r>
+          </w:p>
+        </w:tc>
+        <w:tc>
+          <w:tcPr>
+            <w:tcW w:type="dxa" w:w="1729"/>
+          </w:tcPr>
+          <w:p>
+            <w:r>
+              <w:rPr>
+                <w:sz w:val="20"/>
+              </w:rPr>
+              <w:t>麦克风指定</w:t>
+            </w:r>
+          </w:p>
+        </w:tc>
+        <w:tc>
+          <w:tcPr>
+            <w:tcW w:type="dxa" w:w="1729"/>
+          </w:tcPr>
+          <w:p>
+            <w:r>
+              <w:rPr>
+                <w:sz w:val="20"/>
+              </w:rPr>
+              <w:t>功能测试</w:t>
+            </w:r>
+          </w:p>
+        </w:tc>
+        <w:tc>
+          <w:tcPr>
+            <w:tcW w:type="dxa" w:w="1729"/>
+          </w:tcPr>
+          <w:p>
+            <w:r>
+              <w:rPr>
+                <w:sz w:val="20"/>
+              </w:rPr>
+              <w:t>通过</w:t>
+            </w:r>
+          </w:p>
+        </w:tc>
+        <w:tc>
+          <w:tcPr>
+            <w:tcW w:type="dxa" w:w="1729"/>
+          </w:tcPr>
+          <w:p>
+            <w:r>
+              <w:rPr>
+                <w:sz w:val="20"/>
+              </w:rPr>
+              <w:t>microphone_index参数生效</w:t>
+            </w:r>
+          </w:p>
+        </w:tc>
+      </w:tr>
+      <w:tr>
+        <w:tc>
+          <w:tcPr>
+            <w:tcW w:type="dxa" w:w="1729"/>
+          </w:tcPr>
+          <w:p>
+            <w:r>
+              <w:rPr>
+                <w:sz w:val="20"/>
+              </w:rPr>
+              <w:t>ASR-005</w:t>
+            </w:r>
+          </w:p>
+        </w:tc>
+        <w:tc>
+          <w:tcPr>
+            <w:tcW w:type="dxa" w:w="1729"/>
+          </w:tcPr>
+          <w:p>
+            <w:r>
+              <w:rPr>
+                <w:sz w:val="20"/>
+              </w:rPr>
+              <w:t>录音转写</w:t>
+            </w:r>
+          </w:p>
+        </w:tc>
+        <w:tc>
+          <w:tcPr>
+            <w:tcW w:type="dxa" w:w="1729"/>
+          </w:tcPr>
+          <w:p>
+            <w:r>
+              <w:rPr>
+                <w:sz w:val="20"/>
+              </w:rPr>
+              <w:t>功能测试</w:t>
+            </w:r>
+          </w:p>
+        </w:tc>
+        <w:tc>
+          <w:tcPr>
+            <w:tcW w:type="dxa" w:w="1729"/>
+          </w:tcPr>
+          <w:p>
+            <w:r>
+              <w:rPr>
+                <w:sz w:val="20"/>
+              </w:rPr>
+              <w:t>通过</w:t>
+            </w:r>
+          </w:p>
+        </w:tc>
+        <w:tc>
+          <w:tcPr>
+            <w:tcW w:type="dxa" w:w="1729"/>
+          </w:tcPr>
+          <w:p>
+            <w:r>
+              <w:rPr>
+                <w:sz w:val="20"/>
+              </w:rPr>
+              <w:t>start→stop→transcript非空</w:t>
+            </w:r>
+          </w:p>
+        </w:tc>
+      </w:tr>
+      <w:tr>
+        <w:tc>
+          <w:tcPr>
+            <w:tcW w:type="dxa" w:w="1729"/>
+          </w:tcPr>
+          <w:p>
+            <w:r>
+              <w:rPr>
+                <w:sz w:val="20"/>
+              </w:rPr>
+              <w:t>测试结论</w:t>
+            </w:r>
+          </w:p>
+        </w:tc>
+        <w:tc>
+          <w:tcPr>
+            <w:tcW w:type="dxa" w:w="1729"/>
+          </w:tcPr>
+          <w:p>
+            <w:r>
+              <w:rPr>
+                <w:sz w:val="20"/>
+              </w:rPr>
+              <w:t>5项全部通过，ASR三级降级链正常工作。</w:t>
+            </w:r>
+          </w:p>
+        </w:tc>
+        <w:tc>
+          <w:tcPr>
+            <w:tcW w:type="dxa" w:w="1729"/>
+          </w:tcPr>
+          <w:p/>
+        </w:tc>
+        <w:tc>
+          <w:tcPr>
+            <w:tcW w:type="dxa" w:w="1729"/>
+          </w:tcPr>
+          <w:p/>
+        </w:tc>
+        <w:tc>
+          <w:tcPr>
+            <w:tcW w:type="dxa" w:w="1729"/>
+          </w:tcPr>
+          <w:p/>
         </w:tc>
       </w:tr>
     </w:tbl>
-    <w:p>
-      <w:pPr>
-        <w:ind w:firstLine="420"/>
-      </w:pPr>
-      <w:r>
-        <w:rPr>
-          <w:sz w:val="24"/>
-        </w:rPr>
-      </w:r>
-    </w:p>
     <w:p>
       <w:pPr>
         <w:ind w:firstLine="420"/>
@@ -466,18 +878,7 @@
           <w:b/>
           <w:sz w:val="32"/>
         </w:rPr>
-        <w:t>A端 — Admin管理(11)</w:t>
-      </w:r>
-    </w:p>
-    <w:p>
-      <w:pPr>
-        <w:ind w:firstLine="420"/>
-      </w:pPr>
-      <w:r>
-        <w:rPr>
-          <w:sz w:val="24"/>
-        </w:rPr>
-        <w:t>测试对象：new_JIMI/HAJIMI_UI/server/routes/admin.py</w:t>
+        <w:t>C-TTS 语音合成</w:t>
       </w:r>
     </w:p>
     <w:tbl>
@@ -487,65 +888,75 @@
         <w:tblLook w:firstColumn="1" w:firstRow="1" w:lastColumn="0" w:lastRow="0" w:noHBand="0" w:noVBand="1" w:val="04A0"/>
       </w:tblPr>
       <w:tblGrid>
-        <w:gridCol w:w="2161"/>
-        <w:gridCol w:w="2161"/>
-        <w:gridCol w:w="2161"/>
-        <w:gridCol w:w="2161"/>
+        <w:gridCol w:w="1729"/>
+        <w:gridCol w:w="1729"/>
+        <w:gridCol w:w="1729"/>
+        <w:gridCol w:w="1729"/>
+        <w:gridCol w:w="1729"/>
       </w:tblGrid>
       <w:tr>
         <w:tc>
           <w:tcPr>
-            <w:tcW w:type="dxa" w:w="2161"/>
-          </w:tcPr>
-          <w:p>
-            <w:r>
-              <w:rPr>
-                <w:b/>
-                <w:sz w:val="20"/>
-              </w:rPr>
-              <w:t>测试编号</w:t>
-            </w:r>
-          </w:p>
-        </w:tc>
-        <w:tc>
-          <w:tcPr>
-            <w:tcW w:type="dxa" w:w="2161"/>
-          </w:tcPr>
-          <w:p>
-            <w:r>
-              <w:rPr>
-                <w:b/>
-                <w:sz w:val="20"/>
-              </w:rPr>
-              <w:t>测试名称</w:t>
-            </w:r>
-          </w:p>
-        </w:tc>
-        <w:tc>
-          <w:tcPr>
-            <w:tcW w:type="dxa" w:w="2161"/>
-          </w:tcPr>
-          <w:p>
-            <w:r>
-              <w:rPr>
-                <w:b/>
-                <w:sz w:val="20"/>
-              </w:rPr>
-              <w:t>测试类型</w:t>
-            </w:r>
-          </w:p>
-        </w:tc>
-        <w:tc>
-          <w:tcPr>
-            <w:tcW w:type="dxa" w:w="2161"/>
-          </w:tcPr>
-          <w:p>
-            <w:r>
-              <w:rPr>
-                <w:b/>
-                <w:sz w:val="20"/>
-              </w:rPr>
-              <w:t>测试结果</w:t>
+            <w:tcW w:type="dxa" w:w="1729"/>
+          </w:tcPr>
+          <w:p>
+            <w:r>
+              <w:rPr>
+                <w:sz w:val="20"/>
+              </w:rPr>
+              <w:t>编码人</w:t>
+            </w:r>
+          </w:p>
+        </w:tc>
+        <w:tc>
+          <w:tcPr>
+            <w:tcW w:type="dxa" w:w="1729"/>
+          </w:tcPr>
+          <w:p>
+            <w:r>
+              <w:rPr>
+                <w:sz w:val="20"/>
+              </w:rPr>
+              <w:t>涂浚稷</w:t>
+            </w:r>
+          </w:p>
+        </w:tc>
+        <w:tc>
+          <w:tcPr>
+            <w:tcW w:type="dxa" w:w="1729"/>
+          </w:tcPr>
+          <w:p>
+            <w:r>
+              <w:rPr>
+                <w:sz w:val="20"/>
+              </w:rPr>
+              <w:t>编码时间</w:t>
+            </w:r>
+          </w:p>
+        </w:tc>
+        <w:tc>
+          <w:tcPr>
+            <w:tcW w:type="dxa" w:w="1729"/>
+          </w:tcPr>
+          <w:p>
+            <w:r>
+              <w:rPr>
+                <w:sz w:val="20"/>
+              </w:rPr>
+              <w:t>2026-07-01</w:t>
+            </w:r>
+          </w:p>
+        </w:tc>
+        <w:tc>
+          <w:tcPr>
+            <w:tcW w:type="dxa" w:w="1729"/>
+          </w:tcPr>
+          <w:p>
+            <w:r>
+              <w:rPr>
+                <w:sz w:val="20"/>
+              </w:rPr>
+              <w:t>2026-07-03</w:t>
             </w:r>
           </w:p>
         </w:tc>
@@ -553,46 +964,339 @@
       <w:tr>
         <w:tc>
           <w:tcPr>
-            <w:tcW w:type="dxa" w:w="2161"/>
-          </w:tcPr>
-          <w:p>
-            <w:r>
-              <w:rPr>
-                <w:sz w:val="20"/>
-              </w:rPr>
-              <w:t>A-ADM-001~011</w:t>
-            </w:r>
-          </w:p>
-        </w:tc>
-        <w:tc>
-          <w:tcPr>
-            <w:tcW w:type="dxa" w:w="2161"/>
-          </w:tcPr>
-          <w:p>
-            <w:r>
-              <w:rPr>
-                <w:sz w:val="20"/>
-              </w:rPr>
-              <w:t>11个管理端点</w:t>
-            </w:r>
-          </w:p>
-        </w:tc>
-        <w:tc>
-          <w:tcPr>
-            <w:tcW w:type="dxa" w:w="2161"/>
-          </w:tcPr>
-          <w:p>
-            <w:r>
-              <w:rPr>
-                <w:sz w:val="20"/>
-              </w:rPr>
-              <w:t>接口测试</w:t>
-            </w:r>
-          </w:p>
-        </w:tc>
-        <w:tc>
-          <w:tcPr>
-            <w:tcW w:type="dxa" w:w="2161"/>
+            <w:tcW w:type="dxa" w:w="1729"/>
+          </w:tcPr>
+          <w:p>
+            <w:r>
+              <w:rPr>
+                <w:sz w:val="20"/>
+              </w:rPr>
+              <w:t>模块名称</w:t>
+            </w:r>
+          </w:p>
+        </w:tc>
+        <w:tc>
+          <w:tcPr>
+            <w:tcW w:type="dxa" w:w="1729"/>
+          </w:tcPr>
+          <w:p>
+            <w:r>
+              <w:rPr>
+                <w:sz w:val="20"/>
+              </w:rPr>
+              <w:t>C-TTS 语音合成模块</w:t>
+            </w:r>
+          </w:p>
+        </w:tc>
+        <w:tc>
+          <w:tcPr>
+            <w:tcW w:type="dxa" w:w="1729"/>
+          </w:tcPr>
+          <w:p>
+            <w:r>
+              <w:rPr>
+                <w:sz w:val="20"/>
+              </w:rPr>
+              <w:t>测试类型</w:t>
+            </w:r>
+          </w:p>
+        </w:tc>
+        <w:tc>
+          <w:tcPr>
+            <w:tcW w:type="dxa" w:w="1729"/>
+          </w:tcPr>
+          <w:p>
+            <w:r>
+              <w:rPr>
+                <w:sz w:val="20"/>
+              </w:rPr>
+              <w:t>功能测试</w:t>
+            </w:r>
+          </w:p>
+        </w:tc>
+        <w:tc>
+          <w:tcPr>
+            <w:tcW w:type="dxa" w:w="1729"/>
+          </w:tcPr>
+          <w:p>
+            <w:r>
+              <w:rPr>
+                <w:sz w:val="20"/>
+              </w:rPr>
+              <w:t>功能测试</w:t>
+            </w:r>
+          </w:p>
+        </w:tc>
+      </w:tr>
+      <w:tr>
+        <w:tc>
+          <w:tcPr>
+            <w:tcW w:type="dxa" w:w="1729"/>
+          </w:tcPr>
+          <w:p>
+            <w:r>
+              <w:rPr>
+                <w:sz w:val="20"/>
+              </w:rPr>
+              <w:t>计划提交QA日期</w:t>
+            </w:r>
+          </w:p>
+        </w:tc>
+        <w:tc>
+          <w:tcPr>
+            <w:tcW w:type="dxa" w:w="1729"/>
+          </w:tcPr>
+          <w:p>
+            <w:r>
+              <w:rPr>
+                <w:sz w:val="20"/>
+              </w:rPr>
+              <w:t>2026-07-07</w:t>
+            </w:r>
+          </w:p>
+        </w:tc>
+        <w:tc>
+          <w:tcPr>
+            <w:tcW w:type="dxa" w:w="1729"/>
+          </w:tcPr>
+          <w:p>
+            <w:r>
+              <w:rPr>
+                <w:sz w:val="20"/>
+              </w:rPr>
+              <w:t>代码实际完成日期</w:t>
+            </w:r>
+          </w:p>
+        </w:tc>
+        <w:tc>
+          <w:tcPr>
+            <w:tcW w:type="dxa" w:w="1729"/>
+          </w:tcPr>
+          <w:p>
+            <w:r>
+              <w:rPr>
+                <w:sz w:val="20"/>
+              </w:rPr>
+              <w:t>2026-07-01</w:t>
+            </w:r>
+          </w:p>
+        </w:tc>
+        <w:tc>
+          <w:tcPr>
+            <w:tcW w:type="dxa" w:w="1729"/>
+          </w:tcPr>
+          <w:p/>
+        </w:tc>
+      </w:tr>
+      <w:tr>
+        <w:tc>
+          <w:tcPr>
+            <w:tcW w:type="dxa" w:w="1729"/>
+          </w:tcPr>
+          <w:p>
+            <w:r>
+              <w:rPr>
+                <w:sz w:val="20"/>
+              </w:rPr>
+              <w:t>实际提交QA日期</w:t>
+            </w:r>
+          </w:p>
+        </w:tc>
+        <w:tc>
+          <w:tcPr>
+            <w:tcW w:type="dxa" w:w="1729"/>
+          </w:tcPr>
+          <w:p>
+            <w:r>
+              <w:rPr>
+                <w:sz w:val="20"/>
+              </w:rPr>
+              <w:t>2026-07-07</w:t>
+            </w:r>
+          </w:p>
+        </w:tc>
+        <w:tc>
+          <w:tcPr>
+            <w:tcW w:type="dxa" w:w="1729"/>
+          </w:tcPr>
+          <w:p>
+            <w:r>
+              <w:rPr>
+                <w:sz w:val="20"/>
+              </w:rPr>
+              <w:t>QA测试完成日期</w:t>
+            </w:r>
+          </w:p>
+        </w:tc>
+        <w:tc>
+          <w:tcPr>
+            <w:tcW w:type="dxa" w:w="1729"/>
+          </w:tcPr>
+          <w:p>
+            <w:r>
+              <w:rPr>
+                <w:sz w:val="20"/>
+              </w:rPr>
+              <w:t>2026-07-07</w:t>
+            </w:r>
+          </w:p>
+        </w:tc>
+        <w:tc>
+          <w:tcPr>
+            <w:tcW w:type="dxa" w:w="1729"/>
+          </w:tcPr>
+          <w:p/>
+        </w:tc>
+      </w:tr>
+      <w:tr>
+        <w:tc>
+          <w:tcPr>
+            <w:tcW w:type="dxa" w:w="1729"/>
+          </w:tcPr>
+          <w:p>
+            <w:r>
+              <w:rPr>
+                <w:sz w:val="20"/>
+              </w:rPr>
+              <w:t>测试人员</w:t>
+            </w:r>
+          </w:p>
+        </w:tc>
+        <w:tc>
+          <w:tcPr>
+            <w:tcW w:type="dxa" w:w="1729"/>
+          </w:tcPr>
+          <w:p>
+            <w:r>
+              <w:rPr>
+                <w:sz w:val="20"/>
+              </w:rPr>
+              <w:t>涂浚稷</w:t>
+            </w:r>
+          </w:p>
+        </w:tc>
+        <w:tc>
+          <w:tcPr>
+            <w:tcW w:type="dxa" w:w="1729"/>
+          </w:tcPr>
+          <w:p>
+            <w:r>
+              <w:rPr>
+                <w:sz w:val="20"/>
+              </w:rPr>
+              <w:t>测试日期</w:t>
+            </w:r>
+          </w:p>
+        </w:tc>
+        <w:tc>
+          <w:tcPr>
+            <w:tcW w:type="dxa" w:w="1729"/>
+          </w:tcPr>
+          <w:p>
+            <w:r>
+              <w:rPr>
+                <w:sz w:val="20"/>
+              </w:rPr>
+              <w:t>2026-07-07</w:t>
+            </w:r>
+          </w:p>
+        </w:tc>
+        <w:tc>
+          <w:tcPr>
+            <w:tcW w:type="dxa" w:w="1729"/>
+          </w:tcPr>
+          <w:p/>
+        </w:tc>
+      </w:tr>
+      <w:tr>
+        <w:tc>
+          <w:tcPr>
+            <w:tcW w:type="dxa" w:w="1729"/>
+          </w:tcPr>
+          <w:p>
+            <w:r>
+              <w:rPr>
+                <w:sz w:val="20"/>
+              </w:rPr>
+              <w:t>测试环境</w:t>
+            </w:r>
+          </w:p>
+        </w:tc>
+        <w:tc>
+          <w:tcPr>
+            <w:tcW w:type="dxa" w:w="1729"/>
+          </w:tcPr>
+          <w:p>
+            <w:r>
+              <w:rPr>
+                <w:sz w:val="20"/>
+              </w:rPr>
+              <w:t>Windows 11, Python 3.12, pyttsx3, 微软慧慧中文语音</w:t>
+            </w:r>
+          </w:p>
+        </w:tc>
+        <w:tc>
+          <w:tcPr>
+            <w:tcW w:type="dxa" w:w="1729"/>
+          </w:tcPr>
+          <w:p/>
+        </w:tc>
+        <w:tc>
+          <w:tcPr>
+            <w:tcW w:type="dxa" w:w="1729"/>
+          </w:tcPr>
+          <w:p/>
+        </w:tc>
+        <w:tc>
+          <w:tcPr>
+            <w:tcW w:type="dxa" w:w="1729"/>
+          </w:tcPr>
+          <w:p/>
+        </w:tc>
+      </w:tr>
+      <w:tr>
+        <w:tc>
+          <w:tcPr>
+            <w:tcW w:type="dxa" w:w="1729"/>
+          </w:tcPr>
+          <w:p>
+            <w:r>
+              <w:rPr>
+                <w:sz w:val="20"/>
+              </w:rPr>
+              <w:t>TTS-001</w:t>
+            </w:r>
+          </w:p>
+        </w:tc>
+        <w:tc>
+          <w:tcPr>
+            <w:tcW w:type="dxa" w:w="1729"/>
+          </w:tcPr>
+          <w:p>
+            <w:r>
+              <w:rPr>
+                <w:sz w:val="20"/>
+              </w:rPr>
+              <w:t>引擎初始化</w:t>
+            </w:r>
+          </w:p>
+        </w:tc>
+        <w:tc>
+          <w:tcPr>
+            <w:tcW w:type="dxa" w:w="1729"/>
+          </w:tcPr>
+          <w:p>
+            <w:r>
+              <w:rPr>
+                <w:sz w:val="20"/>
+              </w:rPr>
+              <w:t>功能测试</w:t>
+            </w:r>
+          </w:p>
+        </w:tc>
+        <w:tc>
+          <w:tcPr>
+            <w:tcW w:type="dxa" w:w="1729"/>
           </w:tcPr>
           <w:p>
             <w:r>
@@ -602,19 +1306,269 @@
               <w:t>通过</w:t>
             </w:r>
           </w:p>
+        </w:tc>
+        <w:tc>
+          <w:tcPr>
+            <w:tcW w:type="dxa" w:w="1729"/>
+          </w:tcPr>
+          <w:p>
+            <w:r>
+              <w:rPr>
+                <w:sz w:val="20"/>
+              </w:rPr>
+              <w:t>pyttsx3正确初始化</w:t>
+            </w:r>
+          </w:p>
+        </w:tc>
+      </w:tr>
+      <w:tr>
+        <w:tc>
+          <w:tcPr>
+            <w:tcW w:type="dxa" w:w="1729"/>
+          </w:tcPr>
+          <w:p>
+            <w:r>
+              <w:rPr>
+                <w:sz w:val="20"/>
+              </w:rPr>
+              <w:t>TTS-002</w:t>
+            </w:r>
+          </w:p>
+        </w:tc>
+        <w:tc>
+          <w:tcPr>
+            <w:tcW w:type="dxa" w:w="1729"/>
+          </w:tcPr>
+          <w:p>
+            <w:r>
+              <w:rPr>
+                <w:sz w:val="20"/>
+              </w:rPr>
+              <w:t>单条播报</w:t>
+            </w:r>
+          </w:p>
+        </w:tc>
+        <w:tc>
+          <w:tcPr>
+            <w:tcW w:type="dxa" w:w="1729"/>
+          </w:tcPr>
+          <w:p>
+            <w:r>
+              <w:rPr>
+                <w:sz w:val="20"/>
+              </w:rPr>
+              <w:t>功能测试</w:t>
+            </w:r>
+          </w:p>
+        </w:tc>
+        <w:tc>
+          <w:tcPr>
+            <w:tcW w:type="dxa" w:w="1729"/>
+          </w:tcPr>
+          <w:p>
+            <w:r>
+              <w:rPr>
+                <w:sz w:val="20"/>
+              </w:rPr>
+              <w:t>通过</w:t>
+            </w:r>
+          </w:p>
+        </w:tc>
+        <w:tc>
+          <w:tcPr>
+            <w:tcW w:type="dxa" w:w="1729"/>
+          </w:tcPr>
+          <w:p>
+            <w:r>
+              <w:rPr>
+                <w:sz w:val="20"/>
+              </w:rPr>
+              <w:t>PLAYING→COMPLETED状态链</w:t>
+            </w:r>
+          </w:p>
+        </w:tc>
+      </w:tr>
+      <w:tr>
+        <w:tc>
+          <w:tcPr>
+            <w:tcW w:type="dxa" w:w="1729"/>
+          </w:tcPr>
+          <w:p>
+            <w:r>
+              <w:rPr>
+                <w:sz w:val="20"/>
+              </w:rPr>
+              <w:t>TTS-003</w:t>
+            </w:r>
+          </w:p>
+        </w:tc>
+        <w:tc>
+          <w:tcPr>
+            <w:tcW w:type="dxa" w:w="1729"/>
+          </w:tcPr>
+          <w:p>
+            <w:r>
+              <w:rPr>
+                <w:sz w:val="20"/>
+              </w:rPr>
+              <w:t>FIFO队列</w:t>
+            </w:r>
+          </w:p>
+        </w:tc>
+        <w:tc>
+          <w:tcPr>
+            <w:tcW w:type="dxa" w:w="1729"/>
+          </w:tcPr>
+          <w:p>
+            <w:r>
+              <w:rPr>
+                <w:sz w:val="20"/>
+              </w:rPr>
+              <w:t>功能测试</w:t>
+            </w:r>
+          </w:p>
+        </w:tc>
+        <w:tc>
+          <w:tcPr>
+            <w:tcW w:type="dxa" w:w="1729"/>
+          </w:tcPr>
+          <w:p>
+            <w:r>
+              <w:rPr>
+                <w:sz w:val="20"/>
+              </w:rPr>
+              <w:t>通过</w:t>
+            </w:r>
+          </w:p>
+        </w:tc>
+        <w:tc>
+          <w:tcPr>
+            <w:tcW w:type="dxa" w:w="1729"/>
+          </w:tcPr>
+          <w:p>
+            <w:r>
+              <w:rPr>
+                <w:sz w:val="20"/>
+              </w:rPr>
+              <w:t>3条按入队顺序播放</w:t>
+            </w:r>
+          </w:p>
+        </w:tc>
+      </w:tr>
+      <w:tr>
+        <w:tc>
+          <w:tcPr>
+            <w:tcW w:type="dxa" w:w="1729"/>
+          </w:tcPr>
+          <w:p>
+            <w:r>
+              <w:rPr>
+                <w:sz w:val="20"/>
+              </w:rPr>
+              <w:t>TTS-004</w:t>
+            </w:r>
+          </w:p>
+        </w:tc>
+        <w:tc>
+          <w:tcPr>
+            <w:tcW w:type="dxa" w:w="1729"/>
+          </w:tcPr>
+          <w:p>
+            <w:r>
+              <w:rPr>
+                <w:sz w:val="20"/>
+              </w:rPr>
+              <w:t>优先级打断</w:t>
+            </w:r>
+          </w:p>
+        </w:tc>
+        <w:tc>
+          <w:tcPr>
+            <w:tcW w:type="dxa" w:w="1729"/>
+          </w:tcPr>
+          <w:p>
+            <w:r>
+              <w:rPr>
+                <w:sz w:val="20"/>
+              </w:rPr>
+              <w:t>功能测试</w:t>
+            </w:r>
+          </w:p>
+        </w:tc>
+        <w:tc>
+          <w:tcPr>
+            <w:tcW w:type="dxa" w:w="1729"/>
+          </w:tcPr>
+          <w:p>
+            <w:r>
+              <w:rPr>
+                <w:sz w:val="20"/>
+              </w:rPr>
+              <w:t>通过</w:t>
+            </w:r>
+          </w:p>
+        </w:tc>
+        <w:tc>
+          <w:tcPr>
+            <w:tcW w:type="dxa" w:w="1729"/>
+          </w:tcPr>
+          <w:p>
+            <w:r>
+              <w:rPr>
+                <w:sz w:val="20"/>
+              </w:rPr>
+              <w:t>高优先级interrupt_current生效</w:t>
+            </w:r>
+          </w:p>
+        </w:tc>
+      </w:tr>
+      <w:tr>
+        <w:tc>
+          <w:tcPr>
+            <w:tcW w:type="dxa" w:w="1729"/>
+          </w:tcPr>
+          <w:p>
+            <w:r>
+              <w:rPr>
+                <w:sz w:val="20"/>
+              </w:rPr>
+              <w:t>测试结论</w:t>
+            </w:r>
+          </w:p>
+        </w:tc>
+        <w:tc>
+          <w:tcPr>
+            <w:tcW w:type="dxa" w:w="1729"/>
+          </w:tcPr>
+          <w:p>
+            <w:r>
+              <w:rPr>
+                <w:sz w:val="20"/>
+              </w:rPr>
+              <w:t>4项全部通过，TTS优先队列播报正常。</w:t>
+            </w:r>
+          </w:p>
+        </w:tc>
+        <w:tc>
+          <w:tcPr>
+            <w:tcW w:type="dxa" w:w="1729"/>
+          </w:tcPr>
+          <w:p/>
+        </w:tc>
+        <w:tc>
+          <w:tcPr>
+            <w:tcW w:type="dxa" w:w="1729"/>
+          </w:tcPr>
+          <w:p/>
+        </w:tc>
+        <w:tc>
+          <w:tcPr>
+            <w:tcW w:type="dxa" w:w="1729"/>
+          </w:tcPr>
+          <w:p/>
         </w:tc>
       </w:tr>
     </w:tbl>
-    <w:p>
-      <w:pPr>
-        <w:ind w:firstLine="420"/>
-      </w:pPr>
-      <w:r>
-        <w:rPr>
-          <w:sz w:val="24"/>
-        </w:rPr>
-      </w:r>
-    </w:p>
     <w:p>
       <w:pPr>
         <w:ind w:firstLine="420"/>
@@ -634,18 +1588,7 @@
           <w:b/>
           <w:sz w:val="32"/>
         </w:rPr>
-        <w:t>A端 — 审计/配置/认证/流/监控(7)</w:t>
-      </w:r>
-    </w:p>
-    <w:p>
-      <w:pPr>
-        <w:ind w:firstLine="420"/>
-      </w:pPr>
-      <w:r>
-        <w:rPr>
-          <w:sz w:val="24"/>
-        </w:rPr>
-        <w:t>测试对象：new_JIMI/HAJIMI_UI/server/routes/</w:t>
+        <w:t>C-审计代理</w:t>
       </w:r>
     </w:p>
     <w:tbl>
@@ -655,65 +1598,75 @@
         <w:tblLook w:firstColumn="1" w:firstRow="1" w:lastColumn="0" w:lastRow="0" w:noHBand="0" w:noVBand="1" w:val="04A0"/>
       </w:tblPr>
       <w:tblGrid>
-        <w:gridCol w:w="2161"/>
-        <w:gridCol w:w="2161"/>
-        <w:gridCol w:w="2161"/>
-        <w:gridCol w:w="2161"/>
+        <w:gridCol w:w="1729"/>
+        <w:gridCol w:w="1729"/>
+        <w:gridCol w:w="1729"/>
+        <w:gridCol w:w="1729"/>
+        <w:gridCol w:w="1729"/>
       </w:tblGrid>
       <w:tr>
         <w:tc>
           <w:tcPr>
-            <w:tcW w:type="dxa" w:w="2161"/>
-          </w:tcPr>
-          <w:p>
-            <w:r>
-              <w:rPr>
-                <w:b/>
-                <w:sz w:val="20"/>
-              </w:rPr>
-              <w:t>测试编号</w:t>
-            </w:r>
-          </w:p>
-        </w:tc>
-        <w:tc>
-          <w:tcPr>
-            <w:tcW w:type="dxa" w:w="2161"/>
-          </w:tcPr>
-          <w:p>
-            <w:r>
-              <w:rPr>
-                <w:b/>
-                <w:sz w:val="20"/>
-              </w:rPr>
-              <w:t>测试名称</w:t>
-            </w:r>
-          </w:p>
-        </w:tc>
-        <w:tc>
-          <w:tcPr>
-            <w:tcW w:type="dxa" w:w="2161"/>
-          </w:tcPr>
-          <w:p>
-            <w:r>
-              <w:rPr>
-                <w:b/>
-                <w:sz w:val="20"/>
-              </w:rPr>
-              <w:t>测试类型</w:t>
-            </w:r>
-          </w:p>
-        </w:tc>
-        <w:tc>
-          <w:tcPr>
-            <w:tcW w:type="dxa" w:w="2161"/>
-          </w:tcPr>
-          <w:p>
-            <w:r>
-              <w:rPr>
-                <w:b/>
-                <w:sz w:val="20"/>
-              </w:rPr>
-              <w:t>测试结果</w:t>
+            <w:tcW w:type="dxa" w:w="1729"/>
+          </w:tcPr>
+          <w:p>
+            <w:r>
+              <w:rPr>
+                <w:sz w:val="20"/>
+              </w:rPr>
+              <w:t>编码人</w:t>
+            </w:r>
+          </w:p>
+        </w:tc>
+        <w:tc>
+          <w:tcPr>
+            <w:tcW w:type="dxa" w:w="1729"/>
+          </w:tcPr>
+          <w:p>
+            <w:r>
+              <w:rPr>
+                <w:sz w:val="20"/>
+              </w:rPr>
+              <w:t>涂浚稷</w:t>
+            </w:r>
+          </w:p>
+        </w:tc>
+        <w:tc>
+          <w:tcPr>
+            <w:tcW w:type="dxa" w:w="1729"/>
+          </w:tcPr>
+          <w:p>
+            <w:r>
+              <w:rPr>
+                <w:sz w:val="20"/>
+              </w:rPr>
+              <w:t>编码时间</w:t>
+            </w:r>
+          </w:p>
+        </w:tc>
+        <w:tc>
+          <w:tcPr>
+            <w:tcW w:type="dxa" w:w="1729"/>
+          </w:tcPr>
+          <w:p>
+            <w:r>
+              <w:rPr>
+                <w:sz w:val="20"/>
+              </w:rPr>
+              <w:t>2026-07-02</w:t>
+            </w:r>
+          </w:p>
+        </w:tc>
+        <w:tc>
+          <w:tcPr>
+            <w:tcW w:type="dxa" w:w="1729"/>
+          </w:tcPr>
+          <w:p>
+            <w:r>
+              <w:rPr>
+                <w:sz w:val="20"/>
+              </w:rPr>
+              <w:t>2026-07-06</w:t>
             </w:r>
           </w:p>
         </w:tc>
@@ -721,33 +1674,453 @@
       <w:tr>
         <w:tc>
           <w:tcPr>
-            <w:tcW w:type="dxa" w:w="2161"/>
-          </w:tcPr>
-          <w:p>
-            <w:r>
-              <w:rPr>
-                <w:sz w:val="20"/>
-              </w:rPr>
-              <w:t>A-AUD/CFG/AUTH/FLW/MON</w:t>
-            </w:r>
-          </w:p>
-        </w:tc>
-        <w:tc>
-          <w:tcPr>
-            <w:tcW w:type="dxa" w:w="2161"/>
-          </w:tcPr>
-          <w:p>
-            <w:r>
-              <w:rPr>
-                <w:sz w:val="20"/>
-              </w:rPr>
-              <w:t>7个支撑端点</w:t>
-            </w:r>
-          </w:p>
-        </w:tc>
-        <w:tc>
-          <w:tcPr>
-            <w:tcW w:type="dxa" w:w="2161"/>
+            <w:tcW w:type="dxa" w:w="1729"/>
+          </w:tcPr>
+          <w:p>
+            <w:r>
+              <w:rPr>
+                <w:sz w:val="20"/>
+              </w:rPr>
+              <w:t>模块名称</w:t>
+            </w:r>
+          </w:p>
+        </w:tc>
+        <w:tc>
+          <w:tcPr>
+            <w:tcW w:type="dxa" w:w="1729"/>
+          </w:tcPr>
+          <w:p>
+            <w:r>
+              <w:rPr>
+                <w:sz w:val="20"/>
+              </w:rPr>
+              <w:t>C-审计代理模块</w:t>
+            </w:r>
+          </w:p>
+        </w:tc>
+        <w:tc>
+          <w:tcPr>
+            <w:tcW w:type="dxa" w:w="1729"/>
+          </w:tcPr>
+          <w:p>
+            <w:r>
+              <w:rPr>
+                <w:sz w:val="20"/>
+              </w:rPr>
+              <w:t>测试类型</w:t>
+            </w:r>
+          </w:p>
+        </w:tc>
+        <w:tc>
+          <w:tcPr>
+            <w:tcW w:type="dxa" w:w="1729"/>
+          </w:tcPr>
+          <w:p>
+            <w:r>
+              <w:rPr>
+                <w:sz w:val="20"/>
+              </w:rPr>
+              <w:t>功能+接口测试</w:t>
+            </w:r>
+          </w:p>
+        </w:tc>
+        <w:tc>
+          <w:tcPr>
+            <w:tcW w:type="dxa" w:w="1729"/>
+          </w:tcPr>
+          <w:p/>
+        </w:tc>
+      </w:tr>
+      <w:tr>
+        <w:tc>
+          <w:tcPr>
+            <w:tcW w:type="dxa" w:w="1729"/>
+          </w:tcPr>
+          <w:p>
+            <w:r>
+              <w:rPr>
+                <w:sz w:val="20"/>
+              </w:rPr>
+              <w:t>计划提交QA日期</w:t>
+            </w:r>
+          </w:p>
+        </w:tc>
+        <w:tc>
+          <w:tcPr>
+            <w:tcW w:type="dxa" w:w="1729"/>
+          </w:tcPr>
+          <w:p>
+            <w:r>
+              <w:rPr>
+                <w:sz w:val="20"/>
+              </w:rPr>
+              <w:t>2026-07-07</w:t>
+            </w:r>
+          </w:p>
+        </w:tc>
+        <w:tc>
+          <w:tcPr>
+            <w:tcW w:type="dxa" w:w="1729"/>
+          </w:tcPr>
+          <w:p>
+            <w:r>
+              <w:rPr>
+                <w:sz w:val="20"/>
+              </w:rPr>
+              <w:t>代码实际完成日期</w:t>
+            </w:r>
+          </w:p>
+        </w:tc>
+        <w:tc>
+          <w:tcPr>
+            <w:tcW w:type="dxa" w:w="1729"/>
+          </w:tcPr>
+          <w:p>
+            <w:r>
+              <w:rPr>
+                <w:sz w:val="20"/>
+              </w:rPr>
+              <w:t>2026-07-02</w:t>
+            </w:r>
+          </w:p>
+        </w:tc>
+        <w:tc>
+          <w:tcPr>
+            <w:tcW w:type="dxa" w:w="1729"/>
+          </w:tcPr>
+          <w:p/>
+        </w:tc>
+      </w:tr>
+      <w:tr>
+        <w:tc>
+          <w:tcPr>
+            <w:tcW w:type="dxa" w:w="1729"/>
+          </w:tcPr>
+          <w:p>
+            <w:r>
+              <w:rPr>
+                <w:sz w:val="20"/>
+              </w:rPr>
+              <w:t>实际提交QA日期</w:t>
+            </w:r>
+          </w:p>
+        </w:tc>
+        <w:tc>
+          <w:tcPr>
+            <w:tcW w:type="dxa" w:w="1729"/>
+          </w:tcPr>
+          <w:p>
+            <w:r>
+              <w:rPr>
+                <w:sz w:val="20"/>
+              </w:rPr>
+              <w:t>2026-07-07</w:t>
+            </w:r>
+          </w:p>
+        </w:tc>
+        <w:tc>
+          <w:tcPr>
+            <w:tcW w:type="dxa" w:w="1729"/>
+          </w:tcPr>
+          <w:p>
+            <w:r>
+              <w:rPr>
+                <w:sz w:val="20"/>
+              </w:rPr>
+              <w:t>QA测试完成日期</w:t>
+            </w:r>
+          </w:p>
+        </w:tc>
+        <w:tc>
+          <w:tcPr>
+            <w:tcW w:type="dxa" w:w="1729"/>
+          </w:tcPr>
+          <w:p>
+            <w:r>
+              <w:rPr>
+                <w:sz w:val="20"/>
+              </w:rPr>
+              <w:t>2026-07-07</w:t>
+            </w:r>
+          </w:p>
+        </w:tc>
+        <w:tc>
+          <w:tcPr>
+            <w:tcW w:type="dxa" w:w="1729"/>
+          </w:tcPr>
+          <w:p/>
+        </w:tc>
+      </w:tr>
+      <w:tr>
+        <w:tc>
+          <w:tcPr>
+            <w:tcW w:type="dxa" w:w="1729"/>
+          </w:tcPr>
+          <w:p>
+            <w:r>
+              <w:rPr>
+                <w:sz w:val="20"/>
+              </w:rPr>
+              <w:t>测试人员</w:t>
+            </w:r>
+          </w:p>
+        </w:tc>
+        <w:tc>
+          <w:tcPr>
+            <w:tcW w:type="dxa" w:w="1729"/>
+          </w:tcPr>
+          <w:p>
+            <w:r>
+              <w:rPr>
+                <w:sz w:val="20"/>
+              </w:rPr>
+              <w:t>涂浚稷</w:t>
+            </w:r>
+          </w:p>
+        </w:tc>
+        <w:tc>
+          <w:tcPr>
+            <w:tcW w:type="dxa" w:w="1729"/>
+          </w:tcPr>
+          <w:p>
+            <w:r>
+              <w:rPr>
+                <w:sz w:val="20"/>
+              </w:rPr>
+              <w:t>测试日期</w:t>
+            </w:r>
+          </w:p>
+        </w:tc>
+        <w:tc>
+          <w:tcPr>
+            <w:tcW w:type="dxa" w:w="1729"/>
+          </w:tcPr>
+          <w:p>
+            <w:r>
+              <w:rPr>
+                <w:sz w:val="20"/>
+              </w:rPr>
+              <w:t>2026-07-07</w:t>
+            </w:r>
+          </w:p>
+        </w:tc>
+        <w:tc>
+          <w:tcPr>
+            <w:tcW w:type="dxa" w:w="1729"/>
+          </w:tcPr>
+          <w:p/>
+        </w:tc>
+      </w:tr>
+      <w:tr>
+        <w:tc>
+          <w:tcPr>
+            <w:tcW w:type="dxa" w:w="1729"/>
+          </w:tcPr>
+          <w:p>
+            <w:r>
+              <w:rPr>
+                <w:sz w:val="20"/>
+              </w:rPr>
+              <w:t>测试环境</w:t>
+            </w:r>
+          </w:p>
+        </w:tc>
+        <w:tc>
+          <w:tcPr>
+            <w:tcW w:type="dxa" w:w="1729"/>
+          </w:tcPr>
+          <w:p>
+            <w:r>
+              <w:rPr>
+                <w:sz w:val="20"/>
+              </w:rPr>
+              <w:t>Windows 11, Python 3.12, SQLite WAL, httpx, Mock HTTP Server</w:t>
+            </w:r>
+          </w:p>
+        </w:tc>
+        <w:tc>
+          <w:tcPr>
+            <w:tcW w:type="dxa" w:w="1729"/>
+          </w:tcPr>
+          <w:p/>
+        </w:tc>
+        <w:tc>
+          <w:tcPr>
+            <w:tcW w:type="dxa" w:w="1729"/>
+          </w:tcPr>
+          <w:p/>
+        </w:tc>
+        <w:tc>
+          <w:tcPr>
+            <w:tcW w:type="dxa" w:w="1729"/>
+          </w:tcPr>
+          <w:p/>
+        </w:tc>
+      </w:tr>
+      <w:tr>
+        <w:tc>
+          <w:tcPr>
+            <w:tcW w:type="dxa" w:w="1729"/>
+          </w:tcPr>
+          <w:p>
+            <w:r>
+              <w:rPr>
+                <w:sz w:val="20"/>
+              </w:rPr>
+              <w:t>AUD-001</w:t>
+            </w:r>
+          </w:p>
+        </w:tc>
+        <w:tc>
+          <w:tcPr>
+            <w:tcW w:type="dxa" w:w="1729"/>
+          </w:tcPr>
+          <w:p>
+            <w:r>
+              <w:rPr>
+                <w:sz w:val="20"/>
+              </w:rPr>
+              <w:t>6类脱敏</w:t>
+            </w:r>
+          </w:p>
+        </w:tc>
+        <w:tc>
+          <w:tcPr>
+            <w:tcW w:type="dxa" w:w="1729"/>
+          </w:tcPr>
+          <w:p>
+            <w:r>
+              <w:rPr>
+                <w:sz w:val="20"/>
+              </w:rPr>
+              <w:t>功能测试</w:t>
+            </w:r>
+          </w:p>
+        </w:tc>
+        <w:tc>
+          <w:tcPr>
+            <w:tcW w:type="dxa" w:w="1729"/>
+          </w:tcPr>
+          <w:p>
+            <w:r>
+              <w:rPr>
+                <w:sz w:val="20"/>
+              </w:rPr>
+              <w:t>通过</w:t>
+            </w:r>
+          </w:p>
+        </w:tc>
+        <w:tc>
+          <w:tcPr>
+            <w:tcW w:type="dxa" w:w="1729"/>
+          </w:tcPr>
+          <w:p>
+            <w:r>
+              <w:rPr>
+                <w:sz w:val="20"/>
+              </w:rPr>
+              <w:t>密码/Key/路径/手机/邮箱/身份证</w:t>
+            </w:r>
+          </w:p>
+        </w:tc>
+      </w:tr>
+      <w:tr>
+        <w:tc>
+          <w:tcPr>
+            <w:tcW w:type="dxa" w:w="1729"/>
+          </w:tcPr>
+          <w:p>
+            <w:r>
+              <w:rPr>
+                <w:sz w:val="20"/>
+              </w:rPr>
+              <w:t>AUD-002</w:t>
+            </w:r>
+          </w:p>
+        </w:tc>
+        <w:tc>
+          <w:tcPr>
+            <w:tcW w:type="dxa" w:w="1729"/>
+          </w:tcPr>
+          <w:p>
+            <w:r>
+              <w:rPr>
+                <w:sz w:val="20"/>
+              </w:rPr>
+              <w:t>SQLite入队</w:t>
+            </w:r>
+          </w:p>
+        </w:tc>
+        <w:tc>
+          <w:tcPr>
+            <w:tcW w:type="dxa" w:w="1729"/>
+          </w:tcPr>
+          <w:p>
+            <w:r>
+              <w:rPr>
+                <w:sz w:val="20"/>
+              </w:rPr>
+              <w:t>功能测试</w:t>
+            </w:r>
+          </w:p>
+        </w:tc>
+        <w:tc>
+          <w:tcPr>
+            <w:tcW w:type="dxa" w:w="1729"/>
+          </w:tcPr>
+          <w:p>
+            <w:r>
+              <w:rPr>
+                <w:sz w:val="20"/>
+              </w:rPr>
+              <w:t>通过</w:t>
+            </w:r>
+          </w:p>
+        </w:tc>
+        <w:tc>
+          <w:tcPr>
+            <w:tcW w:type="dxa" w:w="1729"/>
+          </w:tcPr>
+          <w:p>
+            <w:r>
+              <w:rPr>
+                <w:sz w:val="20"/>
+              </w:rPr>
+              <w:t>WAL模式正确写入</w:t>
+            </w:r>
+          </w:p>
+        </w:tc>
+      </w:tr>
+      <w:tr>
+        <w:tc>
+          <w:tcPr>
+            <w:tcW w:type="dxa" w:w="1729"/>
+          </w:tcPr>
+          <w:p>
+            <w:r>
+              <w:rPr>
+                <w:sz w:val="20"/>
+              </w:rPr>
+              <w:t>AUD-003</w:t>
+            </w:r>
+          </w:p>
+        </w:tc>
+        <w:tc>
+          <w:tcPr>
+            <w:tcW w:type="dxa" w:w="1729"/>
+          </w:tcPr>
+          <w:p>
+            <w:r>
+              <w:rPr>
+                <w:sz w:val="20"/>
+              </w:rPr>
+              <w:t>批量上报</w:t>
+            </w:r>
+          </w:p>
+        </w:tc>
+        <w:tc>
+          <w:tcPr>
+            <w:tcW w:type="dxa" w:w="1729"/>
           </w:tcPr>
           <w:p>
             <w:r>
@@ -760,7 +2133,7 @@
         </w:tc>
         <w:tc>
           <w:tcPr>
-            <w:tcW w:type="dxa" w:w="2161"/>
+            <w:tcW w:type="dxa" w:w="1729"/>
           </w:tcPr>
           <w:p>
             <w:r>
@@ -770,19 +2143,202 @@
               <w:t>通过</w:t>
             </w:r>
           </w:p>
+        </w:tc>
+        <w:tc>
+          <w:tcPr>
+            <w:tcW w:type="dxa" w:w="1729"/>
+          </w:tcPr>
+          <w:p>
+            <w:r>
+              <w:rPr>
+                <w:sz w:val="20"/>
+              </w:rPr>
+              <w:t>POST→received&gt;=1→本地清空</w:t>
+            </w:r>
+          </w:p>
+        </w:tc>
+      </w:tr>
+      <w:tr>
+        <w:tc>
+          <w:tcPr>
+            <w:tcW w:type="dxa" w:w="1729"/>
+          </w:tcPr>
+          <w:p>
+            <w:r>
+              <w:rPr>
+                <w:sz w:val="20"/>
+              </w:rPr>
+              <w:t>AUD-004</w:t>
+            </w:r>
+          </w:p>
+        </w:tc>
+        <w:tc>
+          <w:tcPr>
+            <w:tcW w:type="dxa" w:w="1729"/>
+          </w:tcPr>
+          <w:p>
+            <w:r>
+              <w:rPr>
+                <w:sz w:val="20"/>
+              </w:rPr>
+              <w:t>500重试</w:t>
+            </w:r>
+          </w:p>
+        </w:tc>
+        <w:tc>
+          <w:tcPr>
+            <w:tcW w:type="dxa" w:w="1729"/>
+          </w:tcPr>
+          <w:p>
+            <w:r>
+              <w:rPr>
+                <w:sz w:val="20"/>
+              </w:rPr>
+              <w:t>异常测试</w:t>
+            </w:r>
+          </w:p>
+        </w:tc>
+        <w:tc>
+          <w:tcPr>
+            <w:tcW w:type="dxa" w:w="1729"/>
+          </w:tcPr>
+          <w:p>
+            <w:r>
+              <w:rPr>
+                <w:sz w:val="20"/>
+              </w:rPr>
+              <w:t>通过</w:t>
+            </w:r>
+          </w:p>
+        </w:tc>
+        <w:tc>
+          <w:tcPr>
+            <w:tcW w:type="dxa" w:w="1729"/>
+          </w:tcPr>
+          <w:p>
+            <w:r>
+              <w:rPr>
+                <w:sz w:val="20"/>
+              </w:rPr>
+              <w:t>服务器500→记录保留队列</w:t>
+            </w:r>
+          </w:p>
+        </w:tc>
+      </w:tr>
+      <w:tr>
+        <w:tc>
+          <w:tcPr>
+            <w:tcW w:type="dxa" w:w="1729"/>
+          </w:tcPr>
+          <w:p>
+            <w:r>
+              <w:rPr>
+                <w:sz w:val="20"/>
+              </w:rPr>
+              <w:t>AUD-005</w:t>
+            </w:r>
+          </w:p>
+        </w:tc>
+        <w:tc>
+          <w:tcPr>
+            <w:tcW w:type="dxa" w:w="1729"/>
+          </w:tcPr>
+          <w:p>
+            <w:r>
+              <w:rPr>
+                <w:sz w:val="20"/>
+              </w:rPr>
+              <w:t>单独反馈</w:t>
+            </w:r>
+          </w:p>
+        </w:tc>
+        <w:tc>
+          <w:tcPr>
+            <w:tcW w:type="dxa" w:w="1729"/>
+          </w:tcPr>
+          <w:p>
+            <w:r>
+              <w:rPr>
+                <w:sz w:val="20"/>
+              </w:rPr>
+              <w:t>接口测试</w:t>
+            </w:r>
+          </w:p>
+        </w:tc>
+        <w:tc>
+          <w:tcPr>
+            <w:tcW w:type="dxa" w:w="1729"/>
+          </w:tcPr>
+          <w:p>
+            <w:r>
+              <w:rPr>
+                <w:sz w:val="20"/>
+              </w:rPr>
+              <w:t>通过</w:t>
+            </w:r>
+          </w:p>
+        </w:tc>
+        <w:tc>
+          <w:tcPr>
+            <w:tcW w:type="dxa" w:w="1729"/>
+          </w:tcPr>
+          <w:p>
+            <w:r>
+              <w:rPr>
+                <w:sz w:val="20"/>
+              </w:rPr>
+              <w:t>send_feedback→received=true</w:t>
+            </w:r>
+          </w:p>
+        </w:tc>
+      </w:tr>
+      <w:tr>
+        <w:tc>
+          <w:tcPr>
+            <w:tcW w:type="dxa" w:w="1729"/>
+          </w:tcPr>
+          <w:p>
+            <w:r>
+              <w:rPr>
+                <w:sz w:val="20"/>
+              </w:rPr>
+              <w:t>测试结论</w:t>
+            </w:r>
+          </w:p>
+        </w:tc>
+        <w:tc>
+          <w:tcPr>
+            <w:tcW w:type="dxa" w:w="1729"/>
+          </w:tcPr>
+          <w:p>
+            <w:r>
+              <w:rPr>
+                <w:sz w:val="20"/>
+              </w:rPr>
+              <w:t>5项全部通过，6类隐私脱敏全部生效，批量上报机制正常。</w:t>
+            </w:r>
+          </w:p>
+        </w:tc>
+        <w:tc>
+          <w:tcPr>
+            <w:tcW w:type="dxa" w:w="1729"/>
+          </w:tcPr>
+          <w:p/>
+        </w:tc>
+        <w:tc>
+          <w:tcPr>
+            <w:tcW w:type="dxa" w:w="1729"/>
+          </w:tcPr>
+          <w:p/>
+        </w:tc>
+        <w:tc>
+          <w:tcPr>
+            <w:tcW w:type="dxa" w:w="1729"/>
+          </w:tcPr>
+          <w:p/>
         </w:tc>
       </w:tr>
     </w:tbl>
-    <w:p>
-      <w:pPr>
-        <w:ind w:firstLine="420"/>
-      </w:pPr>
-      <w:r>
-        <w:rPr>
-          <w:sz w:val="24"/>
-        </w:rPr>
-      </w:r>
-    </w:p>
     <w:p>
       <w:pPr>
         <w:ind w:firstLine="420"/>
@@ -802,18 +2358,7 @@
           <w:b/>
           <w:sz w:val="32"/>
         </w:rPr>
-        <w:t>B端 — B端专属(7)</w:t>
-      </w:r>
-    </w:p>
-    <w:p>
-      <w:pPr>
-        <w:ind w:firstLine="420"/>
-      </w:pPr>
-      <w:r>
-        <w:rPr>
-          <w:sz w:val="24"/>
-        </w:rPr>
-        <w:t>测试对象：HAJIMI_UI/server/routes/demo.py</w:t>
+        <w:t>C-配置轮询</w:t>
       </w:r>
     </w:p>
     <w:tbl>
@@ -823,65 +2368,75 @@
         <w:tblLook w:firstColumn="1" w:firstRow="1" w:lastColumn="0" w:lastRow="0" w:noHBand="0" w:noVBand="1" w:val="04A0"/>
       </w:tblPr>
       <w:tblGrid>
-        <w:gridCol w:w="2161"/>
-        <w:gridCol w:w="2161"/>
-        <w:gridCol w:w="2161"/>
-        <w:gridCol w:w="2161"/>
+        <w:gridCol w:w="1729"/>
+        <w:gridCol w:w="1729"/>
+        <w:gridCol w:w="1729"/>
+        <w:gridCol w:w="1729"/>
+        <w:gridCol w:w="1729"/>
       </w:tblGrid>
       <w:tr>
         <w:tc>
           <w:tcPr>
-            <w:tcW w:type="dxa" w:w="2161"/>
-          </w:tcPr>
-          <w:p>
-            <w:r>
-              <w:rPr>
-                <w:b/>
-                <w:sz w:val="20"/>
-              </w:rPr>
-              <w:t>测试编号</w:t>
-            </w:r>
-          </w:p>
-        </w:tc>
-        <w:tc>
-          <w:tcPr>
-            <w:tcW w:type="dxa" w:w="2161"/>
-          </w:tcPr>
-          <w:p>
-            <w:r>
-              <w:rPr>
-                <w:b/>
-                <w:sz w:val="20"/>
-              </w:rPr>
-              <w:t>测试名称</w:t>
-            </w:r>
-          </w:p>
-        </w:tc>
-        <w:tc>
-          <w:tcPr>
-            <w:tcW w:type="dxa" w:w="2161"/>
-          </w:tcPr>
-          <w:p>
-            <w:r>
-              <w:rPr>
-                <w:b/>
-                <w:sz w:val="20"/>
-              </w:rPr>
-              <w:t>测试类型</w:t>
-            </w:r>
-          </w:p>
-        </w:tc>
-        <w:tc>
-          <w:tcPr>
-            <w:tcW w:type="dxa" w:w="2161"/>
-          </w:tcPr>
-          <w:p>
-            <w:r>
-              <w:rPr>
-                <w:b/>
-                <w:sz w:val="20"/>
-              </w:rPr>
-              <w:t>测试结果</w:t>
+            <w:tcW w:type="dxa" w:w="1729"/>
+          </w:tcPr>
+          <w:p>
+            <w:r>
+              <w:rPr>
+                <w:sz w:val="20"/>
+              </w:rPr>
+              <w:t>编码人</w:t>
+            </w:r>
+          </w:p>
+        </w:tc>
+        <w:tc>
+          <w:tcPr>
+            <w:tcW w:type="dxa" w:w="1729"/>
+          </w:tcPr>
+          <w:p>
+            <w:r>
+              <w:rPr>
+                <w:sz w:val="20"/>
+              </w:rPr>
+              <w:t>涂浚稷</w:t>
+            </w:r>
+          </w:p>
+        </w:tc>
+        <w:tc>
+          <w:tcPr>
+            <w:tcW w:type="dxa" w:w="1729"/>
+          </w:tcPr>
+          <w:p>
+            <w:r>
+              <w:rPr>
+                <w:sz w:val="20"/>
+              </w:rPr>
+              <w:t>编码时间</w:t>
+            </w:r>
+          </w:p>
+        </w:tc>
+        <w:tc>
+          <w:tcPr>
+            <w:tcW w:type="dxa" w:w="1729"/>
+          </w:tcPr>
+          <w:p>
+            <w:r>
+              <w:rPr>
+                <w:sz w:val="20"/>
+              </w:rPr>
+              <w:t>2026-07-02</w:t>
+            </w:r>
+          </w:p>
+        </w:tc>
+        <w:tc>
+          <w:tcPr>
+            <w:tcW w:type="dxa" w:w="1729"/>
+          </w:tcPr>
+          <w:p>
+            <w:r>
+              <w:rPr>
+                <w:sz w:val="20"/>
+              </w:rPr>
+              <w:t>2026-07-06</w:t>
             </w:r>
           </w:p>
         </w:tc>
@@ -889,316 +2444,332 @@
       <w:tr>
         <w:tc>
           <w:tcPr>
-            <w:tcW w:type="dxa" w:w="2161"/>
-          </w:tcPr>
-          <w:p>
-            <w:r>
-              <w:rPr>
-                <w:sz w:val="20"/>
-              </w:rPr>
-              <w:t>B-DEMO-001</w:t>
-            </w:r>
-          </w:p>
-        </w:tc>
-        <w:tc>
-          <w:tcPr>
-            <w:tcW w:type="dxa" w:w="2161"/>
-          </w:tcPr>
-          <w:p>
-            <w:r>
-              <w:rPr>
-                <w:sz w:val="20"/>
-              </w:rPr>
-              <w:t>health/live</w:t>
-            </w:r>
-          </w:p>
-        </w:tc>
-        <w:tc>
-          <w:tcPr>
-            <w:tcW w:type="dxa" w:w="2161"/>
-          </w:tcPr>
-          <w:p>
-            <w:r>
-              <w:rPr>
-                <w:sz w:val="20"/>
-              </w:rPr>
-              <w:t>接口测试</w:t>
-            </w:r>
-          </w:p>
-        </w:tc>
-        <w:tc>
-          <w:tcPr>
-            <w:tcW w:type="dxa" w:w="2161"/>
-          </w:tcPr>
-          <w:p>
-            <w:r>
-              <w:rPr>
-                <w:sz w:val="20"/>
-              </w:rPr>
-              <w:t>通过</w:t>
-            </w:r>
-          </w:p>
+            <w:tcW w:type="dxa" w:w="1729"/>
+          </w:tcPr>
+          <w:p>
+            <w:r>
+              <w:rPr>
+                <w:sz w:val="20"/>
+              </w:rPr>
+              <w:t>模块名称</w:t>
+            </w:r>
+          </w:p>
+        </w:tc>
+        <w:tc>
+          <w:tcPr>
+            <w:tcW w:type="dxa" w:w="1729"/>
+          </w:tcPr>
+          <w:p>
+            <w:r>
+              <w:rPr>
+                <w:sz w:val="20"/>
+              </w:rPr>
+              <w:t>C-配置轮询模块</w:t>
+            </w:r>
+          </w:p>
+        </w:tc>
+        <w:tc>
+          <w:tcPr>
+            <w:tcW w:type="dxa" w:w="1729"/>
+          </w:tcPr>
+          <w:p>
+            <w:r>
+              <w:rPr>
+                <w:sz w:val="20"/>
+              </w:rPr>
+              <w:t>测试类型</w:t>
+            </w:r>
+          </w:p>
+        </w:tc>
+        <w:tc>
+          <w:tcPr>
+            <w:tcW w:type="dxa" w:w="1729"/>
+          </w:tcPr>
+          <w:p>
+            <w:r>
+              <w:rPr>
+                <w:sz w:val="20"/>
+              </w:rPr>
+              <w:t>功能测试</w:t>
+            </w:r>
+          </w:p>
+        </w:tc>
+        <w:tc>
+          <w:tcPr>
+            <w:tcW w:type="dxa" w:w="1729"/>
+          </w:tcPr>
+          <w:p/>
         </w:tc>
       </w:tr>
       <w:tr>
         <w:tc>
           <w:tcPr>
-            <w:tcW w:type="dxa" w:w="2161"/>
-          </w:tcPr>
-          <w:p>
-            <w:r>
-              <w:rPr>
-                <w:sz w:val="20"/>
-              </w:rPr>
-              <w:t>B-DEMO-002</w:t>
-            </w:r>
-          </w:p>
-        </w:tc>
-        <w:tc>
-          <w:tcPr>
-            <w:tcW w:type="dxa" w:w="2161"/>
-          </w:tcPr>
-          <w:p>
-            <w:r>
-              <w:rPr>
-                <w:sz w:val="20"/>
-              </w:rPr>
-              <w:t>/inspect</w:t>
-            </w:r>
-          </w:p>
-        </w:tc>
-        <w:tc>
-          <w:tcPr>
-            <w:tcW w:type="dxa" w:w="2161"/>
-          </w:tcPr>
-          <w:p>
-            <w:r>
-              <w:rPr>
-                <w:sz w:val="20"/>
-              </w:rPr>
-              <w:t>接口测试</w:t>
-            </w:r>
-          </w:p>
-        </w:tc>
-        <w:tc>
-          <w:tcPr>
-            <w:tcW w:type="dxa" w:w="2161"/>
-          </w:tcPr>
-          <w:p>
-            <w:r>
-              <w:rPr>
-                <w:sz w:val="20"/>
-              </w:rPr>
-              <w:t>通过</w:t>
-            </w:r>
-          </w:p>
+            <w:tcW w:type="dxa" w:w="1729"/>
+          </w:tcPr>
+          <w:p>
+            <w:r>
+              <w:rPr>
+                <w:sz w:val="20"/>
+              </w:rPr>
+              <w:t>计划提交QA日期</w:t>
+            </w:r>
+          </w:p>
+        </w:tc>
+        <w:tc>
+          <w:tcPr>
+            <w:tcW w:type="dxa" w:w="1729"/>
+          </w:tcPr>
+          <w:p>
+            <w:r>
+              <w:rPr>
+                <w:sz w:val="20"/>
+              </w:rPr>
+              <w:t>2026-07-07</w:t>
+            </w:r>
+          </w:p>
+        </w:tc>
+        <w:tc>
+          <w:tcPr>
+            <w:tcW w:type="dxa" w:w="1729"/>
+          </w:tcPr>
+          <w:p>
+            <w:r>
+              <w:rPr>
+                <w:sz w:val="20"/>
+              </w:rPr>
+              <w:t>代码实际完成日期</w:t>
+            </w:r>
+          </w:p>
+        </w:tc>
+        <w:tc>
+          <w:tcPr>
+            <w:tcW w:type="dxa" w:w="1729"/>
+          </w:tcPr>
+          <w:p>
+            <w:r>
+              <w:rPr>
+                <w:sz w:val="20"/>
+              </w:rPr>
+              <w:t>2026-07-02</w:t>
+            </w:r>
+          </w:p>
+        </w:tc>
+        <w:tc>
+          <w:tcPr>
+            <w:tcW w:type="dxa" w:w="1729"/>
+          </w:tcPr>
+          <w:p/>
         </w:tc>
       </w:tr>
       <w:tr>
         <w:tc>
           <w:tcPr>
-            <w:tcW w:type="dxa" w:w="2161"/>
-          </w:tcPr>
-          <w:p>
-            <w:r>
-              <w:rPr>
-                <w:sz w:val="20"/>
-              </w:rPr>
-              <w:t>B-DEMO-003</w:t>
-            </w:r>
-          </w:p>
-        </w:tc>
-        <w:tc>
-          <w:tcPr>
-            <w:tcW w:type="dxa" w:w="2161"/>
-          </w:tcPr>
-          <w:p>
-            <w:r>
-              <w:rPr>
-                <w:sz w:val="20"/>
-              </w:rPr>
-              <w:t>/step</w:t>
-            </w:r>
-          </w:p>
-        </w:tc>
-        <w:tc>
-          <w:tcPr>
-            <w:tcW w:type="dxa" w:w="2161"/>
-          </w:tcPr>
-          <w:p>
-            <w:r>
-              <w:rPr>
-                <w:sz w:val="20"/>
-              </w:rPr>
-              <w:t>接口测试</w:t>
-            </w:r>
-          </w:p>
-        </w:tc>
-        <w:tc>
-          <w:tcPr>
-            <w:tcW w:type="dxa" w:w="2161"/>
-          </w:tcPr>
-          <w:p>
-            <w:r>
-              <w:rPr>
-                <w:sz w:val="20"/>
-              </w:rPr>
-              <w:t>通过</w:t>
-            </w:r>
-          </w:p>
+            <w:tcW w:type="dxa" w:w="1729"/>
+          </w:tcPr>
+          <w:p>
+            <w:r>
+              <w:rPr>
+                <w:sz w:val="20"/>
+              </w:rPr>
+              <w:t>实际提交QA日期</w:t>
+            </w:r>
+          </w:p>
+        </w:tc>
+        <w:tc>
+          <w:tcPr>
+            <w:tcW w:type="dxa" w:w="1729"/>
+          </w:tcPr>
+          <w:p>
+            <w:r>
+              <w:rPr>
+                <w:sz w:val="20"/>
+              </w:rPr>
+              <w:t>2026-07-07</w:t>
+            </w:r>
+          </w:p>
+        </w:tc>
+        <w:tc>
+          <w:tcPr>
+            <w:tcW w:type="dxa" w:w="1729"/>
+          </w:tcPr>
+          <w:p>
+            <w:r>
+              <w:rPr>
+                <w:sz w:val="20"/>
+              </w:rPr>
+              <w:t>QA测试完成日期</w:t>
+            </w:r>
+          </w:p>
+        </w:tc>
+        <w:tc>
+          <w:tcPr>
+            <w:tcW w:type="dxa" w:w="1729"/>
+          </w:tcPr>
+          <w:p>
+            <w:r>
+              <w:rPr>
+                <w:sz w:val="20"/>
+              </w:rPr>
+              <w:t>2026-07-07</w:t>
+            </w:r>
+          </w:p>
+        </w:tc>
+        <w:tc>
+          <w:tcPr>
+            <w:tcW w:type="dxa" w:w="1729"/>
+          </w:tcPr>
+          <w:p/>
         </w:tc>
       </w:tr>
       <w:tr>
         <w:tc>
           <w:tcPr>
-            <w:tcW w:type="dxa" w:w="2161"/>
-          </w:tcPr>
-          <w:p>
-            <w:r>
-              <w:rPr>
-                <w:sz w:val="20"/>
-              </w:rPr>
-              <w:t>B-DEMO-004</w:t>
-            </w:r>
-          </w:p>
-        </w:tc>
-        <w:tc>
-          <w:tcPr>
-            <w:tcW w:type="dxa" w:w="2161"/>
-          </w:tcPr>
-          <w:p>
-            <w:r>
-              <w:rPr>
-                <w:sz w:val="20"/>
-              </w:rPr>
-              <w:t>/locate</w:t>
-            </w:r>
-          </w:p>
-        </w:tc>
-        <w:tc>
-          <w:tcPr>
-            <w:tcW w:type="dxa" w:w="2161"/>
-          </w:tcPr>
-          <w:p>
-            <w:r>
-              <w:rPr>
-                <w:sz w:val="20"/>
-              </w:rPr>
-              <w:t>接口测试</w:t>
-            </w:r>
-          </w:p>
-        </w:tc>
-        <w:tc>
-          <w:tcPr>
-            <w:tcW w:type="dxa" w:w="2161"/>
-          </w:tcPr>
-          <w:p>
-            <w:r>
-              <w:rPr>
-                <w:sz w:val="20"/>
-              </w:rPr>
-              <w:t>通过</w:t>
-            </w:r>
-          </w:p>
+            <w:tcW w:type="dxa" w:w="1729"/>
+          </w:tcPr>
+          <w:p>
+            <w:r>
+              <w:rPr>
+                <w:sz w:val="20"/>
+              </w:rPr>
+              <w:t>测试人员</w:t>
+            </w:r>
+          </w:p>
+        </w:tc>
+        <w:tc>
+          <w:tcPr>
+            <w:tcW w:type="dxa" w:w="1729"/>
+          </w:tcPr>
+          <w:p>
+            <w:r>
+              <w:rPr>
+                <w:sz w:val="20"/>
+              </w:rPr>
+              <w:t>涂浚稷</w:t>
+            </w:r>
+          </w:p>
+        </w:tc>
+        <w:tc>
+          <w:tcPr>
+            <w:tcW w:type="dxa" w:w="1729"/>
+          </w:tcPr>
+          <w:p>
+            <w:r>
+              <w:rPr>
+                <w:sz w:val="20"/>
+              </w:rPr>
+              <w:t>测试日期</w:t>
+            </w:r>
+          </w:p>
+        </w:tc>
+        <w:tc>
+          <w:tcPr>
+            <w:tcW w:type="dxa" w:w="1729"/>
+          </w:tcPr>
+          <w:p>
+            <w:r>
+              <w:rPr>
+                <w:sz w:val="20"/>
+              </w:rPr>
+              <w:t>2026-07-07</w:t>
+            </w:r>
+          </w:p>
+        </w:tc>
+        <w:tc>
+          <w:tcPr>
+            <w:tcW w:type="dxa" w:w="1729"/>
+          </w:tcPr>
+          <w:p/>
         </w:tc>
       </w:tr>
       <w:tr>
         <w:tc>
           <w:tcPr>
-            <w:tcW w:type="dxa" w:w="2161"/>
-          </w:tcPr>
-          <w:p>
-            <w:r>
-              <w:rPr>
-                <w:sz w:val="20"/>
-              </w:rPr>
-              <w:t>B-DEMO-005</w:t>
-            </w:r>
-          </w:p>
-        </w:tc>
-        <w:tc>
-          <w:tcPr>
-            <w:tcW w:type="dxa" w:w="2161"/>
-          </w:tcPr>
-          <w:p>
-            <w:r>
-              <w:rPr>
-                <w:sz w:val="20"/>
-              </w:rPr>
-              <w:t>/relocate</w:t>
-            </w:r>
-          </w:p>
-        </w:tc>
-        <w:tc>
-          <w:tcPr>
-            <w:tcW w:type="dxa" w:w="2161"/>
-          </w:tcPr>
-          <w:p>
-            <w:r>
-              <w:rPr>
-                <w:sz w:val="20"/>
-              </w:rPr>
-              <w:t>接口测试</w:t>
-            </w:r>
-          </w:p>
-        </w:tc>
-        <w:tc>
-          <w:tcPr>
-            <w:tcW w:type="dxa" w:w="2161"/>
-          </w:tcPr>
-          <w:p>
-            <w:r>
-              <w:rPr>
-                <w:sz w:val="20"/>
-              </w:rPr>
-              <w:t>通过</w:t>
-            </w:r>
-          </w:p>
+            <w:tcW w:type="dxa" w:w="1729"/>
+          </w:tcPr>
+          <w:p>
+            <w:r>
+              <w:rPr>
+                <w:sz w:val="20"/>
+              </w:rPr>
+              <w:t>测试环境</w:t>
+            </w:r>
+          </w:p>
+        </w:tc>
+        <w:tc>
+          <w:tcPr>
+            <w:tcW w:type="dxa" w:w="1729"/>
+          </w:tcPr>
+          <w:p>
+            <w:r>
+              <w:rPr>
+                <w:sz w:val="20"/>
+              </w:rPr>
+              <w:t>Windows 11, Python 3.12, httpx</w:t>
+            </w:r>
+          </w:p>
+        </w:tc>
+        <w:tc>
+          <w:tcPr>
+            <w:tcW w:type="dxa" w:w="1729"/>
+          </w:tcPr>
+          <w:p/>
+        </w:tc>
+        <w:tc>
+          <w:tcPr>
+            <w:tcW w:type="dxa" w:w="1729"/>
+          </w:tcPr>
+          <w:p/>
+        </w:tc>
+        <w:tc>
+          <w:tcPr>
+            <w:tcW w:type="dxa" w:w="1729"/>
+          </w:tcPr>
+          <w:p/>
         </w:tc>
       </w:tr>
       <w:tr>
         <w:tc>
           <w:tcPr>
-            <w:tcW w:type="dxa" w:w="2161"/>
-          </w:tcPr>
-          <w:p>
-            <w:r>
-              <w:rPr>
-                <w:sz w:val="20"/>
-              </w:rPr>
-              <w:t>B-DEMO-006</w:t>
-            </w:r>
-          </w:p>
-        </w:tc>
-        <w:tc>
-          <w:tcPr>
-            <w:tcW w:type="dxa" w:w="2161"/>
-          </w:tcPr>
-          <w:p>
-            <w:r>
-              <w:rPr>
-                <w:sz w:val="20"/>
-              </w:rPr>
-              <w:t>/clarify</w:t>
-            </w:r>
-          </w:p>
-        </w:tc>
-        <w:tc>
-          <w:tcPr>
-            <w:tcW w:type="dxa" w:w="2161"/>
-          </w:tcPr>
-          <w:p>
-            <w:r>
-              <w:rPr>
-                <w:sz w:val="20"/>
-              </w:rPr>
-              <w:t>接口测试</w:t>
-            </w:r>
-          </w:p>
-        </w:tc>
-        <w:tc>
-          <w:tcPr>
-            <w:tcW w:type="dxa" w:w="2161"/>
+            <w:tcW w:type="dxa" w:w="1729"/>
+          </w:tcPr>
+          <w:p>
+            <w:r>
+              <w:rPr>
+                <w:sz w:val="20"/>
+              </w:rPr>
+              <w:t>CFG-001</w:t>
+            </w:r>
+          </w:p>
+        </w:tc>
+        <w:tc>
+          <w:tcPr>
+            <w:tcW w:type="dxa" w:w="1729"/>
+          </w:tcPr>
+          <w:p>
+            <w:r>
+              <w:rPr>
+                <w:sz w:val="20"/>
+              </w:rPr>
+              <w:t>间隔保护</w:t>
+            </w:r>
+          </w:p>
+        </w:tc>
+        <w:tc>
+          <w:tcPr>
+            <w:tcW w:type="dxa" w:w="1729"/>
+          </w:tcPr>
+          <w:p>
+            <w:r>
+              <w:rPr>
+                <w:sz w:val="20"/>
+              </w:rPr>
+              <w:t>边界测试</w:t>
+            </w:r>
+          </w:p>
+        </w:tc>
+        <w:tc>
+          <w:tcPr>
+            <w:tcW w:type="dxa" w:w="1729"/>
           </w:tcPr>
           <w:p>
             <w:r>
@@ -1206,6 +2777,19 @@
                 <w:sz w:val="20"/>
               </w:rPr>
               <w:t>通过</w:t>
+            </w:r>
+          </w:p>
+        </w:tc>
+        <w:tc>
+          <w:tcPr>
+            <w:tcW w:type="dxa" w:w="1729"/>
+          </w:tcPr>
+          <w:p>
+            <w:r>
+              <w:rPr>
+                <w:sz w:val="20"/>
+              </w:rPr>
+              <w:t>下限3→5,上限2000→1440</w:t>
             </w:r>
           </w:p>
         </w:tc>
@@ -1213,46 +2797,46 @@
       <w:tr>
         <w:tc>
           <w:tcPr>
-            <w:tcW w:type="dxa" w:w="2161"/>
-          </w:tcPr>
-          <w:p>
-            <w:r>
-              <w:rPr>
-                <w:sz w:val="20"/>
-              </w:rPr>
-              <w:t>B-DEMO-007</w:t>
-            </w:r>
-          </w:p>
-        </w:tc>
-        <w:tc>
-          <w:tcPr>
-            <w:tcW w:type="dxa" w:w="2161"/>
-          </w:tcPr>
-          <w:p>
-            <w:r>
-              <w:rPr>
-                <w:sz w:val="20"/>
-              </w:rPr>
-              <w:t>/report</w:t>
-            </w:r>
-          </w:p>
-        </w:tc>
-        <w:tc>
-          <w:tcPr>
-            <w:tcW w:type="dxa" w:w="2161"/>
-          </w:tcPr>
-          <w:p>
-            <w:r>
-              <w:rPr>
-                <w:sz w:val="20"/>
-              </w:rPr>
-              <w:t>接口测试</w:t>
-            </w:r>
-          </w:p>
-        </w:tc>
-        <w:tc>
-          <w:tcPr>
-            <w:tcW w:type="dxa" w:w="2161"/>
+            <w:tcW w:type="dxa" w:w="1729"/>
+          </w:tcPr>
+          <w:p>
+            <w:r>
+              <w:rPr>
+                <w:sz w:val="20"/>
+              </w:rPr>
+              <w:t>CFG-002</w:t>
+            </w:r>
+          </w:p>
+        </w:tc>
+        <w:tc>
+          <w:tcPr>
+            <w:tcW w:type="dxa" w:w="1729"/>
+          </w:tcPr>
+          <w:p>
+            <w:r>
+              <w:rPr>
+                <w:sz w:val="20"/>
+              </w:rPr>
+              <w:t>离线降级</w:t>
+            </w:r>
+          </w:p>
+        </w:tc>
+        <w:tc>
+          <w:tcPr>
+            <w:tcW w:type="dxa" w:w="1729"/>
+          </w:tcPr>
+          <w:p>
+            <w:r>
+              <w:rPr>
+                <w:sz w:val="20"/>
+              </w:rPr>
+              <w:t>异常测试</w:t>
+            </w:r>
+          </w:p>
+        </w:tc>
+        <w:tc>
+          <w:tcPr>
+            <w:tcW w:type="dxa" w:w="1729"/>
           </w:tcPr>
           <w:p>
             <w:r>
@@ -1262,19 +2846,135 @@
               <w:t>通过</w:t>
             </w:r>
           </w:p>
+        </w:tc>
+        <w:tc>
+          <w:tcPr>
+            <w:tcW w:type="dxa" w:w="1729"/>
+          </w:tcPr>
+          <w:p>
+            <w:r>
+              <w:rPr>
+                <w:sz w:val="20"/>
+              </w:rPr>
+              <w:t>服务端不可达→返回None不崩溃</w:t>
+            </w:r>
+          </w:p>
+        </w:tc>
+      </w:tr>
+      <w:tr>
+        <w:tc>
+          <w:tcPr>
+            <w:tcW w:type="dxa" w:w="1729"/>
+          </w:tcPr>
+          <w:p>
+            <w:r>
+              <w:rPr>
+                <w:sz w:val="20"/>
+              </w:rPr>
+              <w:t>CFG-003</w:t>
+            </w:r>
+          </w:p>
+        </w:tc>
+        <w:tc>
+          <w:tcPr>
+            <w:tcW w:type="dxa" w:w="1729"/>
+          </w:tcPr>
+          <w:p>
+            <w:r>
+              <w:rPr>
+                <w:sz w:val="20"/>
+              </w:rPr>
+              <w:t>变更通知</w:t>
+            </w:r>
+          </w:p>
+        </w:tc>
+        <w:tc>
+          <w:tcPr>
+            <w:tcW w:type="dxa" w:w="1729"/>
+          </w:tcPr>
+          <w:p>
+            <w:r>
+              <w:rPr>
+                <w:sz w:val="20"/>
+              </w:rPr>
+              <w:t>功能测试</w:t>
+            </w:r>
+          </w:p>
+        </w:tc>
+        <w:tc>
+          <w:tcPr>
+            <w:tcW w:type="dxa" w:w="1729"/>
+          </w:tcPr>
+          <w:p>
+            <w:r>
+              <w:rPr>
+                <w:sz w:val="20"/>
+              </w:rPr>
+              <w:t>通过</w:t>
+            </w:r>
+          </w:p>
+        </w:tc>
+        <w:tc>
+          <w:tcPr>
+            <w:tcW w:type="dxa" w:w="1729"/>
+          </w:tcPr>
+          <w:p>
+            <w:r>
+              <w:rPr>
+                <w:sz w:val="20"/>
+              </w:rPr>
+              <w:t>notify_changed触发回调</w:t>
+            </w:r>
+          </w:p>
+        </w:tc>
+      </w:tr>
+      <w:tr>
+        <w:tc>
+          <w:tcPr>
+            <w:tcW w:type="dxa" w:w="1729"/>
+          </w:tcPr>
+          <w:p>
+            <w:r>
+              <w:rPr>
+                <w:sz w:val="20"/>
+              </w:rPr>
+              <w:t>测试结论</w:t>
+            </w:r>
+          </w:p>
+        </w:tc>
+        <w:tc>
+          <w:tcPr>
+            <w:tcW w:type="dxa" w:w="1729"/>
+          </w:tcPr>
+          <w:p>
+            <w:r>
+              <w:rPr>
+                <w:sz w:val="20"/>
+              </w:rPr>
+              <w:t>3项全部通过，ETag条件请求和离线降级机制正常。</w:t>
+            </w:r>
+          </w:p>
+        </w:tc>
+        <w:tc>
+          <w:tcPr>
+            <w:tcW w:type="dxa" w:w="1729"/>
+          </w:tcPr>
+          <w:p/>
+        </w:tc>
+        <w:tc>
+          <w:tcPr>
+            <w:tcW w:type="dxa" w:w="1729"/>
+          </w:tcPr>
+          <w:p/>
+        </w:tc>
+        <w:tc>
+          <w:tcPr>
+            <w:tcW w:type="dxa" w:w="1729"/>
+          </w:tcPr>
+          <w:p/>
         </w:tc>
       </w:tr>
     </w:tbl>
-    <w:p>
-      <w:pPr>
-        <w:ind w:firstLine="420"/>
-      </w:pPr>
-      <w:r>
-        <w:rPr>
-          <w:sz w:val="24"/>
-        </w:rPr>
-      </w:r>
-    </w:p>
     <w:p>
       <w:pPr>
         <w:ind w:firstLine="420"/>
@@ -1294,18 +2994,7 @@
           <w:b/>
           <w:sz w:val="32"/>
         </w:rPr>
-        <w:t>B端 — AuditRecord Builder</w:t>
-      </w:r>
-    </w:p>
-    <w:p>
-      <w:pPr>
-        <w:ind w:firstLine="420"/>
-      </w:pPr>
-      <w:r>
-        <w:rPr>
-          <w:sz w:val="24"/>
-        </w:rPr>
-        <w:t>测试对象：HAJIMI_UI/core/bc_signals.py</w:t>
+        <w:t>C-BC集成</w:t>
       </w:r>
     </w:p>
     <w:tbl>
@@ -1315,65 +3004,75 @@
         <w:tblLook w:firstColumn="1" w:firstRow="1" w:lastColumn="0" w:lastRow="0" w:noHBand="0" w:noVBand="1" w:val="04A0"/>
       </w:tblPr>
       <w:tblGrid>
-        <w:gridCol w:w="2161"/>
-        <w:gridCol w:w="2161"/>
-        <w:gridCol w:w="2161"/>
-        <w:gridCol w:w="2161"/>
+        <w:gridCol w:w="1729"/>
+        <w:gridCol w:w="1729"/>
+        <w:gridCol w:w="1729"/>
+        <w:gridCol w:w="1729"/>
+        <w:gridCol w:w="1729"/>
       </w:tblGrid>
       <w:tr>
         <w:tc>
           <w:tcPr>
-            <w:tcW w:type="dxa" w:w="2161"/>
-          </w:tcPr>
-          <w:p>
-            <w:r>
-              <w:rPr>
-                <w:b/>
-                <w:sz w:val="20"/>
-              </w:rPr>
-              <w:t>测试编号</w:t>
-            </w:r>
-          </w:p>
-        </w:tc>
-        <w:tc>
-          <w:tcPr>
-            <w:tcW w:type="dxa" w:w="2161"/>
-          </w:tcPr>
-          <w:p>
-            <w:r>
-              <w:rPr>
-                <w:b/>
-                <w:sz w:val="20"/>
-              </w:rPr>
-              <w:t>测试名称</w:t>
-            </w:r>
-          </w:p>
-        </w:tc>
-        <w:tc>
-          <w:tcPr>
-            <w:tcW w:type="dxa" w:w="2161"/>
-          </w:tcPr>
-          <w:p>
-            <w:r>
-              <w:rPr>
-                <w:b/>
-                <w:sz w:val="20"/>
-              </w:rPr>
-              <w:t>测试类型</w:t>
-            </w:r>
-          </w:p>
-        </w:tc>
-        <w:tc>
-          <w:tcPr>
-            <w:tcW w:type="dxa" w:w="2161"/>
-          </w:tcPr>
-          <w:p>
-            <w:r>
-              <w:rPr>
-                <w:b/>
-                <w:sz w:val="20"/>
-              </w:rPr>
-              <w:t>测试结果</w:t>
+            <w:tcW w:type="dxa" w:w="1729"/>
+          </w:tcPr>
+          <w:p>
+            <w:r>
+              <w:rPr>
+                <w:sz w:val="20"/>
+              </w:rPr>
+              <w:t>编码人</w:t>
+            </w:r>
+          </w:p>
+        </w:tc>
+        <w:tc>
+          <w:tcPr>
+            <w:tcW w:type="dxa" w:w="1729"/>
+          </w:tcPr>
+          <w:p>
+            <w:r>
+              <w:rPr>
+                <w:sz w:val="20"/>
+              </w:rPr>
+              <w:t>涂浚稷</w:t>
+            </w:r>
+          </w:p>
+        </w:tc>
+        <w:tc>
+          <w:tcPr>
+            <w:tcW w:type="dxa" w:w="1729"/>
+          </w:tcPr>
+          <w:p>
+            <w:r>
+              <w:rPr>
+                <w:sz w:val="20"/>
+              </w:rPr>
+              <w:t>编码时间</w:t>
+            </w:r>
+          </w:p>
+        </w:tc>
+        <w:tc>
+          <w:tcPr>
+            <w:tcW w:type="dxa" w:w="1729"/>
+          </w:tcPr>
+          <w:p>
+            <w:r>
+              <w:rPr>
+                <w:sz w:val="20"/>
+              </w:rPr>
+              <w:t>2026-07-03</w:t>
+            </w:r>
+          </w:p>
+        </w:tc>
+        <w:tc>
+          <w:tcPr>
+            <w:tcW w:type="dxa" w:w="1729"/>
+          </w:tcPr>
+          <w:p>
+            <w:r>
+              <w:rPr>
+                <w:sz w:val="20"/>
+              </w:rPr>
+              <w:t>2026-07-06</w:t>
             </w:r>
           </w:p>
         </w:tc>
@@ -1381,100 +3080,332 @@
       <w:tr>
         <w:tc>
           <w:tcPr>
-            <w:tcW w:type="dxa" w:w="2161"/>
-          </w:tcPr>
-          <w:p>
-            <w:r>
-              <w:rPr>
-                <w:sz w:val="20"/>
-              </w:rPr>
-              <w:t>B-BLD-001</w:t>
-            </w:r>
-          </w:p>
-        </w:tc>
-        <w:tc>
-          <w:tcPr>
-            <w:tcW w:type="dxa" w:w="2161"/>
-          </w:tcPr>
-          <w:p>
-            <w:r>
-              <w:rPr>
-                <w:sz w:val="20"/>
-              </w:rPr>
-              <w:t>构建完整记录</w:t>
-            </w:r>
-          </w:p>
-        </w:tc>
-        <w:tc>
-          <w:tcPr>
-            <w:tcW w:type="dxa" w:w="2161"/>
-          </w:tcPr>
-          <w:p>
-            <w:r>
-              <w:rPr>
-                <w:sz w:val="20"/>
-              </w:rPr>
-              <w:t>单元测试</w:t>
-            </w:r>
-          </w:p>
-        </w:tc>
-        <w:tc>
-          <w:tcPr>
-            <w:tcW w:type="dxa" w:w="2161"/>
-          </w:tcPr>
-          <w:p>
-            <w:r>
-              <w:rPr>
-                <w:sz w:val="20"/>
-              </w:rPr>
-              <w:t>通过</w:t>
-            </w:r>
-          </w:p>
+            <w:tcW w:type="dxa" w:w="1729"/>
+          </w:tcPr>
+          <w:p>
+            <w:r>
+              <w:rPr>
+                <w:sz w:val="20"/>
+              </w:rPr>
+              <w:t>模块名称</w:t>
+            </w:r>
+          </w:p>
+        </w:tc>
+        <w:tc>
+          <w:tcPr>
+            <w:tcW w:type="dxa" w:w="1729"/>
+          </w:tcPr>
+          <w:p>
+            <w:r>
+              <w:rPr>
+                <w:sz w:val="20"/>
+              </w:rPr>
+              <w:t>C-BC集成控制器</w:t>
+            </w:r>
+          </w:p>
+        </w:tc>
+        <w:tc>
+          <w:tcPr>
+            <w:tcW w:type="dxa" w:w="1729"/>
+          </w:tcPr>
+          <w:p>
+            <w:r>
+              <w:rPr>
+                <w:sz w:val="20"/>
+              </w:rPr>
+              <w:t>测试类型</w:t>
+            </w:r>
+          </w:p>
+        </w:tc>
+        <w:tc>
+          <w:tcPr>
+            <w:tcW w:type="dxa" w:w="1729"/>
+          </w:tcPr>
+          <w:p>
+            <w:r>
+              <w:rPr>
+                <w:sz w:val="20"/>
+              </w:rPr>
+              <w:t>功能测试</w:t>
+            </w:r>
+          </w:p>
+        </w:tc>
+        <w:tc>
+          <w:tcPr>
+            <w:tcW w:type="dxa" w:w="1729"/>
+          </w:tcPr>
+          <w:p/>
         </w:tc>
       </w:tr>
       <w:tr>
         <w:tc>
           <w:tcPr>
-            <w:tcW w:type="dxa" w:w="2161"/>
-          </w:tcPr>
-          <w:p>
-            <w:r>
-              <w:rPr>
-                <w:sz w:val="20"/>
-              </w:rPr>
-              <w:t>B-BLD-002</w:t>
-            </w:r>
-          </w:p>
-        </w:tc>
-        <w:tc>
-          <w:tcPr>
-            <w:tcW w:type="dxa" w:w="2161"/>
-          </w:tcPr>
-          <w:p>
-            <w:r>
-              <w:rPr>
-                <w:sz w:val="20"/>
-              </w:rPr>
-              <w:t>自动推断</w:t>
-            </w:r>
-          </w:p>
-        </w:tc>
-        <w:tc>
-          <w:tcPr>
-            <w:tcW w:type="dxa" w:w="2161"/>
-          </w:tcPr>
-          <w:p>
-            <w:r>
-              <w:rPr>
-                <w:sz w:val="20"/>
-              </w:rPr>
-              <w:t>单元测试</w:t>
-            </w:r>
-          </w:p>
-        </w:tc>
-        <w:tc>
-          <w:tcPr>
-            <w:tcW w:type="dxa" w:w="2161"/>
+            <w:tcW w:type="dxa" w:w="1729"/>
+          </w:tcPr>
+          <w:p>
+            <w:r>
+              <w:rPr>
+                <w:sz w:val="20"/>
+              </w:rPr>
+              <w:t>计划提交QA日期</w:t>
+            </w:r>
+          </w:p>
+        </w:tc>
+        <w:tc>
+          <w:tcPr>
+            <w:tcW w:type="dxa" w:w="1729"/>
+          </w:tcPr>
+          <w:p>
+            <w:r>
+              <w:rPr>
+                <w:sz w:val="20"/>
+              </w:rPr>
+              <w:t>2026-07-07</w:t>
+            </w:r>
+          </w:p>
+        </w:tc>
+        <w:tc>
+          <w:tcPr>
+            <w:tcW w:type="dxa" w:w="1729"/>
+          </w:tcPr>
+          <w:p>
+            <w:r>
+              <w:rPr>
+                <w:sz w:val="20"/>
+              </w:rPr>
+              <w:t>代码实际完成日期</w:t>
+            </w:r>
+          </w:p>
+        </w:tc>
+        <w:tc>
+          <w:tcPr>
+            <w:tcW w:type="dxa" w:w="1729"/>
+          </w:tcPr>
+          <w:p>
+            <w:r>
+              <w:rPr>
+                <w:sz w:val="20"/>
+              </w:rPr>
+              <w:t>2026-07-03</w:t>
+            </w:r>
+          </w:p>
+        </w:tc>
+        <w:tc>
+          <w:tcPr>
+            <w:tcW w:type="dxa" w:w="1729"/>
+          </w:tcPr>
+          <w:p/>
+        </w:tc>
+      </w:tr>
+      <w:tr>
+        <w:tc>
+          <w:tcPr>
+            <w:tcW w:type="dxa" w:w="1729"/>
+          </w:tcPr>
+          <w:p>
+            <w:r>
+              <w:rPr>
+                <w:sz w:val="20"/>
+              </w:rPr>
+              <w:t>实际提交QA日期</w:t>
+            </w:r>
+          </w:p>
+        </w:tc>
+        <w:tc>
+          <w:tcPr>
+            <w:tcW w:type="dxa" w:w="1729"/>
+          </w:tcPr>
+          <w:p>
+            <w:r>
+              <w:rPr>
+                <w:sz w:val="20"/>
+              </w:rPr>
+              <w:t>2026-07-07</w:t>
+            </w:r>
+          </w:p>
+        </w:tc>
+        <w:tc>
+          <w:tcPr>
+            <w:tcW w:type="dxa" w:w="1729"/>
+          </w:tcPr>
+          <w:p>
+            <w:r>
+              <w:rPr>
+                <w:sz w:val="20"/>
+              </w:rPr>
+              <w:t>QA测试完成日期</w:t>
+            </w:r>
+          </w:p>
+        </w:tc>
+        <w:tc>
+          <w:tcPr>
+            <w:tcW w:type="dxa" w:w="1729"/>
+          </w:tcPr>
+          <w:p>
+            <w:r>
+              <w:rPr>
+                <w:sz w:val="20"/>
+              </w:rPr>
+              <w:t>2026-07-07</w:t>
+            </w:r>
+          </w:p>
+        </w:tc>
+        <w:tc>
+          <w:tcPr>
+            <w:tcW w:type="dxa" w:w="1729"/>
+          </w:tcPr>
+          <w:p/>
+        </w:tc>
+      </w:tr>
+      <w:tr>
+        <w:tc>
+          <w:tcPr>
+            <w:tcW w:type="dxa" w:w="1729"/>
+          </w:tcPr>
+          <w:p>
+            <w:r>
+              <w:rPr>
+                <w:sz w:val="20"/>
+              </w:rPr>
+              <w:t>测试人员</w:t>
+            </w:r>
+          </w:p>
+        </w:tc>
+        <w:tc>
+          <w:tcPr>
+            <w:tcW w:type="dxa" w:w="1729"/>
+          </w:tcPr>
+          <w:p>
+            <w:r>
+              <w:rPr>
+                <w:sz w:val="20"/>
+              </w:rPr>
+              <w:t>涂浚稷</w:t>
+            </w:r>
+          </w:p>
+        </w:tc>
+        <w:tc>
+          <w:tcPr>
+            <w:tcW w:type="dxa" w:w="1729"/>
+          </w:tcPr>
+          <w:p>
+            <w:r>
+              <w:rPr>
+                <w:sz w:val="20"/>
+              </w:rPr>
+              <w:t>测试日期</w:t>
+            </w:r>
+          </w:p>
+        </w:tc>
+        <w:tc>
+          <w:tcPr>
+            <w:tcW w:type="dxa" w:w="1729"/>
+          </w:tcPr>
+          <w:p>
+            <w:r>
+              <w:rPr>
+                <w:sz w:val="20"/>
+              </w:rPr>
+              <w:t>2026-07-07</w:t>
+            </w:r>
+          </w:p>
+        </w:tc>
+        <w:tc>
+          <w:tcPr>
+            <w:tcW w:type="dxa" w:w="1729"/>
+          </w:tcPr>
+          <w:p/>
+        </w:tc>
+      </w:tr>
+      <w:tr>
+        <w:tc>
+          <w:tcPr>
+            <w:tcW w:type="dxa" w:w="1729"/>
+          </w:tcPr>
+          <w:p>
+            <w:r>
+              <w:rPr>
+                <w:sz w:val="20"/>
+              </w:rPr>
+              <w:t>测试环境</w:t>
+            </w:r>
+          </w:p>
+        </w:tc>
+        <w:tc>
+          <w:tcPr>
+            <w:tcW w:type="dxa" w:w="1729"/>
+          </w:tcPr>
+          <w:p>
+            <w:r>
+              <w:rPr>
+                <w:sz w:val="20"/>
+              </w:rPr>
+              <w:t>Windows 11, Python 3.12, PyQt5, HAJIMI_UI/core/bc_signals.py</w:t>
+            </w:r>
+          </w:p>
+        </w:tc>
+        <w:tc>
+          <w:tcPr>
+            <w:tcW w:type="dxa" w:w="1729"/>
+          </w:tcPr>
+          <w:p/>
+        </w:tc>
+        <w:tc>
+          <w:tcPr>
+            <w:tcW w:type="dxa" w:w="1729"/>
+          </w:tcPr>
+          <w:p/>
+        </w:tc>
+        <w:tc>
+          <w:tcPr>
+            <w:tcW w:type="dxa" w:w="1729"/>
+          </w:tcPr>
+          <w:p/>
+        </w:tc>
+      </w:tr>
+      <w:tr>
+        <w:tc>
+          <w:tcPr>
+            <w:tcW w:type="dxa" w:w="1729"/>
+          </w:tcPr>
+          <w:p>
+            <w:r>
+              <w:rPr>
+                <w:sz w:val="20"/>
+              </w:rPr>
+              <w:t>BC-001</w:t>
+            </w:r>
+          </w:p>
+        </w:tc>
+        <w:tc>
+          <w:tcPr>
+            <w:tcW w:type="dxa" w:w="1729"/>
+          </w:tcPr>
+          <w:p>
+            <w:r>
+              <w:rPr>
+                <w:sz w:val="20"/>
+              </w:rPr>
+              <w:t>信号总线</w:t>
+            </w:r>
+          </w:p>
+        </w:tc>
+        <w:tc>
+          <w:tcPr>
+            <w:tcW w:type="dxa" w:w="1729"/>
+          </w:tcPr>
+          <w:p>
+            <w:r>
+              <w:rPr>
+                <w:sz w:val="20"/>
+              </w:rPr>
+              <w:t>接口测试</w:t>
+            </w:r>
+          </w:p>
+        </w:tc>
+        <w:tc>
+          <w:tcPr>
+            <w:tcW w:type="dxa" w:w="1729"/>
           </w:tcPr>
           <w:p>
             <w:r>
@@ -1484,19 +3415,336 @@
               <w:t>通过</w:t>
             </w:r>
           </w:p>
+        </w:tc>
+        <w:tc>
+          <w:tcPr>
+            <w:tcW w:type="dxa" w:w="1729"/>
+          </w:tcPr>
+          <w:p>
+            <w:r>
+              <w:rPr>
+                <w:sz w:val="20"/>
+              </w:rPr>
+              <w:t>10个信号属性全部存在</w:t>
+            </w:r>
+          </w:p>
+        </w:tc>
+      </w:tr>
+      <w:tr>
+        <w:tc>
+          <w:tcPr>
+            <w:tcW w:type="dxa" w:w="1729"/>
+          </w:tcPr>
+          <w:p>
+            <w:r>
+              <w:rPr>
+                <w:sz w:val="20"/>
+              </w:rPr>
+              <w:t>BC-002</w:t>
+            </w:r>
+          </w:p>
+        </w:tc>
+        <w:tc>
+          <w:tcPr>
+            <w:tcW w:type="dxa" w:w="1729"/>
+          </w:tcPr>
+          <w:p>
+            <w:r>
+              <w:rPr>
+                <w:sz w:val="20"/>
+              </w:rPr>
+              <w:t>AuditBuilder</w:t>
+            </w:r>
+          </w:p>
+        </w:tc>
+        <w:tc>
+          <w:tcPr>
+            <w:tcW w:type="dxa" w:w="1729"/>
+          </w:tcPr>
+          <w:p>
+            <w:r>
+              <w:rPr>
+                <w:sz w:val="20"/>
+              </w:rPr>
+              <w:t>功能测试</w:t>
+            </w:r>
+          </w:p>
+        </w:tc>
+        <w:tc>
+          <w:tcPr>
+            <w:tcW w:type="dxa" w:w="1729"/>
+          </w:tcPr>
+          <w:p>
+            <w:r>
+              <w:rPr>
+                <w:sz w:val="20"/>
+              </w:rPr>
+              <w:t>通过</w:t>
+            </w:r>
+          </w:p>
+        </w:tc>
+        <w:tc>
+          <w:tcPr>
+            <w:tcW w:type="dxa" w:w="1729"/>
+          </w:tcPr>
+          <w:p>
+            <w:r>
+              <w:rPr>
+                <w:sz w:val="20"/>
+              </w:rPr>
+              <w:t>11字段正确构建</w:t>
+            </w:r>
+          </w:p>
+        </w:tc>
+      </w:tr>
+      <w:tr>
+        <w:tc>
+          <w:tcPr>
+            <w:tcW w:type="dxa" w:w="1729"/>
+          </w:tcPr>
+          <w:p>
+            <w:r>
+              <w:rPr>
+                <w:sz w:val="20"/>
+              </w:rPr>
+              <w:t>BC-003</w:t>
+            </w:r>
+          </w:p>
+        </w:tc>
+        <w:tc>
+          <w:tcPr>
+            <w:tcW w:type="dxa" w:w="1729"/>
+          </w:tcPr>
+          <w:p>
+            <w:r>
+              <w:rPr>
+                <w:sz w:val="20"/>
+              </w:rPr>
+              <w:t>Controller</w:t>
+            </w:r>
+          </w:p>
+        </w:tc>
+        <w:tc>
+          <w:tcPr>
+            <w:tcW w:type="dxa" w:w="1729"/>
+          </w:tcPr>
+          <w:p>
+            <w:r>
+              <w:rPr>
+                <w:sz w:val="20"/>
+              </w:rPr>
+              <w:t>功能测试</w:t>
+            </w:r>
+          </w:p>
+        </w:tc>
+        <w:tc>
+          <w:tcPr>
+            <w:tcW w:type="dxa" w:w="1729"/>
+          </w:tcPr>
+          <w:p>
+            <w:r>
+              <w:rPr>
+                <w:sz w:val="20"/>
+              </w:rPr>
+              <w:t>通过</w:t>
+            </w:r>
+          </w:p>
+        </w:tc>
+        <w:tc>
+          <w:tcPr>
+            <w:tcW w:type="dxa" w:w="1729"/>
+          </w:tcPr>
+          <w:p>
+            <w:r>
+              <w:rPr>
+                <w:sz w:val="20"/>
+              </w:rPr>
+              <w:t>start()→_started=True</w:t>
+            </w:r>
+          </w:p>
+        </w:tc>
+      </w:tr>
+      <w:tr>
+        <w:tc>
+          <w:tcPr>
+            <w:tcW w:type="dxa" w:w="1729"/>
+          </w:tcPr>
+          <w:p>
+            <w:r>
+              <w:rPr>
+                <w:sz w:val="20"/>
+              </w:rPr>
+              <w:t>BC-004</w:t>
+            </w:r>
+          </w:p>
+        </w:tc>
+        <w:tc>
+          <w:tcPr>
+            <w:tcW w:type="dxa" w:w="1729"/>
+          </w:tcPr>
+          <w:p>
+            <w:r>
+              <w:rPr>
+                <w:sz w:val="20"/>
+              </w:rPr>
+              <w:t>bind_to</w:t>
+            </w:r>
+          </w:p>
+        </w:tc>
+        <w:tc>
+          <w:tcPr>
+            <w:tcW w:type="dxa" w:w="1729"/>
+          </w:tcPr>
+          <w:p>
+            <w:r>
+              <w:rPr>
+                <w:sz w:val="20"/>
+              </w:rPr>
+              <w:t>接口测试</w:t>
+            </w:r>
+          </w:p>
+        </w:tc>
+        <w:tc>
+          <w:tcPr>
+            <w:tcW w:type="dxa" w:w="1729"/>
+          </w:tcPr>
+          <w:p>
+            <w:r>
+              <w:rPr>
+                <w:sz w:val="20"/>
+              </w:rPr>
+              <w:t>通过</w:t>
+            </w:r>
+          </w:p>
+        </w:tc>
+        <w:tc>
+          <w:tcPr>
+            <w:tcW w:type="dxa" w:w="1729"/>
+          </w:tcPr>
+          <w:p>
+            <w:r>
+              <w:rPr>
+                <w:sz w:val="20"/>
+              </w:rPr>
+              <w:t>bind_to→_wired=True</w:t>
+            </w:r>
+          </w:p>
+        </w:tc>
+      </w:tr>
+      <w:tr>
+        <w:tc>
+          <w:tcPr>
+            <w:tcW w:type="dxa" w:w="1729"/>
+          </w:tcPr>
+          <w:p>
+            <w:r>
+              <w:rPr>
+                <w:sz w:val="20"/>
+              </w:rPr>
+              <w:t>BC-005</w:t>
+            </w:r>
+          </w:p>
+        </w:tc>
+        <w:tc>
+          <w:tcPr>
+            <w:tcW w:type="dxa" w:w="1729"/>
+          </w:tcPr>
+          <w:p>
+            <w:r>
+              <w:rPr>
+                <w:sz w:val="20"/>
+              </w:rPr>
+              <w:t>health_check</w:t>
+            </w:r>
+          </w:p>
+        </w:tc>
+        <w:tc>
+          <w:tcPr>
+            <w:tcW w:type="dxa" w:w="1729"/>
+          </w:tcPr>
+          <w:p>
+            <w:r>
+              <w:rPr>
+                <w:sz w:val="20"/>
+              </w:rPr>
+              <w:t>功能测试</w:t>
+            </w:r>
+          </w:p>
+        </w:tc>
+        <w:tc>
+          <w:tcPr>
+            <w:tcW w:type="dxa" w:w="1729"/>
+          </w:tcPr>
+          <w:p>
+            <w:r>
+              <w:rPr>
+                <w:sz w:val="20"/>
+              </w:rPr>
+              <w:t>通过</w:t>
+            </w:r>
+          </w:p>
+        </w:tc>
+        <w:tc>
+          <w:tcPr>
+            <w:tcW w:type="dxa" w:w="1729"/>
+          </w:tcPr>
+          <w:p>
+            <w:r>
+              <w:rPr>
+                <w:sz w:val="20"/>
+              </w:rPr>
+              <w:t>7字段HealthStatus</w:t>
+            </w:r>
+          </w:p>
+        </w:tc>
+      </w:tr>
+      <w:tr>
+        <w:tc>
+          <w:tcPr>
+            <w:tcW w:type="dxa" w:w="1729"/>
+          </w:tcPr>
+          <w:p>
+            <w:r>
+              <w:rPr>
+                <w:sz w:val="20"/>
+              </w:rPr>
+              <w:t>测试结论</w:t>
+            </w:r>
+          </w:p>
+        </w:tc>
+        <w:tc>
+          <w:tcPr>
+            <w:tcW w:type="dxa" w:w="1729"/>
+          </w:tcPr>
+          <w:p>
+            <w:r>
+              <w:rPr>
+                <w:sz w:val="20"/>
+              </w:rPr>
+              <w:t>5项全部通过，B-C信号桥完整可用，verify_bc_signals.py C bind_to OK。</w:t>
+            </w:r>
+          </w:p>
+        </w:tc>
+        <w:tc>
+          <w:tcPr>
+            <w:tcW w:type="dxa" w:w="1729"/>
+          </w:tcPr>
+          <w:p/>
+        </w:tc>
+        <w:tc>
+          <w:tcPr>
+            <w:tcW w:type="dxa" w:w="1729"/>
+          </w:tcPr>
+          <w:p/>
+        </w:tc>
+        <w:tc>
+          <w:tcPr>
+            <w:tcW w:type="dxa" w:w="1729"/>
+          </w:tcPr>
+          <w:p/>
         </w:tc>
       </w:tr>
     </w:tbl>
-    <w:p>
-      <w:pPr>
-        <w:ind w:firstLine="420"/>
-      </w:pPr>
-      <w:r>
-        <w:rPr>
-          <w:sz w:val="24"/>
-        </w:rPr>
-      </w:r>
-    </w:p>
     <w:p>
       <w:pPr>
         <w:ind w:firstLine="420"/>
@@ -1516,18 +3764,7 @@
           <w:b/>
           <w:sz w:val="32"/>
         </w:rPr>
-        <w:t>C端 — 语音模块</w:t>
-      </w:r>
-    </w:p>
-    <w:p>
-      <w:pPr>
-        <w:ind w:firstLine="420"/>
-      </w:pPr>
-      <w:r>
-        <w:rPr>
-          <w:sz w:val="24"/>
-        </w:rPr>
-        <w:t>测试对象：client/voice/</w:t>
+        <w:t>C-Web管理面板</w:t>
       </w:r>
     </w:p>
     <w:tbl>
@@ -1537,65 +3774,75 @@
         <w:tblLook w:firstColumn="1" w:firstRow="1" w:lastColumn="0" w:lastRow="0" w:noHBand="0" w:noVBand="1" w:val="04A0"/>
       </w:tblPr>
       <w:tblGrid>
-        <w:gridCol w:w="2161"/>
-        <w:gridCol w:w="2161"/>
-        <w:gridCol w:w="2161"/>
-        <w:gridCol w:w="2161"/>
+        <w:gridCol w:w="1729"/>
+        <w:gridCol w:w="1729"/>
+        <w:gridCol w:w="1729"/>
+        <w:gridCol w:w="1729"/>
+        <w:gridCol w:w="1729"/>
       </w:tblGrid>
       <w:tr>
         <w:tc>
           <w:tcPr>
-            <w:tcW w:type="dxa" w:w="2161"/>
-          </w:tcPr>
-          <w:p>
-            <w:r>
-              <w:rPr>
-                <w:b/>
-                <w:sz w:val="20"/>
-              </w:rPr>
-              <w:t>测试编号</w:t>
-            </w:r>
-          </w:p>
-        </w:tc>
-        <w:tc>
-          <w:tcPr>
-            <w:tcW w:type="dxa" w:w="2161"/>
-          </w:tcPr>
-          <w:p>
-            <w:r>
-              <w:rPr>
-                <w:b/>
-                <w:sz w:val="20"/>
-              </w:rPr>
-              <w:t>测试名称</w:t>
-            </w:r>
-          </w:p>
-        </w:tc>
-        <w:tc>
-          <w:tcPr>
-            <w:tcW w:type="dxa" w:w="2161"/>
-          </w:tcPr>
-          <w:p>
-            <w:r>
-              <w:rPr>
-                <w:b/>
-                <w:sz w:val="20"/>
-              </w:rPr>
-              <w:t>测试类型</w:t>
-            </w:r>
-          </w:p>
-        </w:tc>
-        <w:tc>
-          <w:tcPr>
-            <w:tcW w:type="dxa" w:w="2161"/>
-          </w:tcPr>
-          <w:p>
-            <w:r>
-              <w:rPr>
-                <w:b/>
-                <w:sz w:val="20"/>
-              </w:rPr>
-              <w:t>测试结果</w:t>
+            <w:tcW w:type="dxa" w:w="1729"/>
+          </w:tcPr>
+          <w:p>
+            <w:r>
+              <w:rPr>
+                <w:sz w:val="20"/>
+              </w:rPr>
+              <w:t>编码人</w:t>
+            </w:r>
+          </w:p>
+        </w:tc>
+        <w:tc>
+          <w:tcPr>
+            <w:tcW w:type="dxa" w:w="1729"/>
+          </w:tcPr>
+          <w:p>
+            <w:r>
+              <w:rPr>
+                <w:sz w:val="20"/>
+              </w:rPr>
+              <w:t>涂浚稷</w:t>
+            </w:r>
+          </w:p>
+        </w:tc>
+        <w:tc>
+          <w:tcPr>
+            <w:tcW w:type="dxa" w:w="1729"/>
+          </w:tcPr>
+          <w:p>
+            <w:r>
+              <w:rPr>
+                <w:sz w:val="20"/>
+              </w:rPr>
+              <w:t>编码时间</w:t>
+            </w:r>
+          </w:p>
+        </w:tc>
+        <w:tc>
+          <w:tcPr>
+            <w:tcW w:type="dxa" w:w="1729"/>
+          </w:tcPr>
+          <w:p>
+            <w:r>
+              <w:rPr>
+                <w:sz w:val="20"/>
+              </w:rPr>
+              <w:t>2026-07-02</w:t>
+            </w:r>
+          </w:p>
+        </w:tc>
+        <w:tc>
+          <w:tcPr>
+            <w:tcW w:type="dxa" w:w="1729"/>
+          </w:tcPr>
+          <w:p>
+            <w:r>
+              <w:rPr>
+                <w:sz w:val="20"/>
+              </w:rPr>
+              <w:t>2026-07-04</w:t>
             </w:r>
           </w:p>
         </w:tc>
@@ -1603,87 +3850,587 @@
       <w:tr>
         <w:tc>
           <w:tcPr>
-            <w:tcW w:type="dxa" w:w="2161"/>
-          </w:tcPr>
-          <w:p>
-            <w:r>
-              <w:rPr>
-                <w:sz w:val="20"/>
-              </w:rPr>
-              <w:t>C-ASR-001~005</w:t>
-            </w:r>
-          </w:p>
-        </w:tc>
-        <w:tc>
-          <w:tcPr>
-            <w:tcW w:type="dxa" w:w="2161"/>
-          </w:tcPr>
-          <w:p>
-            <w:r>
-              <w:rPr>
-                <w:sz w:val="20"/>
-              </w:rPr>
-              <w:t>5项ASR</w:t>
-            </w:r>
-          </w:p>
-        </w:tc>
-        <w:tc>
-          <w:tcPr>
-            <w:tcW w:type="dxa" w:w="2161"/>
-          </w:tcPr>
-          <w:p>
-            <w:r>
-              <w:rPr>
-                <w:sz w:val="20"/>
-              </w:rPr>
-              <w:t>功能测试</w:t>
-            </w:r>
-          </w:p>
-        </w:tc>
-        <w:tc>
-          <w:tcPr>
-            <w:tcW w:type="dxa" w:w="2161"/>
-          </w:tcPr>
-          <w:p>
-            <w:r>
-              <w:rPr>
-                <w:sz w:val="20"/>
-              </w:rPr>
-              <w:t>通过</w:t>
-            </w:r>
-          </w:p>
+            <w:tcW w:type="dxa" w:w="1729"/>
+          </w:tcPr>
+          <w:p>
+            <w:r>
+              <w:rPr>
+                <w:sz w:val="20"/>
+              </w:rPr>
+              <w:t>模块名称</w:t>
+            </w:r>
+          </w:p>
+        </w:tc>
+        <w:tc>
+          <w:tcPr>
+            <w:tcW w:type="dxa" w:w="1729"/>
+          </w:tcPr>
+          <w:p>
+            <w:r>
+              <w:rPr>
+                <w:sz w:val="20"/>
+              </w:rPr>
+              <w:t>C-Web管理面板(6页)</w:t>
+            </w:r>
+          </w:p>
+        </w:tc>
+        <w:tc>
+          <w:tcPr>
+            <w:tcW w:type="dxa" w:w="1729"/>
+          </w:tcPr>
+          <w:p>
+            <w:r>
+              <w:rPr>
+                <w:sz w:val="20"/>
+              </w:rPr>
+              <w:t>测试类型</w:t>
+            </w:r>
+          </w:p>
+        </w:tc>
+        <w:tc>
+          <w:tcPr>
+            <w:tcW w:type="dxa" w:w="1729"/>
+          </w:tcPr>
+          <w:p>
+            <w:r>
+              <w:rPr>
+                <w:sz w:val="20"/>
+              </w:rPr>
+              <w:t>UI+功能测试</w:t>
+            </w:r>
+          </w:p>
+        </w:tc>
+        <w:tc>
+          <w:tcPr>
+            <w:tcW w:type="dxa" w:w="1729"/>
+          </w:tcPr>
+          <w:p/>
         </w:tc>
       </w:tr>
       <w:tr>
         <w:tc>
           <w:tcPr>
-            <w:tcW w:type="dxa" w:w="2161"/>
-          </w:tcPr>
-          <w:p>
-            <w:r>
-              <w:rPr>
-                <w:sz w:val="20"/>
-              </w:rPr>
-              <w:t>C-TTS-001~004</w:t>
-            </w:r>
-          </w:p>
-        </w:tc>
-        <w:tc>
-          <w:tcPr>
-            <w:tcW w:type="dxa" w:w="2161"/>
-          </w:tcPr>
-          <w:p>
-            <w:r>
-              <w:rPr>
-                <w:sz w:val="20"/>
-              </w:rPr>
-              <w:t>4项TTS</w:t>
-            </w:r>
-          </w:p>
-        </w:tc>
-        <w:tc>
-          <w:tcPr>
-            <w:tcW w:type="dxa" w:w="2161"/>
+            <w:tcW w:type="dxa" w:w="1729"/>
+          </w:tcPr>
+          <w:p>
+            <w:r>
+              <w:rPr>
+                <w:sz w:val="20"/>
+              </w:rPr>
+              <w:t>计划提交QA日期</w:t>
+            </w:r>
+          </w:p>
+        </w:tc>
+        <w:tc>
+          <w:tcPr>
+            <w:tcW w:type="dxa" w:w="1729"/>
+          </w:tcPr>
+          <w:p>
+            <w:r>
+              <w:rPr>
+                <w:sz w:val="20"/>
+              </w:rPr>
+              <w:t>2026-07-07</w:t>
+            </w:r>
+          </w:p>
+        </w:tc>
+        <w:tc>
+          <w:tcPr>
+            <w:tcW w:type="dxa" w:w="1729"/>
+          </w:tcPr>
+          <w:p>
+            <w:r>
+              <w:rPr>
+                <w:sz w:val="20"/>
+              </w:rPr>
+              <w:t>代码实际完成日期</w:t>
+            </w:r>
+          </w:p>
+        </w:tc>
+        <w:tc>
+          <w:tcPr>
+            <w:tcW w:type="dxa" w:w="1729"/>
+          </w:tcPr>
+          <w:p>
+            <w:r>
+              <w:rPr>
+                <w:sz w:val="20"/>
+              </w:rPr>
+              <w:t>2026-07-04</w:t>
+            </w:r>
+          </w:p>
+        </w:tc>
+        <w:tc>
+          <w:tcPr>
+            <w:tcW w:type="dxa" w:w="1729"/>
+          </w:tcPr>
+          <w:p/>
+        </w:tc>
+      </w:tr>
+      <w:tr>
+        <w:tc>
+          <w:tcPr>
+            <w:tcW w:type="dxa" w:w="1729"/>
+          </w:tcPr>
+          <w:p>
+            <w:r>
+              <w:rPr>
+                <w:sz w:val="20"/>
+              </w:rPr>
+              <w:t>实际提交QA日期</w:t>
+            </w:r>
+          </w:p>
+        </w:tc>
+        <w:tc>
+          <w:tcPr>
+            <w:tcW w:type="dxa" w:w="1729"/>
+          </w:tcPr>
+          <w:p>
+            <w:r>
+              <w:rPr>
+                <w:sz w:val="20"/>
+              </w:rPr>
+              <w:t>2026-07-07</w:t>
+            </w:r>
+          </w:p>
+        </w:tc>
+        <w:tc>
+          <w:tcPr>
+            <w:tcW w:type="dxa" w:w="1729"/>
+          </w:tcPr>
+          <w:p>
+            <w:r>
+              <w:rPr>
+                <w:sz w:val="20"/>
+              </w:rPr>
+              <w:t>QA测试完成日期</w:t>
+            </w:r>
+          </w:p>
+        </w:tc>
+        <w:tc>
+          <w:tcPr>
+            <w:tcW w:type="dxa" w:w="1729"/>
+          </w:tcPr>
+          <w:p>
+            <w:r>
+              <w:rPr>
+                <w:sz w:val="20"/>
+              </w:rPr>
+              <w:t>2026-07-07</w:t>
+            </w:r>
+          </w:p>
+        </w:tc>
+        <w:tc>
+          <w:tcPr>
+            <w:tcW w:type="dxa" w:w="1729"/>
+          </w:tcPr>
+          <w:p/>
+        </w:tc>
+      </w:tr>
+      <w:tr>
+        <w:tc>
+          <w:tcPr>
+            <w:tcW w:type="dxa" w:w="1729"/>
+          </w:tcPr>
+          <w:p>
+            <w:r>
+              <w:rPr>
+                <w:sz w:val="20"/>
+              </w:rPr>
+              <w:t>测试人员</w:t>
+            </w:r>
+          </w:p>
+        </w:tc>
+        <w:tc>
+          <w:tcPr>
+            <w:tcW w:type="dxa" w:w="1729"/>
+          </w:tcPr>
+          <w:p>
+            <w:r>
+              <w:rPr>
+                <w:sz w:val="20"/>
+              </w:rPr>
+              <w:t>涂浚稷</w:t>
+            </w:r>
+          </w:p>
+        </w:tc>
+        <w:tc>
+          <w:tcPr>
+            <w:tcW w:type="dxa" w:w="1729"/>
+          </w:tcPr>
+          <w:p>
+            <w:r>
+              <w:rPr>
+                <w:sz w:val="20"/>
+              </w:rPr>
+              <w:t>测试日期</w:t>
+            </w:r>
+          </w:p>
+        </w:tc>
+        <w:tc>
+          <w:tcPr>
+            <w:tcW w:type="dxa" w:w="1729"/>
+          </w:tcPr>
+          <w:p>
+            <w:r>
+              <w:rPr>
+                <w:sz w:val="20"/>
+              </w:rPr>
+              <w:t>2026-07-07</w:t>
+            </w:r>
+          </w:p>
+        </w:tc>
+        <w:tc>
+          <w:tcPr>
+            <w:tcW w:type="dxa" w:w="1729"/>
+          </w:tcPr>
+          <w:p/>
+        </w:tc>
+      </w:tr>
+      <w:tr>
+        <w:tc>
+          <w:tcPr>
+            <w:tcW w:type="dxa" w:w="1729"/>
+          </w:tcPr>
+          <w:p>
+            <w:r>
+              <w:rPr>
+                <w:sz w:val="20"/>
+              </w:rPr>
+              <w:t>测试环境</w:t>
+            </w:r>
+          </w:p>
+        </w:tc>
+        <w:tc>
+          <w:tcPr>
+            <w:tcW w:type="dxa" w:w="1729"/>
+          </w:tcPr>
+          <w:p>
+            <w:r>
+              <w:rPr>
+                <w:sz w:val="20"/>
+              </w:rPr>
+              <w:t>Windows 11, Node.js 24, Vite, Vue3, Element Plus, ECharts</w:t>
+            </w:r>
+          </w:p>
+        </w:tc>
+        <w:tc>
+          <w:tcPr>
+            <w:tcW w:type="dxa" w:w="1729"/>
+          </w:tcPr>
+          <w:p/>
+        </w:tc>
+        <w:tc>
+          <w:tcPr>
+            <w:tcW w:type="dxa" w:w="1729"/>
+          </w:tcPr>
+          <w:p/>
+        </w:tc>
+        <w:tc>
+          <w:tcPr>
+            <w:tcW w:type="dxa" w:w="1729"/>
+          </w:tcPr>
+          <w:p/>
+        </w:tc>
+      </w:tr>
+      <w:tr>
+        <w:tc>
+          <w:tcPr>
+            <w:tcW w:type="dxa" w:w="1729"/>
+          </w:tcPr>
+          <w:p>
+            <w:r>
+              <w:rPr>
+                <w:sz w:val="20"/>
+              </w:rPr>
+              <w:t>WEB-001</w:t>
+            </w:r>
+          </w:p>
+        </w:tc>
+        <w:tc>
+          <w:tcPr>
+            <w:tcW w:type="dxa" w:w="1729"/>
+          </w:tcPr>
+          <w:p>
+            <w:r>
+              <w:rPr>
+                <w:sz w:val="20"/>
+              </w:rPr>
+              <w:t>登录页</w:t>
+            </w:r>
+          </w:p>
+        </w:tc>
+        <w:tc>
+          <w:tcPr>
+            <w:tcW w:type="dxa" w:w="1729"/>
+          </w:tcPr>
+          <w:p>
+            <w:r>
+              <w:rPr>
+                <w:sz w:val="20"/>
+              </w:rPr>
+              <w:t>UI测试</w:t>
+            </w:r>
+          </w:p>
+        </w:tc>
+        <w:tc>
+          <w:tcPr>
+            <w:tcW w:type="dxa" w:w="1729"/>
+          </w:tcPr>
+          <w:p>
+            <w:r>
+              <w:rPr>
+                <w:sz w:val="20"/>
+              </w:rPr>
+              <w:t>通过</w:t>
+            </w:r>
+          </w:p>
+        </w:tc>
+        <w:tc>
+          <w:tcPr>
+            <w:tcW w:type="dxa" w:w="1729"/>
+          </w:tcPr>
+          <w:p>
+            <w:r>
+              <w:rPr>
+                <w:sz w:val="20"/>
+              </w:rPr>
+              <w:t>居中卡片渲染正确</w:t>
+            </w:r>
+          </w:p>
+        </w:tc>
+      </w:tr>
+      <w:tr>
+        <w:tc>
+          <w:tcPr>
+            <w:tcW w:type="dxa" w:w="1729"/>
+          </w:tcPr>
+          <w:p>
+            <w:r>
+              <w:rPr>
+                <w:sz w:val="20"/>
+              </w:rPr>
+              <w:t>WEB-002</w:t>
+            </w:r>
+          </w:p>
+        </w:tc>
+        <w:tc>
+          <w:tcPr>
+            <w:tcW w:type="dxa" w:w="1729"/>
+          </w:tcPr>
+          <w:p>
+            <w:r>
+              <w:rPr>
+                <w:sz w:val="20"/>
+              </w:rPr>
+              <w:t>Dashboard</w:t>
+            </w:r>
+          </w:p>
+        </w:tc>
+        <w:tc>
+          <w:tcPr>
+            <w:tcW w:type="dxa" w:w="1729"/>
+          </w:tcPr>
+          <w:p>
+            <w:r>
+              <w:rPr>
+                <w:sz w:val="20"/>
+              </w:rPr>
+              <w:t>UI测试</w:t>
+            </w:r>
+          </w:p>
+        </w:tc>
+        <w:tc>
+          <w:tcPr>
+            <w:tcW w:type="dxa" w:w="1729"/>
+          </w:tcPr>
+          <w:p>
+            <w:r>
+              <w:rPr>
+                <w:sz w:val="20"/>
+              </w:rPr>
+              <w:t>通过</w:t>
+            </w:r>
+          </w:p>
+        </w:tc>
+        <w:tc>
+          <w:tcPr>
+            <w:tcW w:type="dxa" w:w="1729"/>
+          </w:tcPr>
+          <w:p>
+            <w:r>
+              <w:rPr>
+                <w:sz w:val="20"/>
+              </w:rPr>
+              <w:t>5KPI+4图表渲染</w:t>
+            </w:r>
+          </w:p>
+        </w:tc>
+      </w:tr>
+      <w:tr>
+        <w:tc>
+          <w:tcPr>
+            <w:tcW w:type="dxa" w:w="1729"/>
+          </w:tcPr>
+          <w:p>
+            <w:r>
+              <w:rPr>
+                <w:sz w:val="20"/>
+              </w:rPr>
+              <w:t>WEB-003</w:t>
+            </w:r>
+          </w:p>
+        </w:tc>
+        <w:tc>
+          <w:tcPr>
+            <w:tcW w:type="dxa" w:w="1729"/>
+          </w:tcPr>
+          <w:p>
+            <w:r>
+              <w:rPr>
+                <w:sz w:val="20"/>
+              </w:rPr>
+              <w:t>失败归因</w:t>
+            </w:r>
+          </w:p>
+        </w:tc>
+        <w:tc>
+          <w:tcPr>
+            <w:tcW w:type="dxa" w:w="1729"/>
+          </w:tcPr>
+          <w:p>
+            <w:r>
+              <w:rPr>
+                <w:sz w:val="20"/>
+              </w:rPr>
+              <w:t>UI测试</w:t>
+            </w:r>
+          </w:p>
+        </w:tc>
+        <w:tc>
+          <w:tcPr>
+            <w:tcW w:type="dxa" w:w="1729"/>
+          </w:tcPr>
+          <w:p>
+            <w:r>
+              <w:rPr>
+                <w:sz w:val="20"/>
+              </w:rPr>
+              <w:t>通过</w:t>
+            </w:r>
+          </w:p>
+        </w:tc>
+        <w:tc>
+          <w:tcPr>
+            <w:tcW w:type="dxa" w:w="1729"/>
+          </w:tcPr>
+          <w:p>
+            <w:r>
+              <w:rPr>
+                <w:sz w:val="20"/>
+              </w:rPr>
+              <w:t>详情面板+LLM快照</w:t>
+            </w:r>
+          </w:p>
+        </w:tc>
+      </w:tr>
+      <w:tr>
+        <w:tc>
+          <w:tcPr>
+            <w:tcW w:type="dxa" w:w="1729"/>
+          </w:tcPr>
+          <w:p>
+            <w:r>
+              <w:rPr>
+                <w:sz w:val="20"/>
+              </w:rPr>
+              <w:t>WEB-004</w:t>
+            </w:r>
+          </w:p>
+        </w:tc>
+        <w:tc>
+          <w:tcPr>
+            <w:tcW w:type="dxa" w:w="1729"/>
+          </w:tcPr>
+          <w:p>
+            <w:r>
+              <w:rPr>
+                <w:sz w:val="20"/>
+              </w:rPr>
+              <w:t>桑基图</w:t>
+            </w:r>
+          </w:p>
+        </w:tc>
+        <w:tc>
+          <w:tcPr>
+            <w:tcW w:type="dxa" w:w="1729"/>
+          </w:tcPr>
+          <w:p>
+            <w:r>
+              <w:rPr>
+                <w:sz w:val="20"/>
+              </w:rPr>
+              <w:t>UI测试</w:t>
+            </w:r>
+          </w:p>
+        </w:tc>
+        <w:tc>
+          <w:tcPr>
+            <w:tcW w:type="dxa" w:w="1729"/>
+          </w:tcPr>
+          <w:p>
+            <w:r>
+              <w:rPr>
+                <w:sz w:val="20"/>
+              </w:rPr>
+              <w:t>通过</w:t>
+            </w:r>
+          </w:p>
+        </w:tc>
+        <w:tc>
+          <w:tcPr>
+            <w:tcW w:type="dxa" w:w="1729"/>
+          </w:tcPr>
+          <w:p>
+            <w:r>
+              <w:rPr>
+                <w:sz w:val="20"/>
+              </w:rPr>
+              <w:t>sankey+QPS+版本饼图</w:t>
+            </w:r>
+          </w:p>
+        </w:tc>
+      </w:tr>
+      <w:tr>
+        <w:tc>
+          <w:tcPr>
+            <w:tcW w:type="dxa" w:w="1729"/>
+          </w:tcPr>
+          <w:p>
+            <w:r>
+              <w:rPr>
+                <w:sz w:val="20"/>
+              </w:rPr>
+              <w:t>WEB-005</w:t>
+            </w:r>
+          </w:p>
+        </w:tc>
+        <w:tc>
+          <w:tcPr>
+            <w:tcW w:type="dxa" w:w="1729"/>
+          </w:tcPr>
+          <w:p>
+            <w:r>
+              <w:rPr>
+                <w:sz w:val="20"/>
+              </w:rPr>
+              <w:t>配置热部署</w:t>
+            </w:r>
+          </w:p>
+        </w:tc>
+        <w:tc>
+          <w:tcPr>
+            <w:tcW w:type="dxa" w:w="1729"/>
           </w:tcPr>
           <w:p>
             <w:r>
@@ -1696,7 +4443,7 @@
         </w:tc>
         <w:tc>
           <w:tcPr>
-            <w:tcW w:type="dxa" w:w="2161"/>
+            <w:tcW w:type="dxa" w:w="1729"/>
           </w:tcPr>
           <w:p>
             <w:r>
@@ -1706,19 +4453,135 @@
               <w:t>通过</w:t>
             </w:r>
           </w:p>
+        </w:tc>
+        <w:tc>
+          <w:tcPr>
+            <w:tcW w:type="dxa" w:w="1729"/>
+          </w:tcPr>
+          <w:p>
+            <w:r>
+              <w:rPr>
+                <w:sz w:val="20"/>
+              </w:rPr>
+              <w:t>POST→deployed=true</w:t>
+            </w:r>
+          </w:p>
+        </w:tc>
+      </w:tr>
+      <w:tr>
+        <w:tc>
+          <w:tcPr>
+            <w:tcW w:type="dxa" w:w="1729"/>
+          </w:tcPr>
+          <w:p>
+            <w:r>
+              <w:rPr>
+                <w:sz w:val="20"/>
+              </w:rPr>
+              <w:t>WEB-006</w:t>
+            </w:r>
+          </w:p>
+        </w:tc>
+        <w:tc>
+          <w:tcPr>
+            <w:tcW w:type="dxa" w:w="1729"/>
+          </w:tcPr>
+          <w:p>
+            <w:r>
+              <w:rPr>
+                <w:sz w:val="20"/>
+              </w:rPr>
+              <w:t>CSV导出</w:t>
+            </w:r>
+          </w:p>
+        </w:tc>
+        <w:tc>
+          <w:tcPr>
+            <w:tcW w:type="dxa" w:w="1729"/>
+          </w:tcPr>
+          <w:p>
+            <w:r>
+              <w:rPr>
+                <w:sz w:val="20"/>
+              </w:rPr>
+              <w:t>功能测试</w:t>
+            </w:r>
+          </w:p>
+        </w:tc>
+        <w:tc>
+          <w:tcPr>
+            <w:tcW w:type="dxa" w:w="1729"/>
+          </w:tcPr>
+          <w:p>
+            <w:r>
+              <w:rPr>
+                <w:sz w:val="20"/>
+              </w:rPr>
+              <w:t>通过</w:t>
+            </w:r>
+          </w:p>
+        </w:tc>
+        <w:tc>
+          <w:tcPr>
+            <w:tcW w:type="dxa" w:w="1729"/>
+          </w:tcPr>
+          <w:p>
+            <w:r>
+              <w:rPr>
+                <w:sz w:val="20"/>
+              </w:rPr>
+              <w:t>已读+Blob CSV下载</w:t>
+            </w:r>
+          </w:p>
+        </w:tc>
+      </w:tr>
+      <w:tr>
+        <w:tc>
+          <w:tcPr>
+            <w:tcW w:type="dxa" w:w="1729"/>
+          </w:tcPr>
+          <w:p>
+            <w:r>
+              <w:rPr>
+                <w:sz w:val="20"/>
+              </w:rPr>
+              <w:t>测试结论</w:t>
+            </w:r>
+          </w:p>
+        </w:tc>
+        <w:tc>
+          <w:tcPr>
+            <w:tcW w:type="dxa" w:w="1729"/>
+          </w:tcPr>
+          <w:p>
+            <w:r>
+              <w:rPr>
+                <w:sz w:val="20"/>
+              </w:rPr>
+              <w:t>6项全部通过，Web面板6页功能正常，autoDetectServer自动切换真实数据。</w:t>
+            </w:r>
+          </w:p>
+        </w:tc>
+        <w:tc>
+          <w:tcPr>
+            <w:tcW w:type="dxa" w:w="1729"/>
+          </w:tcPr>
+          <w:p/>
+        </w:tc>
+        <w:tc>
+          <w:tcPr>
+            <w:tcW w:type="dxa" w:w="1729"/>
+          </w:tcPr>
+          <w:p/>
+        </w:tc>
+        <w:tc>
+          <w:tcPr>
+            <w:tcW w:type="dxa" w:w="1729"/>
+          </w:tcPr>
+          <w:p/>
         </w:tc>
       </w:tr>
     </w:tbl>
-    <w:p>
-      <w:pPr>
-        <w:ind w:firstLine="420"/>
-      </w:pPr>
-      <w:r>
-        <w:rPr>
-          <w:sz w:val="24"/>
-        </w:rPr>
-      </w:r>
-    </w:p>
     <w:p>
       <w:pPr>
         <w:ind w:firstLine="420"/>
@@ -1738,18 +4601,7 @@
           <w:b/>
           <w:sz w:val="32"/>
         </w:rPr>
-        <w:t>C端 — 审计/配置/集成</w:t>
-      </w:r>
-    </w:p>
-    <w:p>
-      <w:pPr>
-        <w:ind w:firstLine="420"/>
-      </w:pPr>
-      <w:r>
-        <w:rPr>
-          <w:sz w:val="24"/>
-        </w:rPr>
-        <w:t>测试对象：client/audit/ config/ integration/</w:t>
+        <w:t>数据连通性</w:t>
       </w:r>
     </w:p>
     <w:tbl>
@@ -1759,65 +4611,75 @@
         <w:tblLook w:firstColumn="1" w:firstRow="1" w:lastColumn="0" w:lastRow="0" w:noHBand="0" w:noVBand="1" w:val="04A0"/>
       </w:tblPr>
       <w:tblGrid>
-        <w:gridCol w:w="2161"/>
-        <w:gridCol w:w="2161"/>
-        <w:gridCol w:w="2161"/>
-        <w:gridCol w:w="2161"/>
+        <w:gridCol w:w="1729"/>
+        <w:gridCol w:w="1729"/>
+        <w:gridCol w:w="1729"/>
+        <w:gridCol w:w="1729"/>
+        <w:gridCol w:w="1729"/>
       </w:tblGrid>
       <w:tr>
         <w:tc>
           <w:tcPr>
-            <w:tcW w:type="dxa" w:w="2161"/>
-          </w:tcPr>
-          <w:p>
-            <w:r>
-              <w:rPr>
-                <w:b/>
-                <w:sz w:val="20"/>
-              </w:rPr>
-              <w:t>测试编号</w:t>
-            </w:r>
-          </w:p>
-        </w:tc>
-        <w:tc>
-          <w:tcPr>
-            <w:tcW w:type="dxa" w:w="2161"/>
-          </w:tcPr>
-          <w:p>
-            <w:r>
-              <w:rPr>
-                <w:b/>
-                <w:sz w:val="20"/>
-              </w:rPr>
-              <w:t>测试名称</w:t>
-            </w:r>
-          </w:p>
-        </w:tc>
-        <w:tc>
-          <w:tcPr>
-            <w:tcW w:type="dxa" w:w="2161"/>
-          </w:tcPr>
-          <w:p>
-            <w:r>
-              <w:rPr>
-                <w:b/>
-                <w:sz w:val="20"/>
-              </w:rPr>
-              <w:t>测试类型</w:t>
-            </w:r>
-          </w:p>
-        </w:tc>
-        <w:tc>
-          <w:tcPr>
-            <w:tcW w:type="dxa" w:w="2161"/>
-          </w:tcPr>
-          <w:p>
-            <w:r>
-              <w:rPr>
-                <w:b/>
-                <w:sz w:val="20"/>
-              </w:rPr>
-              <w:t>测试结果</w:t>
+            <w:tcW w:type="dxa" w:w="1729"/>
+          </w:tcPr>
+          <w:p>
+            <w:r>
+              <w:rPr>
+                <w:sz w:val="20"/>
+              </w:rPr>
+              <w:t>编码人</w:t>
+            </w:r>
+          </w:p>
+        </w:tc>
+        <w:tc>
+          <w:tcPr>
+            <w:tcW w:type="dxa" w:w="1729"/>
+          </w:tcPr>
+          <w:p>
+            <w:r>
+              <w:rPr>
+                <w:sz w:val="20"/>
+              </w:rPr>
+              <w:t>涂浚稷</w:t>
+            </w:r>
+          </w:p>
+        </w:tc>
+        <w:tc>
+          <w:tcPr>
+            <w:tcW w:type="dxa" w:w="1729"/>
+          </w:tcPr>
+          <w:p>
+            <w:r>
+              <w:rPr>
+                <w:sz w:val="20"/>
+              </w:rPr>
+              <w:t>编码时间</w:t>
+            </w:r>
+          </w:p>
+        </w:tc>
+        <w:tc>
+          <w:tcPr>
+            <w:tcW w:type="dxa" w:w="1729"/>
+          </w:tcPr>
+          <w:p>
+            <w:r>
+              <w:rPr>
+                <w:sz w:val="20"/>
+              </w:rPr>
+              <w:t>2026-07-07</w:t>
+            </w:r>
+          </w:p>
+        </w:tc>
+        <w:tc>
+          <w:tcPr>
+            <w:tcW w:type="dxa" w:w="1729"/>
+          </w:tcPr>
+          <w:p>
+            <w:r>
+              <w:rPr>
+                <w:sz w:val="20"/>
+              </w:rPr>
+              <w:t>2026-07-07</w:t>
             </w:r>
           </w:p>
         </w:tc>
@@ -1825,622 +4687,352 @@
       <w:tr>
         <w:tc>
           <w:tcPr>
-            <w:tcW w:type="dxa" w:w="2161"/>
-          </w:tcPr>
-          <w:p>
-            <w:r>
-              <w:rPr>
-                <w:sz w:val="20"/>
-              </w:rPr>
-              <w:t>C-AUD-001~004</w:t>
-            </w:r>
-          </w:p>
-        </w:tc>
-        <w:tc>
-          <w:tcPr>
-            <w:tcW w:type="dxa" w:w="2161"/>
-          </w:tcPr>
-          <w:p>
-            <w:r>
-              <w:rPr>
-                <w:sz w:val="20"/>
-              </w:rPr>
-              <w:t>4项审计</w:t>
-            </w:r>
-          </w:p>
-        </w:tc>
-        <w:tc>
-          <w:tcPr>
-            <w:tcW w:type="dxa" w:w="2161"/>
-          </w:tcPr>
-          <w:p>
-            <w:r>
-              <w:rPr>
-                <w:sz w:val="20"/>
-              </w:rPr>
-              <w:t>功能/异常</w:t>
-            </w:r>
-          </w:p>
-        </w:tc>
-        <w:tc>
-          <w:tcPr>
-            <w:tcW w:type="dxa" w:w="2161"/>
-          </w:tcPr>
-          <w:p>
-            <w:r>
-              <w:rPr>
-                <w:sz w:val="20"/>
-              </w:rPr>
-              <w:t>通过</w:t>
-            </w:r>
-          </w:p>
+            <w:tcW w:type="dxa" w:w="1729"/>
+          </w:tcPr>
+          <w:p>
+            <w:r>
+              <w:rPr>
+                <w:sz w:val="20"/>
+              </w:rPr>
+              <w:t>模块名称</w:t>
+            </w:r>
+          </w:p>
+        </w:tc>
+        <w:tc>
+          <w:tcPr>
+            <w:tcW w:type="dxa" w:w="1729"/>
+          </w:tcPr>
+          <w:p>
+            <w:r>
+              <w:rPr>
+                <w:sz w:val="20"/>
+              </w:rPr>
+              <w:t>A-C数据连通性</w:t>
+            </w:r>
+          </w:p>
+        </w:tc>
+        <w:tc>
+          <w:tcPr>
+            <w:tcW w:type="dxa" w:w="1729"/>
+          </w:tcPr>
+          <w:p>
+            <w:r>
+              <w:rPr>
+                <w:sz w:val="20"/>
+              </w:rPr>
+              <w:t>测试类型</w:t>
+            </w:r>
+          </w:p>
+        </w:tc>
+        <w:tc>
+          <w:tcPr>
+            <w:tcW w:type="dxa" w:w="1729"/>
+          </w:tcPr>
+          <w:p>
+            <w:r>
+              <w:rPr>
+                <w:sz w:val="20"/>
+              </w:rPr>
+              <w:t>集成测试</w:t>
+            </w:r>
+          </w:p>
+        </w:tc>
+        <w:tc>
+          <w:tcPr>
+            <w:tcW w:type="dxa" w:w="1729"/>
+          </w:tcPr>
+          <w:p/>
         </w:tc>
       </w:tr>
       <w:tr>
         <w:tc>
           <w:tcPr>
-            <w:tcW w:type="dxa" w:w="2161"/>
-          </w:tcPr>
-          <w:p>
-            <w:r>
-              <w:rPr>
-                <w:sz w:val="20"/>
-              </w:rPr>
-              <w:t>C-CFG-001~003</w:t>
-            </w:r>
-          </w:p>
-        </w:tc>
-        <w:tc>
-          <w:tcPr>
-            <w:tcW w:type="dxa" w:w="2161"/>
-          </w:tcPr>
-          <w:p>
-            <w:r>
-              <w:rPr>
-                <w:sz w:val="20"/>
-              </w:rPr>
-              <w:t>3项配置</w:t>
-            </w:r>
-          </w:p>
-        </w:tc>
-        <w:tc>
-          <w:tcPr>
-            <w:tcW w:type="dxa" w:w="2161"/>
-          </w:tcPr>
-          <w:p>
-            <w:r>
-              <w:rPr>
-                <w:sz w:val="20"/>
-              </w:rPr>
-              <w:t>功能/异常</w:t>
-            </w:r>
-          </w:p>
-        </w:tc>
-        <w:tc>
-          <w:tcPr>
-            <w:tcW w:type="dxa" w:w="2161"/>
-          </w:tcPr>
-          <w:p>
-            <w:r>
-              <w:rPr>
-                <w:sz w:val="20"/>
-              </w:rPr>
-              <w:t>通过</w:t>
-            </w:r>
-          </w:p>
+            <w:tcW w:type="dxa" w:w="1729"/>
+          </w:tcPr>
+          <w:p>
+            <w:r>
+              <w:rPr>
+                <w:sz w:val="20"/>
+              </w:rPr>
+              <w:t>计划提交QA日期</w:t>
+            </w:r>
+          </w:p>
+        </w:tc>
+        <w:tc>
+          <w:tcPr>
+            <w:tcW w:type="dxa" w:w="1729"/>
+          </w:tcPr>
+          <w:p>
+            <w:r>
+              <w:rPr>
+                <w:sz w:val="20"/>
+              </w:rPr>
+              <w:t>2026-07-07</w:t>
+            </w:r>
+          </w:p>
+        </w:tc>
+        <w:tc>
+          <w:tcPr>
+            <w:tcW w:type="dxa" w:w="1729"/>
+          </w:tcPr>
+          <w:p>
+            <w:r>
+              <w:rPr>
+                <w:sz w:val="20"/>
+              </w:rPr>
+              <w:t>代码实际完成日期</w:t>
+            </w:r>
+          </w:p>
+        </w:tc>
+        <w:tc>
+          <w:tcPr>
+            <w:tcW w:type="dxa" w:w="1729"/>
+          </w:tcPr>
+          <w:p>
+            <w:r>
+              <w:rPr>
+                <w:sz w:val="20"/>
+              </w:rPr>
+              <w:t>2026-07-07</w:t>
+            </w:r>
+          </w:p>
+        </w:tc>
+        <w:tc>
+          <w:tcPr>
+            <w:tcW w:type="dxa" w:w="1729"/>
+          </w:tcPr>
+          <w:p/>
         </w:tc>
       </w:tr>
       <w:tr>
         <w:tc>
           <w:tcPr>
-            <w:tcW w:type="dxa" w:w="2161"/>
-          </w:tcPr>
-          <w:p>
-            <w:r>
-              <w:rPr>
-                <w:sz w:val="20"/>
-              </w:rPr>
-              <w:t>C-BC-001~002</w:t>
-            </w:r>
-          </w:p>
-        </w:tc>
-        <w:tc>
-          <w:tcPr>
-            <w:tcW w:type="dxa" w:w="2161"/>
-          </w:tcPr>
-          <w:p>
-            <w:r>
-              <w:rPr>
-                <w:sz w:val="20"/>
-              </w:rPr>
-              <w:t>2项集成</w:t>
-            </w:r>
-          </w:p>
-        </w:tc>
-        <w:tc>
-          <w:tcPr>
-            <w:tcW w:type="dxa" w:w="2161"/>
-          </w:tcPr>
-          <w:p>
-            <w:r>
-              <w:rPr>
-                <w:sz w:val="20"/>
-              </w:rPr>
-              <w:t>功能测试</w:t>
-            </w:r>
-          </w:p>
-        </w:tc>
-        <w:tc>
-          <w:tcPr>
-            <w:tcW w:type="dxa" w:w="2161"/>
-          </w:tcPr>
-          <w:p>
-            <w:r>
-              <w:rPr>
-                <w:sz w:val="20"/>
-              </w:rPr>
-              <w:t>通过</w:t>
-            </w:r>
-          </w:p>
-        </w:tc>
-      </w:tr>
-    </w:tbl>
-    <w:p>
-      <w:pPr>
-        <w:ind w:firstLine="420"/>
-      </w:pPr>
-      <w:r>
-        <w:rPr>
-          <w:sz w:val="24"/>
-        </w:rPr>
-      </w:r>
-    </w:p>
-    <w:p>
-      <w:pPr>
-        <w:ind w:firstLine="420"/>
-      </w:pPr>
-      <w:r>
-        <w:rPr>
-          <w:sz w:val="24"/>
-        </w:rPr>
-      </w:r>
-    </w:p>
-    <w:p>
-      <w:pPr>
-        <w:spacing w:before="280" w:after="160"/>
-      </w:pPr>
-      <w:r>
-        <w:rPr>
-          <w:b/>
-          <w:sz w:val="32"/>
-        </w:rPr>
-        <w:t>全系统 — 认证拦截+数据回路</w:t>
-      </w:r>
-    </w:p>
-    <w:p>
-      <w:pPr>
-        <w:ind w:firstLine="420"/>
-      </w:pPr>
-      <w:r>
-        <w:rPr>
-          <w:sz w:val="24"/>
-        </w:rPr>
-        <w:t>测试对象：test_new_jimi.py + test_hajimi_ui.py</w:t>
-      </w:r>
-    </w:p>
-    <w:tbl>
-      <w:tblPr>
-        <w:tblStyle w:val="TableGrid"/>
-        <w:tblW w:type="auto" w:w="0"/>
-        <w:tblLook w:firstColumn="1" w:firstRow="1" w:lastColumn="0" w:lastRow="0" w:noHBand="0" w:noVBand="1" w:val="04A0"/>
-      </w:tblPr>
-      <w:tblGrid>
-        <w:gridCol w:w="2161"/>
-        <w:gridCol w:w="2161"/>
-        <w:gridCol w:w="2161"/>
-        <w:gridCol w:w="2161"/>
-      </w:tblGrid>
-      <w:tr>
-        <w:tc>
-          <w:tcPr>
-            <w:tcW w:type="dxa" w:w="2161"/>
-          </w:tcPr>
-          <w:p>
-            <w:r>
-              <w:rPr>
-                <w:b/>
-                <w:sz w:val="20"/>
-              </w:rPr>
-              <w:t>测试编号</w:t>
-            </w:r>
-          </w:p>
-        </w:tc>
-        <w:tc>
-          <w:tcPr>
-            <w:tcW w:type="dxa" w:w="2161"/>
-          </w:tcPr>
-          <w:p>
-            <w:r>
-              <w:rPr>
-                <w:b/>
-                <w:sz w:val="20"/>
-              </w:rPr>
-              <w:t>测试名称</w:t>
-            </w:r>
-          </w:p>
-        </w:tc>
-        <w:tc>
-          <w:tcPr>
-            <w:tcW w:type="dxa" w:w="2161"/>
-          </w:tcPr>
-          <w:p>
-            <w:r>
-              <w:rPr>
-                <w:b/>
-                <w:sz w:val="20"/>
-              </w:rPr>
-              <w:t>测试类型</w:t>
-            </w:r>
-          </w:p>
-        </w:tc>
-        <w:tc>
-          <w:tcPr>
-            <w:tcW w:type="dxa" w:w="2161"/>
-          </w:tcPr>
-          <w:p>
-            <w:r>
-              <w:rPr>
-                <w:b/>
-                <w:sz w:val="20"/>
-              </w:rPr>
-              <w:t>测试结果</w:t>
-            </w:r>
-          </w:p>
+            <w:tcW w:type="dxa" w:w="1729"/>
+          </w:tcPr>
+          <w:p>
+            <w:r>
+              <w:rPr>
+                <w:sz w:val="20"/>
+              </w:rPr>
+              <w:t>实际提交QA日期</w:t>
+            </w:r>
+          </w:p>
+        </w:tc>
+        <w:tc>
+          <w:tcPr>
+            <w:tcW w:type="dxa" w:w="1729"/>
+          </w:tcPr>
+          <w:p>
+            <w:r>
+              <w:rPr>
+                <w:sz w:val="20"/>
+              </w:rPr>
+              <w:t>2026-07-07</w:t>
+            </w:r>
+          </w:p>
+        </w:tc>
+        <w:tc>
+          <w:tcPr>
+            <w:tcW w:type="dxa" w:w="1729"/>
+          </w:tcPr>
+          <w:p>
+            <w:r>
+              <w:rPr>
+                <w:sz w:val="20"/>
+              </w:rPr>
+              <w:t>QA测试完成日期</w:t>
+            </w:r>
+          </w:p>
+        </w:tc>
+        <w:tc>
+          <w:tcPr>
+            <w:tcW w:type="dxa" w:w="1729"/>
+          </w:tcPr>
+          <w:p>
+            <w:r>
+              <w:rPr>
+                <w:sz w:val="20"/>
+              </w:rPr>
+              <w:t>2026-07-07</w:t>
+            </w:r>
+          </w:p>
+        </w:tc>
+        <w:tc>
+          <w:tcPr>
+            <w:tcW w:type="dxa" w:w="1729"/>
+          </w:tcPr>
+          <w:p/>
         </w:tc>
       </w:tr>
       <w:tr>
         <w:tc>
           <w:tcPr>
-            <w:tcW w:type="dxa" w:w="2161"/>
-          </w:tcPr>
-          <w:p>
-            <w:r>
-              <w:rPr>
-                <w:sz w:val="20"/>
-              </w:rPr>
-              <w:t>SYS-001~006</w:t>
-            </w:r>
-          </w:p>
-        </w:tc>
-        <w:tc>
-          <w:tcPr>
-            <w:tcW w:type="dxa" w:w="2161"/>
-          </w:tcPr>
-          <w:p>
-            <w:r>
-              <w:rPr>
-                <w:sz w:val="20"/>
-              </w:rPr>
-              <w:t>6项全系统</w:t>
-            </w:r>
-          </w:p>
-        </w:tc>
-        <w:tc>
-          <w:tcPr>
-            <w:tcW w:type="dxa" w:w="2161"/>
-          </w:tcPr>
-          <w:p>
-            <w:r>
-              <w:rPr>
-                <w:sz w:val="20"/>
-              </w:rPr>
-              <w:t>集成测试</w:t>
-            </w:r>
-          </w:p>
-        </w:tc>
-        <w:tc>
-          <w:tcPr>
-            <w:tcW w:type="dxa" w:w="2161"/>
-          </w:tcPr>
-          <w:p>
-            <w:r>
-              <w:rPr>
-                <w:sz w:val="20"/>
-              </w:rPr>
-              <w:t>通过</w:t>
-            </w:r>
-          </w:p>
-        </w:tc>
-      </w:tr>
-    </w:tbl>
-    <w:p>
-      <w:pPr>
-        <w:ind w:firstLine="420"/>
-      </w:pPr>
-      <w:r>
-        <w:rPr>
-          <w:sz w:val="24"/>
-        </w:rPr>
-      </w:r>
-    </w:p>
-    <w:p>
-      <w:pPr>
-        <w:ind w:firstLine="420"/>
-      </w:pPr>
-      <w:r>
-        <w:rPr>
-          <w:sz w:val="24"/>
-        </w:rPr>
-      </w:r>
-    </w:p>
-    <w:p>
-      <w:pPr>
-        <w:spacing w:before="280" w:after="160"/>
-      </w:pPr>
-      <w:r>
-        <w:rPr>
-          <w:b/>
-          <w:sz w:val="32"/>
-        </w:rPr>
-        <w:t>测试汇总</w:t>
-      </w:r>
-    </w:p>
-    <w:tbl>
-      <w:tblPr>
-        <w:tblStyle w:val="TableGrid"/>
-        <w:tblW w:type="auto" w:w="0"/>
-        <w:tblLook w:firstColumn="1" w:firstRow="1" w:lastColumn="0" w:lastRow="0" w:noHBand="0" w:noVBand="1" w:val="04A0"/>
-      </w:tblPr>
-      <w:tblGrid>
-        <w:gridCol w:w="1441"/>
-        <w:gridCol w:w="1441"/>
-        <w:gridCol w:w="1441"/>
-        <w:gridCol w:w="1441"/>
-        <w:gridCol w:w="1441"/>
-        <w:gridCol w:w="1441"/>
-      </w:tblGrid>
-      <w:tr>
-        <w:tc>
-          <w:tcPr>
-            <w:tcW w:type="dxa" w:w="1441"/>
-          </w:tcPr>
-          <w:p>
-            <w:r>
-              <w:rPr>
-                <w:b/>
-                <w:sz w:val="20"/>
-              </w:rPr>
-              <w:t>端</w:t>
-            </w:r>
-          </w:p>
-        </w:tc>
-        <w:tc>
-          <w:tcPr>
-            <w:tcW w:type="dxa" w:w="1441"/>
-          </w:tcPr>
-          <w:p>
-            <w:r>
-              <w:rPr>
-                <w:b/>
-                <w:sz w:val="20"/>
-              </w:rPr>
-              <w:t>模块</w:t>
-            </w:r>
-          </w:p>
-        </w:tc>
-        <w:tc>
-          <w:tcPr>
-            <w:tcW w:type="dxa" w:w="1441"/>
-          </w:tcPr>
-          <w:p>
-            <w:r>
-              <w:rPr>
-                <w:b/>
-                <w:sz w:val="20"/>
-              </w:rPr>
-              <w:t>测试项</w:t>
-            </w:r>
-          </w:p>
-        </w:tc>
-        <w:tc>
-          <w:tcPr>
-            <w:tcW w:type="dxa" w:w="1441"/>
-          </w:tcPr>
-          <w:p>
-            <w:r>
-              <w:rPr>
-                <w:b/>
-                <w:sz w:val="20"/>
-              </w:rPr>
-              <w:t>通过</w:t>
-            </w:r>
-          </w:p>
-        </w:tc>
-        <w:tc>
-          <w:tcPr>
-            <w:tcW w:type="dxa" w:w="1441"/>
-          </w:tcPr>
-          <w:p>
-            <w:r>
-              <w:rPr>
-                <w:b/>
-                <w:sz w:val="20"/>
-              </w:rPr>
-              <w:t>失败</w:t>
-            </w:r>
-          </w:p>
-        </w:tc>
-        <w:tc>
-          <w:tcPr>
-            <w:tcW w:type="dxa" w:w="1441"/>
-          </w:tcPr>
-          <w:p>
-            <w:r>
-              <w:rPr>
-                <w:b/>
-                <w:sz w:val="20"/>
-              </w:rPr>
-              <w:t>通过率</w:t>
-            </w:r>
-          </w:p>
+            <w:tcW w:type="dxa" w:w="1729"/>
+          </w:tcPr>
+          <w:p>
+            <w:r>
+              <w:rPr>
+                <w:sz w:val="20"/>
+              </w:rPr>
+              <w:t>测试人员</w:t>
+            </w:r>
+          </w:p>
+        </w:tc>
+        <w:tc>
+          <w:tcPr>
+            <w:tcW w:type="dxa" w:w="1729"/>
+          </w:tcPr>
+          <w:p>
+            <w:r>
+              <w:rPr>
+                <w:sz w:val="20"/>
+              </w:rPr>
+              <w:t>涂浚稷</w:t>
+            </w:r>
+          </w:p>
+        </w:tc>
+        <w:tc>
+          <w:tcPr>
+            <w:tcW w:type="dxa" w:w="1729"/>
+          </w:tcPr>
+          <w:p>
+            <w:r>
+              <w:rPr>
+                <w:sz w:val="20"/>
+              </w:rPr>
+              <w:t>测试日期</w:t>
+            </w:r>
+          </w:p>
+        </w:tc>
+        <w:tc>
+          <w:tcPr>
+            <w:tcW w:type="dxa" w:w="1729"/>
+          </w:tcPr>
+          <w:p>
+            <w:r>
+              <w:rPr>
+                <w:sz w:val="20"/>
+              </w:rPr>
+              <w:t>2026-07-07</w:t>
+            </w:r>
+          </w:p>
+        </w:tc>
+        <w:tc>
+          <w:tcPr>
+            <w:tcW w:type="dxa" w:w="1729"/>
+          </w:tcPr>
+          <w:p/>
         </w:tc>
       </w:tr>
       <w:tr>
         <w:tc>
           <w:tcPr>
-            <w:tcW w:type="dxa" w:w="1441"/>
-          </w:tcPr>
-          <w:p>
-            <w:r>
-              <w:rPr>
-                <w:sz w:val="20"/>
-              </w:rPr>
-              <w:t>A端</w:t>
-            </w:r>
-          </w:p>
-        </w:tc>
-        <w:tc>
-          <w:tcPr>
-            <w:tcW w:type="dxa" w:w="1441"/>
-          </w:tcPr>
-          <w:p>
-            <w:r>
-              <w:rPr>
-                <w:sz w:val="20"/>
-              </w:rPr>
-              <w:t>Demo核心</w:t>
-            </w:r>
-          </w:p>
-        </w:tc>
-        <w:tc>
-          <w:tcPr>
-            <w:tcW w:type="dxa" w:w="1441"/>
-          </w:tcPr>
-          <w:p>
-            <w:r>
-              <w:rPr>
-                <w:sz w:val="20"/>
-              </w:rPr>
-              <w:t>5</w:t>
-            </w:r>
-          </w:p>
-        </w:tc>
-        <w:tc>
-          <w:tcPr>
-            <w:tcW w:type="dxa" w:w="1441"/>
-          </w:tcPr>
-          <w:p>
-            <w:r>
-              <w:rPr>
-                <w:sz w:val="20"/>
-              </w:rPr>
-              <w:t>5</w:t>
-            </w:r>
-          </w:p>
-        </w:tc>
-        <w:tc>
-          <w:tcPr>
-            <w:tcW w:type="dxa" w:w="1441"/>
-          </w:tcPr>
-          <w:p>
-            <w:r>
-              <w:rPr>
-                <w:sz w:val="20"/>
-              </w:rPr>
-              <w:t>0</w:t>
-            </w:r>
-          </w:p>
-        </w:tc>
-        <w:tc>
-          <w:tcPr>
-            <w:tcW w:type="dxa" w:w="1441"/>
-          </w:tcPr>
-          <w:p>
-            <w:r>
-              <w:rPr>
-                <w:sz w:val="20"/>
-              </w:rPr>
-              <w:t>100%</w:t>
-            </w:r>
-          </w:p>
+            <w:tcW w:type="dxa" w:w="1729"/>
+          </w:tcPr>
+          <w:p>
+            <w:r>
+              <w:rPr>
+                <w:sz w:val="20"/>
+              </w:rPr>
+              <w:t>测试环境</w:t>
+            </w:r>
+          </w:p>
+        </w:tc>
+        <w:tc>
+          <w:tcPr>
+            <w:tcW w:type="dxa" w:w="1729"/>
+          </w:tcPr>
+          <w:p>
+            <w:r>
+              <w:rPr>
+                <w:sz w:val="20"/>
+              </w:rPr>
+              <w:t>Windows 11, HAJIMI_UI/server/ A端 :8010, httpx</w:t>
+            </w:r>
+          </w:p>
+        </w:tc>
+        <w:tc>
+          <w:tcPr>
+            <w:tcW w:type="dxa" w:w="1729"/>
+          </w:tcPr>
+          <w:p/>
+        </w:tc>
+        <w:tc>
+          <w:tcPr>
+            <w:tcW w:type="dxa" w:w="1729"/>
+          </w:tcPr>
+          <w:p/>
+        </w:tc>
+        <w:tc>
+          <w:tcPr>
+            <w:tcW w:type="dxa" w:w="1729"/>
+          </w:tcPr>
+          <w:p/>
         </w:tc>
       </w:tr>
       <w:tr>
         <w:tc>
           <w:tcPr>
-            <w:tcW w:type="dxa" w:w="1441"/>
-          </w:tcPr>
-          <w:p>
-            <w:r>
-              <w:rPr>
-                <w:sz w:val="20"/>
-              </w:rPr>
-              <w:t>A端</w:t>
-            </w:r>
-          </w:p>
-        </w:tc>
-        <w:tc>
-          <w:tcPr>
-            <w:tcW w:type="dxa" w:w="1441"/>
-          </w:tcPr>
-          <w:p>
-            <w:r>
-              <w:rPr>
-                <w:sz w:val="20"/>
-              </w:rPr>
-              <w:t>Admin管理</w:t>
-            </w:r>
-          </w:p>
-        </w:tc>
-        <w:tc>
-          <w:tcPr>
-            <w:tcW w:type="dxa" w:w="1441"/>
-          </w:tcPr>
-          <w:p>
-            <w:r>
-              <w:rPr>
-                <w:sz w:val="20"/>
-              </w:rPr>
-              <w:t>11</w:t>
-            </w:r>
-          </w:p>
-        </w:tc>
-        <w:tc>
-          <w:tcPr>
-            <w:tcW w:type="dxa" w:w="1441"/>
-          </w:tcPr>
-          <w:p>
-            <w:r>
-              <w:rPr>
-                <w:sz w:val="20"/>
-              </w:rPr>
-              <w:t>11</w:t>
-            </w:r>
-          </w:p>
-        </w:tc>
-        <w:tc>
-          <w:tcPr>
-            <w:tcW w:type="dxa" w:w="1441"/>
-          </w:tcPr>
-          <w:p>
-            <w:r>
-              <w:rPr>
-                <w:sz w:val="20"/>
-              </w:rPr>
-              <w:t>0</w:t>
-            </w:r>
-          </w:p>
-        </w:tc>
-        <w:tc>
-          <w:tcPr>
-            <w:tcW w:type="dxa" w:w="1441"/>
-          </w:tcPr>
-          <w:p>
-            <w:r>
-              <w:rPr>
-                <w:sz w:val="20"/>
-              </w:rPr>
-              <w:t>100%</w:t>
+            <w:tcW w:type="dxa" w:w="1729"/>
+          </w:tcPr>
+          <w:p>
+            <w:r>
+              <w:rPr>
+                <w:sz w:val="20"/>
+              </w:rPr>
+              <w:t>CONN-001</w:t>
+            </w:r>
+          </w:p>
+        </w:tc>
+        <w:tc>
+          <w:tcPr>
+            <w:tcW w:type="dxa" w:w="1729"/>
+          </w:tcPr>
+          <w:p>
+            <w:r>
+              <w:rPr>
+                <w:sz w:val="20"/>
+              </w:rPr>
+              <w:t>审计回路</w:t>
+            </w:r>
+          </w:p>
+        </w:tc>
+        <w:tc>
+          <w:tcPr>
+            <w:tcW w:type="dxa" w:w="1729"/>
+          </w:tcPr>
+          <w:p>
+            <w:r>
+              <w:rPr>
+                <w:sz w:val="20"/>
+              </w:rPr>
+              <w:t>集成测试</w:t>
+            </w:r>
+          </w:p>
+        </w:tc>
+        <w:tc>
+          <w:tcPr>
+            <w:tcW w:type="dxa" w:w="1729"/>
+          </w:tcPr>
+          <w:p>
+            <w:r>
+              <w:rPr>
+                <w:sz w:val="20"/>
+              </w:rPr>
+              <w:t>通过</w:t>
+            </w:r>
+          </w:p>
+        </w:tc>
+        <w:tc>
+          <w:tcPr>
+            <w:tcW w:type="dxa" w:w="1729"/>
+          </w:tcPr>
+          <w:p>
+            <w:r>
+              <w:rPr>
+                <w:sz w:val="20"/>
+              </w:rPr>
+              <w:t>POST→DB→GET,28/28</w:t>
             </w:r>
           </w:p>
         </w:tc>
@@ -2448,79 +5040,66 @@
       <w:tr>
         <w:tc>
           <w:tcPr>
-            <w:tcW w:type="dxa" w:w="1441"/>
-          </w:tcPr>
-          <w:p>
-            <w:r>
-              <w:rPr>
-                <w:sz w:val="20"/>
-              </w:rPr>
-              <w:t>A端</w:t>
-            </w:r>
-          </w:p>
-        </w:tc>
-        <w:tc>
-          <w:tcPr>
-            <w:tcW w:type="dxa" w:w="1441"/>
-          </w:tcPr>
-          <w:p>
-            <w:r>
-              <w:rPr>
-                <w:sz w:val="20"/>
-              </w:rPr>
-              <w:t>审计/配置/认证/流/监控</w:t>
-            </w:r>
-          </w:p>
-        </w:tc>
-        <w:tc>
-          <w:tcPr>
-            <w:tcW w:type="dxa" w:w="1441"/>
-          </w:tcPr>
-          <w:p>
-            <w:r>
-              <w:rPr>
-                <w:sz w:val="20"/>
-              </w:rPr>
-              <w:t>7</w:t>
-            </w:r>
-          </w:p>
-        </w:tc>
-        <w:tc>
-          <w:tcPr>
-            <w:tcW w:type="dxa" w:w="1441"/>
-          </w:tcPr>
-          <w:p>
-            <w:r>
-              <w:rPr>
-                <w:sz w:val="20"/>
-              </w:rPr>
-              <w:t>7</w:t>
-            </w:r>
-          </w:p>
-        </w:tc>
-        <w:tc>
-          <w:tcPr>
-            <w:tcW w:type="dxa" w:w="1441"/>
-          </w:tcPr>
-          <w:p>
-            <w:r>
-              <w:rPr>
-                <w:sz w:val="20"/>
-              </w:rPr>
-              <w:t>0</w:t>
-            </w:r>
-          </w:p>
-        </w:tc>
-        <w:tc>
-          <w:tcPr>
-            <w:tcW w:type="dxa" w:w="1441"/>
-          </w:tcPr>
-          <w:p>
-            <w:r>
-              <w:rPr>
-                <w:sz w:val="20"/>
-              </w:rPr>
-              <w:t>100%</w:t>
+            <w:tcW w:type="dxa" w:w="1729"/>
+          </w:tcPr>
+          <w:p>
+            <w:r>
+              <w:rPr>
+                <w:sz w:val="20"/>
+              </w:rPr>
+              <w:t>CONN-002</w:t>
+            </w:r>
+          </w:p>
+        </w:tc>
+        <w:tc>
+          <w:tcPr>
+            <w:tcW w:type="dxa" w:w="1729"/>
+          </w:tcPr>
+          <w:p>
+            <w:r>
+              <w:rPr>
+                <w:sz w:val="20"/>
+              </w:rPr>
+              <w:t>配置回路</w:t>
+            </w:r>
+          </w:p>
+        </w:tc>
+        <w:tc>
+          <w:tcPr>
+            <w:tcW w:type="dxa" w:w="1729"/>
+          </w:tcPr>
+          <w:p>
+            <w:r>
+              <w:rPr>
+                <w:sz w:val="20"/>
+              </w:rPr>
+              <w:t>集成测试</w:t>
+            </w:r>
+          </w:p>
+        </w:tc>
+        <w:tc>
+          <w:tcPr>
+            <w:tcW w:type="dxa" w:w="1729"/>
+          </w:tcPr>
+          <w:p>
+            <w:r>
+              <w:rPr>
+                <w:sz w:val="20"/>
+              </w:rPr>
+              <w:t>通过</w:t>
+            </w:r>
+          </w:p>
+        </w:tc>
+        <w:tc>
+          <w:tcPr>
+            <w:tcW w:type="dxa" w:w="1729"/>
+          </w:tcPr>
+          <w:p>
+            <w:r>
+              <w:rPr>
+                <w:sz w:val="20"/>
+              </w:rPr>
+              <w:t>POST→DB→pull,写入=读取</w:t>
             </w:r>
           </w:p>
         </w:tc>
@@ -2528,79 +5107,66 @@
       <w:tr>
         <w:tc>
           <w:tcPr>
-            <w:tcW w:type="dxa" w:w="1441"/>
-          </w:tcPr>
-          <w:p>
-            <w:r>
-              <w:rPr>
-                <w:sz w:val="20"/>
-              </w:rPr>
-              <w:t>B端</w:t>
-            </w:r>
-          </w:p>
-        </w:tc>
-        <w:tc>
-          <w:tcPr>
-            <w:tcW w:type="dxa" w:w="1441"/>
-          </w:tcPr>
-          <w:p>
-            <w:r>
-              <w:rPr>
-                <w:sz w:val="20"/>
-              </w:rPr>
-              <w:t>B端专属Demo</w:t>
-            </w:r>
-          </w:p>
-        </w:tc>
-        <w:tc>
-          <w:tcPr>
-            <w:tcW w:type="dxa" w:w="1441"/>
-          </w:tcPr>
-          <w:p>
-            <w:r>
-              <w:rPr>
-                <w:sz w:val="20"/>
-              </w:rPr>
-              <w:t>7</w:t>
-            </w:r>
-          </w:p>
-        </w:tc>
-        <w:tc>
-          <w:tcPr>
-            <w:tcW w:type="dxa" w:w="1441"/>
-          </w:tcPr>
-          <w:p>
-            <w:r>
-              <w:rPr>
-                <w:sz w:val="20"/>
-              </w:rPr>
-              <w:t>7</w:t>
-            </w:r>
-          </w:p>
-        </w:tc>
-        <w:tc>
-          <w:tcPr>
-            <w:tcW w:type="dxa" w:w="1441"/>
-          </w:tcPr>
-          <w:p>
-            <w:r>
-              <w:rPr>
-                <w:sz w:val="20"/>
-              </w:rPr>
-              <w:t>0</w:t>
-            </w:r>
-          </w:p>
-        </w:tc>
-        <w:tc>
-          <w:tcPr>
-            <w:tcW w:type="dxa" w:w="1441"/>
-          </w:tcPr>
-          <w:p>
-            <w:r>
-              <w:rPr>
-                <w:sz w:val="20"/>
-              </w:rPr>
-              <w:t>100%</w:t>
+            <w:tcW w:type="dxa" w:w="1729"/>
+          </w:tcPr>
+          <w:p>
+            <w:r>
+              <w:rPr>
+                <w:sz w:val="20"/>
+              </w:rPr>
+              <w:t>CONN-003</w:t>
+            </w:r>
+          </w:p>
+        </w:tc>
+        <w:tc>
+          <w:tcPr>
+            <w:tcW w:type="dxa" w:w="1729"/>
+          </w:tcPr>
+          <w:p>
+            <w:r>
+              <w:rPr>
+                <w:sz w:val="20"/>
+              </w:rPr>
+              <w:t>BC审计链</w:t>
+            </w:r>
+          </w:p>
+        </w:tc>
+        <w:tc>
+          <w:tcPr>
+            <w:tcW w:type="dxa" w:w="1729"/>
+          </w:tcPr>
+          <w:p>
+            <w:r>
+              <w:rPr>
+                <w:sz w:val="20"/>
+              </w:rPr>
+              <w:t>集成测试</w:t>
+            </w:r>
+          </w:p>
+        </w:tc>
+        <w:tc>
+          <w:tcPr>
+            <w:tcW w:type="dxa" w:w="1729"/>
+          </w:tcPr>
+          <w:p>
+            <w:r>
+              <w:rPr>
+                <w:sz w:val="20"/>
+              </w:rPr>
+              <w:t>通过</w:t>
+            </w:r>
+          </w:p>
+        </w:tc>
+        <w:tc>
+          <w:tcPr>
+            <w:tcW w:type="dxa" w:w="1729"/>
+          </w:tcPr>
+          <w:p>
+            <w:r>
+              <w:rPr>
+                <w:sz w:val="20"/>
+              </w:rPr>
+              <w:t>B→C→A→Web可查</w:t>
             </w:r>
           </w:p>
         </w:tc>
@@ -2608,79 +5174,66 @@
       <w:tr>
         <w:tc>
           <w:tcPr>
-            <w:tcW w:type="dxa" w:w="1441"/>
-          </w:tcPr>
-          <w:p>
-            <w:r>
-              <w:rPr>
-                <w:sz w:val="20"/>
-              </w:rPr>
-              <w:t>B端</w:t>
-            </w:r>
-          </w:p>
-        </w:tc>
-        <w:tc>
-          <w:tcPr>
-            <w:tcW w:type="dxa" w:w="1441"/>
-          </w:tcPr>
-          <w:p>
-            <w:r>
-              <w:rPr>
-                <w:sz w:val="20"/>
-              </w:rPr>
-              <w:t>AuditRecord Builder</w:t>
-            </w:r>
-          </w:p>
-        </w:tc>
-        <w:tc>
-          <w:tcPr>
-            <w:tcW w:type="dxa" w:w="1441"/>
-          </w:tcPr>
-          <w:p>
-            <w:r>
-              <w:rPr>
-                <w:sz w:val="20"/>
-              </w:rPr>
-              <w:t>2</w:t>
-            </w:r>
-          </w:p>
-        </w:tc>
-        <w:tc>
-          <w:tcPr>
-            <w:tcW w:type="dxa" w:w="1441"/>
-          </w:tcPr>
-          <w:p>
-            <w:r>
-              <w:rPr>
-                <w:sz w:val="20"/>
-              </w:rPr>
-              <w:t>2</w:t>
-            </w:r>
-          </w:p>
-        </w:tc>
-        <w:tc>
-          <w:tcPr>
-            <w:tcW w:type="dxa" w:w="1441"/>
-          </w:tcPr>
-          <w:p>
-            <w:r>
-              <w:rPr>
-                <w:sz w:val="20"/>
-              </w:rPr>
-              <w:t>0</w:t>
-            </w:r>
-          </w:p>
-        </w:tc>
-        <w:tc>
-          <w:tcPr>
-            <w:tcW w:type="dxa" w:w="1441"/>
-          </w:tcPr>
-          <w:p>
-            <w:r>
-              <w:rPr>
-                <w:sz w:val="20"/>
-              </w:rPr>
-              <w:t>100%</w:t>
+            <w:tcW w:type="dxa" w:w="1729"/>
+          </w:tcPr>
+          <w:p>
+            <w:r>
+              <w:rPr>
+                <w:sz w:val="20"/>
+              </w:rPr>
+              <w:t>CONN-004</w:t>
+            </w:r>
+          </w:p>
+        </w:tc>
+        <w:tc>
+          <w:tcPr>
+            <w:tcW w:type="dxa" w:w="1729"/>
+          </w:tcPr>
+          <w:p>
+            <w:r>
+              <w:rPr>
+                <w:sz w:val="20"/>
+              </w:rPr>
+              <w:t>JWT认证</w:t>
+            </w:r>
+          </w:p>
+        </w:tc>
+        <w:tc>
+          <w:tcPr>
+            <w:tcW w:type="dxa" w:w="1729"/>
+          </w:tcPr>
+          <w:p>
+            <w:r>
+              <w:rPr>
+                <w:sz w:val="20"/>
+              </w:rPr>
+              <w:t>接口测试</w:t>
+            </w:r>
+          </w:p>
+        </w:tc>
+        <w:tc>
+          <w:tcPr>
+            <w:tcW w:type="dxa" w:w="1729"/>
+          </w:tcPr>
+          <w:p>
+            <w:r>
+              <w:rPr>
+                <w:sz w:val="20"/>
+              </w:rPr>
+              <w:t>通过</w:t>
+            </w:r>
+          </w:p>
+        </w:tc>
+        <w:tc>
+          <w:tcPr>
+            <w:tcW w:type="dxa" w:w="1729"/>
+          </w:tcPr>
+          <w:p>
+            <w:r>
+              <w:rPr>
+                <w:sz w:val="20"/>
+              </w:rPr>
+              <w:t>login→token&gt;20chars</w:t>
             </w:r>
           </w:p>
         </w:tc>
@@ -2688,79 +5241,66 @@
       <w:tr>
         <w:tc>
           <w:tcPr>
-            <w:tcW w:type="dxa" w:w="1441"/>
-          </w:tcPr>
-          <w:p>
-            <w:r>
-              <w:rPr>
-                <w:sz w:val="20"/>
-              </w:rPr>
-              <w:t>C端</w:t>
-            </w:r>
-          </w:p>
-        </w:tc>
-        <w:tc>
-          <w:tcPr>
-            <w:tcW w:type="dxa" w:w="1441"/>
-          </w:tcPr>
-          <w:p>
-            <w:r>
-              <w:rPr>
-                <w:sz w:val="20"/>
-              </w:rPr>
-              <w:t>语音(ASR+TTS)</w:t>
-            </w:r>
-          </w:p>
-        </w:tc>
-        <w:tc>
-          <w:tcPr>
-            <w:tcW w:type="dxa" w:w="1441"/>
-          </w:tcPr>
-          <w:p>
-            <w:r>
-              <w:rPr>
-                <w:sz w:val="20"/>
-              </w:rPr>
-              <w:t>9</w:t>
-            </w:r>
-          </w:p>
-        </w:tc>
-        <w:tc>
-          <w:tcPr>
-            <w:tcW w:type="dxa" w:w="1441"/>
-          </w:tcPr>
-          <w:p>
-            <w:r>
-              <w:rPr>
-                <w:sz w:val="20"/>
-              </w:rPr>
-              <w:t>9</w:t>
-            </w:r>
-          </w:p>
-        </w:tc>
-        <w:tc>
-          <w:tcPr>
-            <w:tcW w:type="dxa" w:w="1441"/>
-          </w:tcPr>
-          <w:p>
-            <w:r>
-              <w:rPr>
-                <w:sz w:val="20"/>
-              </w:rPr>
-              <w:t>0</w:t>
-            </w:r>
-          </w:p>
-        </w:tc>
-        <w:tc>
-          <w:tcPr>
-            <w:tcW w:type="dxa" w:w="1441"/>
-          </w:tcPr>
-          <w:p>
-            <w:r>
-              <w:rPr>
-                <w:sz w:val="20"/>
-              </w:rPr>
-              <w:t>100%</w:t>
+            <w:tcW w:type="dxa" w:w="1729"/>
+          </w:tcPr>
+          <w:p>
+            <w:r>
+              <w:rPr>
+                <w:sz w:val="20"/>
+              </w:rPr>
+              <w:t>CONN-005</w:t>
+            </w:r>
+          </w:p>
+        </w:tc>
+        <w:tc>
+          <w:tcPr>
+            <w:tcW w:type="dxa" w:w="1729"/>
+          </w:tcPr>
+          <w:p>
+            <w:r>
+              <w:rPr>
+                <w:sz w:val="20"/>
+              </w:rPr>
+              <w:t>无Key拦截</w:t>
+            </w:r>
+          </w:p>
+        </w:tc>
+        <w:tc>
+          <w:tcPr>
+            <w:tcW w:type="dxa" w:w="1729"/>
+          </w:tcPr>
+          <w:p>
+            <w:r>
+              <w:rPr>
+                <w:sz w:val="20"/>
+              </w:rPr>
+              <w:t>安全测试</w:t>
+            </w:r>
+          </w:p>
+        </w:tc>
+        <w:tc>
+          <w:tcPr>
+            <w:tcW w:type="dxa" w:w="1729"/>
+          </w:tcPr>
+          <w:p>
+            <w:r>
+              <w:rPr>
+                <w:sz w:val="20"/>
+              </w:rPr>
+              <w:t>通过</w:t>
+            </w:r>
+          </w:p>
+        </w:tc>
+        <w:tc>
+          <w:tcPr>
+            <w:tcW w:type="dxa" w:w="1729"/>
+          </w:tcPr>
+          <w:p>
+            <w:r>
+              <w:rPr>
+                <w:sz w:val="20"/>
+              </w:rPr>
+              <w:t>无Header→HTTP 401</w:t>
             </w:r>
           </w:p>
         </w:tc>
@@ -2768,79 +5308,66 @@
       <w:tr>
         <w:tc>
           <w:tcPr>
-            <w:tcW w:type="dxa" w:w="1441"/>
-          </w:tcPr>
-          <w:p>
-            <w:r>
-              <w:rPr>
-                <w:sz w:val="20"/>
-              </w:rPr>
-              <w:t>C端</w:t>
-            </w:r>
-          </w:p>
-        </w:tc>
-        <w:tc>
-          <w:tcPr>
-            <w:tcW w:type="dxa" w:w="1441"/>
-          </w:tcPr>
-          <w:p>
-            <w:r>
-              <w:rPr>
-                <w:sz w:val="20"/>
-              </w:rPr>
-              <w:t>审计+配置+集成</w:t>
-            </w:r>
-          </w:p>
-        </w:tc>
-        <w:tc>
-          <w:tcPr>
-            <w:tcW w:type="dxa" w:w="1441"/>
-          </w:tcPr>
-          <w:p>
-            <w:r>
-              <w:rPr>
-                <w:sz w:val="20"/>
-              </w:rPr>
-              <w:t>9</w:t>
-            </w:r>
-          </w:p>
-        </w:tc>
-        <w:tc>
-          <w:tcPr>
-            <w:tcW w:type="dxa" w:w="1441"/>
-          </w:tcPr>
-          <w:p>
-            <w:r>
-              <w:rPr>
-                <w:sz w:val="20"/>
-              </w:rPr>
-              <w:t>9</w:t>
-            </w:r>
-          </w:p>
-        </w:tc>
-        <w:tc>
-          <w:tcPr>
-            <w:tcW w:type="dxa" w:w="1441"/>
-          </w:tcPr>
-          <w:p>
-            <w:r>
-              <w:rPr>
-                <w:sz w:val="20"/>
-              </w:rPr>
-              <w:t>0</w:t>
-            </w:r>
-          </w:p>
-        </w:tc>
-        <w:tc>
-          <w:tcPr>
-            <w:tcW w:type="dxa" w:w="1441"/>
-          </w:tcPr>
-          <w:p>
-            <w:r>
-              <w:rPr>
-                <w:sz w:val="20"/>
-              </w:rPr>
-              <w:t>100%</w:t>
+            <w:tcW w:type="dxa" w:w="1729"/>
+          </w:tcPr>
+          <w:p>
+            <w:r>
+              <w:rPr>
+                <w:sz w:val="20"/>
+              </w:rPr>
+              <w:t>CONN-006</w:t>
+            </w:r>
+          </w:p>
+        </w:tc>
+        <w:tc>
+          <w:tcPr>
+            <w:tcW w:type="dxa" w:w="1729"/>
+          </w:tcPr>
+          <w:p>
+            <w:r>
+              <w:rPr>
+                <w:sz w:val="20"/>
+              </w:rPr>
+              <w:t>12页数据</w:t>
+            </w:r>
+          </w:p>
+        </w:tc>
+        <w:tc>
+          <w:tcPr>
+            <w:tcW w:type="dxa" w:w="1729"/>
+          </w:tcPr>
+          <w:p>
+            <w:r>
+              <w:rPr>
+                <w:sz w:val="20"/>
+              </w:rPr>
+              <w:t>集成测试</w:t>
+            </w:r>
+          </w:p>
+        </w:tc>
+        <w:tc>
+          <w:tcPr>
+            <w:tcW w:type="dxa" w:w="1729"/>
+          </w:tcPr>
+          <w:p>
+            <w:r>
+              <w:rPr>
+                <w:sz w:val="20"/>
+              </w:rPr>
+              <w:t>通过</w:t>
+            </w:r>
+          </w:p>
+        </w:tc>
+        <w:tc>
+          <w:tcPr>
+            <w:tcW w:type="dxa" w:w="1729"/>
+          </w:tcPr>
+          <w:p>
+            <w:r>
+              <w:rPr>
+                <w:sz w:val="20"/>
+              </w:rPr>
+              <w:t>全部/admin/*端点200</w:t>
             </w:r>
           </w:p>
         </w:tc>
@@ -2848,160 +5375,47 @@
       <w:tr>
         <w:tc>
           <w:tcPr>
-            <w:tcW w:type="dxa" w:w="1441"/>
-          </w:tcPr>
-          <w:p>
-            <w:r>
-              <w:rPr>
-                <w:sz w:val="20"/>
-              </w:rPr>
-              <w:t>全系统</w:t>
-            </w:r>
-          </w:p>
-        </w:tc>
-        <w:tc>
-          <w:tcPr>
-            <w:tcW w:type="dxa" w:w="1441"/>
-          </w:tcPr>
-          <w:p>
-            <w:r>
-              <w:rPr>
-                <w:sz w:val="20"/>
-              </w:rPr>
-              <w:t>认证+回路+信号桥</w:t>
-            </w:r>
-          </w:p>
-        </w:tc>
-        <w:tc>
-          <w:tcPr>
-            <w:tcW w:type="dxa" w:w="1441"/>
-          </w:tcPr>
-          <w:p>
-            <w:r>
-              <w:rPr>
-                <w:sz w:val="20"/>
-              </w:rPr>
-              <w:t>6</w:t>
-            </w:r>
-          </w:p>
-        </w:tc>
-        <w:tc>
-          <w:tcPr>
-            <w:tcW w:type="dxa" w:w="1441"/>
-          </w:tcPr>
-          <w:p>
-            <w:r>
-              <w:rPr>
-                <w:sz w:val="20"/>
-              </w:rPr>
-              <w:t>6</w:t>
-            </w:r>
-          </w:p>
-        </w:tc>
-        <w:tc>
-          <w:tcPr>
-            <w:tcW w:type="dxa" w:w="1441"/>
-          </w:tcPr>
-          <w:p>
-            <w:r>
-              <w:rPr>
-                <w:sz w:val="20"/>
-              </w:rPr>
-              <w:t>0</w:t>
-            </w:r>
-          </w:p>
-        </w:tc>
-        <w:tc>
-          <w:tcPr>
-            <w:tcW w:type="dxa" w:w="1441"/>
-          </w:tcPr>
-          <w:p>
-            <w:r>
-              <w:rPr>
-                <w:sz w:val="20"/>
-              </w:rPr>
-              <w:t>100%</w:t>
-            </w:r>
-          </w:p>
-        </w:tc>
-      </w:tr>
-      <w:tr>
-        <w:tc>
-          <w:tcPr>
-            <w:tcW w:type="dxa" w:w="1441"/>
-          </w:tcPr>
-          <w:p>
-            <w:r>
-              <w:rPr>
-                <w:sz w:val="20"/>
-              </w:rPr>
-              <w:t>合计</w:t>
-            </w:r>
-          </w:p>
-        </w:tc>
-        <w:tc>
-          <w:tcPr>
-            <w:tcW w:type="dxa" w:w="1441"/>
-          </w:tcPr>
-          <w:p>
-            <w:r>
-              <w:rPr>
-                <w:sz w:val="20"/>
-              </w:rPr>
-            </w:r>
-          </w:p>
-        </w:tc>
-        <w:tc>
-          <w:tcPr>
-            <w:tcW w:type="dxa" w:w="1441"/>
-          </w:tcPr>
-          <w:p>
-            <w:r>
-              <w:rPr>
-                <w:sz w:val="20"/>
-              </w:rPr>
-              <w:t>56</w:t>
-            </w:r>
-          </w:p>
-        </w:tc>
-        <w:tc>
-          <w:tcPr>
-            <w:tcW w:type="dxa" w:w="1441"/>
-          </w:tcPr>
-          <w:p>
-            <w:r>
-              <w:rPr>
-                <w:sz w:val="20"/>
-              </w:rPr>
-              <w:t>56</w:t>
-            </w:r>
-          </w:p>
-        </w:tc>
-        <w:tc>
-          <w:tcPr>
-            <w:tcW w:type="dxa" w:w="1441"/>
-          </w:tcPr>
-          <w:p>
-            <w:r>
-              <w:rPr>
-                <w:sz w:val="20"/>
-              </w:rPr>
-              <w:t>0</w:t>
-            </w:r>
-          </w:p>
-        </w:tc>
-        <w:tc>
-          <w:tcPr>
-            <w:tcW w:type="dxa" w:w="1441"/>
-          </w:tcPr>
-          <w:p>
-            <w:r>
-              <w:rPr>
-                <w:sz w:val="20"/>
-              </w:rPr>
-              <w:t>100%</w:t>
-            </w:r>
-          </w:p>
+            <w:tcW w:type="dxa" w:w="1729"/>
+          </w:tcPr>
+          <w:p>
+            <w:r>
+              <w:rPr>
+                <w:sz w:val="20"/>
+              </w:rPr>
+              <w:t>测试结论</w:t>
+            </w:r>
+          </w:p>
+        </w:tc>
+        <w:tc>
+          <w:tcPr>
+            <w:tcW w:type="dxa" w:w="1729"/>
+          </w:tcPr>
+          <w:p>
+            <w:r>
+              <w:rPr>
+                <w:sz w:val="20"/>
+              </w:rPr>
+              <w:t>28/28全部通过，C↔A↔B数据回路完全联通，Web面板非Demo模式。</w:t>
+            </w:r>
+          </w:p>
+        </w:tc>
+        <w:tc>
+          <w:tcPr>
+            <w:tcW w:type="dxa" w:w="1729"/>
+          </w:tcPr>
+          <w:p/>
+        </w:tc>
+        <w:tc>
+          <w:tcPr>
+            <w:tcW w:type="dxa" w:w="1729"/>
+          </w:tcPr>
+          <w:p/>
+        </w:tc>
+        <w:tc>
+          <w:tcPr>
+            <w:tcW w:type="dxa" w:w="1729"/>
+          </w:tcPr>
+          <w:p/>
         </w:tc>
       </w:tr>
     </w:tbl>

--- a/项目文档/测试文档/02-HAJIMI单元测试报告.docx
+++ b/项目文档/测试文档/02-HAJIMI单元测试报告.docx
@@ -42,6 +42,8 @@
               <w:br/>
               <w:br/>
               <w:t>V2.2 | 2026-07-07</w:t>
+              <w:br/>
+              <w:t>A+B+C 三端 | 测试结果全部通过</w:t>
             </w:r>
           </w:p>
         </w:tc>
@@ -80,7 +82,18 @@
           <w:b/>
           <w:sz w:val="32"/>
         </w:rPr>
-        <w:t>C-ASR 语音识别</w:t>
+        <w:t>A端 — Demo核心(5)</w:t>
+      </w:r>
+    </w:p>
+    <w:p>
+      <w:pPr>
+        <w:ind w:firstLine="420"/>
+      </w:pPr>
+      <w:r>
+        <w:rPr>
+          <w:sz w:val="24"/>
+        </w:rPr>
+        <w:t>测试对象：new_JIMI/HAJIMI_UI/server/routes/demo.py</w:t>
       </w:r>
     </w:p>
     <w:tbl>
@@ -90,113 +103,48 @@
         <w:tblLook w:firstColumn="1" w:firstRow="1" w:lastColumn="0" w:lastRow="0" w:noHBand="0" w:noVBand="1" w:val="04A0"/>
       </w:tblPr>
       <w:tblGrid>
-        <w:gridCol w:w="1729"/>
-        <w:gridCol w:w="1729"/>
-        <w:gridCol w:w="1729"/>
-        <w:gridCol w:w="1729"/>
-        <w:gridCol w:w="1729"/>
+        <w:gridCol w:w="2161"/>
+        <w:gridCol w:w="2161"/>
+        <w:gridCol w:w="2161"/>
+        <w:gridCol w:w="2161"/>
       </w:tblGrid>
       <w:tr>
         <w:tc>
           <w:tcPr>
-            <w:tcW w:type="dxa" w:w="1729"/>
+            <w:tcW w:type="dxa" w:w="2161"/>
           </w:tcPr>
           <w:p>
             <w:r>
               <w:rPr>
+                <w:b/>
                 <w:sz w:val="20"/>
               </w:rPr>
-              <w:t>编码人</w:t>
+              <w:t>测试编号</w:t>
             </w:r>
           </w:p>
         </w:tc>
         <w:tc>
           <w:tcPr>
-            <w:tcW w:type="dxa" w:w="1729"/>
+            <w:tcW w:type="dxa" w:w="2161"/>
           </w:tcPr>
           <w:p>
             <w:r>
               <w:rPr>
+                <w:b/>
                 <w:sz w:val="20"/>
               </w:rPr>
-              <w:t>涂浚稷</w:t>
+              <w:t>测试名称</w:t>
             </w:r>
           </w:p>
         </w:tc>
         <w:tc>
           <w:tcPr>
-            <w:tcW w:type="dxa" w:w="1729"/>
+            <w:tcW w:type="dxa" w:w="2161"/>
           </w:tcPr>
           <w:p>
             <w:r>
               <w:rPr>
-                <w:sz w:val="20"/>
-              </w:rPr>
-              <w:t>编码时间</w:t>
-            </w:r>
-          </w:p>
-        </w:tc>
-        <w:tc>
-          <w:tcPr>
-            <w:tcW w:type="dxa" w:w="1729"/>
-          </w:tcPr>
-          <w:p>
-            <w:r>
-              <w:rPr>
-                <w:sz w:val="20"/>
-              </w:rPr>
-              <w:t>2026-07-01</w:t>
-            </w:r>
-          </w:p>
-        </w:tc>
-        <w:tc>
-          <w:tcPr>
-            <w:tcW w:type="dxa" w:w="1729"/>
-          </w:tcPr>
-          <w:p>
-            <w:r>
-              <w:rPr>
-                <w:sz w:val="20"/>
-              </w:rPr>
-              <w:t>2026-07-03</w:t>
-            </w:r>
-          </w:p>
-        </w:tc>
-      </w:tr>
-      <w:tr>
-        <w:tc>
-          <w:tcPr>
-            <w:tcW w:type="dxa" w:w="1729"/>
-          </w:tcPr>
-          <w:p>
-            <w:r>
-              <w:rPr>
-                <w:sz w:val="20"/>
-              </w:rPr>
-              <w:t>模块名称</w:t>
-            </w:r>
-          </w:p>
-        </w:tc>
-        <w:tc>
-          <w:tcPr>
-            <w:tcW w:type="dxa" w:w="1729"/>
-          </w:tcPr>
-          <w:p>
-            <w:r>
-              <w:rPr>
-                <w:sz w:val="20"/>
-              </w:rPr>
-              <w:t>C-ASR 语音识别模块</w:t>
-            </w:r>
-          </w:p>
-        </w:tc>
-        <w:tc>
-          <w:tcPr>
-            <w:tcW w:type="dxa" w:w="1729"/>
-          </w:tcPr>
-          <w:p>
-            <w:r>
-              <w:rPr>
+                <w:b/>
                 <w:sz w:val="20"/>
               </w:rPr>
               <w:t>测试类型</w:t>
@@ -205,27 +153,15 @@
         </w:tc>
         <w:tc>
           <w:tcPr>
-            <w:tcW w:type="dxa" w:w="1729"/>
+            <w:tcW w:type="dxa" w:w="2161"/>
           </w:tcPr>
           <w:p>
             <w:r>
               <w:rPr>
+                <w:b/>
                 <w:sz w:val="20"/>
               </w:rPr>
-              <w:t>功能测试</w:t>
-            </w:r>
-          </w:p>
-        </w:tc>
-        <w:tc>
-          <w:tcPr>
-            <w:tcW w:type="dxa" w:w="1729"/>
-          </w:tcPr>
-          <w:p>
-            <w:r>
-              <w:rPr>
-                <w:sz w:val="20"/>
-              </w:rPr>
-              <w:t>功能测试</w:t>
+              <w:t>测试结果</w:t>
             </w:r>
           </w:p>
         </w:tc>
@@ -233,293 +169,46 @@
       <w:tr>
         <w:tc>
           <w:tcPr>
-            <w:tcW w:type="dxa" w:w="1729"/>
+            <w:tcW w:type="dxa" w:w="2161"/>
           </w:tcPr>
           <w:p>
             <w:r>
               <w:rPr>
                 <w:sz w:val="20"/>
               </w:rPr>
-              <w:t>计划提交QA日期</w:t>
+              <w:t>A-DEMO-001</w:t>
             </w:r>
           </w:p>
         </w:tc>
         <w:tc>
           <w:tcPr>
-            <w:tcW w:type="dxa" w:w="1729"/>
+            <w:tcW w:type="dxa" w:w="2161"/>
           </w:tcPr>
           <w:p>
             <w:r>
               <w:rPr>
                 <w:sz w:val="20"/>
               </w:rPr>
-              <w:t>2026-07-07</w:t>
+              <w:t>/health</w:t>
             </w:r>
           </w:p>
         </w:tc>
         <w:tc>
           <w:tcPr>
-            <w:tcW w:type="dxa" w:w="1729"/>
+            <w:tcW w:type="dxa" w:w="2161"/>
           </w:tcPr>
           <w:p>
             <w:r>
               <w:rPr>
                 <w:sz w:val="20"/>
               </w:rPr>
-              <w:t>代码实际完成日期</w:t>
+              <w:t>接口测试</w:t>
             </w:r>
           </w:p>
         </w:tc>
         <w:tc>
           <w:tcPr>
-            <w:tcW w:type="dxa" w:w="1729"/>
-          </w:tcPr>
-          <w:p>
-            <w:r>
-              <w:rPr>
-                <w:sz w:val="20"/>
-              </w:rPr>
-              <w:t>2026-07-01</w:t>
-            </w:r>
-          </w:p>
-        </w:tc>
-        <w:tc>
-          <w:tcPr>
-            <w:tcW w:type="dxa" w:w="1729"/>
-          </w:tcPr>
-          <w:p>
-            <w:r>
-              <w:rPr>
-                <w:sz w:val="20"/>
-              </w:rPr>
-              <w:t>2026-07-01</w:t>
-            </w:r>
-          </w:p>
-        </w:tc>
-      </w:tr>
-      <w:tr>
-        <w:tc>
-          <w:tcPr>
-            <w:tcW w:type="dxa" w:w="1729"/>
-          </w:tcPr>
-          <w:p>
-            <w:r>
-              <w:rPr>
-                <w:sz w:val="20"/>
-              </w:rPr>
-              <w:t>实际提交QA日期</w:t>
-            </w:r>
-          </w:p>
-        </w:tc>
-        <w:tc>
-          <w:tcPr>
-            <w:tcW w:type="dxa" w:w="1729"/>
-          </w:tcPr>
-          <w:p>
-            <w:r>
-              <w:rPr>
-                <w:sz w:val="20"/>
-              </w:rPr>
-              <w:t>2026-07-07</w:t>
-            </w:r>
-          </w:p>
-        </w:tc>
-        <w:tc>
-          <w:tcPr>
-            <w:tcW w:type="dxa" w:w="1729"/>
-          </w:tcPr>
-          <w:p>
-            <w:r>
-              <w:rPr>
-                <w:sz w:val="20"/>
-              </w:rPr>
-              <w:t>QA测试完成日期</w:t>
-            </w:r>
-          </w:p>
-        </w:tc>
-        <w:tc>
-          <w:tcPr>
-            <w:tcW w:type="dxa" w:w="1729"/>
-          </w:tcPr>
-          <w:p>
-            <w:r>
-              <w:rPr>
-                <w:sz w:val="20"/>
-              </w:rPr>
-              <w:t>2026-07-07</w:t>
-            </w:r>
-          </w:p>
-        </w:tc>
-        <w:tc>
-          <w:tcPr>
-            <w:tcW w:type="dxa" w:w="1729"/>
-          </w:tcPr>
-          <w:p>
-            <w:r>
-              <w:rPr>
-                <w:sz w:val="20"/>
-              </w:rPr>
-              <w:t>2026-07-07</w:t>
-            </w:r>
-          </w:p>
-        </w:tc>
-      </w:tr>
-      <w:tr>
-        <w:tc>
-          <w:tcPr>
-            <w:tcW w:type="dxa" w:w="1729"/>
-          </w:tcPr>
-          <w:p>
-            <w:r>
-              <w:rPr>
-                <w:sz w:val="20"/>
-              </w:rPr>
-              <w:t>测试人员</w:t>
-            </w:r>
-          </w:p>
-        </w:tc>
-        <w:tc>
-          <w:tcPr>
-            <w:tcW w:type="dxa" w:w="1729"/>
-          </w:tcPr>
-          <w:p>
-            <w:r>
-              <w:rPr>
-                <w:sz w:val="20"/>
-              </w:rPr>
-              <w:t>涂浚稷</w:t>
-            </w:r>
-          </w:p>
-        </w:tc>
-        <w:tc>
-          <w:tcPr>
-            <w:tcW w:type="dxa" w:w="1729"/>
-          </w:tcPr>
-          <w:p>
-            <w:r>
-              <w:rPr>
-                <w:sz w:val="20"/>
-              </w:rPr>
-              <w:t>测试日期</w:t>
-            </w:r>
-          </w:p>
-        </w:tc>
-        <w:tc>
-          <w:tcPr>
-            <w:tcW w:type="dxa" w:w="1729"/>
-          </w:tcPr>
-          <w:p>
-            <w:r>
-              <w:rPr>
-                <w:sz w:val="20"/>
-              </w:rPr>
-              <w:t>2026-07-07</w:t>
-            </w:r>
-          </w:p>
-        </w:tc>
-        <w:tc>
-          <w:tcPr>
-            <w:tcW w:type="dxa" w:w="1729"/>
-          </w:tcPr>
-          <w:p>
-            <w:r>
-              <w:rPr>
-                <w:sz w:val="20"/>
-              </w:rPr>
-              <w:t>2026-07-07</w:t>
-            </w:r>
-          </w:p>
-        </w:tc>
-      </w:tr>
-      <w:tr>
-        <w:tc>
-          <w:tcPr>
-            <w:tcW w:type="dxa" w:w="1729"/>
-          </w:tcPr>
-          <w:p>
-            <w:r>
-              <w:rPr>
-                <w:sz w:val="20"/>
-              </w:rPr>
-              <w:t>测试环境</w:t>
-            </w:r>
-          </w:p>
-        </w:tc>
-        <w:tc>
-          <w:tcPr>
-            <w:tcW w:type="dxa" w:w="1729"/>
-          </w:tcPr>
-          <w:p>
-            <w:r>
-              <w:rPr>
-                <w:sz w:val="20"/>
-              </w:rPr>
-              <w:t>Windows 11, Python 3.12, SpeechRecognition, vosk, pyaudio</w:t>
-            </w:r>
-          </w:p>
-        </w:tc>
-        <w:tc>
-          <w:tcPr>
-            <w:tcW w:type="dxa" w:w="1729"/>
-          </w:tcPr>
-          <w:p/>
-        </w:tc>
-        <w:tc>
-          <w:tcPr>
-            <w:tcW w:type="dxa" w:w="1729"/>
-          </w:tcPr>
-          <w:p/>
-        </w:tc>
-        <w:tc>
-          <w:tcPr>
-            <w:tcW w:type="dxa" w:w="1729"/>
-          </w:tcPr>
-          <w:p/>
-        </w:tc>
-      </w:tr>
-      <w:tr>
-        <w:tc>
-          <w:tcPr>
-            <w:tcW w:type="dxa" w:w="1729"/>
-          </w:tcPr>
-          <w:p>
-            <w:r>
-              <w:rPr>
-                <w:sz w:val="20"/>
-              </w:rPr>
-              <w:t>ASR-001</w:t>
-            </w:r>
-          </w:p>
-        </w:tc>
-        <w:tc>
-          <w:tcPr>
-            <w:tcW w:type="dxa" w:w="1729"/>
-          </w:tcPr>
-          <w:p>
-            <w:r>
-              <w:rPr>
-                <w:sz w:val="20"/>
-              </w:rPr>
-              <w:t>Vosk引擎初始化</w:t>
-            </w:r>
-          </w:p>
-        </w:tc>
-        <w:tc>
-          <w:tcPr>
-            <w:tcW w:type="dxa" w:w="1729"/>
-          </w:tcPr>
-          <w:p>
-            <w:r>
-              <w:rPr>
-                <w:sz w:val="20"/>
-              </w:rPr>
-              <w:t>功能测试</w:t>
-            </w:r>
-          </w:p>
-        </w:tc>
-        <w:tc>
-          <w:tcPr>
-            <w:tcW w:type="dxa" w:w="1729"/>
+            <w:tcW w:type="dxa" w:w="2161"/>
           </w:tcPr>
           <w:p>
             <w:r>
@@ -530,63 +219,50 @@
             </w:r>
           </w:p>
         </w:tc>
+      </w:tr>
+      <w:tr>
         <w:tc>
           <w:tcPr>
-            <w:tcW w:type="dxa" w:w="1729"/>
+            <w:tcW w:type="dxa" w:w="2161"/>
           </w:tcPr>
           <w:p>
             <w:r>
               <w:rPr>
                 <w:sz w:val="20"/>
               </w:rPr>
-              <w:t>Vosk离线引擎正确激活</w:t>
+              <w:t>A-DEMO-002</w:t>
             </w:r>
           </w:p>
         </w:tc>
-      </w:tr>
-      <w:tr>
         <w:tc>
           <w:tcPr>
-            <w:tcW w:type="dxa" w:w="1729"/>
+            <w:tcW w:type="dxa" w:w="2161"/>
           </w:tcPr>
           <w:p>
             <w:r>
               <w:rPr>
                 <w:sz w:val="20"/>
               </w:rPr>
-              <w:t>ASR-002</w:t>
+              <w:t>/execute</w:t>
             </w:r>
           </w:p>
         </w:tc>
         <w:tc>
           <w:tcPr>
-            <w:tcW w:type="dxa" w:w="1729"/>
+            <w:tcW w:type="dxa" w:w="2161"/>
           </w:tcPr>
           <w:p>
             <w:r>
               <w:rPr>
                 <w:sz w:val="20"/>
               </w:rPr>
-              <w:t>Google降级</w:t>
+              <w:t>接口测试</w:t>
             </w:r>
           </w:p>
         </w:tc>
         <w:tc>
           <w:tcPr>
-            <w:tcW w:type="dxa" w:w="1729"/>
-          </w:tcPr>
-          <w:p>
-            <w:r>
-              <w:rPr>
-                <w:sz w:val="20"/>
-              </w:rPr>
-              <w:t>功能测试</w:t>
-            </w:r>
-          </w:p>
-        </w:tc>
-        <w:tc>
-          <w:tcPr>
-            <w:tcW w:type="dxa" w:w="1729"/>
+            <w:tcW w:type="dxa" w:w="2161"/>
           </w:tcPr>
           <w:p>
             <w:r>
@@ -597,63 +273,50 @@
             </w:r>
           </w:p>
         </w:tc>
+      </w:tr>
+      <w:tr>
         <w:tc>
           <w:tcPr>
-            <w:tcW w:type="dxa" w:w="1729"/>
+            <w:tcW w:type="dxa" w:w="2161"/>
           </w:tcPr>
           <w:p>
             <w:r>
               <w:rPr>
                 <w:sz w:val="20"/>
               </w:rPr>
-              <w:t>网络可用时自动降级Google在线</w:t>
+              <w:t>A-DEMO-003</w:t>
             </w:r>
           </w:p>
         </w:tc>
-      </w:tr>
-      <w:tr>
         <w:tc>
           <w:tcPr>
-            <w:tcW w:type="dxa" w:w="1729"/>
+            <w:tcW w:type="dxa" w:w="2161"/>
           </w:tcPr>
           <w:p>
             <w:r>
               <w:rPr>
                 <w:sz w:val="20"/>
               </w:rPr>
-              <w:t>ASR-003</w:t>
+              <w:t>/stream</w:t>
             </w:r>
           </w:p>
         </w:tc>
         <w:tc>
           <w:tcPr>
-            <w:tcW w:type="dxa" w:w="1729"/>
+            <w:tcW w:type="dxa" w:w="2161"/>
           </w:tcPr>
           <w:p>
             <w:r>
               <w:rPr>
                 <w:sz w:val="20"/>
               </w:rPr>
-              <w:t>Mock兜底</w:t>
+              <w:t>接口测试</w:t>
             </w:r>
           </w:p>
         </w:tc>
         <w:tc>
           <w:tcPr>
-            <w:tcW w:type="dxa" w:w="1729"/>
-          </w:tcPr>
-          <w:p>
-            <w:r>
-              <w:rPr>
-                <w:sz w:val="20"/>
-              </w:rPr>
-              <w:t>功能测试</w:t>
-            </w:r>
-          </w:p>
-        </w:tc>
-        <w:tc>
-          <w:tcPr>
-            <w:tcW w:type="dxa" w:w="1729"/>
+            <w:tcW w:type="dxa" w:w="2161"/>
           </w:tcPr>
           <w:p>
             <w:r>
@@ -664,63 +327,50 @@
             </w:r>
           </w:p>
         </w:tc>
+      </w:tr>
+      <w:tr>
         <w:tc>
           <w:tcPr>
-            <w:tcW w:type="dxa" w:w="1729"/>
+            <w:tcW w:type="dxa" w:w="2161"/>
           </w:tcPr>
           <w:p>
             <w:r>
               <w:rPr>
                 <w:sz w:val="20"/>
               </w:rPr>
-              <w:t>无网无模型Mock模式生效</w:t>
+              <w:t>A-DEMO-004</w:t>
             </w:r>
           </w:p>
         </w:tc>
-      </w:tr>
-      <w:tr>
         <w:tc>
           <w:tcPr>
-            <w:tcW w:type="dxa" w:w="1729"/>
+            <w:tcW w:type="dxa" w:w="2161"/>
           </w:tcPr>
           <w:p>
             <w:r>
               <w:rPr>
                 <w:sz w:val="20"/>
               </w:rPr>
-              <w:t>ASR-004</w:t>
+              <w:t>/cancel</w:t>
             </w:r>
           </w:p>
         </w:tc>
         <w:tc>
           <w:tcPr>
-            <w:tcW w:type="dxa" w:w="1729"/>
+            <w:tcW w:type="dxa" w:w="2161"/>
           </w:tcPr>
           <w:p>
             <w:r>
               <w:rPr>
                 <w:sz w:val="20"/>
               </w:rPr>
-              <w:t>麦克风指定</w:t>
+              <w:t>接口测试</w:t>
             </w:r>
           </w:p>
         </w:tc>
         <w:tc>
           <w:tcPr>
-            <w:tcW w:type="dxa" w:w="1729"/>
-          </w:tcPr>
-          <w:p>
-            <w:r>
-              <w:rPr>
-                <w:sz w:val="20"/>
-              </w:rPr>
-              <w:t>功能测试</w:t>
-            </w:r>
-          </w:p>
-        </w:tc>
-        <w:tc>
-          <w:tcPr>
-            <w:tcW w:type="dxa" w:w="1729"/>
+            <w:tcW w:type="dxa" w:w="2161"/>
           </w:tcPr>
           <w:p>
             <w:r>
@@ -731,63 +381,50 @@
             </w:r>
           </w:p>
         </w:tc>
+      </w:tr>
+      <w:tr>
         <w:tc>
           <w:tcPr>
-            <w:tcW w:type="dxa" w:w="1729"/>
+            <w:tcW w:type="dxa" w:w="2161"/>
           </w:tcPr>
           <w:p>
             <w:r>
               <w:rPr>
                 <w:sz w:val="20"/>
               </w:rPr>
-              <w:t>microphone_index参数生效</w:t>
+              <w:t>A-DEMO-005</w:t>
             </w:r>
           </w:p>
         </w:tc>
-      </w:tr>
-      <w:tr>
         <w:tc>
           <w:tcPr>
-            <w:tcW w:type="dxa" w:w="1729"/>
+            <w:tcW w:type="dxa" w:w="2161"/>
           </w:tcPr>
           <w:p>
             <w:r>
               <w:rPr>
                 <w:sz w:val="20"/>
               </w:rPr>
-              <w:t>ASR-005</w:t>
+              <w:t>/process</w:t>
             </w:r>
           </w:p>
         </w:tc>
         <w:tc>
           <w:tcPr>
-            <w:tcW w:type="dxa" w:w="1729"/>
+            <w:tcW w:type="dxa" w:w="2161"/>
           </w:tcPr>
           <w:p>
             <w:r>
               <w:rPr>
                 <w:sz w:val="20"/>
               </w:rPr>
-              <w:t>录音转写</w:t>
+              <w:t>接口测试</w:t>
             </w:r>
           </w:p>
         </w:tc>
         <w:tc>
           <w:tcPr>
-            <w:tcW w:type="dxa" w:w="1729"/>
-          </w:tcPr>
-          <w:p>
-            <w:r>
-              <w:rPr>
-                <w:sz w:val="20"/>
-              </w:rPr>
-              <w:t>功能测试</w:t>
-            </w:r>
-          </w:p>
-        </w:tc>
-        <w:tc>
-          <w:tcPr>
-            <w:tcW w:type="dxa" w:w="1729"/>
+            <w:tcW w:type="dxa" w:w="2161"/>
           </w:tcPr>
           <w:p>
             <w:r>
@@ -798,67 +435,18 @@
             </w:r>
           </w:p>
         </w:tc>
-        <w:tc>
-          <w:tcPr>
-            <w:tcW w:type="dxa" w:w="1729"/>
-          </w:tcPr>
-          <w:p>
-            <w:r>
-              <w:rPr>
-                <w:sz w:val="20"/>
-              </w:rPr>
-              <w:t>start→stop→transcript非空</w:t>
-            </w:r>
-          </w:p>
-        </w:tc>
-      </w:tr>
-      <w:tr>
-        <w:tc>
-          <w:tcPr>
-            <w:tcW w:type="dxa" w:w="1729"/>
-          </w:tcPr>
-          <w:p>
-            <w:r>
-              <w:rPr>
-                <w:sz w:val="20"/>
-              </w:rPr>
-              <w:t>测试结论</w:t>
-            </w:r>
-          </w:p>
-        </w:tc>
-        <w:tc>
-          <w:tcPr>
-            <w:tcW w:type="dxa" w:w="1729"/>
-          </w:tcPr>
-          <w:p>
-            <w:r>
-              <w:rPr>
-                <w:sz w:val="20"/>
-              </w:rPr>
-              <w:t>5项全部通过，ASR三级降级链正常工作。</w:t>
-            </w:r>
-          </w:p>
-        </w:tc>
-        <w:tc>
-          <w:tcPr>
-            <w:tcW w:type="dxa" w:w="1729"/>
-          </w:tcPr>
-          <w:p/>
-        </w:tc>
-        <w:tc>
-          <w:tcPr>
-            <w:tcW w:type="dxa" w:w="1729"/>
-          </w:tcPr>
-          <w:p/>
-        </w:tc>
-        <w:tc>
-          <w:tcPr>
-            <w:tcW w:type="dxa" w:w="1729"/>
-          </w:tcPr>
-          <w:p/>
-        </w:tc>
       </w:tr>
     </w:tbl>
+    <w:p>
+      <w:pPr>
+        <w:ind w:firstLine="420"/>
+      </w:pPr>
+      <w:r>
+        <w:rPr>
+          <w:sz w:val="24"/>
+        </w:rPr>
+      </w:r>
+    </w:p>
     <w:p>
       <w:pPr>
         <w:ind w:firstLine="420"/>
@@ -878,7 +466,18 @@
           <w:b/>
           <w:sz w:val="32"/>
         </w:rPr>
-        <w:t>C-TTS 语音合成</w:t>
+        <w:t>A端 — Admin管理(11)</w:t>
+      </w:r>
+    </w:p>
+    <w:p>
+      <w:pPr>
+        <w:ind w:firstLine="420"/>
+      </w:pPr>
+      <w:r>
+        <w:rPr>
+          <w:sz w:val="24"/>
+        </w:rPr>
+        <w:t>测试对象：new_JIMI/HAJIMI_UI/server/routes/admin.py</w:t>
       </w:r>
     </w:p>
     <w:tbl>
@@ -888,113 +487,48 @@
         <w:tblLook w:firstColumn="1" w:firstRow="1" w:lastColumn="0" w:lastRow="0" w:noHBand="0" w:noVBand="1" w:val="04A0"/>
       </w:tblPr>
       <w:tblGrid>
-        <w:gridCol w:w="1729"/>
-        <w:gridCol w:w="1729"/>
-        <w:gridCol w:w="1729"/>
-        <w:gridCol w:w="1729"/>
-        <w:gridCol w:w="1729"/>
+        <w:gridCol w:w="2161"/>
+        <w:gridCol w:w="2161"/>
+        <w:gridCol w:w="2161"/>
+        <w:gridCol w:w="2161"/>
       </w:tblGrid>
       <w:tr>
         <w:tc>
           <w:tcPr>
-            <w:tcW w:type="dxa" w:w="1729"/>
+            <w:tcW w:type="dxa" w:w="2161"/>
           </w:tcPr>
           <w:p>
             <w:r>
               <w:rPr>
+                <w:b/>
                 <w:sz w:val="20"/>
               </w:rPr>
-              <w:t>编码人</w:t>
+              <w:t>测试编号</w:t>
             </w:r>
           </w:p>
         </w:tc>
         <w:tc>
           <w:tcPr>
-            <w:tcW w:type="dxa" w:w="1729"/>
+            <w:tcW w:type="dxa" w:w="2161"/>
           </w:tcPr>
           <w:p>
             <w:r>
               <w:rPr>
+                <w:b/>
                 <w:sz w:val="20"/>
               </w:rPr>
-              <w:t>涂浚稷</w:t>
+              <w:t>测试名称</w:t>
             </w:r>
           </w:p>
         </w:tc>
         <w:tc>
           <w:tcPr>
-            <w:tcW w:type="dxa" w:w="1729"/>
+            <w:tcW w:type="dxa" w:w="2161"/>
           </w:tcPr>
           <w:p>
             <w:r>
               <w:rPr>
-                <w:sz w:val="20"/>
-              </w:rPr>
-              <w:t>编码时间</w:t>
-            </w:r>
-          </w:p>
-        </w:tc>
-        <w:tc>
-          <w:tcPr>
-            <w:tcW w:type="dxa" w:w="1729"/>
-          </w:tcPr>
-          <w:p>
-            <w:r>
-              <w:rPr>
-                <w:sz w:val="20"/>
-              </w:rPr>
-              <w:t>2026-07-01</w:t>
-            </w:r>
-          </w:p>
-        </w:tc>
-        <w:tc>
-          <w:tcPr>
-            <w:tcW w:type="dxa" w:w="1729"/>
-          </w:tcPr>
-          <w:p>
-            <w:r>
-              <w:rPr>
-                <w:sz w:val="20"/>
-              </w:rPr>
-              <w:t>2026-07-03</w:t>
-            </w:r>
-          </w:p>
-        </w:tc>
-      </w:tr>
-      <w:tr>
-        <w:tc>
-          <w:tcPr>
-            <w:tcW w:type="dxa" w:w="1729"/>
-          </w:tcPr>
-          <w:p>
-            <w:r>
-              <w:rPr>
-                <w:sz w:val="20"/>
-              </w:rPr>
-              <w:t>模块名称</w:t>
-            </w:r>
-          </w:p>
-        </w:tc>
-        <w:tc>
-          <w:tcPr>
-            <w:tcW w:type="dxa" w:w="1729"/>
-          </w:tcPr>
-          <w:p>
-            <w:r>
-              <w:rPr>
-                <w:sz w:val="20"/>
-              </w:rPr>
-              <w:t>C-TTS 语音合成模块</w:t>
-            </w:r>
-          </w:p>
-        </w:tc>
-        <w:tc>
-          <w:tcPr>
-            <w:tcW w:type="dxa" w:w="1729"/>
-          </w:tcPr>
-          <w:p>
-            <w:r>
-              <w:rPr>
+                <w:b/>
                 <w:sz w:val="20"/>
               </w:rPr>
               <w:t>测试类型</w:t>
@@ -1003,27 +537,15 @@
         </w:tc>
         <w:tc>
           <w:tcPr>
-            <w:tcW w:type="dxa" w:w="1729"/>
+            <w:tcW w:type="dxa" w:w="2161"/>
           </w:tcPr>
           <w:p>
             <w:r>
               <w:rPr>
+                <w:b/>
                 <w:sz w:val="20"/>
               </w:rPr>
-              <w:t>功能测试</w:t>
-            </w:r>
-          </w:p>
-        </w:tc>
-        <w:tc>
-          <w:tcPr>
-            <w:tcW w:type="dxa" w:w="1729"/>
-          </w:tcPr>
-          <w:p>
-            <w:r>
-              <w:rPr>
-                <w:sz w:val="20"/>
-              </w:rPr>
-              <w:t>功能测试</w:t>
+              <w:t>测试结果</w:t>
             </w:r>
           </w:p>
         </w:tc>
@@ -1031,272 +553,46 @@
       <w:tr>
         <w:tc>
           <w:tcPr>
-            <w:tcW w:type="dxa" w:w="1729"/>
+            <w:tcW w:type="dxa" w:w="2161"/>
           </w:tcPr>
           <w:p>
             <w:r>
               <w:rPr>
                 <w:sz w:val="20"/>
               </w:rPr>
-              <w:t>计划提交QA日期</w:t>
+              <w:t>A-ADM-001~011</w:t>
             </w:r>
           </w:p>
         </w:tc>
         <w:tc>
           <w:tcPr>
-            <w:tcW w:type="dxa" w:w="1729"/>
+            <w:tcW w:type="dxa" w:w="2161"/>
           </w:tcPr>
           <w:p>
             <w:r>
               <w:rPr>
                 <w:sz w:val="20"/>
               </w:rPr>
-              <w:t>2026-07-07</w:t>
+              <w:t>11个管理端点</w:t>
             </w:r>
           </w:p>
         </w:tc>
         <w:tc>
           <w:tcPr>
-            <w:tcW w:type="dxa" w:w="1729"/>
+            <w:tcW w:type="dxa" w:w="2161"/>
           </w:tcPr>
           <w:p>
             <w:r>
               <w:rPr>
                 <w:sz w:val="20"/>
               </w:rPr>
-              <w:t>代码实际完成日期</w:t>
+              <w:t>接口测试</w:t>
             </w:r>
           </w:p>
         </w:tc>
         <w:tc>
           <w:tcPr>
-            <w:tcW w:type="dxa" w:w="1729"/>
-          </w:tcPr>
-          <w:p>
-            <w:r>
-              <w:rPr>
-                <w:sz w:val="20"/>
-              </w:rPr>
-              <w:t>2026-07-01</w:t>
-            </w:r>
-          </w:p>
-        </w:tc>
-        <w:tc>
-          <w:tcPr>
-            <w:tcW w:type="dxa" w:w="1729"/>
-          </w:tcPr>
-          <w:p/>
-        </w:tc>
-      </w:tr>
-      <w:tr>
-        <w:tc>
-          <w:tcPr>
-            <w:tcW w:type="dxa" w:w="1729"/>
-          </w:tcPr>
-          <w:p>
-            <w:r>
-              <w:rPr>
-                <w:sz w:val="20"/>
-              </w:rPr>
-              <w:t>实际提交QA日期</w:t>
-            </w:r>
-          </w:p>
-        </w:tc>
-        <w:tc>
-          <w:tcPr>
-            <w:tcW w:type="dxa" w:w="1729"/>
-          </w:tcPr>
-          <w:p>
-            <w:r>
-              <w:rPr>
-                <w:sz w:val="20"/>
-              </w:rPr>
-              <w:t>2026-07-07</w:t>
-            </w:r>
-          </w:p>
-        </w:tc>
-        <w:tc>
-          <w:tcPr>
-            <w:tcW w:type="dxa" w:w="1729"/>
-          </w:tcPr>
-          <w:p>
-            <w:r>
-              <w:rPr>
-                <w:sz w:val="20"/>
-              </w:rPr>
-              <w:t>QA测试完成日期</w:t>
-            </w:r>
-          </w:p>
-        </w:tc>
-        <w:tc>
-          <w:tcPr>
-            <w:tcW w:type="dxa" w:w="1729"/>
-          </w:tcPr>
-          <w:p>
-            <w:r>
-              <w:rPr>
-                <w:sz w:val="20"/>
-              </w:rPr>
-              <w:t>2026-07-07</w:t>
-            </w:r>
-          </w:p>
-        </w:tc>
-        <w:tc>
-          <w:tcPr>
-            <w:tcW w:type="dxa" w:w="1729"/>
-          </w:tcPr>
-          <w:p/>
-        </w:tc>
-      </w:tr>
-      <w:tr>
-        <w:tc>
-          <w:tcPr>
-            <w:tcW w:type="dxa" w:w="1729"/>
-          </w:tcPr>
-          <w:p>
-            <w:r>
-              <w:rPr>
-                <w:sz w:val="20"/>
-              </w:rPr>
-              <w:t>测试人员</w:t>
-            </w:r>
-          </w:p>
-        </w:tc>
-        <w:tc>
-          <w:tcPr>
-            <w:tcW w:type="dxa" w:w="1729"/>
-          </w:tcPr>
-          <w:p>
-            <w:r>
-              <w:rPr>
-                <w:sz w:val="20"/>
-              </w:rPr>
-              <w:t>涂浚稷</w:t>
-            </w:r>
-          </w:p>
-        </w:tc>
-        <w:tc>
-          <w:tcPr>
-            <w:tcW w:type="dxa" w:w="1729"/>
-          </w:tcPr>
-          <w:p>
-            <w:r>
-              <w:rPr>
-                <w:sz w:val="20"/>
-              </w:rPr>
-              <w:t>测试日期</w:t>
-            </w:r>
-          </w:p>
-        </w:tc>
-        <w:tc>
-          <w:tcPr>
-            <w:tcW w:type="dxa" w:w="1729"/>
-          </w:tcPr>
-          <w:p>
-            <w:r>
-              <w:rPr>
-                <w:sz w:val="20"/>
-              </w:rPr>
-              <w:t>2026-07-07</w:t>
-            </w:r>
-          </w:p>
-        </w:tc>
-        <w:tc>
-          <w:tcPr>
-            <w:tcW w:type="dxa" w:w="1729"/>
-          </w:tcPr>
-          <w:p/>
-        </w:tc>
-      </w:tr>
-      <w:tr>
-        <w:tc>
-          <w:tcPr>
-            <w:tcW w:type="dxa" w:w="1729"/>
-          </w:tcPr>
-          <w:p>
-            <w:r>
-              <w:rPr>
-                <w:sz w:val="20"/>
-              </w:rPr>
-              <w:t>测试环境</w:t>
-            </w:r>
-          </w:p>
-        </w:tc>
-        <w:tc>
-          <w:tcPr>
-            <w:tcW w:type="dxa" w:w="1729"/>
-          </w:tcPr>
-          <w:p>
-            <w:r>
-              <w:rPr>
-                <w:sz w:val="20"/>
-              </w:rPr>
-              <w:t>Windows 11, Python 3.12, pyttsx3, 微软慧慧中文语音</w:t>
-            </w:r>
-          </w:p>
-        </w:tc>
-        <w:tc>
-          <w:tcPr>
-            <w:tcW w:type="dxa" w:w="1729"/>
-          </w:tcPr>
-          <w:p/>
-        </w:tc>
-        <w:tc>
-          <w:tcPr>
-            <w:tcW w:type="dxa" w:w="1729"/>
-          </w:tcPr>
-          <w:p/>
-        </w:tc>
-        <w:tc>
-          <w:tcPr>
-            <w:tcW w:type="dxa" w:w="1729"/>
-          </w:tcPr>
-          <w:p/>
-        </w:tc>
-      </w:tr>
-      <w:tr>
-        <w:tc>
-          <w:tcPr>
-            <w:tcW w:type="dxa" w:w="1729"/>
-          </w:tcPr>
-          <w:p>
-            <w:r>
-              <w:rPr>
-                <w:sz w:val="20"/>
-              </w:rPr>
-              <w:t>TTS-001</w:t>
-            </w:r>
-          </w:p>
-        </w:tc>
-        <w:tc>
-          <w:tcPr>
-            <w:tcW w:type="dxa" w:w="1729"/>
-          </w:tcPr>
-          <w:p>
-            <w:r>
-              <w:rPr>
-                <w:sz w:val="20"/>
-              </w:rPr>
-              <w:t>引擎初始化</w:t>
-            </w:r>
-          </w:p>
-        </w:tc>
-        <w:tc>
-          <w:tcPr>
-            <w:tcW w:type="dxa" w:w="1729"/>
-          </w:tcPr>
-          <w:p>
-            <w:r>
-              <w:rPr>
-                <w:sz w:val="20"/>
-              </w:rPr>
-              <w:t>功能测试</w:t>
-            </w:r>
-          </w:p>
-        </w:tc>
-        <w:tc>
-          <w:tcPr>
-            <w:tcW w:type="dxa" w:w="1729"/>
+            <w:tcW w:type="dxa" w:w="2161"/>
           </w:tcPr>
           <w:p>
             <w:r>
@@ -1307,268 +603,18 @@
             </w:r>
           </w:p>
         </w:tc>
-        <w:tc>
-          <w:tcPr>
-            <w:tcW w:type="dxa" w:w="1729"/>
-          </w:tcPr>
-          <w:p>
-            <w:r>
-              <w:rPr>
-                <w:sz w:val="20"/>
-              </w:rPr>
-              <w:t>pyttsx3正确初始化</w:t>
-            </w:r>
-          </w:p>
-        </w:tc>
-      </w:tr>
-      <w:tr>
-        <w:tc>
-          <w:tcPr>
-            <w:tcW w:type="dxa" w:w="1729"/>
-          </w:tcPr>
-          <w:p>
-            <w:r>
-              <w:rPr>
-                <w:sz w:val="20"/>
-              </w:rPr>
-              <w:t>TTS-002</w:t>
-            </w:r>
-          </w:p>
-        </w:tc>
-        <w:tc>
-          <w:tcPr>
-            <w:tcW w:type="dxa" w:w="1729"/>
-          </w:tcPr>
-          <w:p>
-            <w:r>
-              <w:rPr>
-                <w:sz w:val="20"/>
-              </w:rPr>
-              <w:t>单条播报</w:t>
-            </w:r>
-          </w:p>
-        </w:tc>
-        <w:tc>
-          <w:tcPr>
-            <w:tcW w:type="dxa" w:w="1729"/>
-          </w:tcPr>
-          <w:p>
-            <w:r>
-              <w:rPr>
-                <w:sz w:val="20"/>
-              </w:rPr>
-              <w:t>功能测试</w:t>
-            </w:r>
-          </w:p>
-        </w:tc>
-        <w:tc>
-          <w:tcPr>
-            <w:tcW w:type="dxa" w:w="1729"/>
-          </w:tcPr>
-          <w:p>
-            <w:r>
-              <w:rPr>
-                <w:sz w:val="20"/>
-              </w:rPr>
-              <w:t>通过</w:t>
-            </w:r>
-          </w:p>
-        </w:tc>
-        <w:tc>
-          <w:tcPr>
-            <w:tcW w:type="dxa" w:w="1729"/>
-          </w:tcPr>
-          <w:p>
-            <w:r>
-              <w:rPr>
-                <w:sz w:val="20"/>
-              </w:rPr>
-              <w:t>PLAYING→COMPLETED状态链</w:t>
-            </w:r>
-          </w:p>
-        </w:tc>
-      </w:tr>
-      <w:tr>
-        <w:tc>
-          <w:tcPr>
-            <w:tcW w:type="dxa" w:w="1729"/>
-          </w:tcPr>
-          <w:p>
-            <w:r>
-              <w:rPr>
-                <w:sz w:val="20"/>
-              </w:rPr>
-              <w:t>TTS-003</w:t>
-            </w:r>
-          </w:p>
-        </w:tc>
-        <w:tc>
-          <w:tcPr>
-            <w:tcW w:type="dxa" w:w="1729"/>
-          </w:tcPr>
-          <w:p>
-            <w:r>
-              <w:rPr>
-                <w:sz w:val="20"/>
-              </w:rPr>
-              <w:t>FIFO队列</w:t>
-            </w:r>
-          </w:p>
-        </w:tc>
-        <w:tc>
-          <w:tcPr>
-            <w:tcW w:type="dxa" w:w="1729"/>
-          </w:tcPr>
-          <w:p>
-            <w:r>
-              <w:rPr>
-                <w:sz w:val="20"/>
-              </w:rPr>
-              <w:t>功能测试</w:t>
-            </w:r>
-          </w:p>
-        </w:tc>
-        <w:tc>
-          <w:tcPr>
-            <w:tcW w:type="dxa" w:w="1729"/>
-          </w:tcPr>
-          <w:p>
-            <w:r>
-              <w:rPr>
-                <w:sz w:val="20"/>
-              </w:rPr>
-              <w:t>通过</w:t>
-            </w:r>
-          </w:p>
-        </w:tc>
-        <w:tc>
-          <w:tcPr>
-            <w:tcW w:type="dxa" w:w="1729"/>
-          </w:tcPr>
-          <w:p>
-            <w:r>
-              <w:rPr>
-                <w:sz w:val="20"/>
-              </w:rPr>
-              <w:t>3条按入队顺序播放</w:t>
-            </w:r>
-          </w:p>
-        </w:tc>
-      </w:tr>
-      <w:tr>
-        <w:tc>
-          <w:tcPr>
-            <w:tcW w:type="dxa" w:w="1729"/>
-          </w:tcPr>
-          <w:p>
-            <w:r>
-              <w:rPr>
-                <w:sz w:val="20"/>
-              </w:rPr>
-              <w:t>TTS-004</w:t>
-            </w:r>
-          </w:p>
-        </w:tc>
-        <w:tc>
-          <w:tcPr>
-            <w:tcW w:type="dxa" w:w="1729"/>
-          </w:tcPr>
-          <w:p>
-            <w:r>
-              <w:rPr>
-                <w:sz w:val="20"/>
-              </w:rPr>
-              <w:t>优先级打断</w:t>
-            </w:r>
-          </w:p>
-        </w:tc>
-        <w:tc>
-          <w:tcPr>
-            <w:tcW w:type="dxa" w:w="1729"/>
-          </w:tcPr>
-          <w:p>
-            <w:r>
-              <w:rPr>
-                <w:sz w:val="20"/>
-              </w:rPr>
-              <w:t>功能测试</w:t>
-            </w:r>
-          </w:p>
-        </w:tc>
-        <w:tc>
-          <w:tcPr>
-            <w:tcW w:type="dxa" w:w="1729"/>
-          </w:tcPr>
-          <w:p>
-            <w:r>
-              <w:rPr>
-                <w:sz w:val="20"/>
-              </w:rPr>
-              <w:t>通过</w:t>
-            </w:r>
-          </w:p>
-        </w:tc>
-        <w:tc>
-          <w:tcPr>
-            <w:tcW w:type="dxa" w:w="1729"/>
-          </w:tcPr>
-          <w:p>
-            <w:r>
-              <w:rPr>
-                <w:sz w:val="20"/>
-              </w:rPr>
-              <w:t>高优先级interrupt_current生效</w:t>
-            </w:r>
-          </w:p>
-        </w:tc>
-      </w:tr>
-      <w:tr>
-        <w:tc>
-          <w:tcPr>
-            <w:tcW w:type="dxa" w:w="1729"/>
-          </w:tcPr>
-          <w:p>
-            <w:r>
-              <w:rPr>
-                <w:sz w:val="20"/>
-              </w:rPr>
-              <w:t>测试结论</w:t>
-            </w:r>
-          </w:p>
-        </w:tc>
-        <w:tc>
-          <w:tcPr>
-            <w:tcW w:type="dxa" w:w="1729"/>
-          </w:tcPr>
-          <w:p>
-            <w:r>
-              <w:rPr>
-                <w:sz w:val="20"/>
-              </w:rPr>
-              <w:t>4项全部通过，TTS优先队列播报正常。</w:t>
-            </w:r>
-          </w:p>
-        </w:tc>
-        <w:tc>
-          <w:tcPr>
-            <w:tcW w:type="dxa" w:w="1729"/>
-          </w:tcPr>
-          <w:p/>
-        </w:tc>
-        <w:tc>
-          <w:tcPr>
-            <w:tcW w:type="dxa" w:w="1729"/>
-          </w:tcPr>
-          <w:p/>
-        </w:tc>
-        <w:tc>
-          <w:tcPr>
-            <w:tcW w:type="dxa" w:w="1729"/>
-          </w:tcPr>
-          <w:p/>
-        </w:tc>
       </w:tr>
     </w:tbl>
+    <w:p>
+      <w:pPr>
+        <w:ind w:firstLine="420"/>
+      </w:pPr>
+      <w:r>
+        <w:rPr>
+          <w:sz w:val="24"/>
+        </w:rPr>
+      </w:r>
+    </w:p>
     <w:p>
       <w:pPr>
         <w:ind w:firstLine="420"/>
@@ -1588,7 +634,18 @@
           <w:b/>
           <w:sz w:val="32"/>
         </w:rPr>
-        <w:t>C-审计代理</w:t>
+        <w:t>A端 — 审计/配置/认证/流/监控(7)</w:t>
+      </w:r>
+    </w:p>
+    <w:p>
+      <w:pPr>
+        <w:ind w:firstLine="420"/>
+      </w:pPr>
+      <w:r>
+        <w:rPr>
+          <w:sz w:val="24"/>
+        </w:rPr>
+        <w:t>测试对象：new_JIMI/HAJIMI_UI/server/routes/</w:t>
       </w:r>
     </w:p>
     <w:tbl>
@@ -1598,113 +655,48 @@
         <w:tblLook w:firstColumn="1" w:firstRow="1" w:lastColumn="0" w:lastRow="0" w:noHBand="0" w:noVBand="1" w:val="04A0"/>
       </w:tblPr>
       <w:tblGrid>
-        <w:gridCol w:w="1729"/>
-        <w:gridCol w:w="1729"/>
-        <w:gridCol w:w="1729"/>
-        <w:gridCol w:w="1729"/>
-        <w:gridCol w:w="1729"/>
+        <w:gridCol w:w="2161"/>
+        <w:gridCol w:w="2161"/>
+        <w:gridCol w:w="2161"/>
+        <w:gridCol w:w="2161"/>
       </w:tblGrid>
       <w:tr>
         <w:tc>
           <w:tcPr>
-            <w:tcW w:type="dxa" w:w="1729"/>
+            <w:tcW w:type="dxa" w:w="2161"/>
           </w:tcPr>
           <w:p>
             <w:r>
               <w:rPr>
+                <w:b/>
                 <w:sz w:val="20"/>
               </w:rPr>
-              <w:t>编码人</w:t>
+              <w:t>测试编号</w:t>
             </w:r>
           </w:p>
         </w:tc>
         <w:tc>
           <w:tcPr>
-            <w:tcW w:type="dxa" w:w="1729"/>
+            <w:tcW w:type="dxa" w:w="2161"/>
           </w:tcPr>
           <w:p>
             <w:r>
               <w:rPr>
+                <w:b/>
                 <w:sz w:val="20"/>
               </w:rPr>
-              <w:t>涂浚稷</w:t>
+              <w:t>测试名称</w:t>
             </w:r>
           </w:p>
         </w:tc>
         <w:tc>
           <w:tcPr>
-            <w:tcW w:type="dxa" w:w="1729"/>
+            <w:tcW w:type="dxa" w:w="2161"/>
           </w:tcPr>
           <w:p>
             <w:r>
               <w:rPr>
-                <w:sz w:val="20"/>
-              </w:rPr>
-              <w:t>编码时间</w:t>
-            </w:r>
-          </w:p>
-        </w:tc>
-        <w:tc>
-          <w:tcPr>
-            <w:tcW w:type="dxa" w:w="1729"/>
-          </w:tcPr>
-          <w:p>
-            <w:r>
-              <w:rPr>
-                <w:sz w:val="20"/>
-              </w:rPr>
-              <w:t>2026-07-02</w:t>
-            </w:r>
-          </w:p>
-        </w:tc>
-        <w:tc>
-          <w:tcPr>
-            <w:tcW w:type="dxa" w:w="1729"/>
-          </w:tcPr>
-          <w:p>
-            <w:r>
-              <w:rPr>
-                <w:sz w:val="20"/>
-              </w:rPr>
-              <w:t>2026-07-06</w:t>
-            </w:r>
-          </w:p>
-        </w:tc>
-      </w:tr>
-      <w:tr>
-        <w:tc>
-          <w:tcPr>
-            <w:tcW w:type="dxa" w:w="1729"/>
-          </w:tcPr>
-          <w:p>
-            <w:r>
-              <w:rPr>
-                <w:sz w:val="20"/>
-              </w:rPr>
-              <w:t>模块名称</w:t>
-            </w:r>
-          </w:p>
-        </w:tc>
-        <w:tc>
-          <w:tcPr>
-            <w:tcW w:type="dxa" w:w="1729"/>
-          </w:tcPr>
-          <w:p>
-            <w:r>
-              <w:rPr>
-                <w:sz w:val="20"/>
-              </w:rPr>
-              <w:t>C-审计代理模块</w:t>
-            </w:r>
-          </w:p>
-        </w:tc>
-        <w:tc>
-          <w:tcPr>
-            <w:tcW w:type="dxa" w:w="1729"/>
-          </w:tcPr>
-          <w:p>
-            <w:r>
-              <w:rPr>
+                <w:b/>
                 <w:sz w:val="20"/>
               </w:rPr>
               <w:t>测试类型</w:t>
@@ -1713,313 +705,15 @@
         </w:tc>
         <w:tc>
           <w:tcPr>
-            <w:tcW w:type="dxa" w:w="1729"/>
+            <w:tcW w:type="dxa" w:w="2161"/>
           </w:tcPr>
           <w:p>
             <w:r>
               <w:rPr>
+                <w:b/>
                 <w:sz w:val="20"/>
               </w:rPr>
-              <w:t>功能+接口测试</w:t>
-            </w:r>
-          </w:p>
-        </w:tc>
-        <w:tc>
-          <w:tcPr>
-            <w:tcW w:type="dxa" w:w="1729"/>
-          </w:tcPr>
-          <w:p/>
-        </w:tc>
-      </w:tr>
-      <w:tr>
-        <w:tc>
-          <w:tcPr>
-            <w:tcW w:type="dxa" w:w="1729"/>
-          </w:tcPr>
-          <w:p>
-            <w:r>
-              <w:rPr>
-                <w:sz w:val="20"/>
-              </w:rPr>
-              <w:t>计划提交QA日期</w:t>
-            </w:r>
-          </w:p>
-        </w:tc>
-        <w:tc>
-          <w:tcPr>
-            <w:tcW w:type="dxa" w:w="1729"/>
-          </w:tcPr>
-          <w:p>
-            <w:r>
-              <w:rPr>
-                <w:sz w:val="20"/>
-              </w:rPr>
-              <w:t>2026-07-07</w:t>
-            </w:r>
-          </w:p>
-        </w:tc>
-        <w:tc>
-          <w:tcPr>
-            <w:tcW w:type="dxa" w:w="1729"/>
-          </w:tcPr>
-          <w:p>
-            <w:r>
-              <w:rPr>
-                <w:sz w:val="20"/>
-              </w:rPr>
-              <w:t>代码实际完成日期</w:t>
-            </w:r>
-          </w:p>
-        </w:tc>
-        <w:tc>
-          <w:tcPr>
-            <w:tcW w:type="dxa" w:w="1729"/>
-          </w:tcPr>
-          <w:p>
-            <w:r>
-              <w:rPr>
-                <w:sz w:val="20"/>
-              </w:rPr>
-              <w:t>2026-07-02</w:t>
-            </w:r>
-          </w:p>
-        </w:tc>
-        <w:tc>
-          <w:tcPr>
-            <w:tcW w:type="dxa" w:w="1729"/>
-          </w:tcPr>
-          <w:p/>
-        </w:tc>
-      </w:tr>
-      <w:tr>
-        <w:tc>
-          <w:tcPr>
-            <w:tcW w:type="dxa" w:w="1729"/>
-          </w:tcPr>
-          <w:p>
-            <w:r>
-              <w:rPr>
-                <w:sz w:val="20"/>
-              </w:rPr>
-              <w:t>实际提交QA日期</w:t>
-            </w:r>
-          </w:p>
-        </w:tc>
-        <w:tc>
-          <w:tcPr>
-            <w:tcW w:type="dxa" w:w="1729"/>
-          </w:tcPr>
-          <w:p>
-            <w:r>
-              <w:rPr>
-                <w:sz w:val="20"/>
-              </w:rPr>
-              <w:t>2026-07-07</w:t>
-            </w:r>
-          </w:p>
-        </w:tc>
-        <w:tc>
-          <w:tcPr>
-            <w:tcW w:type="dxa" w:w="1729"/>
-          </w:tcPr>
-          <w:p>
-            <w:r>
-              <w:rPr>
-                <w:sz w:val="20"/>
-              </w:rPr>
-              <w:t>QA测试完成日期</w:t>
-            </w:r>
-          </w:p>
-        </w:tc>
-        <w:tc>
-          <w:tcPr>
-            <w:tcW w:type="dxa" w:w="1729"/>
-          </w:tcPr>
-          <w:p>
-            <w:r>
-              <w:rPr>
-                <w:sz w:val="20"/>
-              </w:rPr>
-              <w:t>2026-07-07</w:t>
-            </w:r>
-          </w:p>
-        </w:tc>
-        <w:tc>
-          <w:tcPr>
-            <w:tcW w:type="dxa" w:w="1729"/>
-          </w:tcPr>
-          <w:p/>
-        </w:tc>
-      </w:tr>
-      <w:tr>
-        <w:tc>
-          <w:tcPr>
-            <w:tcW w:type="dxa" w:w="1729"/>
-          </w:tcPr>
-          <w:p>
-            <w:r>
-              <w:rPr>
-                <w:sz w:val="20"/>
-              </w:rPr>
-              <w:t>测试人员</w:t>
-            </w:r>
-          </w:p>
-        </w:tc>
-        <w:tc>
-          <w:tcPr>
-            <w:tcW w:type="dxa" w:w="1729"/>
-          </w:tcPr>
-          <w:p>
-            <w:r>
-              <w:rPr>
-                <w:sz w:val="20"/>
-              </w:rPr>
-              <w:t>涂浚稷</w:t>
-            </w:r>
-          </w:p>
-        </w:tc>
-        <w:tc>
-          <w:tcPr>
-            <w:tcW w:type="dxa" w:w="1729"/>
-          </w:tcPr>
-          <w:p>
-            <w:r>
-              <w:rPr>
-                <w:sz w:val="20"/>
-              </w:rPr>
-              <w:t>测试日期</w:t>
-            </w:r>
-          </w:p>
-        </w:tc>
-        <w:tc>
-          <w:tcPr>
-            <w:tcW w:type="dxa" w:w="1729"/>
-          </w:tcPr>
-          <w:p>
-            <w:r>
-              <w:rPr>
-                <w:sz w:val="20"/>
-              </w:rPr>
-              <w:t>2026-07-07</w:t>
-            </w:r>
-          </w:p>
-        </w:tc>
-        <w:tc>
-          <w:tcPr>
-            <w:tcW w:type="dxa" w:w="1729"/>
-          </w:tcPr>
-          <w:p/>
-        </w:tc>
-      </w:tr>
-      <w:tr>
-        <w:tc>
-          <w:tcPr>
-            <w:tcW w:type="dxa" w:w="1729"/>
-          </w:tcPr>
-          <w:p>
-            <w:r>
-              <w:rPr>
-                <w:sz w:val="20"/>
-              </w:rPr>
-              <w:t>测试环境</w:t>
-            </w:r>
-          </w:p>
-        </w:tc>
-        <w:tc>
-          <w:tcPr>
-            <w:tcW w:type="dxa" w:w="1729"/>
-          </w:tcPr>
-          <w:p>
-            <w:r>
-              <w:rPr>
-                <w:sz w:val="20"/>
-              </w:rPr>
-              <w:t>Windows 11, Python 3.12, SQLite WAL, httpx, Mock HTTP Server</w:t>
-            </w:r>
-          </w:p>
-        </w:tc>
-        <w:tc>
-          <w:tcPr>
-            <w:tcW w:type="dxa" w:w="1729"/>
-          </w:tcPr>
-          <w:p/>
-        </w:tc>
-        <w:tc>
-          <w:tcPr>
-            <w:tcW w:type="dxa" w:w="1729"/>
-          </w:tcPr>
-          <w:p/>
-        </w:tc>
-        <w:tc>
-          <w:tcPr>
-            <w:tcW w:type="dxa" w:w="1729"/>
-          </w:tcPr>
-          <w:p/>
-        </w:tc>
-      </w:tr>
-      <w:tr>
-        <w:tc>
-          <w:tcPr>
-            <w:tcW w:type="dxa" w:w="1729"/>
-          </w:tcPr>
-          <w:p>
-            <w:r>
-              <w:rPr>
-                <w:sz w:val="20"/>
-              </w:rPr>
-              <w:t>AUD-001</w:t>
-            </w:r>
-          </w:p>
-        </w:tc>
-        <w:tc>
-          <w:tcPr>
-            <w:tcW w:type="dxa" w:w="1729"/>
-          </w:tcPr>
-          <w:p>
-            <w:r>
-              <w:rPr>
-                <w:sz w:val="20"/>
-              </w:rPr>
-              <w:t>6类脱敏</w:t>
-            </w:r>
-          </w:p>
-        </w:tc>
-        <w:tc>
-          <w:tcPr>
-            <w:tcW w:type="dxa" w:w="1729"/>
-          </w:tcPr>
-          <w:p>
-            <w:r>
-              <w:rPr>
-                <w:sz w:val="20"/>
-              </w:rPr>
-              <w:t>功能测试</w:t>
-            </w:r>
-          </w:p>
-        </w:tc>
-        <w:tc>
-          <w:tcPr>
-            <w:tcW w:type="dxa" w:w="1729"/>
-          </w:tcPr>
-          <w:p>
-            <w:r>
-              <w:rPr>
-                <w:sz w:val="20"/>
-              </w:rPr>
-              <w:t>通过</w:t>
-            </w:r>
-          </w:p>
-        </w:tc>
-        <w:tc>
-          <w:tcPr>
-            <w:tcW w:type="dxa" w:w="1729"/>
-          </w:tcPr>
-          <w:p>
-            <w:r>
-              <w:rPr>
-                <w:sz w:val="20"/>
-              </w:rPr>
-              <w:t>密码/Key/路径/手机/邮箱/身份证</w:t>
+              <w:t>测试结果</w:t>
             </w:r>
           </w:p>
         </w:tc>
@@ -2027,100 +721,33 @@
       <w:tr>
         <w:tc>
           <w:tcPr>
-            <w:tcW w:type="dxa" w:w="1729"/>
+            <w:tcW w:type="dxa" w:w="2161"/>
           </w:tcPr>
           <w:p>
             <w:r>
               <w:rPr>
                 <w:sz w:val="20"/>
               </w:rPr>
-              <w:t>AUD-002</w:t>
+              <w:t>A-AUD/CFG/AUTH/FLW/MON</w:t>
             </w:r>
           </w:p>
         </w:tc>
         <w:tc>
           <w:tcPr>
-            <w:tcW w:type="dxa" w:w="1729"/>
+            <w:tcW w:type="dxa" w:w="2161"/>
           </w:tcPr>
           <w:p>
             <w:r>
               <w:rPr>
                 <w:sz w:val="20"/>
               </w:rPr>
-              <w:t>SQLite入队</w:t>
+              <w:t>7个支撑端点</w:t>
             </w:r>
           </w:p>
         </w:tc>
         <w:tc>
           <w:tcPr>
-            <w:tcW w:type="dxa" w:w="1729"/>
-          </w:tcPr>
-          <w:p>
-            <w:r>
-              <w:rPr>
-                <w:sz w:val="20"/>
-              </w:rPr>
-              <w:t>功能测试</w:t>
-            </w:r>
-          </w:p>
-        </w:tc>
-        <w:tc>
-          <w:tcPr>
-            <w:tcW w:type="dxa" w:w="1729"/>
-          </w:tcPr>
-          <w:p>
-            <w:r>
-              <w:rPr>
-                <w:sz w:val="20"/>
-              </w:rPr>
-              <w:t>通过</w:t>
-            </w:r>
-          </w:p>
-        </w:tc>
-        <w:tc>
-          <w:tcPr>
-            <w:tcW w:type="dxa" w:w="1729"/>
-          </w:tcPr>
-          <w:p>
-            <w:r>
-              <w:rPr>
-                <w:sz w:val="20"/>
-              </w:rPr>
-              <w:t>WAL模式正确写入</w:t>
-            </w:r>
-          </w:p>
-        </w:tc>
-      </w:tr>
-      <w:tr>
-        <w:tc>
-          <w:tcPr>
-            <w:tcW w:type="dxa" w:w="1729"/>
-          </w:tcPr>
-          <w:p>
-            <w:r>
-              <w:rPr>
-                <w:sz w:val="20"/>
-              </w:rPr>
-              <w:t>AUD-003</w:t>
-            </w:r>
-          </w:p>
-        </w:tc>
-        <w:tc>
-          <w:tcPr>
-            <w:tcW w:type="dxa" w:w="1729"/>
-          </w:tcPr>
-          <w:p>
-            <w:r>
-              <w:rPr>
-                <w:sz w:val="20"/>
-              </w:rPr>
-              <w:t>批量上报</w:t>
-            </w:r>
-          </w:p>
-        </w:tc>
-        <w:tc>
-          <w:tcPr>
-            <w:tcW w:type="dxa" w:w="1729"/>
+            <w:tcW w:type="dxa" w:w="2161"/>
           </w:tcPr>
           <w:p>
             <w:r>
@@ -2133,7 +760,7 @@
         </w:tc>
         <w:tc>
           <w:tcPr>
-            <w:tcW w:type="dxa" w:w="1729"/>
+            <w:tcW w:type="dxa" w:w="2161"/>
           </w:tcPr>
           <w:p>
             <w:r>
@@ -2144,201 +771,18 @@
             </w:r>
           </w:p>
         </w:tc>
-        <w:tc>
-          <w:tcPr>
-            <w:tcW w:type="dxa" w:w="1729"/>
-          </w:tcPr>
-          <w:p>
-            <w:r>
-              <w:rPr>
-                <w:sz w:val="20"/>
-              </w:rPr>
-              <w:t>POST→received&gt;=1→本地清空</w:t>
-            </w:r>
-          </w:p>
-        </w:tc>
-      </w:tr>
-      <w:tr>
-        <w:tc>
-          <w:tcPr>
-            <w:tcW w:type="dxa" w:w="1729"/>
-          </w:tcPr>
-          <w:p>
-            <w:r>
-              <w:rPr>
-                <w:sz w:val="20"/>
-              </w:rPr>
-              <w:t>AUD-004</w:t>
-            </w:r>
-          </w:p>
-        </w:tc>
-        <w:tc>
-          <w:tcPr>
-            <w:tcW w:type="dxa" w:w="1729"/>
-          </w:tcPr>
-          <w:p>
-            <w:r>
-              <w:rPr>
-                <w:sz w:val="20"/>
-              </w:rPr>
-              <w:t>500重试</w:t>
-            </w:r>
-          </w:p>
-        </w:tc>
-        <w:tc>
-          <w:tcPr>
-            <w:tcW w:type="dxa" w:w="1729"/>
-          </w:tcPr>
-          <w:p>
-            <w:r>
-              <w:rPr>
-                <w:sz w:val="20"/>
-              </w:rPr>
-              <w:t>异常测试</w:t>
-            </w:r>
-          </w:p>
-        </w:tc>
-        <w:tc>
-          <w:tcPr>
-            <w:tcW w:type="dxa" w:w="1729"/>
-          </w:tcPr>
-          <w:p>
-            <w:r>
-              <w:rPr>
-                <w:sz w:val="20"/>
-              </w:rPr>
-              <w:t>通过</w:t>
-            </w:r>
-          </w:p>
-        </w:tc>
-        <w:tc>
-          <w:tcPr>
-            <w:tcW w:type="dxa" w:w="1729"/>
-          </w:tcPr>
-          <w:p>
-            <w:r>
-              <w:rPr>
-                <w:sz w:val="20"/>
-              </w:rPr>
-              <w:t>服务器500→记录保留队列</w:t>
-            </w:r>
-          </w:p>
-        </w:tc>
-      </w:tr>
-      <w:tr>
-        <w:tc>
-          <w:tcPr>
-            <w:tcW w:type="dxa" w:w="1729"/>
-          </w:tcPr>
-          <w:p>
-            <w:r>
-              <w:rPr>
-                <w:sz w:val="20"/>
-              </w:rPr>
-              <w:t>AUD-005</w:t>
-            </w:r>
-          </w:p>
-        </w:tc>
-        <w:tc>
-          <w:tcPr>
-            <w:tcW w:type="dxa" w:w="1729"/>
-          </w:tcPr>
-          <w:p>
-            <w:r>
-              <w:rPr>
-                <w:sz w:val="20"/>
-              </w:rPr>
-              <w:t>单独反馈</w:t>
-            </w:r>
-          </w:p>
-        </w:tc>
-        <w:tc>
-          <w:tcPr>
-            <w:tcW w:type="dxa" w:w="1729"/>
-          </w:tcPr>
-          <w:p>
-            <w:r>
-              <w:rPr>
-                <w:sz w:val="20"/>
-              </w:rPr>
-              <w:t>接口测试</w:t>
-            </w:r>
-          </w:p>
-        </w:tc>
-        <w:tc>
-          <w:tcPr>
-            <w:tcW w:type="dxa" w:w="1729"/>
-          </w:tcPr>
-          <w:p>
-            <w:r>
-              <w:rPr>
-                <w:sz w:val="20"/>
-              </w:rPr>
-              <w:t>通过</w:t>
-            </w:r>
-          </w:p>
-        </w:tc>
-        <w:tc>
-          <w:tcPr>
-            <w:tcW w:type="dxa" w:w="1729"/>
-          </w:tcPr>
-          <w:p>
-            <w:r>
-              <w:rPr>
-                <w:sz w:val="20"/>
-              </w:rPr>
-              <w:t>send_feedback→received=true</w:t>
-            </w:r>
-          </w:p>
-        </w:tc>
-      </w:tr>
-      <w:tr>
-        <w:tc>
-          <w:tcPr>
-            <w:tcW w:type="dxa" w:w="1729"/>
-          </w:tcPr>
-          <w:p>
-            <w:r>
-              <w:rPr>
-                <w:sz w:val="20"/>
-              </w:rPr>
-              <w:t>测试结论</w:t>
-            </w:r>
-          </w:p>
-        </w:tc>
-        <w:tc>
-          <w:tcPr>
-            <w:tcW w:type="dxa" w:w="1729"/>
-          </w:tcPr>
-          <w:p>
-            <w:r>
-              <w:rPr>
-                <w:sz w:val="20"/>
-              </w:rPr>
-              <w:t>5项全部通过，6类隐私脱敏全部生效，批量上报机制正常。</w:t>
-            </w:r>
-          </w:p>
-        </w:tc>
-        <w:tc>
-          <w:tcPr>
-            <w:tcW w:type="dxa" w:w="1729"/>
-          </w:tcPr>
-          <w:p/>
-        </w:tc>
-        <w:tc>
-          <w:tcPr>
-            <w:tcW w:type="dxa" w:w="1729"/>
-          </w:tcPr>
-          <w:p/>
-        </w:tc>
-        <w:tc>
-          <w:tcPr>
-            <w:tcW w:type="dxa" w:w="1729"/>
-          </w:tcPr>
-          <w:p/>
-        </w:tc>
       </w:tr>
     </w:tbl>
+    <w:p>
+      <w:pPr>
+        <w:ind w:firstLine="420"/>
+      </w:pPr>
+      <w:r>
+        <w:rPr>
+          <w:sz w:val="24"/>
+        </w:rPr>
+      </w:r>
+    </w:p>
     <w:p>
       <w:pPr>
         <w:ind w:firstLine="420"/>
@@ -2358,7 +802,18 @@
           <w:b/>
           <w:sz w:val="32"/>
         </w:rPr>
-        <w:t>C-配置轮询</w:t>
+        <w:t>B端 — B端专属(7)</w:t>
+      </w:r>
+    </w:p>
+    <w:p>
+      <w:pPr>
+        <w:ind w:firstLine="420"/>
+      </w:pPr>
+      <w:r>
+        <w:rPr>
+          <w:sz w:val="24"/>
+        </w:rPr>
+        <w:t>测试对象：HAJIMI_UI/server/routes/demo.py</w:t>
       </w:r>
     </w:p>
     <w:tbl>
@@ -2368,113 +823,48 @@
         <w:tblLook w:firstColumn="1" w:firstRow="1" w:lastColumn="0" w:lastRow="0" w:noHBand="0" w:noVBand="1" w:val="04A0"/>
       </w:tblPr>
       <w:tblGrid>
-        <w:gridCol w:w="1729"/>
-        <w:gridCol w:w="1729"/>
-        <w:gridCol w:w="1729"/>
-        <w:gridCol w:w="1729"/>
-        <w:gridCol w:w="1729"/>
+        <w:gridCol w:w="2161"/>
+        <w:gridCol w:w="2161"/>
+        <w:gridCol w:w="2161"/>
+        <w:gridCol w:w="2161"/>
       </w:tblGrid>
       <w:tr>
         <w:tc>
           <w:tcPr>
-            <w:tcW w:type="dxa" w:w="1729"/>
+            <w:tcW w:type="dxa" w:w="2161"/>
           </w:tcPr>
           <w:p>
             <w:r>
               <w:rPr>
+                <w:b/>
                 <w:sz w:val="20"/>
               </w:rPr>
-              <w:t>编码人</w:t>
+              <w:t>测试编号</w:t>
             </w:r>
           </w:p>
         </w:tc>
         <w:tc>
           <w:tcPr>
-            <w:tcW w:type="dxa" w:w="1729"/>
+            <w:tcW w:type="dxa" w:w="2161"/>
           </w:tcPr>
           <w:p>
             <w:r>
               <w:rPr>
+                <w:b/>
                 <w:sz w:val="20"/>
               </w:rPr>
-              <w:t>涂浚稷</w:t>
+              <w:t>测试名称</w:t>
             </w:r>
           </w:p>
         </w:tc>
         <w:tc>
           <w:tcPr>
-            <w:tcW w:type="dxa" w:w="1729"/>
+            <w:tcW w:type="dxa" w:w="2161"/>
           </w:tcPr>
           <w:p>
             <w:r>
               <w:rPr>
-                <w:sz w:val="20"/>
-              </w:rPr>
-              <w:t>编码时间</w:t>
-            </w:r>
-          </w:p>
-        </w:tc>
-        <w:tc>
-          <w:tcPr>
-            <w:tcW w:type="dxa" w:w="1729"/>
-          </w:tcPr>
-          <w:p>
-            <w:r>
-              <w:rPr>
-                <w:sz w:val="20"/>
-              </w:rPr>
-              <w:t>2026-07-02</w:t>
-            </w:r>
-          </w:p>
-        </w:tc>
-        <w:tc>
-          <w:tcPr>
-            <w:tcW w:type="dxa" w:w="1729"/>
-          </w:tcPr>
-          <w:p>
-            <w:r>
-              <w:rPr>
-                <w:sz w:val="20"/>
-              </w:rPr>
-              <w:t>2026-07-06</w:t>
-            </w:r>
-          </w:p>
-        </w:tc>
-      </w:tr>
-      <w:tr>
-        <w:tc>
-          <w:tcPr>
-            <w:tcW w:type="dxa" w:w="1729"/>
-          </w:tcPr>
-          <w:p>
-            <w:r>
-              <w:rPr>
-                <w:sz w:val="20"/>
-              </w:rPr>
-              <w:t>模块名称</w:t>
-            </w:r>
-          </w:p>
-        </w:tc>
-        <w:tc>
-          <w:tcPr>
-            <w:tcW w:type="dxa" w:w="1729"/>
-          </w:tcPr>
-          <w:p>
-            <w:r>
-              <w:rPr>
-                <w:sz w:val="20"/>
-              </w:rPr>
-              <w:t>C-配置轮询模块</w:t>
-            </w:r>
-          </w:p>
-        </w:tc>
-        <w:tc>
-          <w:tcPr>
-            <w:tcW w:type="dxa" w:w="1729"/>
-          </w:tcPr>
-          <w:p>
-            <w:r>
-              <w:rPr>
+                <w:b/>
                 <w:sz w:val="20"/>
               </w:rPr>
               <w:t>测试类型</w:t>
@@ -2483,293 +873,62 @@
         </w:tc>
         <w:tc>
           <w:tcPr>
-            <w:tcW w:type="dxa" w:w="1729"/>
+            <w:tcW w:type="dxa" w:w="2161"/>
+          </w:tcPr>
+          <w:p>
+            <w:r>
+              <w:rPr>
+                <w:b/>
+                <w:sz w:val="20"/>
+              </w:rPr>
+              <w:t>测试结果</w:t>
+            </w:r>
+          </w:p>
+        </w:tc>
+      </w:tr>
+      <w:tr>
+        <w:tc>
+          <w:tcPr>
+            <w:tcW w:type="dxa" w:w="2161"/>
           </w:tcPr>
           <w:p>
             <w:r>
               <w:rPr>
                 <w:sz w:val="20"/>
               </w:rPr>
-              <w:t>功能测试</w:t>
+              <w:t>B-DEMO-001</w:t>
             </w:r>
           </w:p>
         </w:tc>
         <w:tc>
           <w:tcPr>
-            <w:tcW w:type="dxa" w:w="1729"/>
-          </w:tcPr>
-          <w:p/>
-        </w:tc>
-      </w:tr>
-      <w:tr>
-        <w:tc>
-          <w:tcPr>
-            <w:tcW w:type="dxa" w:w="1729"/>
+            <w:tcW w:type="dxa" w:w="2161"/>
           </w:tcPr>
           <w:p>
             <w:r>
               <w:rPr>
                 <w:sz w:val="20"/>
               </w:rPr>
-              <w:t>计划提交QA日期</w:t>
+              <w:t>health/live</w:t>
             </w:r>
           </w:p>
         </w:tc>
         <w:tc>
           <w:tcPr>
-            <w:tcW w:type="dxa" w:w="1729"/>
+            <w:tcW w:type="dxa" w:w="2161"/>
           </w:tcPr>
           <w:p>
             <w:r>
               <w:rPr>
                 <w:sz w:val="20"/>
               </w:rPr>
-              <w:t>2026-07-07</w:t>
+              <w:t>接口测试</w:t>
             </w:r>
           </w:p>
         </w:tc>
         <w:tc>
           <w:tcPr>
-            <w:tcW w:type="dxa" w:w="1729"/>
-          </w:tcPr>
-          <w:p>
-            <w:r>
-              <w:rPr>
-                <w:sz w:val="20"/>
-              </w:rPr>
-              <w:t>代码实际完成日期</w:t>
-            </w:r>
-          </w:p>
-        </w:tc>
-        <w:tc>
-          <w:tcPr>
-            <w:tcW w:type="dxa" w:w="1729"/>
-          </w:tcPr>
-          <w:p>
-            <w:r>
-              <w:rPr>
-                <w:sz w:val="20"/>
-              </w:rPr>
-              <w:t>2026-07-02</w:t>
-            </w:r>
-          </w:p>
-        </w:tc>
-        <w:tc>
-          <w:tcPr>
-            <w:tcW w:type="dxa" w:w="1729"/>
-          </w:tcPr>
-          <w:p/>
-        </w:tc>
-      </w:tr>
-      <w:tr>
-        <w:tc>
-          <w:tcPr>
-            <w:tcW w:type="dxa" w:w="1729"/>
-          </w:tcPr>
-          <w:p>
-            <w:r>
-              <w:rPr>
-                <w:sz w:val="20"/>
-              </w:rPr>
-              <w:t>实际提交QA日期</w:t>
-            </w:r>
-          </w:p>
-        </w:tc>
-        <w:tc>
-          <w:tcPr>
-            <w:tcW w:type="dxa" w:w="1729"/>
-          </w:tcPr>
-          <w:p>
-            <w:r>
-              <w:rPr>
-                <w:sz w:val="20"/>
-              </w:rPr>
-              <w:t>2026-07-07</w:t>
-            </w:r>
-          </w:p>
-        </w:tc>
-        <w:tc>
-          <w:tcPr>
-            <w:tcW w:type="dxa" w:w="1729"/>
-          </w:tcPr>
-          <w:p>
-            <w:r>
-              <w:rPr>
-                <w:sz w:val="20"/>
-              </w:rPr>
-              <w:t>QA测试完成日期</w:t>
-            </w:r>
-          </w:p>
-        </w:tc>
-        <w:tc>
-          <w:tcPr>
-            <w:tcW w:type="dxa" w:w="1729"/>
-          </w:tcPr>
-          <w:p>
-            <w:r>
-              <w:rPr>
-                <w:sz w:val="20"/>
-              </w:rPr>
-              <w:t>2026-07-07</w:t>
-            </w:r>
-          </w:p>
-        </w:tc>
-        <w:tc>
-          <w:tcPr>
-            <w:tcW w:type="dxa" w:w="1729"/>
-          </w:tcPr>
-          <w:p/>
-        </w:tc>
-      </w:tr>
-      <w:tr>
-        <w:tc>
-          <w:tcPr>
-            <w:tcW w:type="dxa" w:w="1729"/>
-          </w:tcPr>
-          <w:p>
-            <w:r>
-              <w:rPr>
-                <w:sz w:val="20"/>
-              </w:rPr>
-              <w:t>测试人员</w:t>
-            </w:r>
-          </w:p>
-        </w:tc>
-        <w:tc>
-          <w:tcPr>
-            <w:tcW w:type="dxa" w:w="1729"/>
-          </w:tcPr>
-          <w:p>
-            <w:r>
-              <w:rPr>
-                <w:sz w:val="20"/>
-              </w:rPr>
-              <w:t>涂浚稷</w:t>
-            </w:r>
-          </w:p>
-        </w:tc>
-        <w:tc>
-          <w:tcPr>
-            <w:tcW w:type="dxa" w:w="1729"/>
-          </w:tcPr>
-          <w:p>
-            <w:r>
-              <w:rPr>
-                <w:sz w:val="20"/>
-              </w:rPr>
-              <w:t>测试日期</w:t>
-            </w:r>
-          </w:p>
-        </w:tc>
-        <w:tc>
-          <w:tcPr>
-            <w:tcW w:type="dxa" w:w="1729"/>
-          </w:tcPr>
-          <w:p>
-            <w:r>
-              <w:rPr>
-                <w:sz w:val="20"/>
-              </w:rPr>
-              <w:t>2026-07-07</w:t>
-            </w:r>
-          </w:p>
-        </w:tc>
-        <w:tc>
-          <w:tcPr>
-            <w:tcW w:type="dxa" w:w="1729"/>
-          </w:tcPr>
-          <w:p/>
-        </w:tc>
-      </w:tr>
-      <w:tr>
-        <w:tc>
-          <w:tcPr>
-            <w:tcW w:type="dxa" w:w="1729"/>
-          </w:tcPr>
-          <w:p>
-            <w:r>
-              <w:rPr>
-                <w:sz w:val="20"/>
-              </w:rPr>
-              <w:t>测试环境</w:t>
-            </w:r>
-          </w:p>
-        </w:tc>
-        <w:tc>
-          <w:tcPr>
-            <w:tcW w:type="dxa" w:w="1729"/>
-          </w:tcPr>
-          <w:p>
-            <w:r>
-              <w:rPr>
-                <w:sz w:val="20"/>
-              </w:rPr>
-              <w:t>Windows 11, Python 3.12, httpx</w:t>
-            </w:r>
-          </w:p>
-        </w:tc>
-        <w:tc>
-          <w:tcPr>
-            <w:tcW w:type="dxa" w:w="1729"/>
-          </w:tcPr>
-          <w:p/>
-        </w:tc>
-        <w:tc>
-          <w:tcPr>
-            <w:tcW w:type="dxa" w:w="1729"/>
-          </w:tcPr>
-          <w:p/>
-        </w:tc>
-        <w:tc>
-          <w:tcPr>
-            <w:tcW w:type="dxa" w:w="1729"/>
-          </w:tcPr>
-          <w:p/>
-        </w:tc>
-      </w:tr>
-      <w:tr>
-        <w:tc>
-          <w:tcPr>
-            <w:tcW w:type="dxa" w:w="1729"/>
-          </w:tcPr>
-          <w:p>
-            <w:r>
-              <w:rPr>
-                <w:sz w:val="20"/>
-              </w:rPr>
-              <w:t>CFG-001</w:t>
-            </w:r>
-          </w:p>
-        </w:tc>
-        <w:tc>
-          <w:tcPr>
-            <w:tcW w:type="dxa" w:w="1729"/>
-          </w:tcPr>
-          <w:p>
-            <w:r>
-              <w:rPr>
-                <w:sz w:val="20"/>
-              </w:rPr>
-              <w:t>间隔保护</w:t>
-            </w:r>
-          </w:p>
-        </w:tc>
-        <w:tc>
-          <w:tcPr>
-            <w:tcW w:type="dxa" w:w="1729"/>
-          </w:tcPr>
-          <w:p>
-            <w:r>
-              <w:rPr>
-                <w:sz w:val="20"/>
-              </w:rPr>
-              <w:t>边界测试</w:t>
-            </w:r>
-          </w:p>
-        </w:tc>
-        <w:tc>
-          <w:tcPr>
-            <w:tcW w:type="dxa" w:w="1729"/>
+            <w:tcW w:type="dxa" w:w="2161"/>
           </w:tcPr>
           <w:p>
             <w:r>
@@ -2780,63 +939,50 @@
             </w:r>
           </w:p>
         </w:tc>
+      </w:tr>
+      <w:tr>
         <w:tc>
           <w:tcPr>
-            <w:tcW w:type="dxa" w:w="1729"/>
+            <w:tcW w:type="dxa" w:w="2161"/>
           </w:tcPr>
           <w:p>
             <w:r>
               <w:rPr>
                 <w:sz w:val="20"/>
               </w:rPr>
-              <w:t>下限3→5,上限2000→1440</w:t>
+              <w:t>B-DEMO-002</w:t>
             </w:r>
           </w:p>
         </w:tc>
-      </w:tr>
-      <w:tr>
         <w:tc>
           <w:tcPr>
-            <w:tcW w:type="dxa" w:w="1729"/>
+            <w:tcW w:type="dxa" w:w="2161"/>
           </w:tcPr>
           <w:p>
             <w:r>
               <w:rPr>
                 <w:sz w:val="20"/>
               </w:rPr>
-              <w:t>CFG-002</w:t>
+              <w:t>/inspect</w:t>
             </w:r>
           </w:p>
         </w:tc>
         <w:tc>
           <w:tcPr>
-            <w:tcW w:type="dxa" w:w="1729"/>
+            <w:tcW w:type="dxa" w:w="2161"/>
           </w:tcPr>
           <w:p>
             <w:r>
               <w:rPr>
                 <w:sz w:val="20"/>
               </w:rPr>
-              <w:t>离线降级</w:t>
+              <w:t>接口测试</w:t>
             </w:r>
           </w:p>
         </w:tc>
         <w:tc>
           <w:tcPr>
-            <w:tcW w:type="dxa" w:w="1729"/>
-          </w:tcPr>
-          <w:p>
-            <w:r>
-              <w:rPr>
-                <w:sz w:val="20"/>
-              </w:rPr>
-              <w:t>异常测试</w:t>
-            </w:r>
-          </w:p>
-        </w:tc>
-        <w:tc>
-          <w:tcPr>
-            <w:tcW w:type="dxa" w:w="1729"/>
+            <w:tcW w:type="dxa" w:w="2161"/>
           </w:tcPr>
           <w:p>
             <w:r>
@@ -2847,63 +993,50 @@
             </w:r>
           </w:p>
         </w:tc>
+      </w:tr>
+      <w:tr>
         <w:tc>
           <w:tcPr>
-            <w:tcW w:type="dxa" w:w="1729"/>
+            <w:tcW w:type="dxa" w:w="2161"/>
           </w:tcPr>
           <w:p>
             <w:r>
               <w:rPr>
                 <w:sz w:val="20"/>
               </w:rPr>
-              <w:t>服务端不可达→返回None不崩溃</w:t>
+              <w:t>B-DEMO-003</w:t>
             </w:r>
           </w:p>
         </w:tc>
-      </w:tr>
-      <w:tr>
         <w:tc>
           <w:tcPr>
-            <w:tcW w:type="dxa" w:w="1729"/>
+            <w:tcW w:type="dxa" w:w="2161"/>
           </w:tcPr>
           <w:p>
             <w:r>
               <w:rPr>
                 <w:sz w:val="20"/>
               </w:rPr>
-              <w:t>CFG-003</w:t>
+              <w:t>/step</w:t>
             </w:r>
           </w:p>
         </w:tc>
         <w:tc>
           <w:tcPr>
-            <w:tcW w:type="dxa" w:w="1729"/>
+            <w:tcW w:type="dxa" w:w="2161"/>
           </w:tcPr>
           <w:p>
             <w:r>
               <w:rPr>
                 <w:sz w:val="20"/>
               </w:rPr>
-              <w:t>变更通知</w:t>
+              <w:t>接口测试</w:t>
             </w:r>
           </w:p>
         </w:tc>
         <w:tc>
           <w:tcPr>
-            <w:tcW w:type="dxa" w:w="1729"/>
-          </w:tcPr>
-          <w:p>
-            <w:r>
-              <w:rPr>
-                <w:sz w:val="20"/>
-              </w:rPr>
-              <w:t>功能测试</w:t>
-            </w:r>
-          </w:p>
-        </w:tc>
-        <w:tc>
-          <w:tcPr>
-            <w:tcW w:type="dxa" w:w="1729"/>
+            <w:tcW w:type="dxa" w:w="2161"/>
           </w:tcPr>
           <w:p>
             <w:r>
@@ -2914,16 +1047,57 @@
             </w:r>
           </w:p>
         </w:tc>
+      </w:tr>
+      <w:tr>
         <w:tc>
           <w:tcPr>
-            <w:tcW w:type="dxa" w:w="1729"/>
+            <w:tcW w:type="dxa" w:w="2161"/>
           </w:tcPr>
           <w:p>
             <w:r>
               <w:rPr>
                 <w:sz w:val="20"/>
               </w:rPr>
-              <w:t>notify_changed触发回调</w:t>
+              <w:t>B-DEMO-004</w:t>
+            </w:r>
+          </w:p>
+        </w:tc>
+        <w:tc>
+          <w:tcPr>
+            <w:tcW w:type="dxa" w:w="2161"/>
+          </w:tcPr>
+          <w:p>
+            <w:r>
+              <w:rPr>
+                <w:sz w:val="20"/>
+              </w:rPr>
+              <w:t>/locate</w:t>
+            </w:r>
+          </w:p>
+        </w:tc>
+        <w:tc>
+          <w:tcPr>
+            <w:tcW w:type="dxa" w:w="2161"/>
+          </w:tcPr>
+          <w:p>
+            <w:r>
+              <w:rPr>
+                <w:sz w:val="20"/>
+              </w:rPr>
+              <w:t>接口测试</w:t>
+            </w:r>
+          </w:p>
+        </w:tc>
+        <w:tc>
+          <w:tcPr>
+            <w:tcW w:type="dxa" w:w="2161"/>
+          </w:tcPr>
+          <w:p>
+            <w:r>
+              <w:rPr>
+                <w:sz w:val="20"/>
+              </w:rPr>
+              <w:t>通过</w:t>
             </w:r>
           </w:p>
         </w:tc>
@@ -2931,50 +1105,176 @@
       <w:tr>
         <w:tc>
           <w:tcPr>
-            <w:tcW w:type="dxa" w:w="1729"/>
+            <w:tcW w:type="dxa" w:w="2161"/>
           </w:tcPr>
           <w:p>
             <w:r>
               <w:rPr>
                 <w:sz w:val="20"/>
               </w:rPr>
-              <w:t>测试结论</w:t>
+              <w:t>B-DEMO-005</w:t>
             </w:r>
           </w:p>
         </w:tc>
         <w:tc>
           <w:tcPr>
-            <w:tcW w:type="dxa" w:w="1729"/>
+            <w:tcW w:type="dxa" w:w="2161"/>
           </w:tcPr>
           <w:p>
             <w:r>
               <w:rPr>
                 <w:sz w:val="20"/>
               </w:rPr>
-              <w:t>3项全部通过，ETag条件请求和离线降级机制正常。</w:t>
+              <w:t>/relocate</w:t>
             </w:r>
           </w:p>
         </w:tc>
         <w:tc>
           <w:tcPr>
-            <w:tcW w:type="dxa" w:w="1729"/>
+            <w:tcW w:type="dxa" w:w="2161"/>
           </w:tcPr>
-          <w:p/>
+          <w:p>
+            <w:r>
+              <w:rPr>
+                <w:sz w:val="20"/>
+              </w:rPr>
+              <w:t>接口测试</w:t>
+            </w:r>
+          </w:p>
         </w:tc>
         <w:tc>
           <w:tcPr>
-            <w:tcW w:type="dxa" w:w="1729"/>
+            <w:tcW w:type="dxa" w:w="2161"/>
           </w:tcPr>
-          <w:p/>
+          <w:p>
+            <w:r>
+              <w:rPr>
+                <w:sz w:val="20"/>
+              </w:rPr>
+              <w:t>通过</w:t>
+            </w:r>
+          </w:p>
+        </w:tc>
+      </w:tr>
+      <w:tr>
+        <w:tc>
+          <w:tcPr>
+            <w:tcW w:type="dxa" w:w="2161"/>
+          </w:tcPr>
+          <w:p>
+            <w:r>
+              <w:rPr>
+                <w:sz w:val="20"/>
+              </w:rPr>
+              <w:t>B-DEMO-006</w:t>
+            </w:r>
+          </w:p>
         </w:tc>
         <w:tc>
           <w:tcPr>
-            <w:tcW w:type="dxa" w:w="1729"/>
+            <w:tcW w:type="dxa" w:w="2161"/>
           </w:tcPr>
-          <w:p/>
+          <w:p>
+            <w:r>
+              <w:rPr>
+                <w:sz w:val="20"/>
+              </w:rPr>
+              <w:t>/clarify</w:t>
+            </w:r>
+          </w:p>
+        </w:tc>
+        <w:tc>
+          <w:tcPr>
+            <w:tcW w:type="dxa" w:w="2161"/>
+          </w:tcPr>
+          <w:p>
+            <w:r>
+              <w:rPr>
+                <w:sz w:val="20"/>
+              </w:rPr>
+              <w:t>接口测试</w:t>
+            </w:r>
+          </w:p>
+        </w:tc>
+        <w:tc>
+          <w:tcPr>
+            <w:tcW w:type="dxa" w:w="2161"/>
+          </w:tcPr>
+          <w:p>
+            <w:r>
+              <w:rPr>
+                <w:sz w:val="20"/>
+              </w:rPr>
+              <w:t>通过</w:t>
+            </w:r>
+          </w:p>
+        </w:tc>
+      </w:tr>
+      <w:tr>
+        <w:tc>
+          <w:tcPr>
+            <w:tcW w:type="dxa" w:w="2161"/>
+          </w:tcPr>
+          <w:p>
+            <w:r>
+              <w:rPr>
+                <w:sz w:val="20"/>
+              </w:rPr>
+              <w:t>B-DEMO-007</w:t>
+            </w:r>
+          </w:p>
+        </w:tc>
+        <w:tc>
+          <w:tcPr>
+            <w:tcW w:type="dxa" w:w="2161"/>
+          </w:tcPr>
+          <w:p>
+            <w:r>
+              <w:rPr>
+                <w:sz w:val="20"/>
+              </w:rPr>
+              <w:t>/report</w:t>
+            </w:r>
+          </w:p>
+        </w:tc>
+        <w:tc>
+          <w:tcPr>
+            <w:tcW w:type="dxa" w:w="2161"/>
+          </w:tcPr>
+          <w:p>
+            <w:r>
+              <w:rPr>
+                <w:sz w:val="20"/>
+              </w:rPr>
+              <w:t>接口测试</w:t>
+            </w:r>
+          </w:p>
+        </w:tc>
+        <w:tc>
+          <w:tcPr>
+            <w:tcW w:type="dxa" w:w="2161"/>
+          </w:tcPr>
+          <w:p>
+            <w:r>
+              <w:rPr>
+                <w:sz w:val="20"/>
+              </w:rPr>
+              <w:t>通过</w:t>
+            </w:r>
+          </w:p>
         </w:tc>
       </w:tr>
     </w:tbl>
+    <w:p>
+      <w:pPr>
+        <w:ind w:firstLine="420"/>
+      </w:pPr>
+      <w:r>
+        <w:rPr>
+          <w:sz w:val="24"/>
+        </w:rPr>
+      </w:r>
+    </w:p>
     <w:p>
       <w:pPr>
         <w:ind w:firstLine="420"/>
@@ -2994,7 +1294,18 @@
           <w:b/>
           <w:sz w:val="32"/>
         </w:rPr>
-        <w:t>C-BC集成</w:t>
+        <w:t>B端 — AuditRecord Builder</w:t>
+      </w:r>
+    </w:p>
+    <w:p>
+      <w:pPr>
+        <w:ind w:firstLine="420"/>
+      </w:pPr>
+      <w:r>
+        <w:rPr>
+          <w:sz w:val="24"/>
+        </w:rPr>
+        <w:t>测试对象：HAJIMI_UI/core/bc_signals.py</w:t>
       </w:r>
     </w:p>
     <w:tbl>
@@ -3004,113 +1315,48 @@
         <w:tblLook w:firstColumn="1" w:firstRow="1" w:lastColumn="0" w:lastRow="0" w:noHBand="0" w:noVBand="1" w:val="04A0"/>
       </w:tblPr>
       <w:tblGrid>
-        <w:gridCol w:w="1729"/>
-        <w:gridCol w:w="1729"/>
-        <w:gridCol w:w="1729"/>
-        <w:gridCol w:w="1729"/>
-        <w:gridCol w:w="1729"/>
+        <w:gridCol w:w="2161"/>
+        <w:gridCol w:w="2161"/>
+        <w:gridCol w:w="2161"/>
+        <w:gridCol w:w="2161"/>
       </w:tblGrid>
       <w:tr>
         <w:tc>
           <w:tcPr>
-            <w:tcW w:type="dxa" w:w="1729"/>
+            <w:tcW w:type="dxa" w:w="2161"/>
           </w:tcPr>
           <w:p>
             <w:r>
               <w:rPr>
+                <w:b/>
                 <w:sz w:val="20"/>
               </w:rPr>
-              <w:t>编码人</w:t>
+              <w:t>测试编号</w:t>
             </w:r>
           </w:p>
         </w:tc>
         <w:tc>
           <w:tcPr>
-            <w:tcW w:type="dxa" w:w="1729"/>
+            <w:tcW w:type="dxa" w:w="2161"/>
           </w:tcPr>
           <w:p>
             <w:r>
               <w:rPr>
+                <w:b/>
                 <w:sz w:val="20"/>
               </w:rPr>
-              <w:t>涂浚稷</w:t>
+              <w:t>测试名称</w:t>
             </w:r>
           </w:p>
         </w:tc>
         <w:tc>
           <w:tcPr>
-            <w:tcW w:type="dxa" w:w="1729"/>
+            <w:tcW w:type="dxa" w:w="2161"/>
           </w:tcPr>
           <w:p>
             <w:r>
               <w:rPr>
-                <w:sz w:val="20"/>
-              </w:rPr>
-              <w:t>编码时间</w:t>
-            </w:r>
-          </w:p>
-        </w:tc>
-        <w:tc>
-          <w:tcPr>
-            <w:tcW w:type="dxa" w:w="1729"/>
-          </w:tcPr>
-          <w:p>
-            <w:r>
-              <w:rPr>
-                <w:sz w:val="20"/>
-              </w:rPr>
-              <w:t>2026-07-03</w:t>
-            </w:r>
-          </w:p>
-        </w:tc>
-        <w:tc>
-          <w:tcPr>
-            <w:tcW w:type="dxa" w:w="1729"/>
-          </w:tcPr>
-          <w:p>
-            <w:r>
-              <w:rPr>
-                <w:sz w:val="20"/>
-              </w:rPr>
-              <w:t>2026-07-06</w:t>
-            </w:r>
-          </w:p>
-        </w:tc>
-      </w:tr>
-      <w:tr>
-        <w:tc>
-          <w:tcPr>
-            <w:tcW w:type="dxa" w:w="1729"/>
-          </w:tcPr>
-          <w:p>
-            <w:r>
-              <w:rPr>
-                <w:sz w:val="20"/>
-              </w:rPr>
-              <w:t>模块名称</w:t>
-            </w:r>
-          </w:p>
-        </w:tc>
-        <w:tc>
-          <w:tcPr>
-            <w:tcW w:type="dxa" w:w="1729"/>
-          </w:tcPr>
-          <w:p>
-            <w:r>
-              <w:rPr>
-                <w:sz w:val="20"/>
-              </w:rPr>
-              <w:t>C-BC集成控制器</w:t>
-            </w:r>
-          </w:p>
-        </w:tc>
-        <w:tc>
-          <w:tcPr>
-            <w:tcW w:type="dxa" w:w="1729"/>
-          </w:tcPr>
-          <w:p>
-            <w:r>
-              <w:rPr>
+                <w:b/>
                 <w:sz w:val="20"/>
               </w:rPr>
               <w:t>测试类型</w:t>
@@ -3119,293 +1365,62 @@
         </w:tc>
         <w:tc>
           <w:tcPr>
-            <w:tcW w:type="dxa" w:w="1729"/>
+            <w:tcW w:type="dxa" w:w="2161"/>
+          </w:tcPr>
+          <w:p>
+            <w:r>
+              <w:rPr>
+                <w:b/>
+                <w:sz w:val="20"/>
+              </w:rPr>
+              <w:t>测试结果</w:t>
+            </w:r>
+          </w:p>
+        </w:tc>
+      </w:tr>
+      <w:tr>
+        <w:tc>
+          <w:tcPr>
+            <w:tcW w:type="dxa" w:w="2161"/>
           </w:tcPr>
           <w:p>
             <w:r>
               <w:rPr>
                 <w:sz w:val="20"/>
               </w:rPr>
-              <w:t>功能测试</w:t>
+              <w:t>B-BLD-001</w:t>
             </w:r>
           </w:p>
         </w:tc>
         <w:tc>
           <w:tcPr>
-            <w:tcW w:type="dxa" w:w="1729"/>
-          </w:tcPr>
-          <w:p/>
-        </w:tc>
-      </w:tr>
-      <w:tr>
-        <w:tc>
-          <w:tcPr>
-            <w:tcW w:type="dxa" w:w="1729"/>
+            <w:tcW w:type="dxa" w:w="2161"/>
           </w:tcPr>
           <w:p>
             <w:r>
               <w:rPr>
                 <w:sz w:val="20"/>
               </w:rPr>
-              <w:t>计划提交QA日期</w:t>
+              <w:t>构建完整记录</w:t>
             </w:r>
           </w:p>
         </w:tc>
         <w:tc>
           <w:tcPr>
-            <w:tcW w:type="dxa" w:w="1729"/>
+            <w:tcW w:type="dxa" w:w="2161"/>
           </w:tcPr>
           <w:p>
             <w:r>
               <w:rPr>
                 <w:sz w:val="20"/>
               </w:rPr>
-              <w:t>2026-07-07</w:t>
+              <w:t>单元测试</w:t>
             </w:r>
           </w:p>
         </w:tc>
         <w:tc>
           <w:tcPr>
-            <w:tcW w:type="dxa" w:w="1729"/>
-          </w:tcPr>
-          <w:p>
-            <w:r>
-              <w:rPr>
-                <w:sz w:val="20"/>
-              </w:rPr>
-              <w:t>代码实际完成日期</w:t>
-            </w:r>
-          </w:p>
-        </w:tc>
-        <w:tc>
-          <w:tcPr>
-            <w:tcW w:type="dxa" w:w="1729"/>
-          </w:tcPr>
-          <w:p>
-            <w:r>
-              <w:rPr>
-                <w:sz w:val="20"/>
-              </w:rPr>
-              <w:t>2026-07-03</w:t>
-            </w:r>
-          </w:p>
-        </w:tc>
-        <w:tc>
-          <w:tcPr>
-            <w:tcW w:type="dxa" w:w="1729"/>
-          </w:tcPr>
-          <w:p/>
-        </w:tc>
-      </w:tr>
-      <w:tr>
-        <w:tc>
-          <w:tcPr>
-            <w:tcW w:type="dxa" w:w="1729"/>
-          </w:tcPr>
-          <w:p>
-            <w:r>
-              <w:rPr>
-                <w:sz w:val="20"/>
-              </w:rPr>
-              <w:t>实际提交QA日期</w:t>
-            </w:r>
-          </w:p>
-        </w:tc>
-        <w:tc>
-          <w:tcPr>
-            <w:tcW w:type="dxa" w:w="1729"/>
-          </w:tcPr>
-          <w:p>
-            <w:r>
-              <w:rPr>
-                <w:sz w:val="20"/>
-              </w:rPr>
-              <w:t>2026-07-07</w:t>
-            </w:r>
-          </w:p>
-        </w:tc>
-        <w:tc>
-          <w:tcPr>
-            <w:tcW w:type="dxa" w:w="1729"/>
-          </w:tcPr>
-          <w:p>
-            <w:r>
-              <w:rPr>
-                <w:sz w:val="20"/>
-              </w:rPr>
-              <w:t>QA测试完成日期</w:t>
-            </w:r>
-          </w:p>
-        </w:tc>
-        <w:tc>
-          <w:tcPr>
-            <w:tcW w:type="dxa" w:w="1729"/>
-          </w:tcPr>
-          <w:p>
-            <w:r>
-              <w:rPr>
-                <w:sz w:val="20"/>
-              </w:rPr>
-              <w:t>2026-07-07</w:t>
-            </w:r>
-          </w:p>
-        </w:tc>
-        <w:tc>
-          <w:tcPr>
-            <w:tcW w:type="dxa" w:w="1729"/>
-          </w:tcPr>
-          <w:p/>
-        </w:tc>
-      </w:tr>
-      <w:tr>
-        <w:tc>
-          <w:tcPr>
-            <w:tcW w:type="dxa" w:w="1729"/>
-          </w:tcPr>
-          <w:p>
-            <w:r>
-              <w:rPr>
-                <w:sz w:val="20"/>
-              </w:rPr>
-              <w:t>测试人员</w:t>
-            </w:r>
-          </w:p>
-        </w:tc>
-        <w:tc>
-          <w:tcPr>
-            <w:tcW w:type="dxa" w:w="1729"/>
-          </w:tcPr>
-          <w:p>
-            <w:r>
-              <w:rPr>
-                <w:sz w:val="20"/>
-              </w:rPr>
-              <w:t>涂浚稷</w:t>
-            </w:r>
-          </w:p>
-        </w:tc>
-        <w:tc>
-          <w:tcPr>
-            <w:tcW w:type="dxa" w:w="1729"/>
-          </w:tcPr>
-          <w:p>
-            <w:r>
-              <w:rPr>
-                <w:sz w:val="20"/>
-              </w:rPr>
-              <w:t>测试日期</w:t>
-            </w:r>
-          </w:p>
-        </w:tc>
-        <w:tc>
-          <w:tcPr>
-            <w:tcW w:type="dxa" w:w="1729"/>
-          </w:tcPr>
-          <w:p>
-            <w:r>
-              <w:rPr>
-                <w:sz w:val="20"/>
-              </w:rPr>
-              <w:t>2026-07-07</w:t>
-            </w:r>
-          </w:p>
-        </w:tc>
-        <w:tc>
-          <w:tcPr>
-            <w:tcW w:type="dxa" w:w="1729"/>
-          </w:tcPr>
-          <w:p/>
-        </w:tc>
-      </w:tr>
-      <w:tr>
-        <w:tc>
-          <w:tcPr>
-            <w:tcW w:type="dxa" w:w="1729"/>
-          </w:tcPr>
-          <w:p>
-            <w:r>
-              <w:rPr>
-                <w:sz w:val="20"/>
-              </w:rPr>
-              <w:t>测试环境</w:t>
-            </w:r>
-          </w:p>
-        </w:tc>
-        <w:tc>
-          <w:tcPr>
-            <w:tcW w:type="dxa" w:w="1729"/>
-          </w:tcPr>
-          <w:p>
-            <w:r>
-              <w:rPr>
-                <w:sz w:val="20"/>
-              </w:rPr>
-              <w:t>Windows 11, Python 3.12, PyQt5, HAJIMI_UI/core/bc_signals.py</w:t>
-            </w:r>
-          </w:p>
-        </w:tc>
-        <w:tc>
-          <w:tcPr>
-            <w:tcW w:type="dxa" w:w="1729"/>
-          </w:tcPr>
-          <w:p/>
-        </w:tc>
-        <w:tc>
-          <w:tcPr>
-            <w:tcW w:type="dxa" w:w="1729"/>
-          </w:tcPr>
-          <w:p/>
-        </w:tc>
-        <w:tc>
-          <w:tcPr>
-            <w:tcW w:type="dxa" w:w="1729"/>
-          </w:tcPr>
-          <w:p/>
-        </w:tc>
-      </w:tr>
-      <w:tr>
-        <w:tc>
-          <w:tcPr>
-            <w:tcW w:type="dxa" w:w="1729"/>
-          </w:tcPr>
-          <w:p>
-            <w:r>
-              <w:rPr>
-                <w:sz w:val="20"/>
-              </w:rPr>
-              <w:t>BC-001</w:t>
-            </w:r>
-          </w:p>
-        </w:tc>
-        <w:tc>
-          <w:tcPr>
-            <w:tcW w:type="dxa" w:w="1729"/>
-          </w:tcPr>
-          <w:p>
-            <w:r>
-              <w:rPr>
-                <w:sz w:val="20"/>
-              </w:rPr>
-              <w:t>信号总线</w:t>
-            </w:r>
-          </w:p>
-        </w:tc>
-        <w:tc>
-          <w:tcPr>
-            <w:tcW w:type="dxa" w:w="1729"/>
-          </w:tcPr>
-          <w:p>
-            <w:r>
-              <w:rPr>
-                <w:sz w:val="20"/>
-              </w:rPr>
-              <w:t>接口测试</w:t>
-            </w:r>
-          </w:p>
-        </w:tc>
-        <w:tc>
-          <w:tcPr>
-            <w:tcW w:type="dxa" w:w="1729"/>
+            <w:tcW w:type="dxa" w:w="2161"/>
           </w:tcPr>
           <w:p>
             <w:r>
@@ -3416,63 +1431,50 @@
             </w:r>
           </w:p>
         </w:tc>
+      </w:tr>
+      <w:tr>
         <w:tc>
           <w:tcPr>
-            <w:tcW w:type="dxa" w:w="1729"/>
+            <w:tcW w:type="dxa" w:w="2161"/>
           </w:tcPr>
           <w:p>
             <w:r>
               <w:rPr>
                 <w:sz w:val="20"/>
               </w:rPr>
-              <w:t>10个信号属性全部存在</w:t>
+              <w:t>B-BLD-002</w:t>
             </w:r>
           </w:p>
         </w:tc>
-      </w:tr>
-      <w:tr>
         <w:tc>
           <w:tcPr>
-            <w:tcW w:type="dxa" w:w="1729"/>
+            <w:tcW w:type="dxa" w:w="2161"/>
           </w:tcPr>
           <w:p>
             <w:r>
               <w:rPr>
                 <w:sz w:val="20"/>
               </w:rPr>
-              <w:t>BC-002</w:t>
+              <w:t>自动推断</w:t>
             </w:r>
           </w:p>
         </w:tc>
         <w:tc>
           <w:tcPr>
-            <w:tcW w:type="dxa" w:w="1729"/>
+            <w:tcW w:type="dxa" w:w="2161"/>
           </w:tcPr>
           <w:p>
             <w:r>
               <w:rPr>
                 <w:sz w:val="20"/>
               </w:rPr>
-              <w:t>AuditBuilder</w:t>
+              <w:t>单元测试</w:t>
             </w:r>
           </w:p>
         </w:tc>
         <w:tc>
           <w:tcPr>
-            <w:tcW w:type="dxa" w:w="1729"/>
-          </w:tcPr>
-          <w:p>
-            <w:r>
-              <w:rPr>
-                <w:sz w:val="20"/>
-              </w:rPr>
-              <w:t>功能测试</w:t>
-            </w:r>
-          </w:p>
-        </w:tc>
-        <w:tc>
-          <w:tcPr>
-            <w:tcW w:type="dxa" w:w="1729"/>
+            <w:tcW w:type="dxa" w:w="2161"/>
           </w:tcPr>
           <w:p>
             <w:r>
@@ -3483,268 +1485,18 @@
             </w:r>
           </w:p>
         </w:tc>
-        <w:tc>
-          <w:tcPr>
-            <w:tcW w:type="dxa" w:w="1729"/>
-          </w:tcPr>
-          <w:p>
-            <w:r>
-              <w:rPr>
-                <w:sz w:val="20"/>
-              </w:rPr>
-              <w:t>11字段正确构建</w:t>
-            </w:r>
-          </w:p>
-        </w:tc>
-      </w:tr>
-      <w:tr>
-        <w:tc>
-          <w:tcPr>
-            <w:tcW w:type="dxa" w:w="1729"/>
-          </w:tcPr>
-          <w:p>
-            <w:r>
-              <w:rPr>
-                <w:sz w:val="20"/>
-              </w:rPr>
-              <w:t>BC-003</w:t>
-            </w:r>
-          </w:p>
-        </w:tc>
-        <w:tc>
-          <w:tcPr>
-            <w:tcW w:type="dxa" w:w="1729"/>
-          </w:tcPr>
-          <w:p>
-            <w:r>
-              <w:rPr>
-                <w:sz w:val="20"/>
-              </w:rPr>
-              <w:t>Controller</w:t>
-            </w:r>
-          </w:p>
-        </w:tc>
-        <w:tc>
-          <w:tcPr>
-            <w:tcW w:type="dxa" w:w="1729"/>
-          </w:tcPr>
-          <w:p>
-            <w:r>
-              <w:rPr>
-                <w:sz w:val="20"/>
-              </w:rPr>
-              <w:t>功能测试</w:t>
-            </w:r>
-          </w:p>
-        </w:tc>
-        <w:tc>
-          <w:tcPr>
-            <w:tcW w:type="dxa" w:w="1729"/>
-          </w:tcPr>
-          <w:p>
-            <w:r>
-              <w:rPr>
-                <w:sz w:val="20"/>
-              </w:rPr>
-              <w:t>通过</w:t>
-            </w:r>
-          </w:p>
-        </w:tc>
-        <w:tc>
-          <w:tcPr>
-            <w:tcW w:type="dxa" w:w="1729"/>
-          </w:tcPr>
-          <w:p>
-            <w:r>
-              <w:rPr>
-                <w:sz w:val="20"/>
-              </w:rPr>
-              <w:t>start()→_started=True</w:t>
-            </w:r>
-          </w:p>
-        </w:tc>
-      </w:tr>
-      <w:tr>
-        <w:tc>
-          <w:tcPr>
-            <w:tcW w:type="dxa" w:w="1729"/>
-          </w:tcPr>
-          <w:p>
-            <w:r>
-              <w:rPr>
-                <w:sz w:val="20"/>
-              </w:rPr>
-              <w:t>BC-004</w:t>
-            </w:r>
-          </w:p>
-        </w:tc>
-        <w:tc>
-          <w:tcPr>
-            <w:tcW w:type="dxa" w:w="1729"/>
-          </w:tcPr>
-          <w:p>
-            <w:r>
-              <w:rPr>
-                <w:sz w:val="20"/>
-              </w:rPr>
-              <w:t>bind_to</w:t>
-            </w:r>
-          </w:p>
-        </w:tc>
-        <w:tc>
-          <w:tcPr>
-            <w:tcW w:type="dxa" w:w="1729"/>
-          </w:tcPr>
-          <w:p>
-            <w:r>
-              <w:rPr>
-                <w:sz w:val="20"/>
-              </w:rPr>
-              <w:t>接口测试</w:t>
-            </w:r>
-          </w:p>
-        </w:tc>
-        <w:tc>
-          <w:tcPr>
-            <w:tcW w:type="dxa" w:w="1729"/>
-          </w:tcPr>
-          <w:p>
-            <w:r>
-              <w:rPr>
-                <w:sz w:val="20"/>
-              </w:rPr>
-              <w:t>通过</w:t>
-            </w:r>
-          </w:p>
-        </w:tc>
-        <w:tc>
-          <w:tcPr>
-            <w:tcW w:type="dxa" w:w="1729"/>
-          </w:tcPr>
-          <w:p>
-            <w:r>
-              <w:rPr>
-                <w:sz w:val="20"/>
-              </w:rPr>
-              <w:t>bind_to→_wired=True</w:t>
-            </w:r>
-          </w:p>
-        </w:tc>
-      </w:tr>
-      <w:tr>
-        <w:tc>
-          <w:tcPr>
-            <w:tcW w:type="dxa" w:w="1729"/>
-          </w:tcPr>
-          <w:p>
-            <w:r>
-              <w:rPr>
-                <w:sz w:val="20"/>
-              </w:rPr>
-              <w:t>BC-005</w:t>
-            </w:r>
-          </w:p>
-        </w:tc>
-        <w:tc>
-          <w:tcPr>
-            <w:tcW w:type="dxa" w:w="1729"/>
-          </w:tcPr>
-          <w:p>
-            <w:r>
-              <w:rPr>
-                <w:sz w:val="20"/>
-              </w:rPr>
-              <w:t>health_check</w:t>
-            </w:r>
-          </w:p>
-        </w:tc>
-        <w:tc>
-          <w:tcPr>
-            <w:tcW w:type="dxa" w:w="1729"/>
-          </w:tcPr>
-          <w:p>
-            <w:r>
-              <w:rPr>
-                <w:sz w:val="20"/>
-              </w:rPr>
-              <w:t>功能测试</w:t>
-            </w:r>
-          </w:p>
-        </w:tc>
-        <w:tc>
-          <w:tcPr>
-            <w:tcW w:type="dxa" w:w="1729"/>
-          </w:tcPr>
-          <w:p>
-            <w:r>
-              <w:rPr>
-                <w:sz w:val="20"/>
-              </w:rPr>
-              <w:t>通过</w:t>
-            </w:r>
-          </w:p>
-        </w:tc>
-        <w:tc>
-          <w:tcPr>
-            <w:tcW w:type="dxa" w:w="1729"/>
-          </w:tcPr>
-          <w:p>
-            <w:r>
-              <w:rPr>
-                <w:sz w:val="20"/>
-              </w:rPr>
-              <w:t>7字段HealthStatus</w:t>
-            </w:r>
-          </w:p>
-        </w:tc>
-      </w:tr>
-      <w:tr>
-        <w:tc>
-          <w:tcPr>
-            <w:tcW w:type="dxa" w:w="1729"/>
-          </w:tcPr>
-          <w:p>
-            <w:r>
-              <w:rPr>
-                <w:sz w:val="20"/>
-              </w:rPr>
-              <w:t>测试结论</w:t>
-            </w:r>
-          </w:p>
-        </w:tc>
-        <w:tc>
-          <w:tcPr>
-            <w:tcW w:type="dxa" w:w="1729"/>
-          </w:tcPr>
-          <w:p>
-            <w:r>
-              <w:rPr>
-                <w:sz w:val="20"/>
-              </w:rPr>
-              <w:t>5项全部通过，B-C信号桥完整可用，verify_bc_signals.py C bind_to OK。</w:t>
-            </w:r>
-          </w:p>
-        </w:tc>
-        <w:tc>
-          <w:tcPr>
-            <w:tcW w:type="dxa" w:w="1729"/>
-          </w:tcPr>
-          <w:p/>
-        </w:tc>
-        <w:tc>
-          <w:tcPr>
-            <w:tcW w:type="dxa" w:w="1729"/>
-          </w:tcPr>
-          <w:p/>
-        </w:tc>
-        <w:tc>
-          <w:tcPr>
-            <w:tcW w:type="dxa" w:w="1729"/>
-          </w:tcPr>
-          <w:p/>
-        </w:tc>
       </w:tr>
     </w:tbl>
+    <w:p>
+      <w:pPr>
+        <w:ind w:firstLine="420"/>
+      </w:pPr>
+      <w:r>
+        <w:rPr>
+          <w:sz w:val="24"/>
+        </w:rPr>
+      </w:r>
+    </w:p>
     <w:p>
       <w:pPr>
         <w:ind w:firstLine="420"/>
@@ -3764,7 +1516,18 @@
           <w:b/>
           <w:sz w:val="32"/>
         </w:rPr>
-        <w:t>C-Web管理面板</w:t>
+        <w:t>C端 — 语音模块</w:t>
+      </w:r>
+    </w:p>
+    <w:p>
+      <w:pPr>
+        <w:ind w:firstLine="420"/>
+      </w:pPr>
+      <w:r>
+        <w:rPr>
+          <w:sz w:val="24"/>
+        </w:rPr>
+        <w:t>测试对象：client/voice/</w:t>
       </w:r>
     </w:p>
     <w:tbl>
@@ -3774,113 +1537,48 @@
         <w:tblLook w:firstColumn="1" w:firstRow="1" w:lastColumn="0" w:lastRow="0" w:noHBand="0" w:noVBand="1" w:val="04A0"/>
       </w:tblPr>
       <w:tblGrid>
-        <w:gridCol w:w="1729"/>
-        <w:gridCol w:w="1729"/>
-        <w:gridCol w:w="1729"/>
-        <w:gridCol w:w="1729"/>
-        <w:gridCol w:w="1729"/>
+        <w:gridCol w:w="2161"/>
+        <w:gridCol w:w="2161"/>
+        <w:gridCol w:w="2161"/>
+        <w:gridCol w:w="2161"/>
       </w:tblGrid>
       <w:tr>
         <w:tc>
           <w:tcPr>
-            <w:tcW w:type="dxa" w:w="1729"/>
+            <w:tcW w:type="dxa" w:w="2161"/>
           </w:tcPr>
           <w:p>
             <w:r>
               <w:rPr>
+                <w:b/>
                 <w:sz w:val="20"/>
               </w:rPr>
-              <w:t>编码人</w:t>
+              <w:t>测试编号</w:t>
             </w:r>
           </w:p>
         </w:tc>
         <w:tc>
           <w:tcPr>
-            <w:tcW w:type="dxa" w:w="1729"/>
+            <w:tcW w:type="dxa" w:w="2161"/>
           </w:tcPr>
           <w:p>
             <w:r>
               <w:rPr>
+                <w:b/>
                 <w:sz w:val="20"/>
               </w:rPr>
-              <w:t>涂浚稷</w:t>
+              <w:t>测试名称</w:t>
             </w:r>
           </w:p>
         </w:tc>
         <w:tc>
           <w:tcPr>
-            <w:tcW w:type="dxa" w:w="1729"/>
+            <w:tcW w:type="dxa" w:w="2161"/>
           </w:tcPr>
           <w:p>
             <w:r>
               <w:rPr>
-                <w:sz w:val="20"/>
-              </w:rPr>
-              <w:t>编码时间</w:t>
-            </w:r>
-          </w:p>
-        </w:tc>
-        <w:tc>
-          <w:tcPr>
-            <w:tcW w:type="dxa" w:w="1729"/>
-          </w:tcPr>
-          <w:p>
-            <w:r>
-              <w:rPr>
-                <w:sz w:val="20"/>
-              </w:rPr>
-              <w:t>2026-07-02</w:t>
-            </w:r>
-          </w:p>
-        </w:tc>
-        <w:tc>
-          <w:tcPr>
-            <w:tcW w:type="dxa" w:w="1729"/>
-          </w:tcPr>
-          <w:p>
-            <w:r>
-              <w:rPr>
-                <w:sz w:val="20"/>
-              </w:rPr>
-              <w:t>2026-07-04</w:t>
-            </w:r>
-          </w:p>
-        </w:tc>
-      </w:tr>
-      <w:tr>
-        <w:tc>
-          <w:tcPr>
-            <w:tcW w:type="dxa" w:w="1729"/>
-          </w:tcPr>
-          <w:p>
-            <w:r>
-              <w:rPr>
-                <w:sz w:val="20"/>
-              </w:rPr>
-              <w:t>模块名称</w:t>
-            </w:r>
-          </w:p>
-        </w:tc>
-        <w:tc>
-          <w:tcPr>
-            <w:tcW w:type="dxa" w:w="1729"/>
-          </w:tcPr>
-          <w:p>
-            <w:r>
-              <w:rPr>
-                <w:sz w:val="20"/>
-              </w:rPr>
-              <w:t>C-Web管理面板(6页)</w:t>
-            </w:r>
-          </w:p>
-        </w:tc>
-        <w:tc>
-          <w:tcPr>
-            <w:tcW w:type="dxa" w:w="1729"/>
-          </w:tcPr>
-          <w:p>
-            <w:r>
-              <w:rPr>
+                <w:b/>
                 <w:sz w:val="20"/>
               </w:rPr>
               <w:t>测试类型</w:t>
@@ -3889,313 +1587,15 @@
         </w:tc>
         <w:tc>
           <w:tcPr>
-            <w:tcW w:type="dxa" w:w="1729"/>
+            <w:tcW w:type="dxa" w:w="2161"/>
           </w:tcPr>
           <w:p>
             <w:r>
               <w:rPr>
+                <w:b/>
                 <w:sz w:val="20"/>
               </w:rPr>
-              <w:t>UI+功能测试</w:t>
-            </w:r>
-          </w:p>
-        </w:tc>
-        <w:tc>
-          <w:tcPr>
-            <w:tcW w:type="dxa" w:w="1729"/>
-          </w:tcPr>
-          <w:p/>
-        </w:tc>
-      </w:tr>
-      <w:tr>
-        <w:tc>
-          <w:tcPr>
-            <w:tcW w:type="dxa" w:w="1729"/>
-          </w:tcPr>
-          <w:p>
-            <w:r>
-              <w:rPr>
-                <w:sz w:val="20"/>
-              </w:rPr>
-              <w:t>计划提交QA日期</w:t>
-            </w:r>
-          </w:p>
-        </w:tc>
-        <w:tc>
-          <w:tcPr>
-            <w:tcW w:type="dxa" w:w="1729"/>
-          </w:tcPr>
-          <w:p>
-            <w:r>
-              <w:rPr>
-                <w:sz w:val="20"/>
-              </w:rPr>
-              <w:t>2026-07-07</w:t>
-            </w:r>
-          </w:p>
-        </w:tc>
-        <w:tc>
-          <w:tcPr>
-            <w:tcW w:type="dxa" w:w="1729"/>
-          </w:tcPr>
-          <w:p>
-            <w:r>
-              <w:rPr>
-                <w:sz w:val="20"/>
-              </w:rPr>
-              <w:t>代码实际完成日期</w:t>
-            </w:r>
-          </w:p>
-        </w:tc>
-        <w:tc>
-          <w:tcPr>
-            <w:tcW w:type="dxa" w:w="1729"/>
-          </w:tcPr>
-          <w:p>
-            <w:r>
-              <w:rPr>
-                <w:sz w:val="20"/>
-              </w:rPr>
-              <w:t>2026-07-04</w:t>
-            </w:r>
-          </w:p>
-        </w:tc>
-        <w:tc>
-          <w:tcPr>
-            <w:tcW w:type="dxa" w:w="1729"/>
-          </w:tcPr>
-          <w:p/>
-        </w:tc>
-      </w:tr>
-      <w:tr>
-        <w:tc>
-          <w:tcPr>
-            <w:tcW w:type="dxa" w:w="1729"/>
-          </w:tcPr>
-          <w:p>
-            <w:r>
-              <w:rPr>
-                <w:sz w:val="20"/>
-              </w:rPr>
-              <w:t>实际提交QA日期</w:t>
-            </w:r>
-          </w:p>
-        </w:tc>
-        <w:tc>
-          <w:tcPr>
-            <w:tcW w:type="dxa" w:w="1729"/>
-          </w:tcPr>
-          <w:p>
-            <w:r>
-              <w:rPr>
-                <w:sz w:val="20"/>
-              </w:rPr>
-              <w:t>2026-07-07</w:t>
-            </w:r>
-          </w:p>
-        </w:tc>
-        <w:tc>
-          <w:tcPr>
-            <w:tcW w:type="dxa" w:w="1729"/>
-          </w:tcPr>
-          <w:p>
-            <w:r>
-              <w:rPr>
-                <w:sz w:val="20"/>
-              </w:rPr>
-              <w:t>QA测试完成日期</w:t>
-            </w:r>
-          </w:p>
-        </w:tc>
-        <w:tc>
-          <w:tcPr>
-            <w:tcW w:type="dxa" w:w="1729"/>
-          </w:tcPr>
-          <w:p>
-            <w:r>
-              <w:rPr>
-                <w:sz w:val="20"/>
-              </w:rPr>
-              <w:t>2026-07-07</w:t>
-            </w:r>
-          </w:p>
-        </w:tc>
-        <w:tc>
-          <w:tcPr>
-            <w:tcW w:type="dxa" w:w="1729"/>
-          </w:tcPr>
-          <w:p/>
-        </w:tc>
-      </w:tr>
-      <w:tr>
-        <w:tc>
-          <w:tcPr>
-            <w:tcW w:type="dxa" w:w="1729"/>
-          </w:tcPr>
-          <w:p>
-            <w:r>
-              <w:rPr>
-                <w:sz w:val="20"/>
-              </w:rPr>
-              <w:t>测试人员</w:t>
-            </w:r>
-          </w:p>
-        </w:tc>
-        <w:tc>
-          <w:tcPr>
-            <w:tcW w:type="dxa" w:w="1729"/>
-          </w:tcPr>
-          <w:p>
-            <w:r>
-              <w:rPr>
-                <w:sz w:val="20"/>
-              </w:rPr>
-              <w:t>涂浚稷</w:t>
-            </w:r>
-          </w:p>
-        </w:tc>
-        <w:tc>
-          <w:tcPr>
-            <w:tcW w:type="dxa" w:w="1729"/>
-          </w:tcPr>
-          <w:p>
-            <w:r>
-              <w:rPr>
-                <w:sz w:val="20"/>
-              </w:rPr>
-              <w:t>测试日期</w:t>
-            </w:r>
-          </w:p>
-        </w:tc>
-        <w:tc>
-          <w:tcPr>
-            <w:tcW w:type="dxa" w:w="1729"/>
-          </w:tcPr>
-          <w:p>
-            <w:r>
-              <w:rPr>
-                <w:sz w:val="20"/>
-              </w:rPr>
-              <w:t>2026-07-07</w:t>
-            </w:r>
-          </w:p>
-        </w:tc>
-        <w:tc>
-          <w:tcPr>
-            <w:tcW w:type="dxa" w:w="1729"/>
-          </w:tcPr>
-          <w:p/>
-        </w:tc>
-      </w:tr>
-      <w:tr>
-        <w:tc>
-          <w:tcPr>
-            <w:tcW w:type="dxa" w:w="1729"/>
-          </w:tcPr>
-          <w:p>
-            <w:r>
-              <w:rPr>
-                <w:sz w:val="20"/>
-              </w:rPr>
-              <w:t>测试环境</w:t>
-            </w:r>
-          </w:p>
-        </w:tc>
-        <w:tc>
-          <w:tcPr>
-            <w:tcW w:type="dxa" w:w="1729"/>
-          </w:tcPr>
-          <w:p>
-            <w:r>
-              <w:rPr>
-                <w:sz w:val="20"/>
-              </w:rPr>
-              <w:t>Windows 11, Node.js 24, Vite, Vue3, Element Plus, ECharts</w:t>
-            </w:r>
-          </w:p>
-        </w:tc>
-        <w:tc>
-          <w:tcPr>
-            <w:tcW w:type="dxa" w:w="1729"/>
-          </w:tcPr>
-          <w:p/>
-        </w:tc>
-        <w:tc>
-          <w:tcPr>
-            <w:tcW w:type="dxa" w:w="1729"/>
-          </w:tcPr>
-          <w:p/>
-        </w:tc>
-        <w:tc>
-          <w:tcPr>
-            <w:tcW w:type="dxa" w:w="1729"/>
-          </w:tcPr>
-          <w:p/>
-        </w:tc>
-      </w:tr>
-      <w:tr>
-        <w:tc>
-          <w:tcPr>
-            <w:tcW w:type="dxa" w:w="1729"/>
-          </w:tcPr>
-          <w:p>
-            <w:r>
-              <w:rPr>
-                <w:sz w:val="20"/>
-              </w:rPr>
-              <w:t>WEB-001</w:t>
-            </w:r>
-          </w:p>
-        </w:tc>
-        <w:tc>
-          <w:tcPr>
-            <w:tcW w:type="dxa" w:w="1729"/>
-          </w:tcPr>
-          <w:p>
-            <w:r>
-              <w:rPr>
-                <w:sz w:val="20"/>
-              </w:rPr>
-              <w:t>登录页</w:t>
-            </w:r>
-          </w:p>
-        </w:tc>
-        <w:tc>
-          <w:tcPr>
-            <w:tcW w:type="dxa" w:w="1729"/>
-          </w:tcPr>
-          <w:p>
-            <w:r>
-              <w:rPr>
-                <w:sz w:val="20"/>
-              </w:rPr>
-              <w:t>UI测试</w:t>
-            </w:r>
-          </w:p>
-        </w:tc>
-        <w:tc>
-          <w:tcPr>
-            <w:tcW w:type="dxa" w:w="1729"/>
-          </w:tcPr>
-          <w:p>
-            <w:r>
-              <w:rPr>
-                <w:sz w:val="20"/>
-              </w:rPr>
-              <w:t>通过</w:t>
-            </w:r>
-          </w:p>
-        </w:tc>
-        <w:tc>
-          <w:tcPr>
-            <w:tcW w:type="dxa" w:w="1729"/>
-          </w:tcPr>
-          <w:p>
-            <w:r>
-              <w:rPr>
-                <w:sz w:val="20"/>
-              </w:rPr>
-              <w:t>居中卡片渲染正确</w:t>
+              <w:t>测试结果</w:t>
             </w:r>
           </w:p>
         </w:tc>
@@ -4203,234 +1603,33 @@
       <w:tr>
         <w:tc>
           <w:tcPr>
-            <w:tcW w:type="dxa" w:w="1729"/>
+            <w:tcW w:type="dxa" w:w="2161"/>
           </w:tcPr>
           <w:p>
             <w:r>
               <w:rPr>
                 <w:sz w:val="20"/>
               </w:rPr>
-              <w:t>WEB-002</w:t>
+              <w:t>C-ASR-001~005</w:t>
             </w:r>
           </w:p>
         </w:tc>
         <w:tc>
           <w:tcPr>
-            <w:tcW w:type="dxa" w:w="1729"/>
+            <w:tcW w:type="dxa" w:w="2161"/>
           </w:tcPr>
           <w:p>
             <w:r>
               <w:rPr>
                 <w:sz w:val="20"/>
               </w:rPr>
-              <w:t>Dashboard</w:t>
+              <w:t>5项ASR</w:t>
             </w:r>
           </w:p>
         </w:tc>
         <w:tc>
           <w:tcPr>
-            <w:tcW w:type="dxa" w:w="1729"/>
-          </w:tcPr>
-          <w:p>
-            <w:r>
-              <w:rPr>
-                <w:sz w:val="20"/>
-              </w:rPr>
-              <w:t>UI测试</w:t>
-            </w:r>
-          </w:p>
-        </w:tc>
-        <w:tc>
-          <w:tcPr>
-            <w:tcW w:type="dxa" w:w="1729"/>
-          </w:tcPr>
-          <w:p>
-            <w:r>
-              <w:rPr>
-                <w:sz w:val="20"/>
-              </w:rPr>
-              <w:t>通过</w:t>
-            </w:r>
-          </w:p>
-        </w:tc>
-        <w:tc>
-          <w:tcPr>
-            <w:tcW w:type="dxa" w:w="1729"/>
-          </w:tcPr>
-          <w:p>
-            <w:r>
-              <w:rPr>
-                <w:sz w:val="20"/>
-              </w:rPr>
-              <w:t>5KPI+4图表渲染</w:t>
-            </w:r>
-          </w:p>
-        </w:tc>
-      </w:tr>
-      <w:tr>
-        <w:tc>
-          <w:tcPr>
-            <w:tcW w:type="dxa" w:w="1729"/>
-          </w:tcPr>
-          <w:p>
-            <w:r>
-              <w:rPr>
-                <w:sz w:val="20"/>
-              </w:rPr>
-              <w:t>WEB-003</w:t>
-            </w:r>
-          </w:p>
-        </w:tc>
-        <w:tc>
-          <w:tcPr>
-            <w:tcW w:type="dxa" w:w="1729"/>
-          </w:tcPr>
-          <w:p>
-            <w:r>
-              <w:rPr>
-                <w:sz w:val="20"/>
-              </w:rPr>
-              <w:t>失败归因</w:t>
-            </w:r>
-          </w:p>
-        </w:tc>
-        <w:tc>
-          <w:tcPr>
-            <w:tcW w:type="dxa" w:w="1729"/>
-          </w:tcPr>
-          <w:p>
-            <w:r>
-              <w:rPr>
-                <w:sz w:val="20"/>
-              </w:rPr>
-              <w:t>UI测试</w:t>
-            </w:r>
-          </w:p>
-        </w:tc>
-        <w:tc>
-          <w:tcPr>
-            <w:tcW w:type="dxa" w:w="1729"/>
-          </w:tcPr>
-          <w:p>
-            <w:r>
-              <w:rPr>
-                <w:sz w:val="20"/>
-              </w:rPr>
-              <w:t>通过</w:t>
-            </w:r>
-          </w:p>
-        </w:tc>
-        <w:tc>
-          <w:tcPr>
-            <w:tcW w:type="dxa" w:w="1729"/>
-          </w:tcPr>
-          <w:p>
-            <w:r>
-              <w:rPr>
-                <w:sz w:val="20"/>
-              </w:rPr>
-              <w:t>详情面板+LLM快照</w:t>
-            </w:r>
-          </w:p>
-        </w:tc>
-      </w:tr>
-      <w:tr>
-        <w:tc>
-          <w:tcPr>
-            <w:tcW w:type="dxa" w:w="1729"/>
-          </w:tcPr>
-          <w:p>
-            <w:r>
-              <w:rPr>
-                <w:sz w:val="20"/>
-              </w:rPr>
-              <w:t>WEB-004</w:t>
-            </w:r>
-          </w:p>
-        </w:tc>
-        <w:tc>
-          <w:tcPr>
-            <w:tcW w:type="dxa" w:w="1729"/>
-          </w:tcPr>
-          <w:p>
-            <w:r>
-              <w:rPr>
-                <w:sz w:val="20"/>
-              </w:rPr>
-              <w:t>桑基图</w:t>
-            </w:r>
-          </w:p>
-        </w:tc>
-        <w:tc>
-          <w:tcPr>
-            <w:tcW w:type="dxa" w:w="1729"/>
-          </w:tcPr>
-          <w:p>
-            <w:r>
-              <w:rPr>
-                <w:sz w:val="20"/>
-              </w:rPr>
-              <w:t>UI测试</w:t>
-            </w:r>
-          </w:p>
-        </w:tc>
-        <w:tc>
-          <w:tcPr>
-            <w:tcW w:type="dxa" w:w="1729"/>
-          </w:tcPr>
-          <w:p>
-            <w:r>
-              <w:rPr>
-                <w:sz w:val="20"/>
-              </w:rPr>
-              <w:t>通过</w:t>
-            </w:r>
-          </w:p>
-        </w:tc>
-        <w:tc>
-          <w:tcPr>
-            <w:tcW w:type="dxa" w:w="1729"/>
-          </w:tcPr>
-          <w:p>
-            <w:r>
-              <w:rPr>
-                <w:sz w:val="20"/>
-              </w:rPr>
-              <w:t>sankey+QPS+版本饼图</w:t>
-            </w:r>
-          </w:p>
-        </w:tc>
-      </w:tr>
-      <w:tr>
-        <w:tc>
-          <w:tcPr>
-            <w:tcW w:type="dxa" w:w="1729"/>
-          </w:tcPr>
-          <w:p>
-            <w:r>
-              <w:rPr>
-                <w:sz w:val="20"/>
-              </w:rPr>
-              <w:t>WEB-005</w:t>
-            </w:r>
-          </w:p>
-        </w:tc>
-        <w:tc>
-          <w:tcPr>
-            <w:tcW w:type="dxa" w:w="1729"/>
-          </w:tcPr>
-          <w:p>
-            <w:r>
-              <w:rPr>
-                <w:sz w:val="20"/>
-              </w:rPr>
-              <w:t>配置热部署</w:t>
-            </w:r>
-          </w:p>
-        </w:tc>
-        <w:tc>
-          <w:tcPr>
-            <w:tcW w:type="dxa" w:w="1729"/>
+            <w:tcW w:type="dxa" w:w="2161"/>
           </w:tcPr>
           <w:p>
             <w:r>
@@ -4443,7 +1642,7 @@
         </w:tc>
         <w:tc>
           <w:tcPr>
-            <w:tcW w:type="dxa" w:w="1729"/>
+            <w:tcW w:type="dxa" w:w="2161"/>
           </w:tcPr>
           <w:p>
             <w:r>
@@ -4454,50 +1653,37 @@
             </w:r>
           </w:p>
         </w:tc>
+      </w:tr>
+      <w:tr>
         <w:tc>
           <w:tcPr>
-            <w:tcW w:type="dxa" w:w="1729"/>
+            <w:tcW w:type="dxa" w:w="2161"/>
           </w:tcPr>
           <w:p>
             <w:r>
               <w:rPr>
                 <w:sz w:val="20"/>
               </w:rPr>
-              <w:t>POST→deployed=true</w:t>
+              <w:t>C-TTS-001~004</w:t>
             </w:r>
           </w:p>
         </w:tc>
-      </w:tr>
-      <w:tr>
         <w:tc>
           <w:tcPr>
-            <w:tcW w:type="dxa" w:w="1729"/>
+            <w:tcW w:type="dxa" w:w="2161"/>
           </w:tcPr>
           <w:p>
             <w:r>
               <w:rPr>
                 <w:sz w:val="20"/>
               </w:rPr>
-              <w:t>WEB-006</w:t>
+              <w:t>4项TTS</w:t>
             </w:r>
           </w:p>
         </w:tc>
         <w:tc>
           <w:tcPr>
-            <w:tcW w:type="dxa" w:w="1729"/>
-          </w:tcPr>
-          <w:p>
-            <w:r>
-              <w:rPr>
-                <w:sz w:val="20"/>
-              </w:rPr>
-              <w:t>CSV导出</w:t>
-            </w:r>
-          </w:p>
-        </w:tc>
-        <w:tc>
-          <w:tcPr>
-            <w:tcW w:type="dxa" w:w="1729"/>
+            <w:tcW w:type="dxa" w:w="2161"/>
           </w:tcPr>
           <w:p>
             <w:r>
@@ -4510,7 +1696,7 @@
         </w:tc>
         <w:tc>
           <w:tcPr>
-            <w:tcW w:type="dxa" w:w="1729"/>
+            <w:tcW w:type="dxa" w:w="2161"/>
           </w:tcPr>
           <w:p>
             <w:r>
@@ -4521,67 +1707,18 @@
             </w:r>
           </w:p>
         </w:tc>
-        <w:tc>
-          <w:tcPr>
-            <w:tcW w:type="dxa" w:w="1729"/>
-          </w:tcPr>
-          <w:p>
-            <w:r>
-              <w:rPr>
-                <w:sz w:val="20"/>
-              </w:rPr>
-              <w:t>已读+Blob CSV下载</w:t>
-            </w:r>
-          </w:p>
-        </w:tc>
-      </w:tr>
-      <w:tr>
-        <w:tc>
-          <w:tcPr>
-            <w:tcW w:type="dxa" w:w="1729"/>
-          </w:tcPr>
-          <w:p>
-            <w:r>
-              <w:rPr>
-                <w:sz w:val="20"/>
-              </w:rPr>
-              <w:t>测试结论</w:t>
-            </w:r>
-          </w:p>
-        </w:tc>
-        <w:tc>
-          <w:tcPr>
-            <w:tcW w:type="dxa" w:w="1729"/>
-          </w:tcPr>
-          <w:p>
-            <w:r>
-              <w:rPr>
-                <w:sz w:val="20"/>
-              </w:rPr>
-              <w:t>6项全部通过，Web面板6页功能正常，autoDetectServer自动切换真实数据。</w:t>
-            </w:r>
-          </w:p>
-        </w:tc>
-        <w:tc>
-          <w:tcPr>
-            <w:tcW w:type="dxa" w:w="1729"/>
-          </w:tcPr>
-          <w:p/>
-        </w:tc>
-        <w:tc>
-          <w:tcPr>
-            <w:tcW w:type="dxa" w:w="1729"/>
-          </w:tcPr>
-          <w:p/>
-        </w:tc>
-        <w:tc>
-          <w:tcPr>
-            <w:tcW w:type="dxa" w:w="1729"/>
-          </w:tcPr>
-          <w:p/>
-        </w:tc>
       </w:tr>
     </w:tbl>
+    <w:p>
+      <w:pPr>
+        <w:ind w:firstLine="420"/>
+      </w:pPr>
+      <w:r>
+        <w:rPr>
+          <w:sz w:val="24"/>
+        </w:rPr>
+      </w:r>
+    </w:p>
     <w:p>
       <w:pPr>
         <w:ind w:firstLine="420"/>
@@ -4601,7 +1738,18 @@
           <w:b/>
           <w:sz w:val="32"/>
         </w:rPr>
-        <w:t>数据连通性</w:t>
+        <w:t>C端 — 审计/配置/集成</w:t>
+      </w:r>
+    </w:p>
+    <w:p>
+      <w:pPr>
+        <w:ind w:firstLine="420"/>
+      </w:pPr>
+      <w:r>
+        <w:rPr>
+          <w:sz w:val="24"/>
+        </w:rPr>
+        <w:t>测试对象：client/audit/ config/ integration/</w:t>
       </w:r>
     </w:p>
     <w:tbl>
@@ -4611,113 +1759,48 @@
         <w:tblLook w:firstColumn="1" w:firstRow="1" w:lastColumn="0" w:lastRow="0" w:noHBand="0" w:noVBand="1" w:val="04A0"/>
       </w:tblPr>
       <w:tblGrid>
-        <w:gridCol w:w="1729"/>
-        <w:gridCol w:w="1729"/>
-        <w:gridCol w:w="1729"/>
-        <w:gridCol w:w="1729"/>
-        <w:gridCol w:w="1729"/>
+        <w:gridCol w:w="2161"/>
+        <w:gridCol w:w="2161"/>
+        <w:gridCol w:w="2161"/>
+        <w:gridCol w:w="2161"/>
       </w:tblGrid>
       <w:tr>
         <w:tc>
           <w:tcPr>
-            <w:tcW w:type="dxa" w:w="1729"/>
+            <w:tcW w:type="dxa" w:w="2161"/>
           </w:tcPr>
           <w:p>
             <w:r>
               <w:rPr>
+                <w:b/>
                 <w:sz w:val="20"/>
               </w:rPr>
-              <w:t>编码人</w:t>
+              <w:t>测试编号</w:t>
             </w:r>
           </w:p>
         </w:tc>
         <w:tc>
           <w:tcPr>
-            <w:tcW w:type="dxa" w:w="1729"/>
+            <w:tcW w:type="dxa" w:w="2161"/>
           </w:tcPr>
           <w:p>
             <w:r>
               <w:rPr>
+                <w:b/>
                 <w:sz w:val="20"/>
               </w:rPr>
-              <w:t>涂浚稷</w:t>
+              <w:t>测试名称</w:t>
             </w:r>
           </w:p>
         </w:tc>
         <w:tc>
           <w:tcPr>
-            <w:tcW w:type="dxa" w:w="1729"/>
+            <w:tcW w:type="dxa" w:w="2161"/>
           </w:tcPr>
           <w:p>
             <w:r>
               <w:rPr>
-                <w:sz w:val="20"/>
-              </w:rPr>
-              <w:t>编码时间</w:t>
-            </w:r>
-          </w:p>
-        </w:tc>
-        <w:tc>
-          <w:tcPr>
-            <w:tcW w:type="dxa" w:w="1729"/>
-          </w:tcPr>
-          <w:p>
-            <w:r>
-              <w:rPr>
-                <w:sz w:val="20"/>
-              </w:rPr>
-              <w:t>2026-07-07</w:t>
-            </w:r>
-          </w:p>
-        </w:tc>
-        <w:tc>
-          <w:tcPr>
-            <w:tcW w:type="dxa" w:w="1729"/>
-          </w:tcPr>
-          <w:p>
-            <w:r>
-              <w:rPr>
-                <w:sz w:val="20"/>
-              </w:rPr>
-              <w:t>2026-07-07</w:t>
-            </w:r>
-          </w:p>
-        </w:tc>
-      </w:tr>
-      <w:tr>
-        <w:tc>
-          <w:tcPr>
-            <w:tcW w:type="dxa" w:w="1729"/>
-          </w:tcPr>
-          <w:p>
-            <w:r>
-              <w:rPr>
-                <w:sz w:val="20"/>
-              </w:rPr>
-              <w:t>模块名称</w:t>
-            </w:r>
-          </w:p>
-        </w:tc>
-        <w:tc>
-          <w:tcPr>
-            <w:tcW w:type="dxa" w:w="1729"/>
-          </w:tcPr>
-          <w:p>
-            <w:r>
-              <w:rPr>
-                <w:sz w:val="20"/>
-              </w:rPr>
-              <w:t>A-C数据连通性</w:t>
-            </w:r>
-          </w:p>
-        </w:tc>
-        <w:tc>
-          <w:tcPr>
-            <w:tcW w:type="dxa" w:w="1729"/>
-          </w:tcPr>
-          <w:p>
-            <w:r>
-              <w:rPr>
+                <w:b/>
                 <w:sz w:val="20"/>
               </w:rPr>
               <w:t>测试类型</w:t>
@@ -4726,7 +1809,325 @@
         </w:tc>
         <w:tc>
           <w:tcPr>
-            <w:tcW w:type="dxa" w:w="1729"/>
+            <w:tcW w:type="dxa" w:w="2161"/>
+          </w:tcPr>
+          <w:p>
+            <w:r>
+              <w:rPr>
+                <w:b/>
+                <w:sz w:val="20"/>
+              </w:rPr>
+              <w:t>测试结果</w:t>
+            </w:r>
+          </w:p>
+        </w:tc>
+      </w:tr>
+      <w:tr>
+        <w:tc>
+          <w:tcPr>
+            <w:tcW w:type="dxa" w:w="2161"/>
+          </w:tcPr>
+          <w:p>
+            <w:r>
+              <w:rPr>
+                <w:sz w:val="20"/>
+              </w:rPr>
+              <w:t>C-AUD-001~004</w:t>
+            </w:r>
+          </w:p>
+        </w:tc>
+        <w:tc>
+          <w:tcPr>
+            <w:tcW w:type="dxa" w:w="2161"/>
+          </w:tcPr>
+          <w:p>
+            <w:r>
+              <w:rPr>
+                <w:sz w:val="20"/>
+              </w:rPr>
+              <w:t>4项审计</w:t>
+            </w:r>
+          </w:p>
+        </w:tc>
+        <w:tc>
+          <w:tcPr>
+            <w:tcW w:type="dxa" w:w="2161"/>
+          </w:tcPr>
+          <w:p>
+            <w:r>
+              <w:rPr>
+                <w:sz w:val="20"/>
+              </w:rPr>
+              <w:t>功能/异常</w:t>
+            </w:r>
+          </w:p>
+        </w:tc>
+        <w:tc>
+          <w:tcPr>
+            <w:tcW w:type="dxa" w:w="2161"/>
+          </w:tcPr>
+          <w:p>
+            <w:r>
+              <w:rPr>
+                <w:sz w:val="20"/>
+              </w:rPr>
+              <w:t>通过</w:t>
+            </w:r>
+          </w:p>
+        </w:tc>
+      </w:tr>
+      <w:tr>
+        <w:tc>
+          <w:tcPr>
+            <w:tcW w:type="dxa" w:w="2161"/>
+          </w:tcPr>
+          <w:p>
+            <w:r>
+              <w:rPr>
+                <w:sz w:val="20"/>
+              </w:rPr>
+              <w:t>C-CFG-001~003</w:t>
+            </w:r>
+          </w:p>
+        </w:tc>
+        <w:tc>
+          <w:tcPr>
+            <w:tcW w:type="dxa" w:w="2161"/>
+          </w:tcPr>
+          <w:p>
+            <w:r>
+              <w:rPr>
+                <w:sz w:val="20"/>
+              </w:rPr>
+              <w:t>3项配置</w:t>
+            </w:r>
+          </w:p>
+        </w:tc>
+        <w:tc>
+          <w:tcPr>
+            <w:tcW w:type="dxa" w:w="2161"/>
+          </w:tcPr>
+          <w:p>
+            <w:r>
+              <w:rPr>
+                <w:sz w:val="20"/>
+              </w:rPr>
+              <w:t>功能/异常</w:t>
+            </w:r>
+          </w:p>
+        </w:tc>
+        <w:tc>
+          <w:tcPr>
+            <w:tcW w:type="dxa" w:w="2161"/>
+          </w:tcPr>
+          <w:p>
+            <w:r>
+              <w:rPr>
+                <w:sz w:val="20"/>
+              </w:rPr>
+              <w:t>通过</w:t>
+            </w:r>
+          </w:p>
+        </w:tc>
+      </w:tr>
+      <w:tr>
+        <w:tc>
+          <w:tcPr>
+            <w:tcW w:type="dxa" w:w="2161"/>
+          </w:tcPr>
+          <w:p>
+            <w:r>
+              <w:rPr>
+                <w:sz w:val="20"/>
+              </w:rPr>
+              <w:t>C-BC-001~002</w:t>
+            </w:r>
+          </w:p>
+        </w:tc>
+        <w:tc>
+          <w:tcPr>
+            <w:tcW w:type="dxa" w:w="2161"/>
+          </w:tcPr>
+          <w:p>
+            <w:r>
+              <w:rPr>
+                <w:sz w:val="20"/>
+              </w:rPr>
+              <w:t>2项集成</w:t>
+            </w:r>
+          </w:p>
+        </w:tc>
+        <w:tc>
+          <w:tcPr>
+            <w:tcW w:type="dxa" w:w="2161"/>
+          </w:tcPr>
+          <w:p>
+            <w:r>
+              <w:rPr>
+                <w:sz w:val="20"/>
+              </w:rPr>
+              <w:t>功能测试</w:t>
+            </w:r>
+          </w:p>
+        </w:tc>
+        <w:tc>
+          <w:tcPr>
+            <w:tcW w:type="dxa" w:w="2161"/>
+          </w:tcPr>
+          <w:p>
+            <w:r>
+              <w:rPr>
+                <w:sz w:val="20"/>
+              </w:rPr>
+              <w:t>通过</w:t>
+            </w:r>
+          </w:p>
+        </w:tc>
+      </w:tr>
+    </w:tbl>
+    <w:p>
+      <w:pPr>
+        <w:ind w:firstLine="420"/>
+      </w:pPr>
+      <w:r>
+        <w:rPr>
+          <w:sz w:val="24"/>
+        </w:rPr>
+      </w:r>
+    </w:p>
+    <w:p>
+      <w:pPr>
+        <w:ind w:firstLine="420"/>
+      </w:pPr>
+      <w:r>
+        <w:rPr>
+          <w:sz w:val="24"/>
+        </w:rPr>
+      </w:r>
+    </w:p>
+    <w:p>
+      <w:pPr>
+        <w:spacing w:before="280" w:after="160"/>
+      </w:pPr>
+      <w:r>
+        <w:rPr>
+          <w:b/>
+          <w:sz w:val="32"/>
+        </w:rPr>
+        <w:t>全系统 — 认证拦截+数据回路</w:t>
+      </w:r>
+    </w:p>
+    <w:p>
+      <w:pPr>
+        <w:ind w:firstLine="420"/>
+      </w:pPr>
+      <w:r>
+        <w:rPr>
+          <w:sz w:val="24"/>
+        </w:rPr>
+        <w:t>测试对象：test_new_jimi.py + test_hajimi_ui.py</w:t>
+      </w:r>
+    </w:p>
+    <w:tbl>
+      <w:tblPr>
+        <w:tblStyle w:val="TableGrid"/>
+        <w:tblW w:type="auto" w:w="0"/>
+        <w:tblLook w:firstColumn="1" w:firstRow="1" w:lastColumn="0" w:lastRow="0" w:noHBand="0" w:noVBand="1" w:val="04A0"/>
+      </w:tblPr>
+      <w:tblGrid>
+        <w:gridCol w:w="2161"/>
+        <w:gridCol w:w="2161"/>
+        <w:gridCol w:w="2161"/>
+        <w:gridCol w:w="2161"/>
+      </w:tblGrid>
+      <w:tr>
+        <w:tc>
+          <w:tcPr>
+            <w:tcW w:type="dxa" w:w="2161"/>
+          </w:tcPr>
+          <w:p>
+            <w:r>
+              <w:rPr>
+                <w:b/>
+                <w:sz w:val="20"/>
+              </w:rPr>
+              <w:t>测试编号</w:t>
+            </w:r>
+          </w:p>
+        </w:tc>
+        <w:tc>
+          <w:tcPr>
+            <w:tcW w:type="dxa" w:w="2161"/>
+          </w:tcPr>
+          <w:p>
+            <w:r>
+              <w:rPr>
+                <w:b/>
+                <w:sz w:val="20"/>
+              </w:rPr>
+              <w:t>测试名称</w:t>
+            </w:r>
+          </w:p>
+        </w:tc>
+        <w:tc>
+          <w:tcPr>
+            <w:tcW w:type="dxa" w:w="2161"/>
+          </w:tcPr>
+          <w:p>
+            <w:r>
+              <w:rPr>
+                <w:b/>
+                <w:sz w:val="20"/>
+              </w:rPr>
+              <w:t>测试类型</w:t>
+            </w:r>
+          </w:p>
+        </w:tc>
+        <w:tc>
+          <w:tcPr>
+            <w:tcW w:type="dxa" w:w="2161"/>
+          </w:tcPr>
+          <w:p>
+            <w:r>
+              <w:rPr>
+                <w:b/>
+                <w:sz w:val="20"/>
+              </w:rPr>
+              <w:t>测试结果</w:t>
+            </w:r>
+          </w:p>
+        </w:tc>
+      </w:tr>
+      <w:tr>
+        <w:tc>
+          <w:tcPr>
+            <w:tcW w:type="dxa" w:w="2161"/>
+          </w:tcPr>
+          <w:p>
+            <w:r>
+              <w:rPr>
+                <w:sz w:val="20"/>
+              </w:rPr>
+              <w:t>SYS-001~006</w:t>
+            </w:r>
+          </w:p>
+        </w:tc>
+        <w:tc>
+          <w:tcPr>
+            <w:tcW w:type="dxa" w:w="2161"/>
+          </w:tcPr>
+          <w:p>
+            <w:r>
+              <w:rPr>
+                <w:sz w:val="20"/>
+              </w:rPr>
+              <w:t>6项全系统</w:t>
+            </w:r>
+          </w:p>
+        </w:tc>
+        <w:tc>
+          <w:tcPr>
+            <w:tcW w:type="dxa" w:w="2161"/>
           </w:tcPr>
           <w:p>
             <w:r>
@@ -4739,280 +2140,7 @@
         </w:tc>
         <w:tc>
           <w:tcPr>
-            <w:tcW w:type="dxa" w:w="1729"/>
-          </w:tcPr>
-          <w:p/>
-        </w:tc>
-      </w:tr>
-      <w:tr>
-        <w:tc>
-          <w:tcPr>
-            <w:tcW w:type="dxa" w:w="1729"/>
-          </w:tcPr>
-          <w:p>
-            <w:r>
-              <w:rPr>
-                <w:sz w:val="20"/>
-              </w:rPr>
-              <w:t>计划提交QA日期</w:t>
-            </w:r>
-          </w:p>
-        </w:tc>
-        <w:tc>
-          <w:tcPr>
-            <w:tcW w:type="dxa" w:w="1729"/>
-          </w:tcPr>
-          <w:p>
-            <w:r>
-              <w:rPr>
-                <w:sz w:val="20"/>
-              </w:rPr>
-              <w:t>2026-07-07</w:t>
-            </w:r>
-          </w:p>
-        </w:tc>
-        <w:tc>
-          <w:tcPr>
-            <w:tcW w:type="dxa" w:w="1729"/>
-          </w:tcPr>
-          <w:p>
-            <w:r>
-              <w:rPr>
-                <w:sz w:val="20"/>
-              </w:rPr>
-              <w:t>代码实际完成日期</w:t>
-            </w:r>
-          </w:p>
-        </w:tc>
-        <w:tc>
-          <w:tcPr>
-            <w:tcW w:type="dxa" w:w="1729"/>
-          </w:tcPr>
-          <w:p>
-            <w:r>
-              <w:rPr>
-                <w:sz w:val="20"/>
-              </w:rPr>
-              <w:t>2026-07-07</w:t>
-            </w:r>
-          </w:p>
-        </w:tc>
-        <w:tc>
-          <w:tcPr>
-            <w:tcW w:type="dxa" w:w="1729"/>
-          </w:tcPr>
-          <w:p/>
-        </w:tc>
-      </w:tr>
-      <w:tr>
-        <w:tc>
-          <w:tcPr>
-            <w:tcW w:type="dxa" w:w="1729"/>
-          </w:tcPr>
-          <w:p>
-            <w:r>
-              <w:rPr>
-                <w:sz w:val="20"/>
-              </w:rPr>
-              <w:t>实际提交QA日期</w:t>
-            </w:r>
-          </w:p>
-        </w:tc>
-        <w:tc>
-          <w:tcPr>
-            <w:tcW w:type="dxa" w:w="1729"/>
-          </w:tcPr>
-          <w:p>
-            <w:r>
-              <w:rPr>
-                <w:sz w:val="20"/>
-              </w:rPr>
-              <w:t>2026-07-07</w:t>
-            </w:r>
-          </w:p>
-        </w:tc>
-        <w:tc>
-          <w:tcPr>
-            <w:tcW w:type="dxa" w:w="1729"/>
-          </w:tcPr>
-          <w:p>
-            <w:r>
-              <w:rPr>
-                <w:sz w:val="20"/>
-              </w:rPr>
-              <w:t>QA测试完成日期</w:t>
-            </w:r>
-          </w:p>
-        </w:tc>
-        <w:tc>
-          <w:tcPr>
-            <w:tcW w:type="dxa" w:w="1729"/>
-          </w:tcPr>
-          <w:p>
-            <w:r>
-              <w:rPr>
-                <w:sz w:val="20"/>
-              </w:rPr>
-              <w:t>2026-07-07</w:t>
-            </w:r>
-          </w:p>
-        </w:tc>
-        <w:tc>
-          <w:tcPr>
-            <w:tcW w:type="dxa" w:w="1729"/>
-          </w:tcPr>
-          <w:p/>
-        </w:tc>
-      </w:tr>
-      <w:tr>
-        <w:tc>
-          <w:tcPr>
-            <w:tcW w:type="dxa" w:w="1729"/>
-          </w:tcPr>
-          <w:p>
-            <w:r>
-              <w:rPr>
-                <w:sz w:val="20"/>
-              </w:rPr>
-              <w:t>测试人员</w:t>
-            </w:r>
-          </w:p>
-        </w:tc>
-        <w:tc>
-          <w:tcPr>
-            <w:tcW w:type="dxa" w:w="1729"/>
-          </w:tcPr>
-          <w:p>
-            <w:r>
-              <w:rPr>
-                <w:sz w:val="20"/>
-              </w:rPr>
-              <w:t>涂浚稷</w:t>
-            </w:r>
-          </w:p>
-        </w:tc>
-        <w:tc>
-          <w:tcPr>
-            <w:tcW w:type="dxa" w:w="1729"/>
-          </w:tcPr>
-          <w:p>
-            <w:r>
-              <w:rPr>
-                <w:sz w:val="20"/>
-              </w:rPr>
-              <w:t>测试日期</w:t>
-            </w:r>
-          </w:p>
-        </w:tc>
-        <w:tc>
-          <w:tcPr>
-            <w:tcW w:type="dxa" w:w="1729"/>
-          </w:tcPr>
-          <w:p>
-            <w:r>
-              <w:rPr>
-                <w:sz w:val="20"/>
-              </w:rPr>
-              <w:t>2026-07-07</w:t>
-            </w:r>
-          </w:p>
-        </w:tc>
-        <w:tc>
-          <w:tcPr>
-            <w:tcW w:type="dxa" w:w="1729"/>
-          </w:tcPr>
-          <w:p/>
-        </w:tc>
-      </w:tr>
-      <w:tr>
-        <w:tc>
-          <w:tcPr>
-            <w:tcW w:type="dxa" w:w="1729"/>
-          </w:tcPr>
-          <w:p>
-            <w:r>
-              <w:rPr>
-                <w:sz w:val="20"/>
-              </w:rPr>
-              <w:t>测试环境</w:t>
-            </w:r>
-          </w:p>
-        </w:tc>
-        <w:tc>
-          <w:tcPr>
-            <w:tcW w:type="dxa" w:w="1729"/>
-          </w:tcPr>
-          <w:p>
-            <w:r>
-              <w:rPr>
-                <w:sz w:val="20"/>
-              </w:rPr>
-              <w:t>Windows 11, HAJIMI_UI/server/ A端 :8010, httpx</w:t>
-            </w:r>
-          </w:p>
-        </w:tc>
-        <w:tc>
-          <w:tcPr>
-            <w:tcW w:type="dxa" w:w="1729"/>
-          </w:tcPr>
-          <w:p/>
-        </w:tc>
-        <w:tc>
-          <w:tcPr>
-            <w:tcW w:type="dxa" w:w="1729"/>
-          </w:tcPr>
-          <w:p/>
-        </w:tc>
-        <w:tc>
-          <w:tcPr>
-            <w:tcW w:type="dxa" w:w="1729"/>
-          </w:tcPr>
-          <w:p/>
-        </w:tc>
-      </w:tr>
-      <w:tr>
-        <w:tc>
-          <w:tcPr>
-            <w:tcW w:type="dxa" w:w="1729"/>
-          </w:tcPr>
-          <w:p>
-            <w:r>
-              <w:rPr>
-                <w:sz w:val="20"/>
-              </w:rPr>
-              <w:t>CONN-001</w:t>
-            </w:r>
-          </w:p>
-        </w:tc>
-        <w:tc>
-          <w:tcPr>
-            <w:tcW w:type="dxa" w:w="1729"/>
-          </w:tcPr>
-          <w:p>
-            <w:r>
-              <w:rPr>
-                <w:sz w:val="20"/>
-              </w:rPr>
-              <w:t>审计回路</w:t>
-            </w:r>
-          </w:p>
-        </w:tc>
-        <w:tc>
-          <w:tcPr>
-            <w:tcW w:type="dxa" w:w="1729"/>
-          </w:tcPr>
-          <w:p>
-            <w:r>
-              <w:rPr>
-                <w:sz w:val="20"/>
-              </w:rPr>
-              <w:t>集成测试</w:t>
-            </w:r>
-          </w:p>
-        </w:tc>
-        <w:tc>
-          <w:tcPr>
-            <w:tcW w:type="dxa" w:w="1729"/>
+            <w:tcW w:type="dxa" w:w="2161"/>
           </w:tcPr>
           <w:p>
             <w:r>
@@ -5023,67 +2151,105 @@
             </w:r>
           </w:p>
         </w:tc>
+      </w:tr>
+    </w:tbl>
+    <w:p>
+      <w:pPr>
+        <w:ind w:firstLine="420"/>
+      </w:pPr>
+      <w:r>
+        <w:rPr>
+          <w:sz w:val="24"/>
+        </w:rPr>
+      </w:r>
+    </w:p>
+    <w:p>
+      <w:pPr>
+        <w:ind w:firstLine="420"/>
+      </w:pPr>
+      <w:r>
+        <w:rPr>
+          <w:sz w:val="24"/>
+        </w:rPr>
+      </w:r>
+    </w:p>
+    <w:p>
+      <w:pPr>
+        <w:spacing w:before="280" w:after="160"/>
+      </w:pPr>
+      <w:r>
+        <w:rPr>
+          <w:b/>
+          <w:sz w:val="32"/>
+        </w:rPr>
+        <w:t>测试汇总</w:t>
+      </w:r>
+    </w:p>
+    <w:tbl>
+      <w:tblPr>
+        <w:tblStyle w:val="TableGrid"/>
+        <w:tblW w:type="auto" w:w="0"/>
+        <w:tblLook w:firstColumn="1" w:firstRow="1" w:lastColumn="0" w:lastRow="0" w:noHBand="0" w:noVBand="1" w:val="04A0"/>
+      </w:tblPr>
+      <w:tblGrid>
+        <w:gridCol w:w="1441"/>
+        <w:gridCol w:w="1441"/>
+        <w:gridCol w:w="1441"/>
+        <w:gridCol w:w="1441"/>
+        <w:gridCol w:w="1441"/>
+        <w:gridCol w:w="1441"/>
+      </w:tblGrid>
+      <w:tr>
         <w:tc>
           <w:tcPr>
-            <w:tcW w:type="dxa" w:w="1729"/>
+            <w:tcW w:type="dxa" w:w="1441"/>
           </w:tcPr>
           <w:p>
             <w:r>
               <w:rPr>
+                <w:b/>
                 <w:sz w:val="20"/>
               </w:rPr>
-              <w:t>POST→DB→GET,28/28</w:t>
-            </w:r>
-          </w:p>
-        </w:tc>
-      </w:tr>
-      <w:tr>
-        <w:tc>
-          <w:tcPr>
-            <w:tcW w:type="dxa" w:w="1729"/>
-          </w:tcPr>
-          <w:p>
-            <w:r>
-              <w:rPr>
-                <w:sz w:val="20"/>
-              </w:rPr>
-              <w:t>CONN-002</w:t>
+              <w:t>端</w:t>
             </w:r>
           </w:p>
         </w:tc>
         <w:tc>
           <w:tcPr>
-            <w:tcW w:type="dxa" w:w="1729"/>
+            <w:tcW w:type="dxa" w:w="1441"/>
           </w:tcPr>
           <w:p>
             <w:r>
               <w:rPr>
+                <w:b/>
                 <w:sz w:val="20"/>
               </w:rPr>
-              <w:t>配置回路</w:t>
+              <w:t>模块</w:t>
             </w:r>
           </w:p>
         </w:tc>
         <w:tc>
           <w:tcPr>
-            <w:tcW w:type="dxa" w:w="1729"/>
+            <w:tcW w:type="dxa" w:w="1441"/>
           </w:tcPr>
           <w:p>
             <w:r>
               <w:rPr>
+                <w:b/>
                 <w:sz w:val="20"/>
               </w:rPr>
-              <w:t>集成测试</w:t>
+              <w:t>测试项</w:t>
             </w:r>
           </w:p>
         </w:tc>
         <w:tc>
           <w:tcPr>
-            <w:tcW w:type="dxa" w:w="1729"/>
+            <w:tcW w:type="dxa" w:w="1441"/>
           </w:tcPr>
           <w:p>
             <w:r>
               <w:rPr>
+                <w:b/>
                 <w:sz w:val="20"/>
               </w:rPr>
               <w:t>通过</w:t>
@@ -5092,14 +2258,29 @@
         </w:tc>
         <w:tc>
           <w:tcPr>
-            <w:tcW w:type="dxa" w:w="1729"/>
+            <w:tcW w:type="dxa" w:w="1441"/>
           </w:tcPr>
           <w:p>
             <w:r>
               <w:rPr>
+                <w:b/>
                 <w:sz w:val="20"/>
               </w:rPr>
-              <w:t>POST→DB→pull,写入=读取</w:t>
+              <w:t>失败</w:t>
+            </w:r>
+          </w:p>
+        </w:tc>
+        <w:tc>
+          <w:tcPr>
+            <w:tcW w:type="dxa" w:w="1441"/>
+          </w:tcPr>
+          <w:p>
+            <w:r>
+              <w:rPr>
+                <w:b/>
+                <w:sz w:val="20"/>
+              </w:rPr>
+              <w:t>通过率</w:t>
             </w:r>
           </w:p>
         </w:tc>
@@ -5107,66 +2288,79 @@
       <w:tr>
         <w:tc>
           <w:tcPr>
-            <w:tcW w:type="dxa" w:w="1729"/>
+            <w:tcW w:type="dxa" w:w="1441"/>
           </w:tcPr>
           <w:p>
             <w:r>
               <w:rPr>
                 <w:sz w:val="20"/>
               </w:rPr>
-              <w:t>CONN-003</w:t>
+              <w:t>A端</w:t>
             </w:r>
           </w:p>
         </w:tc>
         <w:tc>
           <w:tcPr>
-            <w:tcW w:type="dxa" w:w="1729"/>
+            <w:tcW w:type="dxa" w:w="1441"/>
           </w:tcPr>
           <w:p>
             <w:r>
               <w:rPr>
                 <w:sz w:val="20"/>
               </w:rPr>
-              <w:t>BC审计链</w:t>
+              <w:t>Demo核心</w:t>
             </w:r>
           </w:p>
         </w:tc>
         <w:tc>
           <w:tcPr>
-            <w:tcW w:type="dxa" w:w="1729"/>
+            <w:tcW w:type="dxa" w:w="1441"/>
           </w:tcPr>
           <w:p>
             <w:r>
               <w:rPr>
                 <w:sz w:val="20"/>
               </w:rPr>
-              <w:t>集成测试</w:t>
+              <w:t>5</w:t>
             </w:r>
           </w:p>
         </w:tc>
         <w:tc>
           <w:tcPr>
-            <w:tcW w:type="dxa" w:w="1729"/>
+            <w:tcW w:type="dxa" w:w="1441"/>
           </w:tcPr>
           <w:p>
             <w:r>
               <w:rPr>
                 <w:sz w:val="20"/>
               </w:rPr>
-              <w:t>通过</w:t>
+              <w:t>5</w:t>
             </w:r>
           </w:p>
         </w:tc>
         <w:tc>
           <w:tcPr>
-            <w:tcW w:type="dxa" w:w="1729"/>
+            <w:tcW w:type="dxa" w:w="1441"/>
           </w:tcPr>
           <w:p>
             <w:r>
               <w:rPr>
                 <w:sz w:val="20"/>
               </w:rPr>
-              <w:t>B→C→A→Web可查</w:t>
+              <w:t>0</w:t>
+            </w:r>
+          </w:p>
+        </w:tc>
+        <w:tc>
+          <w:tcPr>
+            <w:tcW w:type="dxa" w:w="1441"/>
+          </w:tcPr>
+          <w:p>
+            <w:r>
+              <w:rPr>
+                <w:sz w:val="20"/>
+              </w:rPr>
+              <w:t>100%</w:t>
             </w:r>
           </w:p>
         </w:tc>
@@ -5174,66 +2368,79 @@
       <w:tr>
         <w:tc>
           <w:tcPr>
-            <w:tcW w:type="dxa" w:w="1729"/>
+            <w:tcW w:type="dxa" w:w="1441"/>
           </w:tcPr>
           <w:p>
             <w:r>
               <w:rPr>
                 <w:sz w:val="20"/>
               </w:rPr>
-              <w:t>CONN-004</w:t>
+              <w:t>A端</w:t>
             </w:r>
           </w:p>
         </w:tc>
         <w:tc>
           <w:tcPr>
-            <w:tcW w:type="dxa" w:w="1729"/>
+            <w:tcW w:type="dxa" w:w="1441"/>
           </w:tcPr>
           <w:p>
             <w:r>
               <w:rPr>
                 <w:sz w:val="20"/>
               </w:rPr>
-              <w:t>JWT认证</w:t>
+              <w:t>Admin管理</w:t>
             </w:r>
           </w:p>
         </w:tc>
         <w:tc>
           <w:tcPr>
-            <w:tcW w:type="dxa" w:w="1729"/>
+            <w:tcW w:type="dxa" w:w="1441"/>
           </w:tcPr>
           <w:p>
             <w:r>
               <w:rPr>
                 <w:sz w:val="20"/>
               </w:rPr>
-              <w:t>接口测试</w:t>
+              <w:t>11</w:t>
             </w:r>
           </w:p>
         </w:tc>
         <w:tc>
           <w:tcPr>
-            <w:tcW w:type="dxa" w:w="1729"/>
+            <w:tcW w:type="dxa" w:w="1441"/>
           </w:tcPr>
           <w:p>
             <w:r>
               <w:rPr>
                 <w:sz w:val="20"/>
               </w:rPr>
-              <w:t>通过</w:t>
+              <w:t>11</w:t>
             </w:r>
           </w:p>
         </w:tc>
         <w:tc>
           <w:tcPr>
-            <w:tcW w:type="dxa" w:w="1729"/>
+            <w:tcW w:type="dxa" w:w="1441"/>
           </w:tcPr>
           <w:p>
             <w:r>
               <w:rPr>
                 <w:sz w:val="20"/>
               </w:rPr>
-              <w:t>login→token&gt;20chars</w:t>
+              <w:t>0</w:t>
+            </w:r>
+          </w:p>
+        </w:tc>
+        <w:tc>
+          <w:tcPr>
+            <w:tcW w:type="dxa" w:w="1441"/>
+          </w:tcPr>
+          <w:p>
+            <w:r>
+              <w:rPr>
+                <w:sz w:val="20"/>
+              </w:rPr>
+              <w:t>100%</w:t>
             </w:r>
           </w:p>
         </w:tc>
@@ -5241,66 +2448,79 @@
       <w:tr>
         <w:tc>
           <w:tcPr>
-            <w:tcW w:type="dxa" w:w="1729"/>
+            <w:tcW w:type="dxa" w:w="1441"/>
           </w:tcPr>
           <w:p>
             <w:r>
               <w:rPr>
                 <w:sz w:val="20"/>
               </w:rPr>
-              <w:t>CONN-005</w:t>
+              <w:t>A端</w:t>
             </w:r>
           </w:p>
         </w:tc>
         <w:tc>
           <w:tcPr>
-            <w:tcW w:type="dxa" w:w="1729"/>
+            <w:tcW w:type="dxa" w:w="1441"/>
           </w:tcPr>
           <w:p>
             <w:r>
               <w:rPr>
                 <w:sz w:val="20"/>
               </w:rPr>
-              <w:t>无Key拦截</w:t>
+              <w:t>审计/配置/认证/流/监控</w:t>
             </w:r>
           </w:p>
         </w:tc>
         <w:tc>
           <w:tcPr>
-            <w:tcW w:type="dxa" w:w="1729"/>
+            <w:tcW w:type="dxa" w:w="1441"/>
           </w:tcPr>
           <w:p>
             <w:r>
               <w:rPr>
                 <w:sz w:val="20"/>
               </w:rPr>
-              <w:t>安全测试</w:t>
+              <w:t>7</w:t>
             </w:r>
           </w:p>
         </w:tc>
         <w:tc>
           <w:tcPr>
-            <w:tcW w:type="dxa" w:w="1729"/>
+            <w:tcW w:type="dxa" w:w="1441"/>
           </w:tcPr>
           <w:p>
             <w:r>
               <w:rPr>
                 <w:sz w:val="20"/>
               </w:rPr>
-              <w:t>通过</w:t>
+              <w:t>7</w:t>
             </w:r>
           </w:p>
         </w:tc>
         <w:tc>
           <w:tcPr>
-            <w:tcW w:type="dxa" w:w="1729"/>
+            <w:tcW w:type="dxa" w:w="1441"/>
           </w:tcPr>
           <w:p>
             <w:r>
               <w:rPr>
                 <w:sz w:val="20"/>
               </w:rPr>
-              <w:t>无Header→HTTP 401</w:t>
+              <w:t>0</w:t>
+            </w:r>
+          </w:p>
+        </w:tc>
+        <w:tc>
+          <w:tcPr>
+            <w:tcW w:type="dxa" w:w="1441"/>
+          </w:tcPr>
+          <w:p>
+            <w:r>
+              <w:rPr>
+                <w:sz w:val="20"/>
+              </w:rPr>
+              <w:t>100%</w:t>
             </w:r>
           </w:p>
         </w:tc>
@@ -5308,66 +2528,79 @@
       <w:tr>
         <w:tc>
           <w:tcPr>
-            <w:tcW w:type="dxa" w:w="1729"/>
+            <w:tcW w:type="dxa" w:w="1441"/>
           </w:tcPr>
           <w:p>
             <w:r>
               <w:rPr>
                 <w:sz w:val="20"/>
               </w:rPr>
-              <w:t>CONN-006</w:t>
+              <w:t>B端</w:t>
             </w:r>
           </w:p>
         </w:tc>
         <w:tc>
           <w:tcPr>
-            <w:tcW w:type="dxa" w:w="1729"/>
+            <w:tcW w:type="dxa" w:w="1441"/>
           </w:tcPr>
           <w:p>
             <w:r>
               <w:rPr>
                 <w:sz w:val="20"/>
               </w:rPr>
-              <w:t>12页数据</w:t>
+              <w:t>B端专属Demo</w:t>
             </w:r>
           </w:p>
         </w:tc>
         <w:tc>
           <w:tcPr>
-            <w:tcW w:type="dxa" w:w="1729"/>
+            <w:tcW w:type="dxa" w:w="1441"/>
           </w:tcPr>
           <w:p>
             <w:r>
               <w:rPr>
                 <w:sz w:val="20"/>
               </w:rPr>
-              <w:t>集成测试</w:t>
+              <w:t>7</w:t>
             </w:r>
           </w:p>
         </w:tc>
         <w:tc>
           <w:tcPr>
-            <w:tcW w:type="dxa" w:w="1729"/>
+            <w:tcW w:type="dxa" w:w="1441"/>
           </w:tcPr>
           <w:p>
             <w:r>
               <w:rPr>
                 <w:sz w:val="20"/>
               </w:rPr>
-              <w:t>通过</w:t>
+              <w:t>7</w:t>
             </w:r>
           </w:p>
         </w:tc>
         <w:tc>
           <w:tcPr>
-            <w:tcW w:type="dxa" w:w="1729"/>
+            <w:tcW w:type="dxa" w:w="1441"/>
           </w:tcPr>
           <w:p>
             <w:r>
               <w:rPr>
                 <w:sz w:val="20"/>
               </w:rPr>
-              <w:t>全部/admin/*端点200</w:t>
+              <w:t>0</w:t>
+            </w:r>
+          </w:p>
+        </w:tc>
+        <w:tc>
+          <w:tcPr>
+            <w:tcW w:type="dxa" w:w="1441"/>
+          </w:tcPr>
+          <w:p>
+            <w:r>
+              <w:rPr>
+                <w:sz w:val="20"/>
+              </w:rPr>
+              <w:t>100%</w:t>
             </w:r>
           </w:p>
         </w:tc>
@@ -5375,47 +2608,400 @@
       <w:tr>
         <w:tc>
           <w:tcPr>
-            <w:tcW w:type="dxa" w:w="1729"/>
+            <w:tcW w:type="dxa" w:w="1441"/>
           </w:tcPr>
           <w:p>
             <w:r>
               <w:rPr>
                 <w:sz w:val="20"/>
               </w:rPr>
-              <w:t>测试结论</w:t>
+              <w:t>B端</w:t>
             </w:r>
           </w:p>
         </w:tc>
         <w:tc>
           <w:tcPr>
-            <w:tcW w:type="dxa" w:w="1729"/>
+            <w:tcW w:type="dxa" w:w="1441"/>
           </w:tcPr>
           <w:p>
             <w:r>
               <w:rPr>
                 <w:sz w:val="20"/>
               </w:rPr>
-              <w:t>28/28全部通过，C↔A↔B数据回路完全联通，Web面板非Demo模式。</w:t>
+              <w:t>AuditRecord Builder</w:t>
             </w:r>
           </w:p>
         </w:tc>
         <w:tc>
           <w:tcPr>
-            <w:tcW w:type="dxa" w:w="1729"/>
+            <w:tcW w:type="dxa" w:w="1441"/>
           </w:tcPr>
-          <w:p/>
+          <w:p>
+            <w:r>
+              <w:rPr>
+                <w:sz w:val="20"/>
+              </w:rPr>
+              <w:t>2</w:t>
+            </w:r>
+          </w:p>
         </w:tc>
         <w:tc>
           <w:tcPr>
-            <w:tcW w:type="dxa" w:w="1729"/>
+            <w:tcW w:type="dxa" w:w="1441"/>
           </w:tcPr>
-          <w:p/>
+          <w:p>
+            <w:r>
+              <w:rPr>
+                <w:sz w:val="20"/>
+              </w:rPr>
+              <w:t>2</w:t>
+            </w:r>
+          </w:p>
         </w:tc>
         <w:tc>
           <w:tcPr>
-            <w:tcW w:type="dxa" w:w="1729"/>
+            <w:tcW w:type="dxa" w:w="1441"/>
           </w:tcPr>
-          <w:p/>
+          <w:p>
+            <w:r>
+              <w:rPr>
+                <w:sz w:val="20"/>
+              </w:rPr>
+              <w:t>0</w:t>
+            </w:r>
+          </w:p>
+        </w:tc>
+        <w:tc>
+          <w:tcPr>
+            <w:tcW w:type="dxa" w:w="1441"/>
+          </w:tcPr>
+          <w:p>
+            <w:r>
+              <w:rPr>
+                <w:sz w:val="20"/>
+              </w:rPr>
+              <w:t>100%</w:t>
+            </w:r>
+          </w:p>
+        </w:tc>
+      </w:tr>
+      <w:tr>
+        <w:tc>
+          <w:tcPr>
+            <w:tcW w:type="dxa" w:w="1441"/>
+          </w:tcPr>
+          <w:p>
+            <w:r>
+              <w:rPr>
+                <w:sz w:val="20"/>
+              </w:rPr>
+              <w:t>C端</w:t>
+            </w:r>
+          </w:p>
+        </w:tc>
+        <w:tc>
+          <w:tcPr>
+            <w:tcW w:type="dxa" w:w="1441"/>
+          </w:tcPr>
+          <w:p>
+            <w:r>
+              <w:rPr>
+                <w:sz w:val="20"/>
+              </w:rPr>
+              <w:t>语音(ASR+TTS)</w:t>
+            </w:r>
+          </w:p>
+        </w:tc>
+        <w:tc>
+          <w:tcPr>
+            <w:tcW w:type="dxa" w:w="1441"/>
+          </w:tcPr>
+          <w:p>
+            <w:r>
+              <w:rPr>
+                <w:sz w:val="20"/>
+              </w:rPr>
+              <w:t>9</w:t>
+            </w:r>
+          </w:p>
+        </w:tc>
+        <w:tc>
+          <w:tcPr>
+            <w:tcW w:type="dxa" w:w="1441"/>
+          </w:tcPr>
+          <w:p>
+            <w:r>
+              <w:rPr>
+                <w:sz w:val="20"/>
+              </w:rPr>
+              <w:t>9</w:t>
+            </w:r>
+          </w:p>
+        </w:tc>
+        <w:tc>
+          <w:tcPr>
+            <w:tcW w:type="dxa" w:w="1441"/>
+          </w:tcPr>
+          <w:p>
+            <w:r>
+              <w:rPr>
+                <w:sz w:val="20"/>
+              </w:rPr>
+              <w:t>0</w:t>
+            </w:r>
+          </w:p>
+        </w:tc>
+        <w:tc>
+          <w:tcPr>
+            <w:tcW w:type="dxa" w:w="1441"/>
+          </w:tcPr>
+          <w:p>
+            <w:r>
+              <w:rPr>
+                <w:sz w:val="20"/>
+              </w:rPr>
+              <w:t>100%</w:t>
+            </w:r>
+          </w:p>
+        </w:tc>
+      </w:tr>
+      <w:tr>
+        <w:tc>
+          <w:tcPr>
+            <w:tcW w:type="dxa" w:w="1441"/>
+          </w:tcPr>
+          <w:p>
+            <w:r>
+              <w:rPr>
+                <w:sz w:val="20"/>
+              </w:rPr>
+              <w:t>C端</w:t>
+            </w:r>
+          </w:p>
+        </w:tc>
+        <w:tc>
+          <w:tcPr>
+            <w:tcW w:type="dxa" w:w="1441"/>
+          </w:tcPr>
+          <w:p>
+            <w:r>
+              <w:rPr>
+                <w:sz w:val="20"/>
+              </w:rPr>
+              <w:t>审计+配置+集成</w:t>
+            </w:r>
+          </w:p>
+        </w:tc>
+        <w:tc>
+          <w:tcPr>
+            <w:tcW w:type="dxa" w:w="1441"/>
+          </w:tcPr>
+          <w:p>
+            <w:r>
+              <w:rPr>
+                <w:sz w:val="20"/>
+              </w:rPr>
+              <w:t>9</w:t>
+            </w:r>
+          </w:p>
+        </w:tc>
+        <w:tc>
+          <w:tcPr>
+            <w:tcW w:type="dxa" w:w="1441"/>
+          </w:tcPr>
+          <w:p>
+            <w:r>
+              <w:rPr>
+                <w:sz w:val="20"/>
+              </w:rPr>
+              <w:t>9</w:t>
+            </w:r>
+          </w:p>
+        </w:tc>
+        <w:tc>
+          <w:tcPr>
+            <w:tcW w:type="dxa" w:w="1441"/>
+          </w:tcPr>
+          <w:p>
+            <w:r>
+              <w:rPr>
+                <w:sz w:val="20"/>
+              </w:rPr>
+              <w:t>0</w:t>
+            </w:r>
+          </w:p>
+        </w:tc>
+        <w:tc>
+          <w:tcPr>
+            <w:tcW w:type="dxa" w:w="1441"/>
+          </w:tcPr>
+          <w:p>
+            <w:r>
+              <w:rPr>
+                <w:sz w:val="20"/>
+              </w:rPr>
+              <w:t>100%</w:t>
+            </w:r>
+          </w:p>
+        </w:tc>
+      </w:tr>
+      <w:tr>
+        <w:tc>
+          <w:tcPr>
+            <w:tcW w:type="dxa" w:w="1441"/>
+          </w:tcPr>
+          <w:p>
+            <w:r>
+              <w:rPr>
+                <w:sz w:val="20"/>
+              </w:rPr>
+              <w:t>全系统</w:t>
+            </w:r>
+          </w:p>
+        </w:tc>
+        <w:tc>
+          <w:tcPr>
+            <w:tcW w:type="dxa" w:w="1441"/>
+          </w:tcPr>
+          <w:p>
+            <w:r>
+              <w:rPr>
+                <w:sz w:val="20"/>
+              </w:rPr>
+              <w:t>认证+回路+信号桥</w:t>
+            </w:r>
+          </w:p>
+        </w:tc>
+        <w:tc>
+          <w:tcPr>
+            <w:tcW w:type="dxa" w:w="1441"/>
+          </w:tcPr>
+          <w:p>
+            <w:r>
+              <w:rPr>
+                <w:sz w:val="20"/>
+              </w:rPr>
+              <w:t>6</w:t>
+            </w:r>
+          </w:p>
+        </w:tc>
+        <w:tc>
+          <w:tcPr>
+            <w:tcW w:type="dxa" w:w="1441"/>
+          </w:tcPr>
+          <w:p>
+            <w:r>
+              <w:rPr>
+                <w:sz w:val="20"/>
+              </w:rPr>
+              <w:t>6</w:t>
+            </w:r>
+          </w:p>
+        </w:tc>
+        <w:tc>
+          <w:tcPr>
+            <w:tcW w:type="dxa" w:w="1441"/>
+          </w:tcPr>
+          <w:p>
+            <w:r>
+              <w:rPr>
+                <w:sz w:val="20"/>
+              </w:rPr>
+              <w:t>0</w:t>
+            </w:r>
+          </w:p>
+        </w:tc>
+        <w:tc>
+          <w:tcPr>
+            <w:tcW w:type="dxa" w:w="1441"/>
+          </w:tcPr>
+          <w:p>
+            <w:r>
+              <w:rPr>
+                <w:sz w:val="20"/>
+              </w:rPr>
+              <w:t>100%</w:t>
+            </w:r>
+          </w:p>
+        </w:tc>
+      </w:tr>
+      <w:tr>
+        <w:tc>
+          <w:tcPr>
+            <w:tcW w:type="dxa" w:w="1441"/>
+          </w:tcPr>
+          <w:p>
+            <w:r>
+              <w:rPr>
+                <w:sz w:val="20"/>
+              </w:rPr>
+              <w:t>合计</w:t>
+            </w:r>
+          </w:p>
+        </w:tc>
+        <w:tc>
+          <w:tcPr>
+            <w:tcW w:type="dxa" w:w="1441"/>
+          </w:tcPr>
+          <w:p>
+            <w:r>
+              <w:rPr>
+                <w:sz w:val="20"/>
+              </w:rPr>
+            </w:r>
+          </w:p>
+        </w:tc>
+        <w:tc>
+          <w:tcPr>
+            <w:tcW w:type="dxa" w:w="1441"/>
+          </w:tcPr>
+          <w:p>
+            <w:r>
+              <w:rPr>
+                <w:sz w:val="20"/>
+              </w:rPr>
+              <w:t>56</w:t>
+            </w:r>
+          </w:p>
+        </w:tc>
+        <w:tc>
+          <w:tcPr>
+            <w:tcW w:type="dxa" w:w="1441"/>
+          </w:tcPr>
+          <w:p>
+            <w:r>
+              <w:rPr>
+                <w:sz w:val="20"/>
+              </w:rPr>
+              <w:t>56</w:t>
+            </w:r>
+          </w:p>
+        </w:tc>
+        <w:tc>
+          <w:tcPr>
+            <w:tcW w:type="dxa" w:w="1441"/>
+          </w:tcPr>
+          <w:p>
+            <w:r>
+              <w:rPr>
+                <w:sz w:val="20"/>
+              </w:rPr>
+              <w:t>0</w:t>
+            </w:r>
+          </w:p>
+        </w:tc>
+        <w:tc>
+          <w:tcPr>
+            <w:tcW w:type="dxa" w:w="1441"/>
+          </w:tcPr>
+          <w:p>
+            <w:r>
+              <w:rPr>
+                <w:sz w:val="20"/>
+              </w:rPr>
+              <w:t>100%</w:t>
+            </w:r>
+          </w:p>
         </w:tc>
       </w:tr>
     </w:tbl>

--- a/项目文档/测试文档/02-HAJIMI单元测试报告.docx
+++ b/项目文档/测试文档/02-HAJIMI单元测试报告.docx
@@ -41,7 +41,7 @@
               <w:t>单元测试报告</w:t>
               <w:br/>
               <w:br/>
-              <w:t>V2.2 | 2026-07-07</w:t>
+              <w:t>V2.3 | 2026-07-08</w:t>
             </w:r>
           </w:p>
         </w:tc>
@@ -158,7 +158,7 @@
               <w:rPr>
                 <w:sz w:val="20"/>
               </w:rPr>
-              <w:t>2026-07-03</w:t>
+              <w:t>2026-07-06</w:t>
             </w:r>
           </w:p>
         </w:tc>
@@ -220,14 +220,7 @@
           <w:tcPr>
             <w:tcW w:type="dxa" w:w="1729"/>
           </w:tcPr>
-          <w:p>
-            <w:r>
-              <w:rPr>
-                <w:sz w:val="20"/>
-              </w:rPr>
-              <w:t>功能测试</w:t>
-            </w:r>
-          </w:p>
+          <w:p/>
         </w:tc>
       </w:tr>
       <w:tr>
@@ -253,7 +246,7 @@
               <w:rPr>
                 <w:sz w:val="20"/>
               </w:rPr>
-              <w:t>2026-07-07</w:t>
+              <w:t>2026-07-08</w:t>
             </w:r>
           </w:p>
         </w:tc>
@@ -287,14 +280,7 @@
           <w:tcPr>
             <w:tcW w:type="dxa" w:w="1729"/>
           </w:tcPr>
-          <w:p>
-            <w:r>
-              <w:rPr>
-                <w:sz w:val="20"/>
-              </w:rPr>
-              <w:t>2026-07-01</w:t>
-            </w:r>
-          </w:p>
+          <w:p/>
         </w:tc>
       </w:tr>
       <w:tr>
@@ -320,7 +306,7 @@
               <w:rPr>
                 <w:sz w:val="20"/>
               </w:rPr>
-              <w:t>2026-07-07</w:t>
+              <w:t>2026-07-08</w:t>
             </w:r>
           </w:p>
         </w:tc>
@@ -346,22 +332,15 @@
               <w:rPr>
                 <w:sz w:val="20"/>
               </w:rPr>
-              <w:t>2026-07-07</w:t>
-            </w:r>
-          </w:p>
-        </w:tc>
-        <w:tc>
-          <w:tcPr>
-            <w:tcW w:type="dxa" w:w="1729"/>
-          </w:tcPr>
-          <w:p>
-            <w:r>
-              <w:rPr>
-                <w:sz w:val="20"/>
-              </w:rPr>
-              <w:t>2026-07-07</w:t>
-            </w:r>
-          </w:p>
+              <w:t>2026-07-08</w:t>
+            </w:r>
+          </w:p>
+        </w:tc>
+        <w:tc>
+          <w:tcPr>
+            <w:tcW w:type="dxa" w:w="1729"/>
+          </w:tcPr>
+          <w:p/>
         </w:tc>
       </w:tr>
       <w:tr>
@@ -413,22 +392,15 @@
               <w:rPr>
                 <w:sz w:val="20"/>
               </w:rPr>
-              <w:t>2026-07-07</w:t>
-            </w:r>
-          </w:p>
-        </w:tc>
-        <w:tc>
-          <w:tcPr>
-            <w:tcW w:type="dxa" w:w="1729"/>
-          </w:tcPr>
-          <w:p>
-            <w:r>
-              <w:rPr>
-                <w:sz w:val="20"/>
-              </w:rPr>
-              <w:t>2026-07-07</w:t>
-            </w:r>
-          </w:p>
+              <w:t>2026-07-08</w:t>
+            </w:r>
+          </w:p>
+        </w:tc>
+        <w:tc>
+          <w:tcPr>
+            <w:tcW w:type="dxa" w:w="1729"/>
+          </w:tcPr>
+          <w:p/>
         </w:tc>
       </w:tr>
       <w:tr>
@@ -534,14 +506,7 @@
           <w:tcPr>
             <w:tcW w:type="dxa" w:w="1729"/>
           </w:tcPr>
-          <w:p>
-            <w:r>
-              <w:rPr>
-                <w:sz w:val="20"/>
-              </w:rPr>
-              <w:t>Vosk离线引擎正确激活</w:t>
-            </w:r>
-          </w:p>
+          <w:p/>
         </w:tc>
       </w:tr>
       <w:tr>
@@ -601,14 +566,7 @@
           <w:tcPr>
             <w:tcW w:type="dxa" w:w="1729"/>
           </w:tcPr>
-          <w:p>
-            <w:r>
-              <w:rPr>
-                <w:sz w:val="20"/>
-              </w:rPr>
-              <w:t>网络可用时自动降级Google在线</w:t>
-            </w:r>
-          </w:p>
+          <w:p/>
         </w:tc>
       </w:tr>
       <w:tr>
@@ -668,14 +626,7 @@
           <w:tcPr>
             <w:tcW w:type="dxa" w:w="1729"/>
           </w:tcPr>
-          <w:p>
-            <w:r>
-              <w:rPr>
-                <w:sz w:val="20"/>
-              </w:rPr>
-              <w:t>无网无模型Mock模式生效</w:t>
-            </w:r>
-          </w:p>
+          <w:p/>
         </w:tc>
       </w:tr>
       <w:tr>
@@ -735,14 +686,7 @@
           <w:tcPr>
             <w:tcW w:type="dxa" w:w="1729"/>
           </w:tcPr>
-          <w:p>
-            <w:r>
-              <w:rPr>
-                <w:sz w:val="20"/>
-              </w:rPr>
-              <w:t>microphone_index参数生效</w:t>
-            </w:r>
-          </w:p>
+          <w:p/>
         </w:tc>
       </w:tr>
       <w:tr>
@@ -802,14 +746,7 @@
           <w:tcPr>
             <w:tcW w:type="dxa" w:w="1729"/>
           </w:tcPr>
-          <w:p>
-            <w:r>
-              <w:rPr>
-                <w:sz w:val="20"/>
-              </w:rPr>
-              <w:t>start→stop→transcript非空</w:t>
-            </w:r>
-          </w:p>
+          <w:p/>
         </w:tc>
       </w:tr>
       <w:tr>
@@ -835,7 +772,7 @@
               <w:rPr>
                 <w:sz w:val="20"/>
               </w:rPr>
-              <w:t>5项全部通过，ASR三级降级链正常工作。</w:t>
+              <w:t>5项全部通过，三级降级链正常。</w:t>
             </w:r>
           </w:p>
         </w:tc>
@@ -956,7 +893,7 @@
               <w:rPr>
                 <w:sz w:val="20"/>
               </w:rPr>
-              <w:t>2026-07-03</w:t>
+              <w:t>2026-07-06</w:t>
             </w:r>
           </w:p>
         </w:tc>
@@ -1018,14 +955,7 @@
           <w:tcPr>
             <w:tcW w:type="dxa" w:w="1729"/>
           </w:tcPr>
-          <w:p>
-            <w:r>
-              <w:rPr>
-                <w:sz w:val="20"/>
-              </w:rPr>
-              <w:t>功能测试</w:t>
-            </w:r>
-          </w:p>
+          <w:p/>
         </w:tc>
       </w:tr>
       <w:tr>
@@ -1051,7 +981,7 @@
               <w:rPr>
                 <w:sz w:val="20"/>
               </w:rPr>
-              <w:t>2026-07-07</w:t>
+              <w:t>2026-07-08</w:t>
             </w:r>
           </w:p>
         </w:tc>
@@ -1111,7 +1041,7 @@
               <w:rPr>
                 <w:sz w:val="20"/>
               </w:rPr>
-              <w:t>2026-07-07</w:t>
+              <w:t>2026-07-08</w:t>
             </w:r>
           </w:p>
         </w:tc>
@@ -1137,7 +1067,7 @@
               <w:rPr>
                 <w:sz w:val="20"/>
               </w:rPr>
-              <w:t>2026-07-07</w:t>
+              <w:t>2026-07-08</w:t>
             </w:r>
           </w:p>
         </w:tc>
@@ -1197,7 +1127,7 @@
               <w:rPr>
                 <w:sz w:val="20"/>
               </w:rPr>
-              <w:t>2026-07-07</w:t>
+              <w:t>2026-07-08</w:t>
             </w:r>
           </w:p>
         </w:tc>
@@ -1311,14 +1241,7 @@
           <w:tcPr>
             <w:tcW w:type="dxa" w:w="1729"/>
           </w:tcPr>
-          <w:p>
-            <w:r>
-              <w:rPr>
-                <w:sz w:val="20"/>
-              </w:rPr>
-              <w:t>pyttsx3正确初始化</w:t>
-            </w:r>
-          </w:p>
+          <w:p/>
         </w:tc>
       </w:tr>
       <w:tr>
@@ -1344,7 +1267,7 @@
               <w:rPr>
                 <w:sz w:val="20"/>
               </w:rPr>
-              <w:t>单条播报</w:t>
+              <w:t>FIFO队列</w:t>
             </w:r>
           </w:p>
         </w:tc>
@@ -1378,14 +1301,7 @@
           <w:tcPr>
             <w:tcW w:type="dxa" w:w="1729"/>
           </w:tcPr>
-          <w:p>
-            <w:r>
-              <w:rPr>
-                <w:sz w:val="20"/>
-              </w:rPr>
-              <w:t>PLAYING→COMPLETED状态链</w:t>
-            </w:r>
-          </w:p>
+          <w:p/>
         </w:tc>
       </w:tr>
       <w:tr>
@@ -1411,7 +1327,7 @@
               <w:rPr>
                 <w:sz w:val="20"/>
               </w:rPr>
-              <w:t>FIFO队列</w:t>
+              <w:t>优先级打断</w:t>
             </w:r>
           </w:p>
         </w:tc>
@@ -1445,14 +1361,7 @@
           <w:tcPr>
             <w:tcW w:type="dxa" w:w="1729"/>
           </w:tcPr>
-          <w:p>
-            <w:r>
-              <w:rPr>
-                <w:sz w:val="20"/>
-              </w:rPr>
-              <w:t>3条按入队顺序播放</w:t>
-            </w:r>
-          </w:p>
+          <w:p/>
         </w:tc>
       </w:tr>
       <w:tr>
@@ -1478,7 +1387,7 @@
               <w:rPr>
                 <w:sz w:val="20"/>
               </w:rPr>
-              <w:t>优先级打断</w:t>
+              <w:t>语速调整</w:t>
             </w:r>
           </w:p>
         </w:tc>
@@ -1512,14 +1421,7 @@
           <w:tcPr>
             <w:tcW w:type="dxa" w:w="1729"/>
           </w:tcPr>
-          <w:p>
-            <w:r>
-              <w:rPr>
-                <w:sz w:val="20"/>
-              </w:rPr>
-              <w:t>高优先级interrupt_current生效</w:t>
-            </w:r>
-          </w:p>
+          <w:p/>
         </w:tc>
       </w:tr>
       <w:tr>
@@ -1545,7 +1447,7 @@
               <w:rPr>
                 <w:sz w:val="20"/>
               </w:rPr>
-              <w:t>4项全部通过，TTS优先队列播报正常。</w:t>
+              <w:t>4项全部通过，优先队列播报正常。</w:t>
             </w:r>
           </w:p>
         </w:tc>
@@ -1666,7 +1568,7 @@
               <w:rPr>
                 <w:sz w:val="20"/>
               </w:rPr>
-              <w:t>2026-07-06</w:t>
+              <w:t>2026-07-08</w:t>
             </w:r>
           </w:p>
         </w:tc>
@@ -1754,7 +1656,7 @@
               <w:rPr>
                 <w:sz w:val="20"/>
               </w:rPr>
-              <w:t>2026-07-07</w:t>
+              <w:t>2026-07-08</w:t>
             </w:r>
           </w:p>
         </w:tc>
@@ -1814,7 +1716,7 @@
               <w:rPr>
                 <w:sz w:val="20"/>
               </w:rPr>
-              <w:t>2026-07-07</w:t>
+              <w:t>2026-07-08</w:t>
             </w:r>
           </w:p>
         </w:tc>
@@ -1840,7 +1742,7 @@
               <w:rPr>
                 <w:sz w:val="20"/>
               </w:rPr>
-              <w:t>2026-07-07</w:t>
+              <w:t>2026-07-08</w:t>
             </w:r>
           </w:p>
         </w:tc>
@@ -1900,7 +1802,7 @@
               <w:rPr>
                 <w:sz w:val="20"/>
               </w:rPr>
-              <w:t>2026-07-07</w:t>
+              <w:t>2026-07-08</w:t>
             </w:r>
           </w:p>
         </w:tc>
@@ -2014,14 +1916,7 @@
           <w:tcPr>
             <w:tcW w:type="dxa" w:w="1729"/>
           </w:tcPr>
-          <w:p>
-            <w:r>
-              <w:rPr>
-                <w:sz w:val="20"/>
-              </w:rPr>
-              <w:t>密码/Key/路径/手机/邮箱/身份证</w:t>
-            </w:r>
-          </w:p>
+          <w:p/>
         </w:tc>
       </w:tr>
       <w:tr>
@@ -2081,14 +1976,7 @@
           <w:tcPr>
             <w:tcW w:type="dxa" w:w="1729"/>
           </w:tcPr>
-          <w:p>
-            <w:r>
-              <w:rPr>
-                <w:sz w:val="20"/>
-              </w:rPr>
-              <w:t>WAL模式正确写入</w:t>
-            </w:r>
-          </w:p>
+          <w:p/>
         </w:tc>
       </w:tr>
       <w:tr>
@@ -2148,14 +2036,7 @@
           <w:tcPr>
             <w:tcW w:type="dxa" w:w="1729"/>
           </w:tcPr>
-          <w:p>
-            <w:r>
-              <w:rPr>
-                <w:sz w:val="20"/>
-              </w:rPr>
-              <w:t>POST→received&gt;=1→本地清空</w:t>
-            </w:r>
-          </w:p>
+          <w:p/>
         </w:tc>
       </w:tr>
       <w:tr>
@@ -2215,14 +2096,7 @@
           <w:tcPr>
             <w:tcW w:type="dxa" w:w="1729"/>
           </w:tcPr>
-          <w:p>
-            <w:r>
-              <w:rPr>
-                <w:sz w:val="20"/>
-              </w:rPr>
-              <w:t>服务器500→记录保留队列</w:t>
-            </w:r>
-          </w:p>
+          <w:p/>
         </w:tc>
       </w:tr>
       <w:tr>
@@ -2235,33 +2109,33 @@
               <w:rPr>
                 <w:sz w:val="20"/>
               </w:rPr>
-              <w:t>AUD-005</w:t>
-            </w:r>
-          </w:p>
-        </w:tc>
-        <w:tc>
-          <w:tcPr>
-            <w:tcW w:type="dxa" w:w="1729"/>
-          </w:tcPr>
-          <w:p>
-            <w:r>
-              <w:rPr>
-                <w:sz w:val="20"/>
-              </w:rPr>
-              <w:t>单独反馈</w:t>
-            </w:r>
-          </w:p>
-        </w:tc>
-        <w:tc>
-          <w:tcPr>
-            <w:tcW w:type="dxa" w:w="1729"/>
-          </w:tcPr>
-          <w:p>
-            <w:r>
-              <w:rPr>
-                <w:sz w:val="20"/>
-              </w:rPr>
-              <w:t>接口测试</w:t>
+              <w:t>AUD-101</w:t>
+            </w:r>
+          </w:p>
+        </w:tc>
+        <w:tc>
+          <w:tcPr>
+            <w:tcW w:type="dxa" w:w="1729"/>
+          </w:tcPr>
+          <w:p>
+            <w:r>
+              <w:rPr>
+                <w:sz w:val="20"/>
+              </w:rPr>
+              <w:t>数据回路</w:t>
+            </w:r>
+          </w:p>
+        </w:tc>
+        <w:tc>
+          <w:tcPr>
+            <w:tcW w:type="dxa" w:w="1729"/>
+          </w:tcPr>
+          <w:p>
+            <w:r>
+              <w:rPr>
+                <w:sz w:val="20"/>
+              </w:rPr>
+              <w:t>集成测试</w:t>
             </w:r>
           </w:p>
         </w:tc>
@@ -2282,14 +2156,7 @@
           <w:tcPr>
             <w:tcW w:type="dxa" w:w="1729"/>
           </w:tcPr>
-          <w:p>
-            <w:r>
-              <w:rPr>
-                <w:sz w:val="20"/>
-              </w:rPr>
-              <w:t>send_feedback→received=true</w:t>
-            </w:r>
-          </w:p>
+          <w:p/>
         </w:tc>
       </w:tr>
       <w:tr>
@@ -2302,6 +2169,66 @@
               <w:rPr>
                 <w:sz w:val="20"/>
               </w:rPr>
+              <w:t>AUD-102</w:t>
+            </w:r>
+          </w:p>
+        </w:tc>
+        <w:tc>
+          <w:tcPr>
+            <w:tcW w:type="dxa" w:w="1729"/>
+          </w:tcPr>
+          <w:p>
+            <w:r>
+              <w:rPr>
+                <w:sz w:val="20"/>
+              </w:rPr>
+              <w:t>单独反馈</w:t>
+            </w:r>
+          </w:p>
+        </w:tc>
+        <w:tc>
+          <w:tcPr>
+            <w:tcW w:type="dxa" w:w="1729"/>
+          </w:tcPr>
+          <w:p>
+            <w:r>
+              <w:rPr>
+                <w:sz w:val="20"/>
+              </w:rPr>
+              <w:t>接口测试</w:t>
+            </w:r>
+          </w:p>
+        </w:tc>
+        <w:tc>
+          <w:tcPr>
+            <w:tcW w:type="dxa" w:w="1729"/>
+          </w:tcPr>
+          <w:p>
+            <w:r>
+              <w:rPr>
+                <w:sz w:val="20"/>
+              </w:rPr>
+              <w:t>通过</w:t>
+            </w:r>
+          </w:p>
+        </w:tc>
+        <w:tc>
+          <w:tcPr>
+            <w:tcW w:type="dxa" w:w="1729"/>
+          </w:tcPr>
+          <w:p/>
+        </w:tc>
+      </w:tr>
+      <w:tr>
+        <w:tc>
+          <w:tcPr>
+            <w:tcW w:type="dxa" w:w="1729"/>
+          </w:tcPr>
+          <w:p>
+            <w:r>
+              <w:rPr>
+                <w:sz w:val="20"/>
+              </w:rPr>
               <w:t>测试结论</w:t>
             </w:r>
           </w:p>
@@ -2315,7 +2242,7 @@
               <w:rPr>
                 <w:sz w:val="20"/>
               </w:rPr>
-              <w:t>5项全部通过，6类隐私脱敏全部生效，批量上报机制正常。</w:t>
+              <w:t>6项全部通过，6类脱敏生效，数据回路28/28。</w:t>
             </w:r>
           </w:p>
         </w:tc>
@@ -2436,7 +2363,7 @@
               <w:rPr>
                 <w:sz w:val="20"/>
               </w:rPr>
-              <w:t>2026-07-06</w:t>
+              <w:t>2026-07-08</w:t>
             </w:r>
           </w:p>
         </w:tc>
@@ -2490,7 +2417,7 @@
               <w:rPr>
                 <w:sz w:val="20"/>
               </w:rPr>
-              <w:t>功能测试</w:t>
+              <w:t>功能+异常测试</w:t>
             </w:r>
           </w:p>
         </w:tc>
@@ -2524,7 +2451,7 @@
               <w:rPr>
                 <w:sz w:val="20"/>
               </w:rPr>
-              <w:t>2026-07-07</w:t>
+              <w:t>2026-07-08</w:t>
             </w:r>
           </w:p>
         </w:tc>
@@ -2584,7 +2511,7 @@
               <w:rPr>
                 <w:sz w:val="20"/>
               </w:rPr>
-              <w:t>2026-07-07</w:t>
+              <w:t>2026-07-08</w:t>
             </w:r>
           </w:p>
         </w:tc>
@@ -2610,7 +2537,7 @@
               <w:rPr>
                 <w:sz w:val="20"/>
               </w:rPr>
-              <w:t>2026-07-07</w:t>
+              <w:t>2026-07-08</w:t>
             </w:r>
           </w:p>
         </w:tc>
@@ -2670,7 +2597,7 @@
               <w:rPr>
                 <w:sz w:val="20"/>
               </w:rPr>
-              <w:t>2026-07-07</w:t>
+              <w:t>2026-07-08</w:t>
             </w:r>
           </w:p>
         </w:tc>
@@ -2784,14 +2711,7 @@
           <w:tcPr>
             <w:tcW w:type="dxa" w:w="1729"/>
           </w:tcPr>
-          <w:p>
-            <w:r>
-              <w:rPr>
-                <w:sz w:val="20"/>
-              </w:rPr>
-              <w:t>下限3→5,上限2000→1440</w:t>
-            </w:r>
-          </w:p>
+          <w:p/>
         </w:tc>
       </w:tr>
       <w:tr>
@@ -2851,14 +2771,7 @@
           <w:tcPr>
             <w:tcW w:type="dxa" w:w="1729"/>
           </w:tcPr>
-          <w:p>
-            <w:r>
-              <w:rPr>
-                <w:sz w:val="20"/>
-              </w:rPr>
-              <w:t>服务端不可达→返回None不崩溃</w:t>
-            </w:r>
-          </w:p>
+          <w:p/>
         </w:tc>
       </w:tr>
       <w:tr>
@@ -2884,20 +2797,20 @@
               <w:rPr>
                 <w:sz w:val="20"/>
               </w:rPr>
-              <w:t>变更通知</w:t>
-            </w:r>
-          </w:p>
-        </w:tc>
-        <w:tc>
-          <w:tcPr>
-            <w:tcW w:type="dxa" w:w="1729"/>
-          </w:tcPr>
-          <w:p>
-            <w:r>
-              <w:rPr>
-                <w:sz w:val="20"/>
-              </w:rPr>
-              <w:t>功能测试</w:t>
+              <w:t>配置回路</w:t>
+            </w:r>
+          </w:p>
+        </w:tc>
+        <w:tc>
+          <w:tcPr>
+            <w:tcW w:type="dxa" w:w="1729"/>
+          </w:tcPr>
+          <w:p>
+            <w:r>
+              <w:rPr>
+                <w:sz w:val="20"/>
+              </w:rPr>
+              <w:t>集成测试</w:t>
             </w:r>
           </w:p>
         </w:tc>
@@ -2918,14 +2831,7 @@
           <w:tcPr>
             <w:tcW w:type="dxa" w:w="1729"/>
           </w:tcPr>
-          <w:p>
-            <w:r>
-              <w:rPr>
-                <w:sz w:val="20"/>
-              </w:rPr>
-              <w:t>notify_changed触发回调</w:t>
-            </w:r>
-          </w:p>
+          <w:p/>
         </w:tc>
       </w:tr>
       <w:tr>
@@ -2951,7 +2857,7 @@
               <w:rPr>
                 <w:sz w:val="20"/>
               </w:rPr>
-              <w:t>3项全部通过，ETag条件请求和离线降级机制正常。</w:t>
+              <w:t>3项全部通过，ETag机制正常。</w:t>
             </w:r>
           </w:p>
         </w:tc>
@@ -3072,7 +2978,7 @@
               <w:rPr>
                 <w:sz w:val="20"/>
               </w:rPr>
-              <w:t>2026-07-06</w:t>
+              <w:t>2026-07-08</w:t>
             </w:r>
           </w:p>
         </w:tc>
@@ -3126,7 +3032,7 @@
               <w:rPr>
                 <w:sz w:val="20"/>
               </w:rPr>
-              <w:t>功能测试</w:t>
+              <w:t>功能+接口测试</w:t>
             </w:r>
           </w:p>
         </w:tc>
@@ -3160,7 +3066,7 @@
               <w:rPr>
                 <w:sz w:val="20"/>
               </w:rPr>
-              <w:t>2026-07-07</w:t>
+              <w:t>2026-07-08</w:t>
             </w:r>
           </w:p>
         </w:tc>
@@ -3220,7 +3126,7 @@
               <w:rPr>
                 <w:sz w:val="20"/>
               </w:rPr>
-              <w:t>2026-07-07</w:t>
+              <w:t>2026-07-08</w:t>
             </w:r>
           </w:p>
         </w:tc>
@@ -3246,7 +3152,7 @@
               <w:rPr>
                 <w:sz w:val="20"/>
               </w:rPr>
-              <w:t>2026-07-07</w:t>
+              <w:t>2026-07-08</w:t>
             </w:r>
           </w:p>
         </w:tc>
@@ -3306,7 +3212,7 @@
               <w:rPr>
                 <w:sz w:val="20"/>
               </w:rPr>
-              <w:t>2026-07-07</w:t>
+              <w:t>2026-07-08</w:t>
             </w:r>
           </w:p>
         </w:tc>
@@ -3386,7 +3292,7 @@
               <w:rPr>
                 <w:sz w:val="20"/>
               </w:rPr>
-              <w:t>信号总线</w:t>
+              <w:t>10信号总线</w:t>
             </w:r>
           </w:p>
         </w:tc>
@@ -3420,14 +3326,7 @@
           <w:tcPr>
             <w:tcW w:type="dxa" w:w="1729"/>
           </w:tcPr>
-          <w:p>
-            <w:r>
-              <w:rPr>
-                <w:sz w:val="20"/>
-              </w:rPr>
-              <w:t>10个信号属性全部存在</w:t>
-            </w:r>
-          </w:p>
+          <w:p/>
         </w:tc>
       </w:tr>
       <w:tr>
@@ -3487,14 +3386,7 @@
           <w:tcPr>
             <w:tcW w:type="dxa" w:w="1729"/>
           </w:tcPr>
-          <w:p>
-            <w:r>
-              <w:rPr>
-                <w:sz w:val="20"/>
-              </w:rPr>
-              <w:t>11字段正确构建</w:t>
-            </w:r>
-          </w:p>
+          <w:p/>
         </w:tc>
       </w:tr>
       <w:tr>
@@ -3554,14 +3446,7 @@
           <w:tcPr>
             <w:tcW w:type="dxa" w:w="1729"/>
           </w:tcPr>
-          <w:p>
-            <w:r>
-              <w:rPr>
-                <w:sz w:val="20"/>
-              </w:rPr>
-              <w:t>start()→_started=True</w:t>
-            </w:r>
-          </w:p>
+          <w:p/>
         </w:tc>
       </w:tr>
       <w:tr>
@@ -3587,20 +3472,20 @@
               <w:rPr>
                 <w:sz w:val="20"/>
               </w:rPr>
-              <w:t>bind_to</w:t>
-            </w:r>
-          </w:p>
-        </w:tc>
-        <w:tc>
-          <w:tcPr>
-            <w:tcW w:type="dxa" w:w="1729"/>
-          </w:tcPr>
-          <w:p>
-            <w:r>
-              <w:rPr>
-                <w:sz w:val="20"/>
-              </w:rPr>
-              <w:t>接口测试</w:t>
+              <w:t>health_check</w:t>
+            </w:r>
+          </w:p>
+        </w:tc>
+        <w:tc>
+          <w:tcPr>
+            <w:tcW w:type="dxa" w:w="1729"/>
+          </w:tcPr>
+          <w:p>
+            <w:r>
+              <w:rPr>
+                <w:sz w:val="20"/>
+              </w:rPr>
+              <w:t>功能测试</w:t>
             </w:r>
           </w:p>
         </w:tc>
@@ -3621,14 +3506,7 @@
           <w:tcPr>
             <w:tcW w:type="dxa" w:w="1729"/>
           </w:tcPr>
-          <w:p>
-            <w:r>
-              <w:rPr>
-                <w:sz w:val="20"/>
-              </w:rPr>
-              <w:t>bind_to→_wired=True</w:t>
-            </w:r>
-          </w:p>
+          <w:p/>
         </w:tc>
       </w:tr>
       <w:tr>
@@ -3641,73 +3519,6 @@
               <w:rPr>
                 <w:sz w:val="20"/>
               </w:rPr>
-              <w:t>BC-005</w:t>
-            </w:r>
-          </w:p>
-        </w:tc>
-        <w:tc>
-          <w:tcPr>
-            <w:tcW w:type="dxa" w:w="1729"/>
-          </w:tcPr>
-          <w:p>
-            <w:r>
-              <w:rPr>
-                <w:sz w:val="20"/>
-              </w:rPr>
-              <w:t>health_check</w:t>
-            </w:r>
-          </w:p>
-        </w:tc>
-        <w:tc>
-          <w:tcPr>
-            <w:tcW w:type="dxa" w:w="1729"/>
-          </w:tcPr>
-          <w:p>
-            <w:r>
-              <w:rPr>
-                <w:sz w:val="20"/>
-              </w:rPr>
-              <w:t>功能测试</w:t>
-            </w:r>
-          </w:p>
-        </w:tc>
-        <w:tc>
-          <w:tcPr>
-            <w:tcW w:type="dxa" w:w="1729"/>
-          </w:tcPr>
-          <w:p>
-            <w:r>
-              <w:rPr>
-                <w:sz w:val="20"/>
-              </w:rPr>
-              <w:t>通过</w:t>
-            </w:r>
-          </w:p>
-        </w:tc>
-        <w:tc>
-          <w:tcPr>
-            <w:tcW w:type="dxa" w:w="1729"/>
-          </w:tcPr>
-          <w:p>
-            <w:r>
-              <w:rPr>
-                <w:sz w:val="20"/>
-              </w:rPr>
-              <w:t>7字段HealthStatus</w:t>
-            </w:r>
-          </w:p>
-        </w:tc>
-      </w:tr>
-      <w:tr>
-        <w:tc>
-          <w:tcPr>
-            <w:tcW w:type="dxa" w:w="1729"/>
-          </w:tcPr>
-          <w:p>
-            <w:r>
-              <w:rPr>
-                <w:sz w:val="20"/>
-              </w:rPr>
               <w:t>测试结论</w:t>
             </w:r>
           </w:p>
@@ -3721,7 +3532,7 @@
               <w:rPr>
                 <w:sz w:val="20"/>
               </w:rPr>
-              <w:t>5项全部通过，B-C信号桥完整可用，verify_bc_signals.py C bind_to OK。</w:t>
+              <w:t>4项全部通过，verify_bc_signals.py C bind_to OK。</w:t>
             </w:r>
           </w:p>
         </w:tc>
@@ -3764,7 +3575,7 @@
           <w:b/>
           <w:sz w:val="32"/>
         </w:rPr>
-        <w:t>C-Web管理面板</w:t>
+        <w:t>C-Web管理面板 (V2.3)</w:t>
       </w:r>
     </w:p>
     <w:tbl>
@@ -3842,7 +3653,7 @@
               <w:rPr>
                 <w:sz w:val="20"/>
               </w:rPr>
-              <w:t>2026-07-04</w:t>
+              <w:t>2026-07-08</w:t>
             </w:r>
           </w:p>
         </w:tc>
@@ -3870,7 +3681,7 @@
               <w:rPr>
                 <w:sz w:val="20"/>
               </w:rPr>
-              <w:t>C-Web管理面板(6页)</w:t>
+              <w:t>C-Web管理面板(7页)</w:t>
             </w:r>
           </w:p>
         </w:tc>
@@ -3930,7 +3741,7 @@
               <w:rPr>
                 <w:sz w:val="20"/>
               </w:rPr>
-              <w:t>2026-07-07</w:t>
+              <w:t>2026-07-08</w:t>
             </w:r>
           </w:p>
         </w:tc>
@@ -3990,7 +3801,7 @@
               <w:rPr>
                 <w:sz w:val="20"/>
               </w:rPr>
-              <w:t>2026-07-07</w:t>
+              <w:t>2026-07-08</w:t>
             </w:r>
           </w:p>
         </w:tc>
@@ -4016,7 +3827,7 @@
               <w:rPr>
                 <w:sz w:val="20"/>
               </w:rPr>
-              <w:t>2026-07-07</w:t>
+              <w:t>2026-07-08</w:t>
             </w:r>
           </w:p>
         </w:tc>
@@ -4076,7 +3887,7 @@
               <w:rPr>
                 <w:sz w:val="20"/>
               </w:rPr>
-              <w:t>2026-07-07</w:t>
+              <w:t>2026-07-08</w:t>
             </w:r>
           </w:p>
         </w:tc>
@@ -4190,14 +4001,7 @@
           <w:tcPr>
             <w:tcW w:type="dxa" w:w="1729"/>
           </w:tcPr>
-          <w:p>
-            <w:r>
-              <w:rPr>
-                <w:sz w:val="20"/>
-              </w:rPr>
-              <w:t>居中卡片渲染正确</w:t>
-            </w:r>
-          </w:p>
+          <w:p/>
         </w:tc>
       </w:tr>
       <w:tr>
@@ -4257,14 +4061,7 @@
           <w:tcPr>
             <w:tcW w:type="dxa" w:w="1729"/>
           </w:tcPr>
-          <w:p>
-            <w:r>
-              <w:rPr>
-                <w:sz w:val="20"/>
-              </w:rPr>
-              <w:t>5KPI+4图表渲染</w:t>
-            </w:r>
-          </w:p>
+          <w:p/>
         </w:tc>
       </w:tr>
       <w:tr>
@@ -4324,14 +4121,7 @@
           <w:tcPr>
             <w:tcW w:type="dxa" w:w="1729"/>
           </w:tcPr>
-          <w:p>
-            <w:r>
-              <w:rPr>
-                <w:sz w:val="20"/>
-              </w:rPr>
-              <w:t>详情面板+LLM快照</w:t>
-            </w:r>
-          </w:p>
+          <w:p/>
         </w:tc>
       </w:tr>
       <w:tr>
@@ -4357,7 +4147,7 @@
               <w:rPr>
                 <w:sz w:val="20"/>
               </w:rPr>
-              <w:t>桑基图</w:t>
+              <w:t>数据流</w:t>
             </w:r>
           </w:p>
         </w:tc>
@@ -4391,14 +4181,7 @@
           <w:tcPr>
             <w:tcW w:type="dxa" w:w="1729"/>
           </w:tcPr>
-          <w:p>
-            <w:r>
-              <w:rPr>
-                <w:sz w:val="20"/>
-              </w:rPr>
-              <w:t>sankey+QPS+版本饼图</w:t>
-            </w:r>
-          </w:p>
+          <w:p/>
         </w:tc>
       </w:tr>
       <w:tr>
@@ -4424,7 +4207,7 @@
               <w:rPr>
                 <w:sz w:val="20"/>
               </w:rPr>
-              <w:t>配置热部署</w:t>
+              <w:t>系统配置</w:t>
             </w:r>
           </w:p>
         </w:tc>
@@ -4458,14 +4241,7 @@
           <w:tcPr>
             <w:tcW w:type="dxa" w:w="1729"/>
           </w:tcPr>
-          <w:p>
-            <w:r>
-              <w:rPr>
-                <w:sz w:val="20"/>
-              </w:rPr>
-              <w:t>POST→deployed=true</w:t>
-            </w:r>
-          </w:p>
+          <w:p/>
         </w:tc>
       </w:tr>
       <w:tr>
@@ -4491,7 +4267,7 @@
               <w:rPr>
                 <w:sz w:val="20"/>
               </w:rPr>
-              <w:t>CSV导出</w:t>
+              <w:t>健康监控</w:t>
             </w:r>
           </w:p>
         </w:tc>
@@ -4525,14 +4301,7 @@
           <w:tcPr>
             <w:tcW w:type="dxa" w:w="1729"/>
           </w:tcPr>
-          <w:p>
-            <w:r>
-              <w:rPr>
-                <w:sz w:val="20"/>
-              </w:rPr>
-              <w:t>已读+Blob CSV下载</w:t>
-            </w:r>
-          </w:p>
+          <w:p/>
         </w:tc>
       </w:tr>
       <w:tr>
@@ -4545,6 +4314,66 @@
               <w:rPr>
                 <w:sz w:val="20"/>
               </w:rPr>
+              <w:t>WEB-007</w:t>
+            </w:r>
+          </w:p>
+        </w:tc>
+        <w:tc>
+          <w:tcPr>
+            <w:tcW w:type="dxa" w:w="1729"/>
+          </w:tcPr>
+          <w:p>
+            <w:r>
+              <w:rPr>
+                <w:sz w:val="20"/>
+              </w:rPr>
+              <w:t>用户管理(V2.3新增)</w:t>
+            </w:r>
+          </w:p>
+        </w:tc>
+        <w:tc>
+          <w:tcPr>
+            <w:tcW w:type="dxa" w:w="1729"/>
+          </w:tcPr>
+          <w:p>
+            <w:r>
+              <w:rPr>
+                <w:sz w:val="20"/>
+              </w:rPr>
+              <w:t>功能测试</w:t>
+            </w:r>
+          </w:p>
+        </w:tc>
+        <w:tc>
+          <w:tcPr>
+            <w:tcW w:type="dxa" w:w="1729"/>
+          </w:tcPr>
+          <w:p>
+            <w:r>
+              <w:rPr>
+                <w:sz w:val="20"/>
+              </w:rPr>
+              <w:t>通过</w:t>
+            </w:r>
+          </w:p>
+        </w:tc>
+        <w:tc>
+          <w:tcPr>
+            <w:tcW w:type="dxa" w:w="1729"/>
+          </w:tcPr>
+          <w:p/>
+        </w:tc>
+      </w:tr>
+      <w:tr>
+        <w:tc>
+          <w:tcPr>
+            <w:tcW w:type="dxa" w:w="1729"/>
+          </w:tcPr>
+          <w:p>
+            <w:r>
+              <w:rPr>
+                <w:sz w:val="20"/>
+              </w:rPr>
               <w:t>测试结论</w:t>
             </w:r>
           </w:p>
@@ -4558,7 +4387,7 @@
               <w:rPr>
                 <w:sz w:val="20"/>
               </w:rPr>
-              <w:t>6项全部通过，Web面板6页功能正常，autoDetectServer自动切换真实数据。</w:t>
+              <w:t>7项全部通过，V2.3新增用户管理页，移除Mock直连A端真实数据。</w:t>
             </w:r>
           </w:p>
         </w:tc>
@@ -4601,7 +4430,7 @@
           <w:b/>
           <w:sz w:val="32"/>
         </w:rPr>
-        <w:t>数据连通性</w:t>
+        <w:t>A-C数据连通性</w:t>
       </w:r>
     </w:p>
     <w:tbl>
@@ -4666,20 +4495,20 @@
               <w:rPr>
                 <w:sz w:val="20"/>
               </w:rPr>
-              <w:t>2026-07-07</w:t>
-            </w:r>
-          </w:p>
-        </w:tc>
-        <w:tc>
-          <w:tcPr>
-            <w:tcW w:type="dxa" w:w="1729"/>
-          </w:tcPr>
-          <w:p>
-            <w:r>
-              <w:rPr>
-                <w:sz w:val="20"/>
-              </w:rPr>
-              <w:t>2026-07-07</w:t>
+              <w:t>2026-07-08</w:t>
+            </w:r>
+          </w:p>
+        </w:tc>
+        <w:tc>
+          <w:tcPr>
+            <w:tcW w:type="dxa" w:w="1729"/>
+          </w:tcPr>
+          <w:p>
+            <w:r>
+              <w:rPr>
+                <w:sz w:val="20"/>
+              </w:rPr>
+              <w:t>2026-07-08</w:t>
             </w:r>
           </w:p>
         </w:tc>
@@ -4767,7 +4596,7 @@
               <w:rPr>
                 <w:sz w:val="20"/>
               </w:rPr>
-              <w:t>2026-07-07</w:t>
+              <w:t>2026-07-08</w:t>
             </w:r>
           </w:p>
         </w:tc>
@@ -4793,7 +4622,7 @@
               <w:rPr>
                 <w:sz w:val="20"/>
               </w:rPr>
-              <w:t>2026-07-07</w:t>
+              <w:t>2026-07-08</w:t>
             </w:r>
           </w:p>
         </w:tc>
@@ -4827,7 +4656,7 @@
               <w:rPr>
                 <w:sz w:val="20"/>
               </w:rPr>
-              <w:t>2026-07-07</w:t>
+              <w:t>2026-07-08</w:t>
             </w:r>
           </w:p>
         </w:tc>
@@ -4853,7 +4682,7 @@
               <w:rPr>
                 <w:sz w:val="20"/>
               </w:rPr>
-              <w:t>2026-07-07</w:t>
+              <w:t>2026-07-08</w:t>
             </w:r>
           </w:p>
         </w:tc>
@@ -4913,7 +4742,7 @@
               <w:rPr>
                 <w:sz w:val="20"/>
               </w:rPr>
-              <w:t>2026-07-07</w:t>
+              <w:t>2026-07-08</w:t>
             </w:r>
           </w:p>
         </w:tc>
@@ -5027,14 +4856,7 @@
           <w:tcPr>
             <w:tcW w:type="dxa" w:w="1729"/>
           </w:tcPr>
-          <w:p>
-            <w:r>
-              <w:rPr>
-                <w:sz w:val="20"/>
-              </w:rPr>
-              <w:t>POST→DB→GET,28/28</w:t>
-            </w:r>
-          </w:p>
+          <w:p/>
         </w:tc>
       </w:tr>
       <w:tr>
@@ -5094,14 +4916,7 @@
           <w:tcPr>
             <w:tcW w:type="dxa" w:w="1729"/>
           </w:tcPr>
-          <w:p>
-            <w:r>
-              <w:rPr>
-                <w:sz w:val="20"/>
-              </w:rPr>
-              <w:t>POST→DB→pull,写入=读取</w:t>
-            </w:r>
-          </w:p>
+          <w:p/>
         </w:tc>
       </w:tr>
       <w:tr>
@@ -5161,14 +4976,7 @@
           <w:tcPr>
             <w:tcW w:type="dxa" w:w="1729"/>
           </w:tcPr>
-          <w:p>
-            <w:r>
-              <w:rPr>
-                <w:sz w:val="20"/>
-              </w:rPr>
-              <w:t>B→C→A→Web可查</w:t>
-            </w:r>
-          </w:p>
+          <w:p/>
         </w:tc>
       </w:tr>
       <w:tr>
@@ -5228,14 +5036,7 @@
           <w:tcPr>
             <w:tcW w:type="dxa" w:w="1729"/>
           </w:tcPr>
-          <w:p>
-            <w:r>
-              <w:rPr>
-                <w:sz w:val="20"/>
-              </w:rPr>
-              <w:t>login→token&gt;20chars</w:t>
-            </w:r>
-          </w:p>
+          <w:p/>
         </w:tc>
       </w:tr>
       <w:tr>
@@ -5295,14 +5096,7 @@
           <w:tcPr>
             <w:tcW w:type="dxa" w:w="1729"/>
           </w:tcPr>
-          <w:p>
-            <w:r>
-              <w:rPr>
-                <w:sz w:val="20"/>
-              </w:rPr>
-              <w:t>无Header→HTTP 401</w:t>
-            </w:r>
-          </w:p>
+          <w:p/>
         </w:tc>
       </w:tr>
       <w:tr>
@@ -5362,14 +5156,7 @@
           <w:tcPr>
             <w:tcW w:type="dxa" w:w="1729"/>
           </w:tcPr>
-          <w:p>
-            <w:r>
-              <w:rPr>
-                <w:sz w:val="20"/>
-              </w:rPr>
-              <w:t>全部/admin/*端点200</w:t>
-            </w:r>
-          </w:p>
+          <w:p/>
         </w:tc>
       </w:tr>
       <w:tr>
@@ -5395,7 +5182,7 @@
               <w:rPr>
                 <w:sz w:val="20"/>
               </w:rPr>
-              <w:t>28/28全部通过，C↔A↔B数据回路完全联通，Web面板非Demo模式。</w:t>
+              <w:t>28/28全部通过，C↔A数据回路完全联通，Web面板非Demo。</w:t>
             </w:r>
           </w:p>
         </w:tc>

--- a/项目文档/测试文档/02-HAJIMI单元测试报告.docx
+++ b/项目文档/测试文档/02-HAJIMI单元测试报告.docx
@@ -42,6 +42,8 @@
               <w:br/>
               <w:br/>
               <w:t>V2.3 | 2026-07-08</w:t>
+              <w:br/>
+              <w:t>A+B+C 三端 | 全真数据环境</w:t>
             </w:r>
           </w:p>
         </w:tc>
@@ -80,7 +82,7 @@
           <w:b/>
           <w:sz w:val="32"/>
         </w:rPr>
-        <w:t>C-ASR 语音识别</w:t>
+        <w:t>A端 — Demo核心接口</w:t>
       </w:r>
     </w:p>
     <w:tbl>
@@ -119,7 +121,7 @@
               <w:rPr>
                 <w:sz w:val="20"/>
               </w:rPr>
-              <w:t>涂浚稷</w:t>
+              <w:t>A端负责人</w:t>
             </w:r>
           </w:p>
         </w:tc>
@@ -145,20 +147,20 @@
               <w:rPr>
                 <w:sz w:val="20"/>
               </w:rPr>
-              <w:t>2026-07-01</w:t>
-            </w:r>
-          </w:p>
-        </w:tc>
-        <w:tc>
-          <w:tcPr>
-            <w:tcW w:type="dxa" w:w="1729"/>
-          </w:tcPr>
-          <w:p>
-            <w:r>
-              <w:rPr>
-                <w:sz w:val="20"/>
-              </w:rPr>
-              <w:t>2026-07-06</w:t>
+              <w:t>2026-06-29</w:t>
+            </w:r>
+          </w:p>
+        </w:tc>
+        <w:tc>
+          <w:tcPr>
+            <w:tcW w:type="dxa" w:w="1729"/>
+          </w:tcPr>
+          <w:p>
+            <w:r>
+              <w:rPr>
+                <w:sz w:val="20"/>
+              </w:rPr>
+              <w:t>2026-07-04</w:t>
             </w:r>
           </w:p>
         </w:tc>
@@ -186,7 +188,7 @@
               <w:rPr>
                 <w:sz w:val="20"/>
               </w:rPr>
-              <w:t>C-ASR 语音识别模块</w:t>
+              <w:t>A端 Demo 核心接口（5端点）</w:t>
             </w:r>
           </w:p>
         </w:tc>
@@ -212,7 +214,7 @@
               <w:rPr>
                 <w:sz w:val="20"/>
               </w:rPr>
-              <w:t>功能测试</w:t>
+              <w:t>接口测试</w:t>
             </w:r>
           </w:p>
         </w:tc>
@@ -272,7 +274,7 @@
               <w:rPr>
                 <w:sz w:val="20"/>
               </w:rPr>
-              <w:t>2026-07-01</w:t>
+              <w:t>2026-07-04</w:t>
             </w:r>
           </w:p>
         </w:tc>
@@ -366,7 +368,7 @@
               <w:rPr>
                 <w:sz w:val="20"/>
               </w:rPr>
-              <w:t>涂浚稷</w:t>
+              <w:t>A端/C端</w:t>
             </w:r>
           </w:p>
         </w:tc>
@@ -426,7 +428,7 @@
               <w:rPr>
                 <w:sz w:val="20"/>
               </w:rPr>
-              <w:t>Windows 11, Python 3.12, SpeechRecognition, vosk, pyaudio</w:t>
+              <w:t>HAJIMI_UI/server/ A端 :8010, OmniParser :9800, httpx</w:t>
             </w:r>
           </w:p>
         </w:tc>
@@ -459,33 +461,33 @@
               <w:rPr>
                 <w:sz w:val="20"/>
               </w:rPr>
-              <w:t>ASR-001</w:t>
-            </w:r>
-          </w:p>
-        </w:tc>
-        <w:tc>
-          <w:tcPr>
-            <w:tcW w:type="dxa" w:w="1729"/>
-          </w:tcPr>
-          <w:p>
-            <w:r>
-              <w:rPr>
-                <w:sz w:val="20"/>
-              </w:rPr>
-              <w:t>Vosk引擎初始化</w:t>
-            </w:r>
-          </w:p>
-        </w:tc>
-        <w:tc>
-          <w:tcPr>
-            <w:tcW w:type="dxa" w:w="1729"/>
-          </w:tcPr>
-          <w:p>
-            <w:r>
-              <w:rPr>
-                <w:sz w:val="20"/>
-              </w:rPr>
-              <w:t>功能测试</w:t>
+              <w:t>A-DEMO-001</w:t>
+            </w:r>
+          </w:p>
+        </w:tc>
+        <w:tc>
+          <w:tcPr>
+            <w:tcW w:type="dxa" w:w="1729"/>
+          </w:tcPr>
+          <w:p>
+            <w:r>
+              <w:rPr>
+                <w:sz w:val="20"/>
+              </w:rPr>
+              <w:t>/health 健康检查</w:t>
+            </w:r>
+          </w:p>
+        </w:tc>
+        <w:tc>
+          <w:tcPr>
+            <w:tcW w:type="dxa" w:w="1729"/>
+          </w:tcPr>
+          <w:p>
+            <w:r>
+              <w:rPr>
+                <w:sz w:val="20"/>
+              </w:rPr>
+              <w:t>接口测试</w:t>
             </w:r>
           </w:p>
         </w:tc>
@@ -519,33 +521,33 @@
               <w:rPr>
                 <w:sz w:val="20"/>
               </w:rPr>
-              <w:t>ASR-002</w:t>
-            </w:r>
-          </w:p>
-        </w:tc>
-        <w:tc>
-          <w:tcPr>
-            <w:tcW w:type="dxa" w:w="1729"/>
-          </w:tcPr>
-          <w:p>
-            <w:r>
-              <w:rPr>
-                <w:sz w:val="20"/>
-              </w:rPr>
-              <w:t>Google降级</w:t>
-            </w:r>
-          </w:p>
-        </w:tc>
-        <w:tc>
-          <w:tcPr>
-            <w:tcW w:type="dxa" w:w="1729"/>
-          </w:tcPr>
-          <w:p>
-            <w:r>
-              <w:rPr>
-                <w:sz w:val="20"/>
-              </w:rPr>
-              <w:t>功能测试</w:t>
+              <w:t>A-DEMO-002</w:t>
+            </w:r>
+          </w:p>
+        </w:tc>
+        <w:tc>
+          <w:tcPr>
+            <w:tcW w:type="dxa" w:w="1729"/>
+          </w:tcPr>
+          <w:p>
+            <w:r>
+              <w:rPr>
+                <w:sz w:val="20"/>
+              </w:rPr>
+              <w:t>/execute 提交任务</w:t>
+            </w:r>
+          </w:p>
+        </w:tc>
+        <w:tc>
+          <w:tcPr>
+            <w:tcW w:type="dxa" w:w="1729"/>
+          </w:tcPr>
+          <w:p>
+            <w:r>
+              <w:rPr>
+                <w:sz w:val="20"/>
+              </w:rPr>
+              <w:t>接口测试</w:t>
             </w:r>
           </w:p>
         </w:tc>
@@ -579,33 +581,33 @@
               <w:rPr>
                 <w:sz w:val="20"/>
               </w:rPr>
-              <w:t>ASR-003</w:t>
-            </w:r>
-          </w:p>
-        </w:tc>
-        <w:tc>
-          <w:tcPr>
-            <w:tcW w:type="dxa" w:w="1729"/>
-          </w:tcPr>
-          <w:p>
-            <w:r>
-              <w:rPr>
-                <w:sz w:val="20"/>
-              </w:rPr>
-              <w:t>Mock兜底</w:t>
-            </w:r>
-          </w:p>
-        </w:tc>
-        <w:tc>
-          <w:tcPr>
-            <w:tcW w:type="dxa" w:w="1729"/>
-          </w:tcPr>
-          <w:p>
-            <w:r>
-              <w:rPr>
-                <w:sz w:val="20"/>
-              </w:rPr>
-              <w:t>功能测试</w:t>
+              <w:t>A-DEMO-003</w:t>
+            </w:r>
+          </w:p>
+        </w:tc>
+        <w:tc>
+          <w:tcPr>
+            <w:tcW w:type="dxa" w:w="1729"/>
+          </w:tcPr>
+          <w:p>
+            <w:r>
+              <w:rPr>
+                <w:sz w:val="20"/>
+              </w:rPr>
+              <w:t>/stream SSE推送</w:t>
+            </w:r>
+          </w:p>
+        </w:tc>
+        <w:tc>
+          <w:tcPr>
+            <w:tcW w:type="dxa" w:w="1729"/>
+          </w:tcPr>
+          <w:p>
+            <w:r>
+              <w:rPr>
+                <w:sz w:val="20"/>
+              </w:rPr>
+              <w:t>接口测试</w:t>
             </w:r>
           </w:p>
         </w:tc>
@@ -639,33 +641,33 @@
               <w:rPr>
                 <w:sz w:val="20"/>
               </w:rPr>
-              <w:t>ASR-004</w:t>
-            </w:r>
-          </w:p>
-        </w:tc>
-        <w:tc>
-          <w:tcPr>
-            <w:tcW w:type="dxa" w:w="1729"/>
-          </w:tcPr>
-          <w:p>
-            <w:r>
-              <w:rPr>
-                <w:sz w:val="20"/>
-              </w:rPr>
-              <w:t>麦克风指定</w:t>
-            </w:r>
-          </w:p>
-        </w:tc>
-        <w:tc>
-          <w:tcPr>
-            <w:tcW w:type="dxa" w:w="1729"/>
-          </w:tcPr>
-          <w:p>
-            <w:r>
-              <w:rPr>
-                <w:sz w:val="20"/>
-              </w:rPr>
-              <w:t>功能测试</w:t>
+              <w:t>A-DEMO-004</w:t>
+            </w:r>
+          </w:p>
+        </w:tc>
+        <w:tc>
+          <w:tcPr>
+            <w:tcW w:type="dxa" w:w="1729"/>
+          </w:tcPr>
+          <w:p>
+            <w:r>
+              <w:rPr>
+                <w:sz w:val="20"/>
+              </w:rPr>
+              <w:t>/cancel 取消</w:t>
+            </w:r>
+          </w:p>
+        </w:tc>
+        <w:tc>
+          <w:tcPr>
+            <w:tcW w:type="dxa" w:w="1729"/>
+          </w:tcPr>
+          <w:p>
+            <w:r>
+              <w:rPr>
+                <w:sz w:val="20"/>
+              </w:rPr>
+              <w:t>接口测试</w:t>
             </w:r>
           </w:p>
         </w:tc>
@@ -699,33 +701,33 @@
               <w:rPr>
                 <w:sz w:val="20"/>
               </w:rPr>
-              <w:t>ASR-005</w:t>
-            </w:r>
-          </w:p>
-        </w:tc>
-        <w:tc>
-          <w:tcPr>
-            <w:tcW w:type="dxa" w:w="1729"/>
-          </w:tcPr>
-          <w:p>
-            <w:r>
-              <w:rPr>
-                <w:sz w:val="20"/>
-              </w:rPr>
-              <w:t>录音转写</w:t>
-            </w:r>
-          </w:p>
-        </w:tc>
-        <w:tc>
-          <w:tcPr>
-            <w:tcW w:type="dxa" w:w="1729"/>
-          </w:tcPr>
-          <w:p>
-            <w:r>
-              <w:rPr>
-                <w:sz w:val="20"/>
-              </w:rPr>
-              <w:t>功能测试</w:t>
+              <w:t>A-DEMO-005</w:t>
+            </w:r>
+          </w:p>
+        </w:tc>
+        <w:tc>
+          <w:tcPr>
+            <w:tcW w:type="dxa" w:w="1729"/>
+          </w:tcPr>
+          <w:p>
+            <w:r>
+              <w:rPr>
+                <w:sz w:val="20"/>
+              </w:rPr>
+              <w:t>/process 兼容旧版</w:t>
+            </w:r>
+          </w:p>
+        </w:tc>
+        <w:tc>
+          <w:tcPr>
+            <w:tcW w:type="dxa" w:w="1729"/>
+          </w:tcPr>
+          <w:p>
+            <w:r>
+              <w:rPr>
+                <w:sz w:val="20"/>
+              </w:rPr>
+              <w:t>接口测试</w:t>
             </w:r>
           </w:p>
         </w:tc>
@@ -772,7 +774,7 @@
               <w:rPr>
                 <w:sz w:val="20"/>
               </w:rPr>
-              <w:t>5项全部通过，三级降级链正常。</w:t>
+              <w:t>5/5通过。所有Demo核心接口返回正确，OmniParser探测正常。</w:t>
             </w:r>
           </w:p>
         </w:tc>
@@ -815,7 +817,7 @@
           <w:b/>
           <w:sz w:val="32"/>
         </w:rPr>
-        <w:t>C-TTS 语音合成</w:t>
+        <w:t>A端 — 后端单元测试 (pytest)</w:t>
       </w:r>
     </w:p>
     <w:tbl>
@@ -854,7 +856,7 @@
               <w:rPr>
                 <w:sz w:val="20"/>
               </w:rPr>
-              <w:t>涂浚稷</w:t>
+              <w:t>A端负责人</w:t>
             </w:r>
           </w:p>
         </w:tc>
@@ -880,7 +882,7 @@
               <w:rPr>
                 <w:sz w:val="20"/>
               </w:rPr>
-              <w:t>2026-07-01</w:t>
+              <w:t>2026-06-30</w:t>
             </w:r>
           </w:p>
         </w:tc>
@@ -921,7 +923,7 @@
               <w:rPr>
                 <w:sz w:val="20"/>
               </w:rPr>
-              <w:t>C-TTS 语音合成模块</w:t>
+              <w:t>A端后端单元测试（蓝图/意图/L4）</w:t>
             </w:r>
           </w:p>
         </w:tc>
@@ -947,7 +949,7 @@
               <w:rPr>
                 <w:sz w:val="20"/>
               </w:rPr>
-              <w:t>功能测试</w:t>
+              <w:t>单元测试</w:t>
             </w:r>
           </w:p>
         </w:tc>
@@ -1007,7 +1009,7 @@
               <w:rPr>
                 <w:sz w:val="20"/>
               </w:rPr>
-              <w:t>2026-07-01</w:t>
+              <w:t>2026-07-06</w:t>
             </w:r>
           </w:p>
         </w:tc>
@@ -1101,7 +1103,7 @@
               <w:rPr>
                 <w:sz w:val="20"/>
               </w:rPr>
-              <w:t>涂浚稷</w:t>
+              <w:t>A端负责人</w:t>
             </w:r>
           </w:p>
         </w:tc>
@@ -1161,7 +1163,7 @@
               <w:rPr>
                 <w:sz w:val="20"/>
               </w:rPr>
-              <w:t>Windows 11, Python 3.12, pyttsx3, 微软慧慧中文语音</w:t>
+              <w:t>pytest框架, HAJIMI_UI/server/tests/</w:t>
             </w:r>
           </w:p>
         </w:tc>
@@ -1194,33 +1196,33 @@
               <w:rPr>
                 <w:sz w:val="20"/>
               </w:rPr>
-              <w:t>TTS-001</w:t>
-            </w:r>
-          </w:p>
-        </w:tc>
-        <w:tc>
-          <w:tcPr>
-            <w:tcW w:type="dxa" w:w="1729"/>
-          </w:tcPr>
-          <w:p>
-            <w:r>
-              <w:rPr>
-                <w:sz w:val="20"/>
-              </w:rPr>
-              <w:t>引擎初始化</w:t>
-            </w:r>
-          </w:p>
-        </w:tc>
-        <w:tc>
-          <w:tcPr>
-            <w:tcW w:type="dxa" w:w="1729"/>
-          </w:tcPr>
-          <w:p>
-            <w:r>
-              <w:rPr>
-                <w:sz w:val="20"/>
-              </w:rPr>
-              <w:t>功能测试</w:t>
+              <w:t>BP-001</w:t>
+            </w:r>
+          </w:p>
+        </w:tc>
+        <w:tc>
+          <w:tcPr>
+            <w:tcW w:type="dxa" w:w="1729"/>
+          </w:tcPr>
+          <w:p>
+            <w:r>
+              <w:rPr>
+                <w:sz w:val="20"/>
+              </w:rPr>
+              <w:t>蓝图advance</w:t>
+            </w:r>
+          </w:p>
+        </w:tc>
+        <w:tc>
+          <w:tcPr>
+            <w:tcW w:type="dxa" w:w="1729"/>
+          </w:tcPr>
+          <w:p>
+            <w:r>
+              <w:rPr>
+                <w:sz w:val="20"/>
+              </w:rPr>
+              <w:t>单元测试</w:t>
             </w:r>
           </w:p>
         </w:tc>
@@ -1254,33 +1256,33 @@
               <w:rPr>
                 <w:sz w:val="20"/>
               </w:rPr>
-              <w:t>TTS-002</w:t>
-            </w:r>
-          </w:p>
-        </w:tc>
-        <w:tc>
-          <w:tcPr>
-            <w:tcW w:type="dxa" w:w="1729"/>
-          </w:tcPr>
-          <w:p>
-            <w:r>
-              <w:rPr>
-                <w:sz w:val="20"/>
-              </w:rPr>
-              <w:t>FIFO队列</w:t>
-            </w:r>
-          </w:p>
-        </w:tc>
-        <w:tc>
-          <w:tcPr>
-            <w:tcW w:type="dxa" w:w="1729"/>
-          </w:tcPr>
-          <w:p>
-            <w:r>
-              <w:rPr>
-                <w:sz w:val="20"/>
-              </w:rPr>
-              <w:t>功能测试</w:t>
+              <w:t>BP-002</w:t>
+            </w:r>
+          </w:p>
+        </w:tc>
+        <w:tc>
+          <w:tcPr>
+            <w:tcW w:type="dxa" w:w="1729"/>
+          </w:tcPr>
+          <w:p>
+            <w:r>
+              <w:rPr>
+                <w:sz w:val="20"/>
+              </w:rPr>
+              <w:t>蓝图suspend</w:t>
+            </w:r>
+          </w:p>
+        </w:tc>
+        <w:tc>
+          <w:tcPr>
+            <w:tcW w:type="dxa" w:w="1729"/>
+          </w:tcPr>
+          <w:p>
+            <w:r>
+              <w:rPr>
+                <w:sz w:val="20"/>
+              </w:rPr>
+              <w:t>单元测试</w:t>
             </w:r>
           </w:p>
         </w:tc>
@@ -1314,33 +1316,33 @@
               <w:rPr>
                 <w:sz w:val="20"/>
               </w:rPr>
-              <w:t>TTS-003</w:t>
-            </w:r>
-          </w:p>
-        </w:tc>
-        <w:tc>
-          <w:tcPr>
-            <w:tcW w:type="dxa" w:w="1729"/>
-          </w:tcPr>
-          <w:p>
-            <w:r>
-              <w:rPr>
-                <w:sz w:val="20"/>
-              </w:rPr>
-              <w:t>优先级打断</w:t>
-            </w:r>
-          </w:p>
-        </w:tc>
-        <w:tc>
-          <w:tcPr>
-            <w:tcW w:type="dxa" w:w="1729"/>
-          </w:tcPr>
-          <w:p>
-            <w:r>
-              <w:rPr>
-                <w:sz w:val="20"/>
-              </w:rPr>
-              <w:t>功能测试</w:t>
+              <w:t>BP-003</w:t>
+            </w:r>
+          </w:p>
+        </w:tc>
+        <w:tc>
+          <w:tcPr>
+            <w:tcW w:type="dxa" w:w="1729"/>
+          </w:tcPr>
+          <w:p>
+            <w:r>
+              <w:rPr>
+                <w:sz w:val="20"/>
+              </w:rPr>
+              <w:t>suspended恢复</w:t>
+            </w:r>
+          </w:p>
+        </w:tc>
+        <w:tc>
+          <w:tcPr>
+            <w:tcW w:type="dxa" w:w="1729"/>
+          </w:tcPr>
+          <w:p>
+            <w:r>
+              <w:rPr>
+                <w:sz w:val="20"/>
+              </w:rPr>
+              <w:t>单元测试</w:t>
             </w:r>
           </w:p>
         </w:tc>
@@ -1374,33 +1376,33 @@
               <w:rPr>
                 <w:sz w:val="20"/>
               </w:rPr>
-              <w:t>TTS-004</w:t>
-            </w:r>
-          </w:p>
-        </w:tc>
-        <w:tc>
-          <w:tcPr>
-            <w:tcW w:type="dxa" w:w="1729"/>
-          </w:tcPr>
-          <w:p>
-            <w:r>
-              <w:rPr>
-                <w:sz w:val="20"/>
-              </w:rPr>
-              <w:t>语速调整</w:t>
-            </w:r>
-          </w:p>
-        </w:tc>
-        <w:tc>
-          <w:tcPr>
-            <w:tcW w:type="dxa" w:w="1729"/>
-          </w:tcPr>
-          <w:p>
-            <w:r>
-              <w:rPr>
-                <w:sz w:val="20"/>
-              </w:rPr>
-              <w:t>功能测试</w:t>
+              <w:t>BP-004</w:t>
+            </w:r>
+          </w:p>
+        </w:tc>
+        <w:tc>
+          <w:tcPr>
+            <w:tcW w:type="dxa" w:w="1729"/>
+          </w:tcPr>
+          <w:p>
+            <w:r>
+              <w:rPr>
+                <w:sz w:val="20"/>
+              </w:rPr>
+              <w:t>严格指纹比对</w:t>
+            </w:r>
+          </w:p>
+        </w:tc>
+        <w:tc>
+          <w:tcPr>
+            <w:tcW w:type="dxa" w:w="1729"/>
+          </w:tcPr>
+          <w:p>
+            <w:r>
+              <w:rPr>
+                <w:sz w:val="20"/>
+              </w:rPr>
+              <w:t>单元测试</w:t>
             </w:r>
           </w:p>
         </w:tc>
@@ -1434,6 +1436,366 @@
               <w:rPr>
                 <w:sz w:val="20"/>
               </w:rPr>
+              <w:t>INT-001</w:t>
+            </w:r>
+          </w:p>
+        </w:tc>
+        <w:tc>
+          <w:tcPr>
+            <w:tcW w:type="dxa" w:w="1729"/>
+          </w:tcPr>
+          <w:p>
+            <w:r>
+              <w:rPr>
+                <w:sz w:val="20"/>
+              </w:rPr>
+              <w:t>SetFit模型加载</w:t>
+            </w:r>
+          </w:p>
+        </w:tc>
+        <w:tc>
+          <w:tcPr>
+            <w:tcW w:type="dxa" w:w="1729"/>
+          </w:tcPr>
+          <w:p>
+            <w:r>
+              <w:rPr>
+                <w:sz w:val="20"/>
+              </w:rPr>
+              <w:t>单元测试</w:t>
+            </w:r>
+          </w:p>
+        </w:tc>
+        <w:tc>
+          <w:tcPr>
+            <w:tcW w:type="dxa" w:w="1729"/>
+          </w:tcPr>
+          <w:p>
+            <w:r>
+              <w:rPr>
+                <w:sz w:val="20"/>
+              </w:rPr>
+              <w:t>通过</w:t>
+            </w:r>
+          </w:p>
+        </w:tc>
+        <w:tc>
+          <w:tcPr>
+            <w:tcW w:type="dxa" w:w="1729"/>
+          </w:tcPr>
+          <w:p/>
+        </w:tc>
+      </w:tr>
+      <w:tr>
+        <w:tc>
+          <w:tcPr>
+            <w:tcW w:type="dxa" w:w="1729"/>
+          </w:tcPr>
+          <w:p>
+            <w:r>
+              <w:rPr>
+                <w:sz w:val="20"/>
+              </w:rPr>
+              <w:t>INT-002</w:t>
+            </w:r>
+          </w:p>
+        </w:tc>
+        <w:tc>
+          <w:tcPr>
+            <w:tcW w:type="dxa" w:w="1729"/>
+          </w:tcPr>
+          <w:p>
+            <w:r>
+              <w:rPr>
+                <w:sz w:val="20"/>
+              </w:rPr>
+              <w:t>关键词回退</w:t>
+            </w:r>
+          </w:p>
+        </w:tc>
+        <w:tc>
+          <w:tcPr>
+            <w:tcW w:type="dxa" w:w="1729"/>
+          </w:tcPr>
+          <w:p>
+            <w:r>
+              <w:rPr>
+                <w:sz w:val="20"/>
+              </w:rPr>
+              <w:t>单元测试</w:t>
+            </w:r>
+          </w:p>
+        </w:tc>
+        <w:tc>
+          <w:tcPr>
+            <w:tcW w:type="dxa" w:w="1729"/>
+          </w:tcPr>
+          <w:p>
+            <w:r>
+              <w:rPr>
+                <w:sz w:val="20"/>
+              </w:rPr>
+              <w:t>通过</w:t>
+            </w:r>
+          </w:p>
+        </w:tc>
+        <w:tc>
+          <w:tcPr>
+            <w:tcW w:type="dxa" w:w="1729"/>
+          </w:tcPr>
+          <w:p/>
+        </w:tc>
+      </w:tr>
+      <w:tr>
+        <w:tc>
+          <w:tcPr>
+            <w:tcW w:type="dxa" w:w="1729"/>
+          </w:tcPr>
+          <w:p>
+            <w:r>
+              <w:rPr>
+                <w:sz w:val="20"/>
+              </w:rPr>
+              <w:t>INT-003</w:t>
+            </w:r>
+          </w:p>
+        </w:tc>
+        <w:tc>
+          <w:tcPr>
+            <w:tcW w:type="dxa" w:w="1729"/>
+          </w:tcPr>
+          <w:p>
+            <w:r>
+              <w:rPr>
+                <w:sz w:val="20"/>
+              </w:rPr>
+              <w:t>置信度计算</w:t>
+            </w:r>
+          </w:p>
+        </w:tc>
+        <w:tc>
+          <w:tcPr>
+            <w:tcW w:type="dxa" w:w="1729"/>
+          </w:tcPr>
+          <w:p>
+            <w:r>
+              <w:rPr>
+                <w:sz w:val="20"/>
+              </w:rPr>
+              <w:t>单元测试</w:t>
+            </w:r>
+          </w:p>
+        </w:tc>
+        <w:tc>
+          <w:tcPr>
+            <w:tcW w:type="dxa" w:w="1729"/>
+          </w:tcPr>
+          <w:p>
+            <w:r>
+              <w:rPr>
+                <w:sz w:val="20"/>
+              </w:rPr>
+              <w:t>通过</w:t>
+            </w:r>
+          </w:p>
+        </w:tc>
+        <w:tc>
+          <w:tcPr>
+            <w:tcW w:type="dxa" w:w="1729"/>
+          </w:tcPr>
+          <w:p/>
+        </w:tc>
+      </w:tr>
+      <w:tr>
+        <w:tc>
+          <w:tcPr>
+            <w:tcW w:type="dxa" w:w="1729"/>
+          </w:tcPr>
+          <w:p>
+            <w:r>
+              <w:rPr>
+                <w:sz w:val="20"/>
+              </w:rPr>
+              <w:t>L4-001</w:t>
+            </w:r>
+          </w:p>
+        </w:tc>
+        <w:tc>
+          <w:tcPr>
+            <w:tcW w:type="dxa" w:w="1729"/>
+          </w:tcPr>
+          <w:p>
+            <w:r>
+              <w:rPr>
+                <w:sz w:val="20"/>
+              </w:rPr>
+              <w:t>[POINT]标签解析</w:t>
+            </w:r>
+          </w:p>
+        </w:tc>
+        <w:tc>
+          <w:tcPr>
+            <w:tcW w:type="dxa" w:w="1729"/>
+          </w:tcPr>
+          <w:p>
+            <w:r>
+              <w:rPr>
+                <w:sz w:val="20"/>
+              </w:rPr>
+              <w:t>单元测试</w:t>
+            </w:r>
+          </w:p>
+        </w:tc>
+        <w:tc>
+          <w:tcPr>
+            <w:tcW w:type="dxa" w:w="1729"/>
+          </w:tcPr>
+          <w:p>
+            <w:r>
+              <w:rPr>
+                <w:sz w:val="20"/>
+              </w:rPr>
+              <w:t>通过</w:t>
+            </w:r>
+          </w:p>
+        </w:tc>
+        <w:tc>
+          <w:tcPr>
+            <w:tcW w:type="dxa" w:w="1729"/>
+          </w:tcPr>
+          <w:p/>
+        </w:tc>
+      </w:tr>
+      <w:tr>
+        <w:tc>
+          <w:tcPr>
+            <w:tcW w:type="dxa" w:w="1729"/>
+          </w:tcPr>
+          <w:p>
+            <w:r>
+              <w:rPr>
+                <w:sz w:val="20"/>
+              </w:rPr>
+              <w:t>L4-002</w:t>
+            </w:r>
+          </w:p>
+        </w:tc>
+        <w:tc>
+          <w:tcPr>
+            <w:tcW w:type="dxa" w:w="1729"/>
+          </w:tcPr>
+          <w:p>
+            <w:r>
+              <w:rPr>
+                <w:sz w:val="20"/>
+              </w:rPr>
+              <w:t>归一化坐标</w:t>
+            </w:r>
+          </w:p>
+        </w:tc>
+        <w:tc>
+          <w:tcPr>
+            <w:tcW w:type="dxa" w:w="1729"/>
+          </w:tcPr>
+          <w:p>
+            <w:r>
+              <w:rPr>
+                <w:sz w:val="20"/>
+              </w:rPr>
+              <w:t>单元测试</w:t>
+            </w:r>
+          </w:p>
+        </w:tc>
+        <w:tc>
+          <w:tcPr>
+            <w:tcW w:type="dxa" w:w="1729"/>
+          </w:tcPr>
+          <w:p>
+            <w:r>
+              <w:rPr>
+                <w:sz w:val="20"/>
+              </w:rPr>
+              <w:t>通过</w:t>
+            </w:r>
+          </w:p>
+        </w:tc>
+        <w:tc>
+          <w:tcPr>
+            <w:tcW w:type="dxa" w:w="1729"/>
+          </w:tcPr>
+          <w:p/>
+        </w:tc>
+      </w:tr>
+      <w:tr>
+        <w:tc>
+          <w:tcPr>
+            <w:tcW w:type="dxa" w:w="1729"/>
+          </w:tcPr>
+          <w:p>
+            <w:r>
+              <w:rPr>
+                <w:sz w:val="20"/>
+              </w:rPr>
+              <w:t>L4-003</w:t>
+            </w:r>
+          </w:p>
+        </w:tc>
+        <w:tc>
+          <w:tcPr>
+            <w:tcW w:type="dxa" w:w="1729"/>
+          </w:tcPr>
+          <w:p>
+            <w:r>
+              <w:rPr>
+                <w:sz w:val="20"/>
+              </w:rPr>
+              <w:t>截图缩放</w:t>
+            </w:r>
+          </w:p>
+        </w:tc>
+        <w:tc>
+          <w:tcPr>
+            <w:tcW w:type="dxa" w:w="1729"/>
+          </w:tcPr>
+          <w:p>
+            <w:r>
+              <w:rPr>
+                <w:sz w:val="20"/>
+              </w:rPr>
+              <w:t>单元测试</w:t>
+            </w:r>
+          </w:p>
+        </w:tc>
+        <w:tc>
+          <w:tcPr>
+            <w:tcW w:type="dxa" w:w="1729"/>
+          </w:tcPr>
+          <w:p>
+            <w:r>
+              <w:rPr>
+                <w:sz w:val="20"/>
+              </w:rPr>
+              <w:t>通过</w:t>
+            </w:r>
+          </w:p>
+        </w:tc>
+        <w:tc>
+          <w:tcPr>
+            <w:tcW w:type="dxa" w:w="1729"/>
+          </w:tcPr>
+          <w:p/>
+        </w:tc>
+      </w:tr>
+      <w:tr>
+        <w:tc>
+          <w:tcPr>
+            <w:tcW w:type="dxa" w:w="1729"/>
+          </w:tcPr>
+          <w:p>
+            <w:r>
+              <w:rPr>
+                <w:sz w:val="20"/>
+              </w:rPr>
               <w:t>测试结论</w:t>
             </w:r>
           </w:p>
@@ -1447,7 +1809,7 @@
               <w:rPr>
                 <w:sz w:val="20"/>
               </w:rPr>
-              <w:t>4项全部通过，优先队列播报正常。</w:t>
+              <w:t>10/10通过。蓝图7状态迁移覆盖完整，SetFit意图分类正确，L4坐标转换精度达标。</w:t>
             </w:r>
           </w:p>
         </w:tc>
@@ -1490,7 +1852,7 @@
           <w:b/>
           <w:sz w:val="32"/>
         </w:rPr>
-        <w:t>C-审计代理</w:t>
+        <w:t>B端 — 客户端单元测试 (pytest)</w:t>
       </w:r>
     </w:p>
     <w:tbl>
@@ -1529,7 +1891,7 @@
               <w:rPr>
                 <w:sz w:val="20"/>
               </w:rPr>
-              <w:t>涂浚稷</w:t>
+              <w:t>B端负责人</w:t>
             </w:r>
           </w:p>
         </w:tc>
@@ -1555,20 +1917,20 @@
               <w:rPr>
                 <w:sz w:val="20"/>
               </w:rPr>
-              <w:t>2026-07-02</w:t>
-            </w:r>
-          </w:p>
-        </w:tc>
-        <w:tc>
-          <w:tcPr>
-            <w:tcW w:type="dxa" w:w="1729"/>
-          </w:tcPr>
-          <w:p>
-            <w:r>
-              <w:rPr>
-                <w:sz w:val="20"/>
-              </w:rPr>
-              <w:t>2026-07-08</w:t>
+              <w:t>2026-06-30</w:t>
+            </w:r>
+          </w:p>
+        </w:tc>
+        <w:tc>
+          <w:tcPr>
+            <w:tcW w:type="dxa" w:w="1729"/>
+          </w:tcPr>
+          <w:p>
+            <w:r>
+              <w:rPr>
+                <w:sz w:val="20"/>
+              </w:rPr>
+              <w:t>2026-07-06</w:t>
             </w:r>
           </w:p>
         </w:tc>
@@ -1596,7 +1958,7 @@
               <w:rPr>
                 <w:sz w:val="20"/>
               </w:rPr>
-              <w:t>C-审计代理模块</w:t>
+              <w:t>B端客户端单元测试（覆盖层/步骤推进）</w:t>
             </w:r>
           </w:p>
         </w:tc>
@@ -1622,7 +1984,7 @@
               <w:rPr>
                 <w:sz w:val="20"/>
               </w:rPr>
-              <w:t>功能+接口测试</w:t>
+              <w:t>单元测试</w:t>
             </w:r>
           </w:p>
         </w:tc>
@@ -1682,7 +2044,7 @@
               <w:rPr>
                 <w:sz w:val="20"/>
               </w:rPr>
-              <w:t>2026-07-02</w:t>
+              <w:t>2026-07-06</w:t>
             </w:r>
           </w:p>
         </w:tc>
@@ -1776,7 +2138,7 @@
               <w:rPr>
                 <w:sz w:val="20"/>
               </w:rPr>
-              <w:t>涂浚稷</w:t>
+              <w:t>B端负责人</w:t>
             </w:r>
           </w:p>
         </w:tc>
@@ -1836,7 +2198,7 @@
               <w:rPr>
                 <w:sz w:val="20"/>
               </w:rPr>
-              <w:t>Windows 11, Python 3.12, SQLite WAL, httpx, Mock HTTP Server</w:t>
+              <w:t>pytest框架, HAJIMI_UI/core/tests/</w:t>
             </w:r>
           </w:p>
         </w:tc>
@@ -1869,33 +2231,33 @@
               <w:rPr>
                 <w:sz w:val="20"/>
               </w:rPr>
-              <w:t>AUD-001</w:t>
-            </w:r>
-          </w:p>
-        </w:tc>
-        <w:tc>
-          <w:tcPr>
-            <w:tcW w:type="dxa" w:w="1729"/>
-          </w:tcPr>
-          <w:p>
-            <w:r>
-              <w:rPr>
-                <w:sz w:val="20"/>
-              </w:rPr>
-              <w:t>6类脱敏</w:t>
-            </w:r>
-          </w:p>
-        </w:tc>
-        <w:tc>
-          <w:tcPr>
-            <w:tcW w:type="dxa" w:w="1729"/>
-          </w:tcPr>
-          <w:p>
-            <w:r>
-              <w:rPr>
-                <w:sz w:val="20"/>
-              </w:rPr>
-              <w:t>功能测试</w:t>
+              <w:t>B-OVL-001</w:t>
+            </w:r>
+          </w:p>
+        </w:tc>
+        <w:tc>
+          <w:tcPr>
+            <w:tcW w:type="dxa" w:w="1729"/>
+          </w:tcPr>
+          <w:p>
+            <w:r>
+              <w:rPr>
+                <w:sz w:val="20"/>
+              </w:rPr>
+              <w:t>高DPI映射</w:t>
+            </w:r>
+          </w:p>
+        </w:tc>
+        <w:tc>
+          <w:tcPr>
+            <w:tcW w:type="dxa" w:w="1729"/>
+          </w:tcPr>
+          <w:p>
+            <w:r>
+              <w:rPr>
+                <w:sz w:val="20"/>
+              </w:rPr>
+              <w:t>单元测试</w:t>
             </w:r>
           </w:p>
         </w:tc>
@@ -1929,33 +2291,33 @@
               <w:rPr>
                 <w:sz w:val="20"/>
               </w:rPr>
-              <w:t>AUD-002</w:t>
-            </w:r>
-          </w:p>
-        </w:tc>
-        <w:tc>
-          <w:tcPr>
-            <w:tcW w:type="dxa" w:w="1729"/>
-          </w:tcPr>
-          <w:p>
-            <w:r>
-              <w:rPr>
-                <w:sz w:val="20"/>
-              </w:rPr>
-              <w:t>SQLite入队</w:t>
-            </w:r>
-          </w:p>
-        </w:tc>
-        <w:tc>
-          <w:tcPr>
-            <w:tcW w:type="dxa" w:w="1729"/>
-          </w:tcPr>
-          <w:p>
-            <w:r>
-              <w:rPr>
-                <w:sz w:val="20"/>
-              </w:rPr>
-              <w:t>功能测试</w:t>
+              <w:t>B-OVL-002</w:t>
+            </w:r>
+          </w:p>
+        </w:tc>
+        <w:tc>
+          <w:tcPr>
+            <w:tcW w:type="dxa" w:w="1729"/>
+          </w:tcPr>
+          <w:p>
+            <w:r>
+              <w:rPr>
+                <w:sz w:val="20"/>
+              </w:rPr>
+              <w:t>annotation转换</w:t>
+            </w:r>
+          </w:p>
+        </w:tc>
+        <w:tc>
+          <w:tcPr>
+            <w:tcW w:type="dxa" w:w="1729"/>
+          </w:tcPr>
+          <w:p>
+            <w:r>
+              <w:rPr>
+                <w:sz w:val="20"/>
+              </w:rPr>
+              <w:t>单元测试</w:t>
             </w:r>
           </w:p>
         </w:tc>
@@ -1989,33 +2351,33 @@
               <w:rPr>
                 <w:sz w:val="20"/>
               </w:rPr>
-              <w:t>AUD-003</w:t>
-            </w:r>
-          </w:p>
-        </w:tc>
-        <w:tc>
-          <w:tcPr>
-            <w:tcW w:type="dxa" w:w="1729"/>
-          </w:tcPr>
-          <w:p>
-            <w:r>
-              <w:rPr>
-                <w:sz w:val="20"/>
-              </w:rPr>
-              <w:t>批量上报</w:t>
-            </w:r>
-          </w:p>
-        </w:tc>
-        <w:tc>
-          <w:tcPr>
-            <w:tcW w:type="dxa" w:w="1729"/>
-          </w:tcPr>
-          <w:p>
-            <w:r>
-              <w:rPr>
-                <w:sz w:val="20"/>
-              </w:rPr>
-              <w:t>接口测试</w:t>
+              <w:t>B-STEP-001</w:t>
+            </w:r>
+          </w:p>
+        </w:tc>
+        <w:tc>
+          <w:tcPr>
+            <w:tcW w:type="dxa" w:w="1729"/>
+          </w:tcPr>
+          <w:p>
+            <w:r>
+              <w:rPr>
+                <w:sz w:val="20"/>
+              </w:rPr>
+              <w:t>L4 advance消息</w:t>
+            </w:r>
+          </w:p>
+        </w:tc>
+        <w:tc>
+          <w:tcPr>
+            <w:tcW w:type="dxa" w:w="1729"/>
+          </w:tcPr>
+          <w:p>
+            <w:r>
+              <w:rPr>
+                <w:sz w:val="20"/>
+              </w:rPr>
+              <w:t>单元测试</w:t>
             </w:r>
           </w:p>
         </w:tc>
@@ -2049,33 +2411,33 @@
               <w:rPr>
                 <w:sz w:val="20"/>
               </w:rPr>
-              <w:t>AUD-004</w:t>
-            </w:r>
-          </w:p>
-        </w:tc>
-        <w:tc>
-          <w:tcPr>
-            <w:tcW w:type="dxa" w:w="1729"/>
-          </w:tcPr>
-          <w:p>
-            <w:r>
-              <w:rPr>
-                <w:sz w:val="20"/>
-              </w:rPr>
-              <w:t>500重试</w:t>
-            </w:r>
-          </w:p>
-        </w:tc>
-        <w:tc>
-          <w:tcPr>
-            <w:tcW w:type="dxa" w:w="1729"/>
-          </w:tcPr>
-          <w:p>
-            <w:r>
-              <w:rPr>
-                <w:sz w:val="20"/>
-              </w:rPr>
-              <w:t>异常测试</w:t>
+              <w:t>B-STEP-002</w:t>
+            </w:r>
+          </w:p>
+        </w:tc>
+        <w:tc>
+          <w:tcPr>
+            <w:tcW w:type="dxa" w:w="1729"/>
+          </w:tcPr>
+          <w:p>
+            <w:r>
+              <w:rPr>
+                <w:sz w:val="20"/>
+              </w:rPr>
+              <w:t>L3 advance消息</w:t>
+            </w:r>
+          </w:p>
+        </w:tc>
+        <w:tc>
+          <w:tcPr>
+            <w:tcW w:type="dxa" w:w="1729"/>
+          </w:tcPr>
+          <w:p>
+            <w:r>
+              <w:rPr>
+                <w:sz w:val="20"/>
+              </w:rPr>
+              <w:t>单元测试</w:t>
             </w:r>
           </w:p>
         </w:tc>
@@ -2109,33 +2471,33 @@
               <w:rPr>
                 <w:sz w:val="20"/>
               </w:rPr>
-              <w:t>AUD-101</w:t>
-            </w:r>
-          </w:p>
-        </w:tc>
-        <w:tc>
-          <w:tcPr>
-            <w:tcW w:type="dxa" w:w="1729"/>
-          </w:tcPr>
-          <w:p>
-            <w:r>
-              <w:rPr>
-                <w:sz w:val="20"/>
-              </w:rPr>
-              <w:t>数据回路</w:t>
-            </w:r>
-          </w:p>
-        </w:tc>
-        <w:tc>
-          <w:tcPr>
-            <w:tcW w:type="dxa" w:w="1729"/>
-          </w:tcPr>
-          <w:p>
-            <w:r>
-              <w:rPr>
-                <w:sz w:val="20"/>
-              </w:rPr>
-              <w:t>集成测试</w:t>
+              <w:t>B-STEP-003</w:t>
+            </w:r>
+          </w:p>
+        </w:tc>
+        <w:tc>
+          <w:tcPr>
+            <w:tcW w:type="dxa" w:w="1729"/>
+          </w:tcPr>
+          <w:p>
+            <w:r>
+              <w:rPr>
+                <w:sz w:val="20"/>
+              </w:rPr>
+              <w:t>L2 advance消息</w:t>
+            </w:r>
+          </w:p>
+        </w:tc>
+        <w:tc>
+          <w:tcPr>
+            <w:tcW w:type="dxa" w:w="1729"/>
+          </w:tcPr>
+          <w:p>
+            <w:r>
+              <w:rPr>
+                <w:sz w:val="20"/>
+              </w:rPr>
+              <w:t>单元测试</w:t>
             </w:r>
           </w:p>
         </w:tc>
@@ -2169,66 +2531,6 @@
               <w:rPr>
                 <w:sz w:val="20"/>
               </w:rPr>
-              <w:t>AUD-102</w:t>
-            </w:r>
-          </w:p>
-        </w:tc>
-        <w:tc>
-          <w:tcPr>
-            <w:tcW w:type="dxa" w:w="1729"/>
-          </w:tcPr>
-          <w:p>
-            <w:r>
-              <w:rPr>
-                <w:sz w:val="20"/>
-              </w:rPr>
-              <w:t>单独反馈</w:t>
-            </w:r>
-          </w:p>
-        </w:tc>
-        <w:tc>
-          <w:tcPr>
-            <w:tcW w:type="dxa" w:w="1729"/>
-          </w:tcPr>
-          <w:p>
-            <w:r>
-              <w:rPr>
-                <w:sz w:val="20"/>
-              </w:rPr>
-              <w:t>接口测试</w:t>
-            </w:r>
-          </w:p>
-        </w:tc>
-        <w:tc>
-          <w:tcPr>
-            <w:tcW w:type="dxa" w:w="1729"/>
-          </w:tcPr>
-          <w:p>
-            <w:r>
-              <w:rPr>
-                <w:sz w:val="20"/>
-              </w:rPr>
-              <w:t>通过</w:t>
-            </w:r>
-          </w:p>
-        </w:tc>
-        <w:tc>
-          <w:tcPr>
-            <w:tcW w:type="dxa" w:w="1729"/>
-          </w:tcPr>
-          <w:p/>
-        </w:tc>
-      </w:tr>
-      <w:tr>
-        <w:tc>
-          <w:tcPr>
-            <w:tcW w:type="dxa" w:w="1729"/>
-          </w:tcPr>
-          <w:p>
-            <w:r>
-              <w:rPr>
-                <w:sz w:val="20"/>
-              </w:rPr>
               <w:t>测试结论</w:t>
             </w:r>
           </w:p>
@@ -2242,7 +2544,7 @@
               <w:rPr>
                 <w:sz w:val="20"/>
               </w:rPr>
-              <w:t>6项全部通过，6类脱敏生效，数据回路28/28。</w:t>
+              <w:t>5/5通过。覆盖层坐标映射正确，L2/L3/L4三级步骤推进消息准确。</w:t>
             </w:r>
           </w:p>
         </w:tc>
@@ -2285,7 +2587,7 @@
           <w:b/>
           <w:sz w:val="32"/>
         </w:rPr>
-        <w:t>C-配置轮询</w:t>
+        <w:t>A-B联调集成测试 (verify_integration.py)</w:t>
       </w:r>
     </w:p>
     <w:tbl>
@@ -2324,7 +2626,7 @@
               <w:rPr>
                 <w:sz w:val="20"/>
               </w:rPr>
-              <w:t>涂浚稷</w:t>
+              <w:t>A端/B端</w:t>
             </w:r>
           </w:p>
         </w:tc>
@@ -2350,7 +2652,7 @@
               <w:rPr>
                 <w:sz w:val="20"/>
               </w:rPr>
-              <w:t>2026-07-02</w:t>
+              <w:t>2026-07-01</w:t>
             </w:r>
           </w:p>
         </w:tc>
@@ -2391,7 +2693,7 @@
               <w:rPr>
                 <w:sz w:val="20"/>
               </w:rPr>
-              <w:t>C-配置轮询模块</w:t>
+              <w:t>A-B联调集成测试（verify_integration+verify_all）</w:t>
             </w:r>
           </w:p>
         </w:tc>
@@ -2417,7 +2719,7 @@
               <w:rPr>
                 <w:sz w:val="20"/>
               </w:rPr>
-              <w:t>功能+异常测试</w:t>
+              <w:t>集成测试</w:t>
             </w:r>
           </w:p>
         </w:tc>
@@ -2477,7 +2779,7 @@
               <w:rPr>
                 <w:sz w:val="20"/>
               </w:rPr>
-              <w:t>2026-07-02</w:t>
+              <w:t>2026-07-08</w:t>
             </w:r>
           </w:p>
         </w:tc>
@@ -2571,7 +2873,7 @@
               <w:rPr>
                 <w:sz w:val="20"/>
               </w:rPr>
-              <w:t>涂浚稷</w:t>
+              <w:t>A端/B端</w:t>
             </w:r>
           </w:p>
         </w:tc>
@@ -2631,7 +2933,7 @@
               <w:rPr>
                 <w:sz w:val="20"/>
               </w:rPr>
-              <w:t>Windows 11, Python 3.12, httpx</w:t>
+              <w:t>A端 :8010运行, B端 PyQt5, HAJIMI_UI/scripts/verify_*.py</w:t>
             </w:r>
           </w:p>
         </w:tc>
@@ -2664,33 +2966,33 @@
               <w:rPr>
                 <w:sz w:val="20"/>
               </w:rPr>
-              <w:t>CFG-001</w:t>
-            </w:r>
-          </w:p>
-        </w:tc>
-        <w:tc>
-          <w:tcPr>
-            <w:tcW w:type="dxa" w:w="1729"/>
-          </w:tcPr>
-          <w:p>
-            <w:r>
-              <w:rPr>
-                <w:sz w:val="20"/>
-              </w:rPr>
-              <w:t>间隔保护</w:t>
-            </w:r>
-          </w:p>
-        </w:tc>
-        <w:tc>
-          <w:tcPr>
-            <w:tcW w:type="dxa" w:w="1729"/>
-          </w:tcPr>
-          <w:p>
-            <w:r>
-              <w:rPr>
-                <w:sz w:val="20"/>
-              </w:rPr>
-              <w:t>边界测试</w:t>
+              <w:t>AB-001</w:t>
+            </w:r>
+          </w:p>
+        </w:tc>
+        <w:tc>
+          <w:tcPr>
+            <w:tcW w:type="dxa" w:w="1729"/>
+          </w:tcPr>
+          <w:p>
+            <w:r>
+              <w:rPr>
+                <w:sz w:val="20"/>
+              </w:rPr>
+              <w:t>health检查</w:t>
+            </w:r>
+          </w:p>
+        </w:tc>
+        <w:tc>
+          <w:tcPr>
+            <w:tcW w:type="dxa" w:w="1729"/>
+          </w:tcPr>
+          <w:p>
+            <w:r>
+              <w:rPr>
+                <w:sz w:val="20"/>
+              </w:rPr>
+              <w:t>集成测试</w:t>
             </w:r>
           </w:p>
         </w:tc>
@@ -2724,33 +3026,33 @@
               <w:rPr>
                 <w:sz w:val="20"/>
               </w:rPr>
-              <w:t>CFG-002</w:t>
-            </w:r>
-          </w:p>
-        </w:tc>
-        <w:tc>
-          <w:tcPr>
-            <w:tcW w:type="dxa" w:w="1729"/>
-          </w:tcPr>
-          <w:p>
-            <w:r>
-              <w:rPr>
-                <w:sz w:val="20"/>
-              </w:rPr>
-              <w:t>离线降级</w:t>
-            </w:r>
-          </w:p>
-        </w:tc>
-        <w:tc>
-          <w:tcPr>
-            <w:tcW w:type="dxa" w:w="1729"/>
-          </w:tcPr>
-          <w:p>
-            <w:r>
-              <w:rPr>
-                <w:sz w:val="20"/>
-              </w:rPr>
-              <w:t>异常测试</w:t>
+              <w:t>AB-002</w:t>
+            </w:r>
+          </w:p>
+        </w:tc>
+        <w:tc>
+          <w:tcPr>
+            <w:tcW w:type="dxa" w:w="1729"/>
+          </w:tcPr>
+          <w:p>
+            <w:r>
+              <w:rPr>
+                <w:sz w:val="20"/>
+              </w:rPr>
+              <w:t>process接口</w:t>
+            </w:r>
+          </w:p>
+        </w:tc>
+        <w:tc>
+          <w:tcPr>
+            <w:tcW w:type="dxa" w:w="1729"/>
+          </w:tcPr>
+          <w:p>
+            <w:r>
+              <w:rPr>
+                <w:sz w:val="20"/>
+              </w:rPr>
+              <w:t>集成测试</w:t>
             </w:r>
           </w:p>
         </w:tc>
@@ -2784,20 +3086,20 @@
               <w:rPr>
                 <w:sz w:val="20"/>
               </w:rPr>
-              <w:t>CFG-003</w:t>
-            </w:r>
-          </w:p>
-        </w:tc>
-        <w:tc>
-          <w:tcPr>
-            <w:tcW w:type="dxa" w:w="1729"/>
-          </w:tcPr>
-          <w:p>
-            <w:r>
-              <w:rPr>
-                <w:sz w:val="20"/>
-              </w:rPr>
-              <w:t>配置回路</w:t>
+              <w:t>AB-003</w:t>
+            </w:r>
+          </w:p>
+        </w:tc>
+        <w:tc>
+          <w:tcPr>
+            <w:tcW w:type="dxa" w:w="1729"/>
+          </w:tcPr>
+          <w:p>
+            <w:r>
+              <w:rPr>
+                <w:sz w:val="20"/>
+              </w:rPr>
+              <w:t>inspect接口</w:t>
             </w:r>
           </w:p>
         </w:tc>
@@ -2844,6 +3146,66 @@
               <w:rPr>
                 <w:sz w:val="20"/>
               </w:rPr>
+              <w:t>AB-004</w:t>
+            </w:r>
+          </w:p>
+        </w:tc>
+        <w:tc>
+          <w:tcPr>
+            <w:tcW w:type="dxa" w:w="1729"/>
+          </w:tcPr>
+          <w:p>
+            <w:r>
+              <w:rPr>
+                <w:sz w:val="20"/>
+              </w:rPr>
+              <w:t>step接口</w:t>
+            </w:r>
+          </w:p>
+        </w:tc>
+        <w:tc>
+          <w:tcPr>
+            <w:tcW w:type="dxa" w:w="1729"/>
+          </w:tcPr>
+          <w:p>
+            <w:r>
+              <w:rPr>
+                <w:sz w:val="20"/>
+              </w:rPr>
+              <w:t>集成测试</w:t>
+            </w:r>
+          </w:p>
+        </w:tc>
+        <w:tc>
+          <w:tcPr>
+            <w:tcW w:type="dxa" w:w="1729"/>
+          </w:tcPr>
+          <w:p>
+            <w:r>
+              <w:rPr>
+                <w:sz w:val="20"/>
+              </w:rPr>
+              <w:t>通过</w:t>
+            </w:r>
+          </w:p>
+        </w:tc>
+        <w:tc>
+          <w:tcPr>
+            <w:tcW w:type="dxa" w:w="1729"/>
+          </w:tcPr>
+          <w:p/>
+        </w:tc>
+      </w:tr>
+      <w:tr>
+        <w:tc>
+          <w:tcPr>
+            <w:tcW w:type="dxa" w:w="1729"/>
+          </w:tcPr>
+          <w:p>
+            <w:r>
+              <w:rPr>
+                <w:sz w:val="20"/>
+              </w:rPr>
               <w:t>测试结论</w:t>
             </w:r>
           </w:p>
@@ -2857,7 +3219,7 @@
               <w:rPr>
                 <w:sz w:val="20"/>
               </w:rPr>
-              <w:t>3项全部通过，ETag机制正常。</w:t>
+              <w:t>4/4通过。A-B联调核心链路health→process→inspect→step全部正常。</w:t>
             </w:r>
           </w:p>
         </w:tc>
@@ -2900,7 +3262,7 @@
           <w:b/>
           <w:sz w:val="32"/>
         </w:rPr>
-        <w:t>C-BC集成</w:t>
+        <w:t>B-C信号桥测试 (verify_bc_signals.py)</w:t>
       </w:r>
     </w:p>
     <w:tbl>
@@ -2939,7 +3301,7 @@
               <w:rPr>
                 <w:sz w:val="20"/>
               </w:rPr>
-              <w:t>涂浚稷</w:t>
+              <w:t>B端/C端</w:t>
             </w:r>
           </w:p>
         </w:tc>
@@ -3006,7 +3368,7 @@
               <w:rPr>
                 <w:sz w:val="20"/>
               </w:rPr>
-              <w:t>C-BC集成控制器</w:t>
+              <w:t>B-C信号桥测试（verify_bc_signals）</w:t>
             </w:r>
           </w:p>
         </w:tc>
@@ -3032,7 +3394,7 @@
               <w:rPr>
                 <w:sz w:val="20"/>
               </w:rPr>
-              <w:t>功能+接口测试</w:t>
+              <w:t>集成测试</w:t>
             </w:r>
           </w:p>
         </w:tc>
@@ -3186,7 +3548,7 @@
               <w:rPr>
                 <w:sz w:val="20"/>
               </w:rPr>
-              <w:t>涂浚稷</w:t>
+              <w:t>C端</w:t>
             </w:r>
           </w:p>
         </w:tc>
@@ -3246,7 +3608,7 @@
               <w:rPr>
                 <w:sz w:val="20"/>
               </w:rPr>
-              <w:t>Windows 11, Python 3.12, PyQt5, HAJIMI_UI/core/bc_signals.py</w:t>
+              <w:t>PyQt5, HAJIMI_UI/core/bc_signals.py, client/integration/controller.py</w:t>
             </w:r>
           </w:p>
         </w:tc>
@@ -3279,33 +3641,33 @@
               <w:rPr>
                 <w:sz w:val="20"/>
               </w:rPr>
-              <w:t>BC-001</w:t>
-            </w:r>
-          </w:p>
-        </w:tc>
-        <w:tc>
-          <w:tcPr>
-            <w:tcW w:type="dxa" w:w="1729"/>
-          </w:tcPr>
-          <w:p>
-            <w:r>
-              <w:rPr>
-                <w:sz w:val="20"/>
-              </w:rPr>
-              <w:t>10信号总线</w:t>
-            </w:r>
-          </w:p>
-        </w:tc>
-        <w:tc>
-          <w:tcPr>
-            <w:tcW w:type="dxa" w:w="1729"/>
-          </w:tcPr>
-          <w:p>
-            <w:r>
-              <w:rPr>
-                <w:sz w:val="20"/>
-              </w:rPr>
-              <w:t>接口测试</w:t>
+              <w:t>BCS-001</w:t>
+            </w:r>
+          </w:p>
+        </w:tc>
+        <w:tc>
+          <w:tcPr>
+            <w:tcW w:type="dxa" w:w="1729"/>
+          </w:tcPr>
+          <w:p>
+            <w:r>
+              <w:rPr>
+                <w:sz w:val="20"/>
+              </w:rPr>
+              <w:t>10信号存在性</w:t>
+            </w:r>
+          </w:p>
+        </w:tc>
+        <w:tc>
+          <w:tcPr>
+            <w:tcW w:type="dxa" w:w="1729"/>
+          </w:tcPr>
+          <w:p>
+            <w:r>
+              <w:rPr>
+                <w:sz w:val="20"/>
+              </w:rPr>
+              <w:t>集成测试</w:t>
             </w:r>
           </w:p>
         </w:tc>
@@ -3339,33 +3701,33 @@
               <w:rPr>
                 <w:sz w:val="20"/>
               </w:rPr>
-              <w:t>BC-002</w:t>
-            </w:r>
-          </w:p>
-        </w:tc>
-        <w:tc>
-          <w:tcPr>
-            <w:tcW w:type="dxa" w:w="1729"/>
-          </w:tcPr>
-          <w:p>
-            <w:r>
-              <w:rPr>
-                <w:sz w:val="20"/>
-              </w:rPr>
-              <w:t>AuditBuilder</w:t>
-            </w:r>
-          </w:p>
-        </w:tc>
-        <w:tc>
-          <w:tcPr>
-            <w:tcW w:type="dxa" w:w="1729"/>
-          </w:tcPr>
-          <w:p>
-            <w:r>
-              <w:rPr>
-                <w:sz w:val="20"/>
-              </w:rPr>
-              <w:t>功能测试</w:t>
+              <w:t>BCS-002</w:t>
+            </w:r>
+          </w:p>
+        </w:tc>
+        <w:tc>
+          <w:tcPr>
+            <w:tcW w:type="dxa" w:w="1729"/>
+          </w:tcPr>
+          <w:p>
+            <w:r>
+              <w:rPr>
+                <w:sz w:val="20"/>
+              </w:rPr>
+              <w:t>AuditRecord构建</w:t>
+            </w:r>
+          </w:p>
+        </w:tc>
+        <w:tc>
+          <w:tcPr>
+            <w:tcW w:type="dxa" w:w="1729"/>
+          </w:tcPr>
+          <w:p>
+            <w:r>
+              <w:rPr>
+                <w:sz w:val="20"/>
+              </w:rPr>
+              <w:t>集成测试</w:t>
             </w:r>
           </w:p>
         </w:tc>
@@ -3399,33 +3761,33 @@
               <w:rPr>
                 <w:sz w:val="20"/>
               </w:rPr>
-              <w:t>BC-003</w:t>
-            </w:r>
-          </w:p>
-        </w:tc>
-        <w:tc>
-          <w:tcPr>
-            <w:tcW w:type="dxa" w:w="1729"/>
-          </w:tcPr>
-          <w:p>
-            <w:r>
-              <w:rPr>
-                <w:sz w:val="20"/>
-              </w:rPr>
-              <w:t>Controller</w:t>
-            </w:r>
-          </w:p>
-        </w:tc>
-        <w:tc>
-          <w:tcPr>
-            <w:tcW w:type="dxa" w:w="1729"/>
-          </w:tcPr>
-          <w:p>
-            <w:r>
-              <w:rPr>
-                <w:sz w:val="20"/>
-              </w:rPr>
-              <w:t>功能测试</w:t>
+              <w:t>BCS-003</w:t>
+            </w:r>
+          </w:p>
+        </w:tc>
+        <w:tc>
+          <w:tcPr>
+            <w:tcW w:type="dxa" w:w="1729"/>
+          </w:tcPr>
+          <w:p>
+            <w:r>
+              <w:rPr>
+                <w:sz w:val="20"/>
+              </w:rPr>
+              <w:t>C端Controller绑定</w:t>
+            </w:r>
+          </w:p>
+        </w:tc>
+        <w:tc>
+          <w:tcPr>
+            <w:tcW w:type="dxa" w:w="1729"/>
+          </w:tcPr>
+          <w:p>
+            <w:r>
+              <w:rPr>
+                <w:sz w:val="20"/>
+              </w:rPr>
+              <w:t>集成测试</w:t>
             </w:r>
           </w:p>
         </w:tc>
@@ -3459,7 +3821,7 @@
               <w:rPr>
                 <w:sz w:val="20"/>
               </w:rPr>
-              <w:t>BC-004</w:t>
+              <w:t>BCS-004</w:t>
             </w:r>
           </w:p>
         </w:tc>
@@ -3485,7 +3847,7 @@
               <w:rPr>
                 <w:sz w:val="20"/>
               </w:rPr>
-              <w:t>功能测试</w:t>
+              <w:t>集成测试</w:t>
             </w:r>
           </w:p>
         </w:tc>
@@ -3532,7 +3894,7 @@
               <w:rPr>
                 <w:sz w:val="20"/>
               </w:rPr>
-              <w:t>4项全部通过，verify_bc_signals.py C bind_to OK。</w:t>
+              <w:t>4/4通过。输出 verify_bc_signals: C bind_to OK。</w:t>
             </w:r>
           </w:p>
         </w:tc>
@@ -3575,7 +3937,7 @@
           <w:b/>
           <w:sz w:val="32"/>
         </w:rPr>
-        <w:t>C-Web管理面板 (V2.3)</w:t>
+        <w:t>C端 — HTTP端点测试</w:t>
       </w:r>
     </w:p>
     <w:tbl>
@@ -3614,7 +3976,7 @@
               <w:rPr>
                 <w:sz w:val="20"/>
               </w:rPr>
-              <w:t>涂浚稷</w:t>
+              <w:t>C端(涂浚稷)</w:t>
             </w:r>
           </w:p>
         </w:tc>
@@ -3640,7 +4002,7 @@
               <w:rPr>
                 <w:sz w:val="20"/>
               </w:rPr>
-              <w:t>2026-07-02</w:t>
+              <w:t>2026-07-01</w:t>
             </w:r>
           </w:p>
         </w:tc>
@@ -3681,7 +4043,7 @@
               <w:rPr>
                 <w:sz w:val="20"/>
               </w:rPr>
-              <w:t>C-Web管理面板(7页)</w:t>
+              <w:t>C端HTTP端点测试（test_new_jimi+test_hajimi_ui）</w:t>
             </w:r>
           </w:p>
         </w:tc>
@@ -3707,7 +4069,7 @@
               <w:rPr>
                 <w:sz w:val="20"/>
               </w:rPr>
-              <w:t>UI+功能测试</w:t>
+              <w:t>接口测试</w:t>
             </w:r>
           </w:p>
         </w:tc>
@@ -3767,7 +4129,7 @@
               <w:rPr>
                 <w:sz w:val="20"/>
               </w:rPr>
-              <w:t>2026-07-04</w:t>
+              <w:t>2026-07-08</w:t>
             </w:r>
           </w:p>
         </w:tc>
@@ -3861,7 +4223,7 @@
               <w:rPr>
                 <w:sz w:val="20"/>
               </w:rPr>
-              <w:t>涂浚稷</w:t>
+              <w:t>C端(涂浚稷)</w:t>
             </w:r>
           </w:p>
         </w:tc>
@@ -3921,7 +4283,7 @@
               <w:rPr>
                 <w:sz w:val="20"/>
               </w:rPr>
-              <w:t>Windows 11, Node.js 24, Vite, Vue3, Element Plus, ECharts</w:t>
+              <w:t>A端 :8010, httpx, 项目文档/测试文档/test_*.py</w:t>
             </w:r>
           </w:p>
         </w:tc>
@@ -3954,33 +4316,33 @@
               <w:rPr>
                 <w:sz w:val="20"/>
               </w:rPr>
-              <w:t>WEB-001</w:t>
-            </w:r>
-          </w:p>
-        </w:tc>
-        <w:tc>
-          <w:tcPr>
-            <w:tcW w:type="dxa" w:w="1729"/>
-          </w:tcPr>
-          <w:p>
-            <w:r>
-              <w:rPr>
-                <w:sz w:val="20"/>
-              </w:rPr>
-              <w:t>登录页</w:t>
-            </w:r>
-          </w:p>
-        </w:tc>
-        <w:tc>
-          <w:tcPr>
-            <w:tcW w:type="dxa" w:w="1729"/>
-          </w:tcPr>
-          <w:p>
-            <w:r>
-              <w:rPr>
-                <w:sz w:val="20"/>
-              </w:rPr>
-              <w:t>UI测试</w:t>
+              <w:t>C-API-001</w:t>
+            </w:r>
+          </w:p>
+        </w:tc>
+        <w:tc>
+          <w:tcPr>
+            <w:tcW w:type="dxa" w:w="1729"/>
+          </w:tcPr>
+          <w:p>
+            <w:r>
+              <w:rPr>
+                <w:sz w:val="20"/>
+              </w:rPr>
+              <w:t>A端26端点</w:t>
+            </w:r>
+          </w:p>
+        </w:tc>
+        <w:tc>
+          <w:tcPr>
+            <w:tcW w:type="dxa" w:w="1729"/>
+          </w:tcPr>
+          <w:p>
+            <w:r>
+              <w:rPr>
+                <w:sz w:val="20"/>
+              </w:rPr>
+              <w:t>接口测试</w:t>
             </w:r>
           </w:p>
         </w:tc>
@@ -4014,33 +4376,33 @@
               <w:rPr>
                 <w:sz w:val="20"/>
               </w:rPr>
-              <w:t>WEB-002</w:t>
-            </w:r>
-          </w:p>
-        </w:tc>
-        <w:tc>
-          <w:tcPr>
-            <w:tcW w:type="dxa" w:w="1729"/>
-          </w:tcPr>
-          <w:p>
-            <w:r>
-              <w:rPr>
-                <w:sz w:val="20"/>
-              </w:rPr>
-              <w:t>Dashboard</w:t>
-            </w:r>
-          </w:p>
-        </w:tc>
-        <w:tc>
-          <w:tcPr>
-            <w:tcW w:type="dxa" w:w="1729"/>
-          </w:tcPr>
-          <w:p>
-            <w:r>
-              <w:rPr>
-                <w:sz w:val="20"/>
-              </w:rPr>
-              <w:t>UI测试</w:t>
+              <w:t>C-API-002</w:t>
+            </w:r>
+          </w:p>
+        </w:tc>
+        <w:tc>
+          <w:tcPr>
+            <w:tcW w:type="dxa" w:w="1729"/>
+          </w:tcPr>
+          <w:p>
+            <w:r>
+              <w:rPr>
+                <w:sz w:val="20"/>
+              </w:rPr>
+              <w:t>配置回路</w:t>
+            </w:r>
+          </w:p>
+        </w:tc>
+        <w:tc>
+          <w:tcPr>
+            <w:tcW w:type="dxa" w:w="1729"/>
+          </w:tcPr>
+          <w:p>
+            <w:r>
+              <w:rPr>
+                <w:sz w:val="20"/>
+              </w:rPr>
+              <w:t>接口测试</w:t>
             </w:r>
           </w:p>
         </w:tc>
@@ -4074,33 +4436,33 @@
               <w:rPr>
                 <w:sz w:val="20"/>
               </w:rPr>
-              <w:t>WEB-003</w:t>
-            </w:r>
-          </w:p>
-        </w:tc>
-        <w:tc>
-          <w:tcPr>
-            <w:tcW w:type="dxa" w:w="1729"/>
-          </w:tcPr>
-          <w:p>
-            <w:r>
-              <w:rPr>
-                <w:sz w:val="20"/>
-              </w:rPr>
-              <w:t>失败归因</w:t>
-            </w:r>
-          </w:p>
-        </w:tc>
-        <w:tc>
-          <w:tcPr>
-            <w:tcW w:type="dxa" w:w="1729"/>
-          </w:tcPr>
-          <w:p>
-            <w:r>
-              <w:rPr>
-                <w:sz w:val="20"/>
-              </w:rPr>
-              <w:t>UI测试</w:t>
+              <w:t>C-API-003</w:t>
+            </w:r>
+          </w:p>
+        </w:tc>
+        <w:tc>
+          <w:tcPr>
+            <w:tcW w:type="dxa" w:w="1729"/>
+          </w:tcPr>
+          <w:p>
+            <w:r>
+              <w:rPr>
+                <w:sz w:val="20"/>
+              </w:rPr>
+              <w:t>B端31端点</w:t>
+            </w:r>
+          </w:p>
+        </w:tc>
+        <w:tc>
+          <w:tcPr>
+            <w:tcW w:type="dxa" w:w="1729"/>
+          </w:tcPr>
+          <w:p>
+            <w:r>
+              <w:rPr>
+                <w:sz w:val="20"/>
+              </w:rPr>
+              <w:t>接口测试</w:t>
             </w:r>
           </w:p>
         </w:tc>
@@ -4134,33 +4496,33 @@
               <w:rPr>
                 <w:sz w:val="20"/>
               </w:rPr>
-              <w:t>WEB-004</w:t>
-            </w:r>
-          </w:p>
-        </w:tc>
-        <w:tc>
-          <w:tcPr>
-            <w:tcW w:type="dxa" w:w="1729"/>
-          </w:tcPr>
-          <w:p>
-            <w:r>
-              <w:rPr>
-                <w:sz w:val="20"/>
-              </w:rPr>
-              <w:t>数据流</w:t>
-            </w:r>
-          </w:p>
-        </w:tc>
-        <w:tc>
-          <w:tcPr>
-            <w:tcW w:type="dxa" w:w="1729"/>
-          </w:tcPr>
-          <w:p>
-            <w:r>
-              <w:rPr>
-                <w:sz w:val="20"/>
-              </w:rPr>
-              <w:t>UI测试</w:t>
+              <w:t>C-API-004</w:t>
+            </w:r>
+          </w:p>
+        </w:tc>
+        <w:tc>
+          <w:tcPr>
+            <w:tcW w:type="dxa" w:w="1729"/>
+          </w:tcPr>
+          <w:p>
+            <w:r>
+              <w:rPr>
+                <w:sz w:val="20"/>
+              </w:rPr>
+              <w:t>B端专属7端点</w:t>
+            </w:r>
+          </w:p>
+        </w:tc>
+        <w:tc>
+          <w:tcPr>
+            <w:tcW w:type="dxa" w:w="1729"/>
+          </w:tcPr>
+          <w:p>
+            <w:r>
+              <w:rPr>
+                <w:sz w:val="20"/>
+              </w:rPr>
+              <w:t>接口测试</w:t>
             </w:r>
           </w:p>
         </w:tc>
@@ -4194,186 +4556,6 @@
               <w:rPr>
                 <w:sz w:val="20"/>
               </w:rPr>
-              <w:t>WEB-005</w:t>
-            </w:r>
-          </w:p>
-        </w:tc>
-        <w:tc>
-          <w:tcPr>
-            <w:tcW w:type="dxa" w:w="1729"/>
-          </w:tcPr>
-          <w:p>
-            <w:r>
-              <w:rPr>
-                <w:sz w:val="20"/>
-              </w:rPr>
-              <w:t>系统配置</w:t>
-            </w:r>
-          </w:p>
-        </w:tc>
-        <w:tc>
-          <w:tcPr>
-            <w:tcW w:type="dxa" w:w="1729"/>
-          </w:tcPr>
-          <w:p>
-            <w:r>
-              <w:rPr>
-                <w:sz w:val="20"/>
-              </w:rPr>
-              <w:t>功能测试</w:t>
-            </w:r>
-          </w:p>
-        </w:tc>
-        <w:tc>
-          <w:tcPr>
-            <w:tcW w:type="dxa" w:w="1729"/>
-          </w:tcPr>
-          <w:p>
-            <w:r>
-              <w:rPr>
-                <w:sz w:val="20"/>
-              </w:rPr>
-              <w:t>通过</w:t>
-            </w:r>
-          </w:p>
-        </w:tc>
-        <w:tc>
-          <w:tcPr>
-            <w:tcW w:type="dxa" w:w="1729"/>
-          </w:tcPr>
-          <w:p/>
-        </w:tc>
-      </w:tr>
-      <w:tr>
-        <w:tc>
-          <w:tcPr>
-            <w:tcW w:type="dxa" w:w="1729"/>
-          </w:tcPr>
-          <w:p>
-            <w:r>
-              <w:rPr>
-                <w:sz w:val="20"/>
-              </w:rPr>
-              <w:t>WEB-006</w:t>
-            </w:r>
-          </w:p>
-        </w:tc>
-        <w:tc>
-          <w:tcPr>
-            <w:tcW w:type="dxa" w:w="1729"/>
-          </w:tcPr>
-          <w:p>
-            <w:r>
-              <w:rPr>
-                <w:sz w:val="20"/>
-              </w:rPr>
-              <w:t>健康监控</w:t>
-            </w:r>
-          </w:p>
-        </w:tc>
-        <w:tc>
-          <w:tcPr>
-            <w:tcW w:type="dxa" w:w="1729"/>
-          </w:tcPr>
-          <w:p>
-            <w:r>
-              <w:rPr>
-                <w:sz w:val="20"/>
-              </w:rPr>
-              <w:t>功能测试</w:t>
-            </w:r>
-          </w:p>
-        </w:tc>
-        <w:tc>
-          <w:tcPr>
-            <w:tcW w:type="dxa" w:w="1729"/>
-          </w:tcPr>
-          <w:p>
-            <w:r>
-              <w:rPr>
-                <w:sz w:val="20"/>
-              </w:rPr>
-              <w:t>通过</w:t>
-            </w:r>
-          </w:p>
-        </w:tc>
-        <w:tc>
-          <w:tcPr>
-            <w:tcW w:type="dxa" w:w="1729"/>
-          </w:tcPr>
-          <w:p/>
-        </w:tc>
-      </w:tr>
-      <w:tr>
-        <w:tc>
-          <w:tcPr>
-            <w:tcW w:type="dxa" w:w="1729"/>
-          </w:tcPr>
-          <w:p>
-            <w:r>
-              <w:rPr>
-                <w:sz w:val="20"/>
-              </w:rPr>
-              <w:t>WEB-007</w:t>
-            </w:r>
-          </w:p>
-        </w:tc>
-        <w:tc>
-          <w:tcPr>
-            <w:tcW w:type="dxa" w:w="1729"/>
-          </w:tcPr>
-          <w:p>
-            <w:r>
-              <w:rPr>
-                <w:sz w:val="20"/>
-              </w:rPr>
-              <w:t>用户管理(V2.3新增)</w:t>
-            </w:r>
-          </w:p>
-        </w:tc>
-        <w:tc>
-          <w:tcPr>
-            <w:tcW w:type="dxa" w:w="1729"/>
-          </w:tcPr>
-          <w:p>
-            <w:r>
-              <w:rPr>
-                <w:sz w:val="20"/>
-              </w:rPr>
-              <w:t>功能测试</w:t>
-            </w:r>
-          </w:p>
-        </w:tc>
-        <w:tc>
-          <w:tcPr>
-            <w:tcW w:type="dxa" w:w="1729"/>
-          </w:tcPr>
-          <w:p>
-            <w:r>
-              <w:rPr>
-                <w:sz w:val="20"/>
-              </w:rPr>
-              <w:t>通过</w:t>
-            </w:r>
-          </w:p>
-        </w:tc>
-        <w:tc>
-          <w:tcPr>
-            <w:tcW w:type="dxa" w:w="1729"/>
-          </w:tcPr>
-          <w:p/>
-        </w:tc>
-      </w:tr>
-      <w:tr>
-        <w:tc>
-          <w:tcPr>
-            <w:tcW w:type="dxa" w:w="1729"/>
-          </w:tcPr>
-          <w:p>
-            <w:r>
-              <w:rPr>
-                <w:sz w:val="20"/>
-              </w:rPr>
               <w:t>测试结论</w:t>
             </w:r>
           </w:p>
@@ -4387,7 +4569,7 @@
               <w:rPr>
                 <w:sz w:val="20"/>
               </w:rPr>
-              <w:t>7项全部通过，V2.3新增用户管理页，移除Mock直连A端真实数据。</w:t>
+              <w:t>4/4通过。A端26端点+B端31端点全部返回200。</w:t>
             </w:r>
           </w:p>
         </w:tc>
@@ -4430,7 +4612,7 @@
           <w:b/>
           <w:sz w:val="32"/>
         </w:rPr>
-        <w:t>A-C数据连通性</w:t>
+        <w:t>C端 — 客户端模块测试 (test_client_modules.py)</w:t>
       </w:r>
     </w:p>
     <w:tbl>
@@ -4469,7 +4651,7 @@
               <w:rPr>
                 <w:sz w:val="20"/>
               </w:rPr>
-              <w:t>涂浚稷</w:t>
+              <w:t>C端(涂浚稷)</w:t>
             </w:r>
           </w:p>
         </w:tc>
@@ -4495,7 +4677,7 @@
               <w:rPr>
                 <w:sz w:val="20"/>
               </w:rPr>
-              <w:t>2026-07-08</w:t>
+              <w:t>2026-07-01</w:t>
             </w:r>
           </w:p>
         </w:tc>
@@ -4536,7 +4718,7 @@
               <w:rPr>
                 <w:sz w:val="20"/>
               </w:rPr>
-              <w:t>A-C数据连通性</w:t>
+              <w:t>C端客户端模块测试（ASR/TTS/审计/配置/BC集成）</w:t>
             </w:r>
           </w:p>
         </w:tc>
@@ -4562,7 +4744,7 @@
               <w:rPr>
                 <w:sz w:val="20"/>
               </w:rPr>
-              <w:t>集成测试</w:t>
+              <w:t>功能测试</w:t>
             </w:r>
           </w:p>
         </w:tc>
@@ -4622,7 +4804,7 @@
               <w:rPr>
                 <w:sz w:val="20"/>
               </w:rPr>
-              <w:t>2026-07-08</w:t>
+              <w:t>2026-07-06</w:t>
             </w:r>
           </w:p>
         </w:tc>
@@ -4716,7 +4898,7 @@
               <w:rPr>
                 <w:sz w:val="20"/>
               </w:rPr>
-              <w:t>涂浚稷</w:t>
+              <w:t>C端(涂浚稷)</w:t>
             </w:r>
           </w:p>
         </w:tc>
@@ -4776,7 +4958,7 @@
               <w:rPr>
                 <w:sz w:val="20"/>
               </w:rPr>
-              <w:t>Windows 11, HAJIMI_UI/server/ A端 :8010, httpx</w:t>
+              <w:t>Windows 11, Python 3.12, SpeechRecognition/pyttsx3/vosk/httpx/pyaudio</w:t>
             </w:r>
           </w:p>
         </w:tc>
@@ -4809,33 +4991,33 @@
               <w:rPr>
                 <w:sz w:val="20"/>
               </w:rPr>
-              <w:t>CONN-001</w:t>
-            </w:r>
-          </w:p>
-        </w:tc>
-        <w:tc>
-          <w:tcPr>
-            <w:tcW w:type="dxa" w:w="1729"/>
-          </w:tcPr>
-          <w:p>
-            <w:r>
-              <w:rPr>
-                <w:sz w:val="20"/>
-              </w:rPr>
-              <w:t>审计回路</w:t>
-            </w:r>
-          </w:p>
-        </w:tc>
-        <w:tc>
-          <w:tcPr>
-            <w:tcW w:type="dxa" w:w="1729"/>
-          </w:tcPr>
-          <w:p>
-            <w:r>
-              <w:rPr>
-                <w:sz w:val="20"/>
-              </w:rPr>
-              <w:t>集成测试</w:t>
+              <w:t>C-MOD-001</w:t>
+            </w:r>
+          </w:p>
+        </w:tc>
+        <w:tc>
+          <w:tcPr>
+            <w:tcW w:type="dxa" w:w="1729"/>
+          </w:tcPr>
+          <w:p>
+            <w:r>
+              <w:rPr>
+                <w:sz w:val="20"/>
+              </w:rPr>
+              <w:t>ASR降级链</w:t>
+            </w:r>
+          </w:p>
+        </w:tc>
+        <w:tc>
+          <w:tcPr>
+            <w:tcW w:type="dxa" w:w="1729"/>
+          </w:tcPr>
+          <w:p>
+            <w:r>
+              <w:rPr>
+                <w:sz w:val="20"/>
+              </w:rPr>
+              <w:t>功能测试</w:t>
             </w:r>
           </w:p>
         </w:tc>
@@ -4869,33 +5051,33 @@
               <w:rPr>
                 <w:sz w:val="20"/>
               </w:rPr>
-              <w:t>CONN-002</w:t>
-            </w:r>
-          </w:p>
-        </w:tc>
-        <w:tc>
-          <w:tcPr>
-            <w:tcW w:type="dxa" w:w="1729"/>
-          </w:tcPr>
-          <w:p>
-            <w:r>
-              <w:rPr>
-                <w:sz w:val="20"/>
-              </w:rPr>
-              <w:t>配置回路</w:t>
-            </w:r>
-          </w:p>
-        </w:tc>
-        <w:tc>
-          <w:tcPr>
-            <w:tcW w:type="dxa" w:w="1729"/>
-          </w:tcPr>
-          <w:p>
-            <w:r>
-              <w:rPr>
-                <w:sz w:val="20"/>
-              </w:rPr>
-              <w:t>集成测试</w:t>
+              <w:t>C-MOD-002</w:t>
+            </w:r>
+          </w:p>
+        </w:tc>
+        <w:tc>
+          <w:tcPr>
+            <w:tcW w:type="dxa" w:w="1729"/>
+          </w:tcPr>
+          <w:p>
+            <w:r>
+              <w:rPr>
+                <w:sz w:val="20"/>
+              </w:rPr>
+              <w:t>TTS优先队列</w:t>
+            </w:r>
+          </w:p>
+        </w:tc>
+        <w:tc>
+          <w:tcPr>
+            <w:tcW w:type="dxa" w:w="1729"/>
+          </w:tcPr>
+          <w:p>
+            <w:r>
+              <w:rPr>
+                <w:sz w:val="20"/>
+              </w:rPr>
+              <w:t>功能测试</w:t>
             </w:r>
           </w:p>
         </w:tc>
@@ -4929,33 +5111,33 @@
               <w:rPr>
                 <w:sz w:val="20"/>
               </w:rPr>
-              <w:t>CONN-003</w:t>
-            </w:r>
-          </w:p>
-        </w:tc>
-        <w:tc>
-          <w:tcPr>
-            <w:tcW w:type="dxa" w:w="1729"/>
-          </w:tcPr>
-          <w:p>
-            <w:r>
-              <w:rPr>
-                <w:sz w:val="20"/>
-              </w:rPr>
-              <w:t>BC审计链</w:t>
-            </w:r>
-          </w:p>
-        </w:tc>
-        <w:tc>
-          <w:tcPr>
-            <w:tcW w:type="dxa" w:w="1729"/>
-          </w:tcPr>
-          <w:p>
-            <w:r>
-              <w:rPr>
-                <w:sz w:val="20"/>
-              </w:rPr>
-              <w:t>集成测试</w:t>
+              <w:t>C-MOD-003</w:t>
+            </w:r>
+          </w:p>
+        </w:tc>
+        <w:tc>
+          <w:tcPr>
+            <w:tcW w:type="dxa" w:w="1729"/>
+          </w:tcPr>
+          <w:p>
+            <w:r>
+              <w:rPr>
+                <w:sz w:val="20"/>
+              </w:rPr>
+              <w:t>审计6类脱敏</w:t>
+            </w:r>
+          </w:p>
+        </w:tc>
+        <w:tc>
+          <w:tcPr>
+            <w:tcW w:type="dxa" w:w="1729"/>
+          </w:tcPr>
+          <w:p>
+            <w:r>
+              <w:rPr>
+                <w:sz w:val="20"/>
+              </w:rPr>
+              <w:t>功能测试</w:t>
             </w:r>
           </w:p>
         </w:tc>
@@ -4989,33 +5171,33 @@
               <w:rPr>
                 <w:sz w:val="20"/>
               </w:rPr>
-              <w:t>CONN-004</w:t>
-            </w:r>
-          </w:p>
-        </w:tc>
-        <w:tc>
-          <w:tcPr>
-            <w:tcW w:type="dxa" w:w="1729"/>
-          </w:tcPr>
-          <w:p>
-            <w:r>
-              <w:rPr>
-                <w:sz w:val="20"/>
-              </w:rPr>
-              <w:t>JWT认证</w:t>
-            </w:r>
-          </w:p>
-        </w:tc>
-        <w:tc>
-          <w:tcPr>
-            <w:tcW w:type="dxa" w:w="1729"/>
-          </w:tcPr>
-          <w:p>
-            <w:r>
-              <w:rPr>
-                <w:sz w:val="20"/>
-              </w:rPr>
-              <w:t>接口测试</w:t>
+              <w:t>C-MOD-004</w:t>
+            </w:r>
+          </w:p>
+        </w:tc>
+        <w:tc>
+          <w:tcPr>
+            <w:tcW w:type="dxa" w:w="1729"/>
+          </w:tcPr>
+          <w:p>
+            <w:r>
+              <w:rPr>
+                <w:sz w:val="20"/>
+              </w:rPr>
+              <w:t>配置ETag</w:t>
+            </w:r>
+          </w:p>
+        </w:tc>
+        <w:tc>
+          <w:tcPr>
+            <w:tcW w:type="dxa" w:w="1729"/>
+          </w:tcPr>
+          <w:p>
+            <w:r>
+              <w:rPr>
+                <w:sz w:val="20"/>
+              </w:rPr>
+              <w:t>功能测试</w:t>
             </w:r>
           </w:p>
         </w:tc>
@@ -5049,33 +5231,33 @@
               <w:rPr>
                 <w:sz w:val="20"/>
               </w:rPr>
-              <w:t>CONN-005</w:t>
-            </w:r>
-          </w:p>
-        </w:tc>
-        <w:tc>
-          <w:tcPr>
-            <w:tcW w:type="dxa" w:w="1729"/>
-          </w:tcPr>
-          <w:p>
-            <w:r>
-              <w:rPr>
-                <w:sz w:val="20"/>
-              </w:rPr>
-              <w:t>无Key拦截</w:t>
-            </w:r>
-          </w:p>
-        </w:tc>
-        <w:tc>
-          <w:tcPr>
-            <w:tcW w:type="dxa" w:w="1729"/>
-          </w:tcPr>
-          <w:p>
-            <w:r>
-              <w:rPr>
-                <w:sz w:val="20"/>
-              </w:rPr>
-              <w:t>安全测试</w:t>
+              <w:t>C-MOD-005</w:t>
+            </w:r>
+          </w:p>
+        </w:tc>
+        <w:tc>
+          <w:tcPr>
+            <w:tcW w:type="dxa" w:w="1729"/>
+          </w:tcPr>
+          <w:p>
+            <w:r>
+              <w:rPr>
+                <w:sz w:val="20"/>
+              </w:rPr>
+              <w:t>BC集成控制器</w:t>
+            </w:r>
+          </w:p>
+        </w:tc>
+        <w:tc>
+          <w:tcPr>
+            <w:tcW w:type="dxa" w:w="1729"/>
+          </w:tcPr>
+          <w:p>
+            <w:r>
+              <w:rPr>
+                <w:sz w:val="20"/>
+              </w:rPr>
+              <w:t>功能测试</w:t>
             </w:r>
           </w:p>
         </w:tc>
@@ -5109,33 +5291,33 @@
               <w:rPr>
                 <w:sz w:val="20"/>
               </w:rPr>
-              <w:t>CONN-006</w:t>
-            </w:r>
-          </w:p>
-        </w:tc>
-        <w:tc>
-          <w:tcPr>
-            <w:tcW w:type="dxa" w:w="1729"/>
-          </w:tcPr>
-          <w:p>
-            <w:r>
-              <w:rPr>
-                <w:sz w:val="20"/>
-              </w:rPr>
-              <w:t>12页数据</w:t>
-            </w:r>
-          </w:p>
-        </w:tc>
-        <w:tc>
-          <w:tcPr>
-            <w:tcW w:type="dxa" w:w="1729"/>
-          </w:tcPr>
-          <w:p>
-            <w:r>
-              <w:rPr>
-                <w:sz w:val="20"/>
-              </w:rPr>
-              <w:t>集成测试</w:t>
+              <w:t>C-MOD-006</w:t>
+            </w:r>
+          </w:p>
+        </w:tc>
+        <w:tc>
+          <w:tcPr>
+            <w:tcW w:type="dxa" w:w="1729"/>
+          </w:tcPr>
+          <w:p>
+            <w:r>
+              <w:rPr>
+                <w:sz w:val="20"/>
+              </w:rPr>
+              <w:t>AuditRecord</w:t>
+            </w:r>
+          </w:p>
+        </w:tc>
+        <w:tc>
+          <w:tcPr>
+            <w:tcW w:type="dxa" w:w="1729"/>
+          </w:tcPr>
+          <w:p>
+            <w:r>
+              <w:rPr>
+                <w:sz w:val="20"/>
+              </w:rPr>
+              <w:t>功能测试</w:t>
             </w:r>
           </w:p>
         </w:tc>
@@ -5182,7 +5364,7 @@
               <w:rPr>
                 <w:sz w:val="20"/>
               </w:rPr>
-              <w:t>28/28全部通过，C↔A数据回路完全联通，Web面板非Demo。</w:t>
+              <w:t>6/6通过。5个核心模块功能正常，34项全绿。</w:t>
             </w:r>
           </w:p>
         </w:tc>
@@ -5214,6 +5396,2455 @@
         <w:rPr>
           <w:sz w:val="24"/>
         </w:rPr>
+      </w:r>
+    </w:p>
+    <w:p>
+      <w:pPr>
+        <w:spacing w:before="280" w:after="160"/>
+      </w:pPr>
+      <w:r>
+        <w:rPr>
+          <w:b/>
+          <w:sz w:val="32"/>
+        </w:rPr>
+        <w:t>C端 — Web管理面板 (7页)</w:t>
+      </w:r>
+    </w:p>
+    <w:tbl>
+      <w:tblPr>
+        <w:tblStyle w:val="TableGrid"/>
+        <w:tblW w:type="auto" w:w="0"/>
+        <w:tblLook w:firstColumn="1" w:firstRow="1" w:lastColumn="0" w:lastRow="0" w:noHBand="0" w:noVBand="1" w:val="04A0"/>
+      </w:tblPr>
+      <w:tblGrid>
+        <w:gridCol w:w="1729"/>
+        <w:gridCol w:w="1729"/>
+        <w:gridCol w:w="1729"/>
+        <w:gridCol w:w="1729"/>
+        <w:gridCol w:w="1729"/>
+      </w:tblGrid>
+      <w:tr>
+        <w:tc>
+          <w:tcPr>
+            <w:tcW w:type="dxa" w:w="1729"/>
+          </w:tcPr>
+          <w:p>
+            <w:r>
+              <w:rPr>
+                <w:sz w:val="20"/>
+              </w:rPr>
+              <w:t>编码人</w:t>
+            </w:r>
+          </w:p>
+        </w:tc>
+        <w:tc>
+          <w:tcPr>
+            <w:tcW w:type="dxa" w:w="1729"/>
+          </w:tcPr>
+          <w:p>
+            <w:r>
+              <w:rPr>
+                <w:sz w:val="20"/>
+              </w:rPr>
+              <w:t>C端(涂浚稷)</w:t>
+            </w:r>
+          </w:p>
+        </w:tc>
+        <w:tc>
+          <w:tcPr>
+            <w:tcW w:type="dxa" w:w="1729"/>
+          </w:tcPr>
+          <w:p>
+            <w:r>
+              <w:rPr>
+                <w:sz w:val="20"/>
+              </w:rPr>
+              <w:t>编码时间</w:t>
+            </w:r>
+          </w:p>
+        </w:tc>
+        <w:tc>
+          <w:tcPr>
+            <w:tcW w:type="dxa" w:w="1729"/>
+          </w:tcPr>
+          <w:p>
+            <w:r>
+              <w:rPr>
+                <w:sz w:val="20"/>
+              </w:rPr>
+              <w:t>2026-07-02</w:t>
+            </w:r>
+          </w:p>
+        </w:tc>
+        <w:tc>
+          <w:tcPr>
+            <w:tcW w:type="dxa" w:w="1729"/>
+          </w:tcPr>
+          <w:p>
+            <w:r>
+              <w:rPr>
+                <w:sz w:val="20"/>
+              </w:rPr>
+              <w:t>2026-07-08</w:t>
+            </w:r>
+          </w:p>
+        </w:tc>
+      </w:tr>
+      <w:tr>
+        <w:tc>
+          <w:tcPr>
+            <w:tcW w:type="dxa" w:w="1729"/>
+          </w:tcPr>
+          <w:p>
+            <w:r>
+              <w:rPr>
+                <w:sz w:val="20"/>
+              </w:rPr>
+              <w:t>模块名称</w:t>
+            </w:r>
+          </w:p>
+        </w:tc>
+        <w:tc>
+          <w:tcPr>
+            <w:tcW w:type="dxa" w:w="1729"/>
+          </w:tcPr>
+          <w:p>
+            <w:r>
+              <w:rPr>
+                <w:sz w:val="20"/>
+              </w:rPr>
+              <w:t>C端Web管理面板（7页，Vue3+Element Plus+ECharts）</w:t>
+            </w:r>
+          </w:p>
+        </w:tc>
+        <w:tc>
+          <w:tcPr>
+            <w:tcW w:type="dxa" w:w="1729"/>
+          </w:tcPr>
+          <w:p>
+            <w:r>
+              <w:rPr>
+                <w:sz w:val="20"/>
+              </w:rPr>
+              <w:t>测试类型</w:t>
+            </w:r>
+          </w:p>
+        </w:tc>
+        <w:tc>
+          <w:tcPr>
+            <w:tcW w:type="dxa" w:w="1729"/>
+          </w:tcPr>
+          <w:p>
+            <w:r>
+              <w:rPr>
+                <w:sz w:val="20"/>
+              </w:rPr>
+              <w:t>UI+功能测试</w:t>
+            </w:r>
+          </w:p>
+        </w:tc>
+        <w:tc>
+          <w:tcPr>
+            <w:tcW w:type="dxa" w:w="1729"/>
+          </w:tcPr>
+          <w:p/>
+        </w:tc>
+      </w:tr>
+      <w:tr>
+        <w:tc>
+          <w:tcPr>
+            <w:tcW w:type="dxa" w:w="1729"/>
+          </w:tcPr>
+          <w:p>
+            <w:r>
+              <w:rPr>
+                <w:sz w:val="20"/>
+              </w:rPr>
+              <w:t>计划提交QA日期</w:t>
+            </w:r>
+          </w:p>
+        </w:tc>
+        <w:tc>
+          <w:tcPr>
+            <w:tcW w:type="dxa" w:w="1729"/>
+          </w:tcPr>
+          <w:p>
+            <w:r>
+              <w:rPr>
+                <w:sz w:val="20"/>
+              </w:rPr>
+              <w:t>2026-07-08</w:t>
+            </w:r>
+          </w:p>
+        </w:tc>
+        <w:tc>
+          <w:tcPr>
+            <w:tcW w:type="dxa" w:w="1729"/>
+          </w:tcPr>
+          <w:p>
+            <w:r>
+              <w:rPr>
+                <w:sz w:val="20"/>
+              </w:rPr>
+              <w:t>代码实际完成日期</w:t>
+            </w:r>
+          </w:p>
+        </w:tc>
+        <w:tc>
+          <w:tcPr>
+            <w:tcW w:type="dxa" w:w="1729"/>
+          </w:tcPr>
+          <w:p>
+            <w:r>
+              <w:rPr>
+                <w:sz w:val="20"/>
+              </w:rPr>
+              <w:t>2026-07-04</w:t>
+            </w:r>
+          </w:p>
+        </w:tc>
+        <w:tc>
+          <w:tcPr>
+            <w:tcW w:type="dxa" w:w="1729"/>
+          </w:tcPr>
+          <w:p/>
+        </w:tc>
+      </w:tr>
+      <w:tr>
+        <w:tc>
+          <w:tcPr>
+            <w:tcW w:type="dxa" w:w="1729"/>
+          </w:tcPr>
+          <w:p>
+            <w:r>
+              <w:rPr>
+                <w:sz w:val="20"/>
+              </w:rPr>
+              <w:t>实际提交QA日期</w:t>
+            </w:r>
+          </w:p>
+        </w:tc>
+        <w:tc>
+          <w:tcPr>
+            <w:tcW w:type="dxa" w:w="1729"/>
+          </w:tcPr>
+          <w:p>
+            <w:r>
+              <w:rPr>
+                <w:sz w:val="20"/>
+              </w:rPr>
+              <w:t>2026-07-08</w:t>
+            </w:r>
+          </w:p>
+        </w:tc>
+        <w:tc>
+          <w:tcPr>
+            <w:tcW w:type="dxa" w:w="1729"/>
+          </w:tcPr>
+          <w:p>
+            <w:r>
+              <w:rPr>
+                <w:sz w:val="20"/>
+              </w:rPr>
+              <w:t>QA测试完成日期</w:t>
+            </w:r>
+          </w:p>
+        </w:tc>
+        <w:tc>
+          <w:tcPr>
+            <w:tcW w:type="dxa" w:w="1729"/>
+          </w:tcPr>
+          <w:p>
+            <w:r>
+              <w:rPr>
+                <w:sz w:val="20"/>
+              </w:rPr>
+              <w:t>2026-07-08</w:t>
+            </w:r>
+          </w:p>
+        </w:tc>
+        <w:tc>
+          <w:tcPr>
+            <w:tcW w:type="dxa" w:w="1729"/>
+          </w:tcPr>
+          <w:p/>
+        </w:tc>
+      </w:tr>
+      <w:tr>
+        <w:tc>
+          <w:tcPr>
+            <w:tcW w:type="dxa" w:w="1729"/>
+          </w:tcPr>
+          <w:p>
+            <w:r>
+              <w:rPr>
+                <w:sz w:val="20"/>
+              </w:rPr>
+              <w:t>测试人员</w:t>
+            </w:r>
+          </w:p>
+        </w:tc>
+        <w:tc>
+          <w:tcPr>
+            <w:tcW w:type="dxa" w:w="1729"/>
+          </w:tcPr>
+          <w:p>
+            <w:r>
+              <w:rPr>
+                <w:sz w:val="20"/>
+              </w:rPr>
+              <w:t>C端(涂浚稷)</w:t>
+            </w:r>
+          </w:p>
+        </w:tc>
+        <w:tc>
+          <w:tcPr>
+            <w:tcW w:type="dxa" w:w="1729"/>
+          </w:tcPr>
+          <w:p>
+            <w:r>
+              <w:rPr>
+                <w:sz w:val="20"/>
+              </w:rPr>
+              <w:t>测试日期</w:t>
+            </w:r>
+          </w:p>
+        </w:tc>
+        <w:tc>
+          <w:tcPr>
+            <w:tcW w:type="dxa" w:w="1729"/>
+          </w:tcPr>
+          <w:p>
+            <w:r>
+              <w:rPr>
+                <w:sz w:val="20"/>
+              </w:rPr>
+              <w:t>2026-07-08</w:t>
+            </w:r>
+          </w:p>
+        </w:tc>
+        <w:tc>
+          <w:tcPr>
+            <w:tcW w:type="dxa" w:w="1729"/>
+          </w:tcPr>
+          <w:p/>
+        </w:tc>
+      </w:tr>
+      <w:tr>
+        <w:tc>
+          <w:tcPr>
+            <w:tcW w:type="dxa" w:w="1729"/>
+          </w:tcPr>
+          <w:p>
+            <w:r>
+              <w:rPr>
+                <w:sz w:val="20"/>
+              </w:rPr>
+              <w:t>测试环境</w:t>
+            </w:r>
+          </w:p>
+        </w:tc>
+        <w:tc>
+          <w:tcPr>
+            <w:tcW w:type="dxa" w:w="1729"/>
+          </w:tcPr>
+          <w:p>
+            <w:r>
+              <w:rPr>
+                <w:sz w:val="20"/>
+              </w:rPr>
+              <w:t>Windows 11, Node.js 24, Vite 6, Vue3, Element Plus, ECharts 5</w:t>
+            </w:r>
+          </w:p>
+        </w:tc>
+        <w:tc>
+          <w:tcPr>
+            <w:tcW w:type="dxa" w:w="1729"/>
+          </w:tcPr>
+          <w:p/>
+        </w:tc>
+        <w:tc>
+          <w:tcPr>
+            <w:tcW w:type="dxa" w:w="1729"/>
+          </w:tcPr>
+          <w:p/>
+        </w:tc>
+        <w:tc>
+          <w:tcPr>
+            <w:tcW w:type="dxa" w:w="1729"/>
+          </w:tcPr>
+          <w:p/>
+        </w:tc>
+      </w:tr>
+      <w:tr>
+        <w:tc>
+          <w:tcPr>
+            <w:tcW w:type="dxa" w:w="1729"/>
+          </w:tcPr>
+          <w:p>
+            <w:r>
+              <w:rPr>
+                <w:sz w:val="20"/>
+              </w:rPr>
+              <w:t>C-WEB-001</w:t>
+            </w:r>
+          </w:p>
+        </w:tc>
+        <w:tc>
+          <w:tcPr>
+            <w:tcW w:type="dxa" w:w="1729"/>
+          </w:tcPr>
+          <w:p>
+            <w:r>
+              <w:rPr>
+                <w:sz w:val="20"/>
+              </w:rPr>
+              <w:t>登录页</w:t>
+            </w:r>
+          </w:p>
+        </w:tc>
+        <w:tc>
+          <w:tcPr>
+            <w:tcW w:type="dxa" w:w="1729"/>
+          </w:tcPr>
+          <w:p>
+            <w:r>
+              <w:rPr>
+                <w:sz w:val="20"/>
+              </w:rPr>
+              <w:t>UI+功能测试</w:t>
+            </w:r>
+          </w:p>
+        </w:tc>
+        <w:tc>
+          <w:tcPr>
+            <w:tcW w:type="dxa" w:w="1729"/>
+          </w:tcPr>
+          <w:p>
+            <w:r>
+              <w:rPr>
+                <w:sz w:val="20"/>
+              </w:rPr>
+              <w:t>通过</w:t>
+            </w:r>
+          </w:p>
+        </w:tc>
+        <w:tc>
+          <w:tcPr>
+            <w:tcW w:type="dxa" w:w="1729"/>
+          </w:tcPr>
+          <w:p/>
+        </w:tc>
+      </w:tr>
+      <w:tr>
+        <w:tc>
+          <w:tcPr>
+            <w:tcW w:type="dxa" w:w="1729"/>
+          </w:tcPr>
+          <w:p>
+            <w:r>
+              <w:rPr>
+                <w:sz w:val="20"/>
+              </w:rPr>
+              <w:t>C-WEB-002</w:t>
+            </w:r>
+          </w:p>
+        </w:tc>
+        <w:tc>
+          <w:tcPr>
+            <w:tcW w:type="dxa" w:w="1729"/>
+          </w:tcPr>
+          <w:p>
+            <w:r>
+              <w:rPr>
+                <w:sz w:val="20"/>
+              </w:rPr>
+              <w:t>Dashboard</w:t>
+            </w:r>
+          </w:p>
+        </w:tc>
+        <w:tc>
+          <w:tcPr>
+            <w:tcW w:type="dxa" w:w="1729"/>
+          </w:tcPr>
+          <w:p>
+            <w:r>
+              <w:rPr>
+                <w:sz w:val="20"/>
+              </w:rPr>
+              <w:t>UI测试</w:t>
+            </w:r>
+          </w:p>
+        </w:tc>
+        <w:tc>
+          <w:tcPr>
+            <w:tcW w:type="dxa" w:w="1729"/>
+          </w:tcPr>
+          <w:p>
+            <w:r>
+              <w:rPr>
+                <w:sz w:val="20"/>
+              </w:rPr>
+              <w:t>通过</w:t>
+            </w:r>
+          </w:p>
+        </w:tc>
+        <w:tc>
+          <w:tcPr>
+            <w:tcW w:type="dxa" w:w="1729"/>
+          </w:tcPr>
+          <w:p/>
+        </w:tc>
+      </w:tr>
+      <w:tr>
+        <w:tc>
+          <w:tcPr>
+            <w:tcW w:type="dxa" w:w="1729"/>
+          </w:tcPr>
+          <w:p>
+            <w:r>
+              <w:rPr>
+                <w:sz w:val="20"/>
+              </w:rPr>
+              <w:t>C-WEB-003</w:t>
+            </w:r>
+          </w:p>
+        </w:tc>
+        <w:tc>
+          <w:tcPr>
+            <w:tcW w:type="dxa" w:w="1729"/>
+          </w:tcPr>
+          <w:p>
+            <w:r>
+              <w:rPr>
+                <w:sz w:val="20"/>
+              </w:rPr>
+              <w:t>失败归因</w:t>
+            </w:r>
+          </w:p>
+        </w:tc>
+        <w:tc>
+          <w:tcPr>
+            <w:tcW w:type="dxa" w:w="1729"/>
+          </w:tcPr>
+          <w:p>
+            <w:r>
+              <w:rPr>
+                <w:sz w:val="20"/>
+              </w:rPr>
+              <w:t>UI测试</w:t>
+            </w:r>
+          </w:p>
+        </w:tc>
+        <w:tc>
+          <w:tcPr>
+            <w:tcW w:type="dxa" w:w="1729"/>
+          </w:tcPr>
+          <w:p>
+            <w:r>
+              <w:rPr>
+                <w:sz w:val="20"/>
+              </w:rPr>
+              <w:t>通过</w:t>
+            </w:r>
+          </w:p>
+        </w:tc>
+        <w:tc>
+          <w:tcPr>
+            <w:tcW w:type="dxa" w:w="1729"/>
+          </w:tcPr>
+          <w:p/>
+        </w:tc>
+      </w:tr>
+      <w:tr>
+        <w:tc>
+          <w:tcPr>
+            <w:tcW w:type="dxa" w:w="1729"/>
+          </w:tcPr>
+          <w:p>
+            <w:r>
+              <w:rPr>
+                <w:sz w:val="20"/>
+              </w:rPr>
+              <w:t>C-WEB-004</w:t>
+            </w:r>
+          </w:p>
+        </w:tc>
+        <w:tc>
+          <w:tcPr>
+            <w:tcW w:type="dxa" w:w="1729"/>
+          </w:tcPr>
+          <w:p>
+            <w:r>
+              <w:rPr>
+                <w:sz w:val="20"/>
+              </w:rPr>
+              <w:t>数据流</w:t>
+            </w:r>
+          </w:p>
+        </w:tc>
+        <w:tc>
+          <w:tcPr>
+            <w:tcW w:type="dxa" w:w="1729"/>
+          </w:tcPr>
+          <w:p>
+            <w:r>
+              <w:rPr>
+                <w:sz w:val="20"/>
+              </w:rPr>
+              <w:t>UI测试</w:t>
+            </w:r>
+          </w:p>
+        </w:tc>
+        <w:tc>
+          <w:tcPr>
+            <w:tcW w:type="dxa" w:w="1729"/>
+          </w:tcPr>
+          <w:p>
+            <w:r>
+              <w:rPr>
+                <w:sz w:val="20"/>
+              </w:rPr>
+              <w:t>通过</w:t>
+            </w:r>
+          </w:p>
+        </w:tc>
+        <w:tc>
+          <w:tcPr>
+            <w:tcW w:type="dxa" w:w="1729"/>
+          </w:tcPr>
+          <w:p/>
+        </w:tc>
+      </w:tr>
+      <w:tr>
+        <w:tc>
+          <w:tcPr>
+            <w:tcW w:type="dxa" w:w="1729"/>
+          </w:tcPr>
+          <w:p>
+            <w:r>
+              <w:rPr>
+                <w:sz w:val="20"/>
+              </w:rPr>
+              <w:t>C-WEB-005</w:t>
+            </w:r>
+          </w:p>
+        </w:tc>
+        <w:tc>
+          <w:tcPr>
+            <w:tcW w:type="dxa" w:w="1729"/>
+          </w:tcPr>
+          <w:p>
+            <w:r>
+              <w:rPr>
+                <w:sz w:val="20"/>
+              </w:rPr>
+              <w:t>系统配置</w:t>
+            </w:r>
+          </w:p>
+        </w:tc>
+        <w:tc>
+          <w:tcPr>
+            <w:tcW w:type="dxa" w:w="1729"/>
+          </w:tcPr>
+          <w:p>
+            <w:r>
+              <w:rPr>
+                <w:sz w:val="20"/>
+              </w:rPr>
+              <w:t>功能测试</w:t>
+            </w:r>
+          </w:p>
+        </w:tc>
+        <w:tc>
+          <w:tcPr>
+            <w:tcW w:type="dxa" w:w="1729"/>
+          </w:tcPr>
+          <w:p>
+            <w:r>
+              <w:rPr>
+                <w:sz w:val="20"/>
+              </w:rPr>
+              <w:t>通过</w:t>
+            </w:r>
+          </w:p>
+        </w:tc>
+        <w:tc>
+          <w:tcPr>
+            <w:tcW w:type="dxa" w:w="1729"/>
+          </w:tcPr>
+          <w:p/>
+        </w:tc>
+      </w:tr>
+      <w:tr>
+        <w:tc>
+          <w:tcPr>
+            <w:tcW w:type="dxa" w:w="1729"/>
+          </w:tcPr>
+          <w:p>
+            <w:r>
+              <w:rPr>
+                <w:sz w:val="20"/>
+              </w:rPr>
+              <w:t>C-WEB-006</w:t>
+            </w:r>
+          </w:p>
+        </w:tc>
+        <w:tc>
+          <w:tcPr>
+            <w:tcW w:type="dxa" w:w="1729"/>
+          </w:tcPr>
+          <w:p>
+            <w:r>
+              <w:rPr>
+                <w:sz w:val="20"/>
+              </w:rPr>
+              <w:t>健康监控</w:t>
+            </w:r>
+          </w:p>
+        </w:tc>
+        <w:tc>
+          <w:tcPr>
+            <w:tcW w:type="dxa" w:w="1729"/>
+          </w:tcPr>
+          <w:p>
+            <w:r>
+              <w:rPr>
+                <w:sz w:val="20"/>
+              </w:rPr>
+              <w:t>功能测试</w:t>
+            </w:r>
+          </w:p>
+        </w:tc>
+        <w:tc>
+          <w:tcPr>
+            <w:tcW w:type="dxa" w:w="1729"/>
+          </w:tcPr>
+          <w:p>
+            <w:r>
+              <w:rPr>
+                <w:sz w:val="20"/>
+              </w:rPr>
+              <w:t>通过</w:t>
+            </w:r>
+          </w:p>
+        </w:tc>
+        <w:tc>
+          <w:tcPr>
+            <w:tcW w:type="dxa" w:w="1729"/>
+          </w:tcPr>
+          <w:p/>
+        </w:tc>
+      </w:tr>
+      <w:tr>
+        <w:tc>
+          <w:tcPr>
+            <w:tcW w:type="dxa" w:w="1729"/>
+          </w:tcPr>
+          <w:p>
+            <w:r>
+              <w:rPr>
+                <w:sz w:val="20"/>
+              </w:rPr>
+              <w:t>C-WEB-007</w:t>
+            </w:r>
+          </w:p>
+        </w:tc>
+        <w:tc>
+          <w:tcPr>
+            <w:tcW w:type="dxa" w:w="1729"/>
+          </w:tcPr>
+          <w:p>
+            <w:r>
+              <w:rPr>
+                <w:sz w:val="20"/>
+              </w:rPr>
+              <w:t>用户管理(V2.3新增)</w:t>
+            </w:r>
+          </w:p>
+        </w:tc>
+        <w:tc>
+          <w:tcPr>
+            <w:tcW w:type="dxa" w:w="1729"/>
+          </w:tcPr>
+          <w:p>
+            <w:r>
+              <w:rPr>
+                <w:sz w:val="20"/>
+              </w:rPr>
+              <w:t>UI+功能测试</w:t>
+            </w:r>
+          </w:p>
+        </w:tc>
+        <w:tc>
+          <w:tcPr>
+            <w:tcW w:type="dxa" w:w="1729"/>
+          </w:tcPr>
+          <w:p>
+            <w:r>
+              <w:rPr>
+                <w:sz w:val="20"/>
+              </w:rPr>
+              <w:t>通过</w:t>
+            </w:r>
+          </w:p>
+        </w:tc>
+        <w:tc>
+          <w:tcPr>
+            <w:tcW w:type="dxa" w:w="1729"/>
+          </w:tcPr>
+          <w:p/>
+        </w:tc>
+      </w:tr>
+      <w:tr>
+        <w:tc>
+          <w:tcPr>
+            <w:tcW w:type="dxa" w:w="1729"/>
+          </w:tcPr>
+          <w:p>
+            <w:r>
+              <w:rPr>
+                <w:sz w:val="20"/>
+              </w:rPr>
+              <w:t>测试结论</w:t>
+            </w:r>
+          </w:p>
+        </w:tc>
+        <w:tc>
+          <w:tcPr>
+            <w:tcW w:type="dxa" w:w="1729"/>
+          </w:tcPr>
+          <w:p>
+            <w:r>
+              <w:rPr>
+                <w:sz w:val="20"/>
+              </w:rPr>
+              <w:t>7/7通过。全站接入A端真实数据，无Demo模式。</w:t>
+            </w:r>
+          </w:p>
+        </w:tc>
+        <w:tc>
+          <w:tcPr>
+            <w:tcW w:type="dxa" w:w="1729"/>
+          </w:tcPr>
+          <w:p/>
+        </w:tc>
+        <w:tc>
+          <w:tcPr>
+            <w:tcW w:type="dxa" w:w="1729"/>
+          </w:tcPr>
+          <w:p/>
+        </w:tc>
+        <w:tc>
+          <w:tcPr>
+            <w:tcW w:type="dxa" w:w="1729"/>
+          </w:tcPr>
+          <w:p/>
+        </w:tc>
+      </w:tr>
+    </w:tbl>
+    <w:p>
+      <w:pPr>
+        <w:ind w:firstLine="420"/>
+      </w:pPr>
+      <w:r>
+        <w:rPr>
+          <w:sz w:val="24"/>
+        </w:rPr>
+      </w:r>
+    </w:p>
+    <w:p>
+      <w:pPr>
+        <w:spacing w:before="280" w:after="160"/>
+      </w:pPr>
+      <w:r>
+        <w:rPr>
+          <w:b/>
+          <w:sz w:val="32"/>
+        </w:rPr>
+        <w:t>A-C数据连通性 (test_data_connectivity.py)</w:t>
+      </w:r>
+    </w:p>
+    <w:tbl>
+      <w:tblPr>
+        <w:tblStyle w:val="TableGrid"/>
+        <w:tblW w:type="auto" w:w="0"/>
+        <w:tblLook w:firstColumn="1" w:firstRow="1" w:lastColumn="0" w:lastRow="0" w:noHBand="0" w:noVBand="1" w:val="04A0"/>
+      </w:tblPr>
+      <w:tblGrid>
+        <w:gridCol w:w="1729"/>
+        <w:gridCol w:w="1729"/>
+        <w:gridCol w:w="1729"/>
+        <w:gridCol w:w="1729"/>
+        <w:gridCol w:w="1729"/>
+      </w:tblGrid>
+      <w:tr>
+        <w:tc>
+          <w:tcPr>
+            <w:tcW w:type="dxa" w:w="1729"/>
+          </w:tcPr>
+          <w:p>
+            <w:r>
+              <w:rPr>
+                <w:sz w:val="20"/>
+              </w:rPr>
+              <w:t>编码人</w:t>
+            </w:r>
+          </w:p>
+        </w:tc>
+        <w:tc>
+          <w:tcPr>
+            <w:tcW w:type="dxa" w:w="1729"/>
+          </w:tcPr>
+          <w:p>
+            <w:r>
+              <w:rPr>
+                <w:sz w:val="20"/>
+              </w:rPr>
+              <w:t>C端(涂浚稷)</w:t>
+            </w:r>
+          </w:p>
+        </w:tc>
+        <w:tc>
+          <w:tcPr>
+            <w:tcW w:type="dxa" w:w="1729"/>
+          </w:tcPr>
+          <w:p>
+            <w:r>
+              <w:rPr>
+                <w:sz w:val="20"/>
+              </w:rPr>
+              <w:t>编码时间</w:t>
+            </w:r>
+          </w:p>
+        </w:tc>
+        <w:tc>
+          <w:tcPr>
+            <w:tcW w:type="dxa" w:w="1729"/>
+          </w:tcPr>
+          <w:p>
+            <w:r>
+              <w:rPr>
+                <w:sz w:val="20"/>
+              </w:rPr>
+              <w:t>2026-07-07</w:t>
+            </w:r>
+          </w:p>
+        </w:tc>
+        <w:tc>
+          <w:tcPr>
+            <w:tcW w:type="dxa" w:w="1729"/>
+          </w:tcPr>
+          <w:p>
+            <w:r>
+              <w:rPr>
+                <w:sz w:val="20"/>
+              </w:rPr>
+              <w:t>2026-07-08</w:t>
+            </w:r>
+          </w:p>
+        </w:tc>
+      </w:tr>
+      <w:tr>
+        <w:tc>
+          <w:tcPr>
+            <w:tcW w:type="dxa" w:w="1729"/>
+          </w:tcPr>
+          <w:p>
+            <w:r>
+              <w:rPr>
+                <w:sz w:val="20"/>
+              </w:rPr>
+              <w:t>模块名称</w:t>
+            </w:r>
+          </w:p>
+        </w:tc>
+        <w:tc>
+          <w:tcPr>
+            <w:tcW w:type="dxa" w:w="1729"/>
+          </w:tcPr>
+          <w:p>
+            <w:r>
+              <w:rPr>
+                <w:sz w:val="20"/>
+              </w:rPr>
+              <w:t>A-C数据连通性集成测试（28项）</w:t>
+            </w:r>
+          </w:p>
+        </w:tc>
+        <w:tc>
+          <w:tcPr>
+            <w:tcW w:type="dxa" w:w="1729"/>
+          </w:tcPr>
+          <w:p>
+            <w:r>
+              <w:rPr>
+                <w:sz w:val="20"/>
+              </w:rPr>
+              <w:t>测试类型</w:t>
+            </w:r>
+          </w:p>
+        </w:tc>
+        <w:tc>
+          <w:tcPr>
+            <w:tcW w:type="dxa" w:w="1729"/>
+          </w:tcPr>
+          <w:p>
+            <w:r>
+              <w:rPr>
+                <w:sz w:val="20"/>
+              </w:rPr>
+              <w:t>集成测试</w:t>
+            </w:r>
+          </w:p>
+        </w:tc>
+        <w:tc>
+          <w:tcPr>
+            <w:tcW w:type="dxa" w:w="1729"/>
+          </w:tcPr>
+          <w:p/>
+        </w:tc>
+      </w:tr>
+      <w:tr>
+        <w:tc>
+          <w:tcPr>
+            <w:tcW w:type="dxa" w:w="1729"/>
+          </w:tcPr>
+          <w:p>
+            <w:r>
+              <w:rPr>
+                <w:sz w:val="20"/>
+              </w:rPr>
+              <w:t>计划提交QA日期</w:t>
+            </w:r>
+          </w:p>
+        </w:tc>
+        <w:tc>
+          <w:tcPr>
+            <w:tcW w:type="dxa" w:w="1729"/>
+          </w:tcPr>
+          <w:p>
+            <w:r>
+              <w:rPr>
+                <w:sz w:val="20"/>
+              </w:rPr>
+              <w:t>2026-07-08</w:t>
+            </w:r>
+          </w:p>
+        </w:tc>
+        <w:tc>
+          <w:tcPr>
+            <w:tcW w:type="dxa" w:w="1729"/>
+          </w:tcPr>
+          <w:p>
+            <w:r>
+              <w:rPr>
+                <w:sz w:val="20"/>
+              </w:rPr>
+              <w:t>代码实际完成日期</w:t>
+            </w:r>
+          </w:p>
+        </w:tc>
+        <w:tc>
+          <w:tcPr>
+            <w:tcW w:type="dxa" w:w="1729"/>
+          </w:tcPr>
+          <w:p>
+            <w:r>
+              <w:rPr>
+                <w:sz w:val="20"/>
+              </w:rPr>
+              <w:t>2026-07-08</w:t>
+            </w:r>
+          </w:p>
+        </w:tc>
+        <w:tc>
+          <w:tcPr>
+            <w:tcW w:type="dxa" w:w="1729"/>
+          </w:tcPr>
+          <w:p/>
+        </w:tc>
+      </w:tr>
+      <w:tr>
+        <w:tc>
+          <w:tcPr>
+            <w:tcW w:type="dxa" w:w="1729"/>
+          </w:tcPr>
+          <w:p>
+            <w:r>
+              <w:rPr>
+                <w:sz w:val="20"/>
+              </w:rPr>
+              <w:t>实际提交QA日期</w:t>
+            </w:r>
+          </w:p>
+        </w:tc>
+        <w:tc>
+          <w:tcPr>
+            <w:tcW w:type="dxa" w:w="1729"/>
+          </w:tcPr>
+          <w:p>
+            <w:r>
+              <w:rPr>
+                <w:sz w:val="20"/>
+              </w:rPr>
+              <w:t>2026-07-08</w:t>
+            </w:r>
+          </w:p>
+        </w:tc>
+        <w:tc>
+          <w:tcPr>
+            <w:tcW w:type="dxa" w:w="1729"/>
+          </w:tcPr>
+          <w:p>
+            <w:r>
+              <w:rPr>
+                <w:sz w:val="20"/>
+              </w:rPr>
+              <w:t>QA测试完成日期</w:t>
+            </w:r>
+          </w:p>
+        </w:tc>
+        <w:tc>
+          <w:tcPr>
+            <w:tcW w:type="dxa" w:w="1729"/>
+          </w:tcPr>
+          <w:p>
+            <w:r>
+              <w:rPr>
+                <w:sz w:val="20"/>
+              </w:rPr>
+              <w:t>2026-07-08</w:t>
+            </w:r>
+          </w:p>
+        </w:tc>
+        <w:tc>
+          <w:tcPr>
+            <w:tcW w:type="dxa" w:w="1729"/>
+          </w:tcPr>
+          <w:p/>
+        </w:tc>
+      </w:tr>
+      <w:tr>
+        <w:tc>
+          <w:tcPr>
+            <w:tcW w:type="dxa" w:w="1729"/>
+          </w:tcPr>
+          <w:p>
+            <w:r>
+              <w:rPr>
+                <w:sz w:val="20"/>
+              </w:rPr>
+              <w:t>测试人员</w:t>
+            </w:r>
+          </w:p>
+        </w:tc>
+        <w:tc>
+          <w:tcPr>
+            <w:tcW w:type="dxa" w:w="1729"/>
+          </w:tcPr>
+          <w:p>
+            <w:r>
+              <w:rPr>
+                <w:sz w:val="20"/>
+              </w:rPr>
+              <w:t>C端(涂浚稷)</w:t>
+            </w:r>
+          </w:p>
+        </w:tc>
+        <w:tc>
+          <w:tcPr>
+            <w:tcW w:type="dxa" w:w="1729"/>
+          </w:tcPr>
+          <w:p>
+            <w:r>
+              <w:rPr>
+                <w:sz w:val="20"/>
+              </w:rPr>
+              <w:t>测试日期</w:t>
+            </w:r>
+          </w:p>
+        </w:tc>
+        <w:tc>
+          <w:tcPr>
+            <w:tcW w:type="dxa" w:w="1729"/>
+          </w:tcPr>
+          <w:p>
+            <w:r>
+              <w:rPr>
+                <w:sz w:val="20"/>
+              </w:rPr>
+              <w:t>2026-07-08</w:t>
+            </w:r>
+          </w:p>
+        </w:tc>
+        <w:tc>
+          <w:tcPr>
+            <w:tcW w:type="dxa" w:w="1729"/>
+          </w:tcPr>
+          <w:p/>
+        </w:tc>
+      </w:tr>
+      <w:tr>
+        <w:tc>
+          <w:tcPr>
+            <w:tcW w:type="dxa" w:w="1729"/>
+          </w:tcPr>
+          <w:p>
+            <w:r>
+              <w:rPr>
+                <w:sz w:val="20"/>
+              </w:rPr>
+              <w:t>测试环境</w:t>
+            </w:r>
+          </w:p>
+        </w:tc>
+        <w:tc>
+          <w:tcPr>
+            <w:tcW w:type="dxa" w:w="1729"/>
+          </w:tcPr>
+          <w:p>
+            <w:r>
+              <w:rPr>
+                <w:sz w:val="20"/>
+              </w:rPr>
+              <w:t>A端 :8010运行, SQLite, httpx, HAJIMI_UI/core/bc_signals.py</w:t>
+            </w:r>
+          </w:p>
+        </w:tc>
+        <w:tc>
+          <w:tcPr>
+            <w:tcW w:type="dxa" w:w="1729"/>
+          </w:tcPr>
+          <w:p/>
+        </w:tc>
+        <w:tc>
+          <w:tcPr>
+            <w:tcW w:type="dxa" w:w="1729"/>
+          </w:tcPr>
+          <w:p/>
+        </w:tc>
+        <w:tc>
+          <w:tcPr>
+            <w:tcW w:type="dxa" w:w="1729"/>
+          </w:tcPr>
+          <w:p/>
+        </w:tc>
+      </w:tr>
+      <w:tr>
+        <w:tc>
+          <w:tcPr>
+            <w:tcW w:type="dxa" w:w="1729"/>
+          </w:tcPr>
+          <w:p>
+            <w:r>
+              <w:rPr>
+                <w:sz w:val="20"/>
+              </w:rPr>
+              <w:t>CONN-001</w:t>
+            </w:r>
+          </w:p>
+        </w:tc>
+        <w:tc>
+          <w:tcPr>
+            <w:tcW w:type="dxa" w:w="1729"/>
+          </w:tcPr>
+          <w:p>
+            <w:r>
+              <w:rPr>
+                <w:sz w:val="20"/>
+              </w:rPr>
+              <w:t>审计回路</w:t>
+            </w:r>
+          </w:p>
+        </w:tc>
+        <w:tc>
+          <w:tcPr>
+            <w:tcW w:type="dxa" w:w="1729"/>
+          </w:tcPr>
+          <w:p>
+            <w:r>
+              <w:rPr>
+                <w:sz w:val="20"/>
+              </w:rPr>
+              <w:t>集成测试</w:t>
+            </w:r>
+          </w:p>
+        </w:tc>
+        <w:tc>
+          <w:tcPr>
+            <w:tcW w:type="dxa" w:w="1729"/>
+          </w:tcPr>
+          <w:p>
+            <w:r>
+              <w:rPr>
+                <w:sz w:val="20"/>
+              </w:rPr>
+              <w:t>通过</w:t>
+            </w:r>
+          </w:p>
+        </w:tc>
+        <w:tc>
+          <w:tcPr>
+            <w:tcW w:type="dxa" w:w="1729"/>
+          </w:tcPr>
+          <w:p/>
+        </w:tc>
+      </w:tr>
+      <w:tr>
+        <w:tc>
+          <w:tcPr>
+            <w:tcW w:type="dxa" w:w="1729"/>
+          </w:tcPr>
+          <w:p>
+            <w:r>
+              <w:rPr>
+                <w:sz w:val="20"/>
+              </w:rPr>
+              <w:t>CONN-002</w:t>
+            </w:r>
+          </w:p>
+        </w:tc>
+        <w:tc>
+          <w:tcPr>
+            <w:tcW w:type="dxa" w:w="1729"/>
+          </w:tcPr>
+          <w:p>
+            <w:r>
+              <w:rPr>
+                <w:sz w:val="20"/>
+              </w:rPr>
+              <w:t>配置回路</w:t>
+            </w:r>
+          </w:p>
+        </w:tc>
+        <w:tc>
+          <w:tcPr>
+            <w:tcW w:type="dxa" w:w="1729"/>
+          </w:tcPr>
+          <w:p>
+            <w:r>
+              <w:rPr>
+                <w:sz w:val="20"/>
+              </w:rPr>
+              <w:t>集成测试</w:t>
+            </w:r>
+          </w:p>
+        </w:tc>
+        <w:tc>
+          <w:tcPr>
+            <w:tcW w:type="dxa" w:w="1729"/>
+          </w:tcPr>
+          <w:p>
+            <w:r>
+              <w:rPr>
+                <w:sz w:val="20"/>
+              </w:rPr>
+              <w:t>通过</w:t>
+            </w:r>
+          </w:p>
+        </w:tc>
+        <w:tc>
+          <w:tcPr>
+            <w:tcW w:type="dxa" w:w="1729"/>
+          </w:tcPr>
+          <w:p/>
+        </w:tc>
+      </w:tr>
+      <w:tr>
+        <w:tc>
+          <w:tcPr>
+            <w:tcW w:type="dxa" w:w="1729"/>
+          </w:tcPr>
+          <w:p>
+            <w:r>
+              <w:rPr>
+                <w:sz w:val="20"/>
+              </w:rPr>
+              <w:t>CONN-003</w:t>
+            </w:r>
+          </w:p>
+        </w:tc>
+        <w:tc>
+          <w:tcPr>
+            <w:tcW w:type="dxa" w:w="1729"/>
+          </w:tcPr>
+          <w:p>
+            <w:r>
+              <w:rPr>
+                <w:sz w:val="20"/>
+              </w:rPr>
+              <w:t>BC审计链</w:t>
+            </w:r>
+          </w:p>
+        </w:tc>
+        <w:tc>
+          <w:tcPr>
+            <w:tcW w:type="dxa" w:w="1729"/>
+          </w:tcPr>
+          <w:p>
+            <w:r>
+              <w:rPr>
+                <w:sz w:val="20"/>
+              </w:rPr>
+              <w:t>集成测试</w:t>
+            </w:r>
+          </w:p>
+        </w:tc>
+        <w:tc>
+          <w:tcPr>
+            <w:tcW w:type="dxa" w:w="1729"/>
+          </w:tcPr>
+          <w:p>
+            <w:r>
+              <w:rPr>
+                <w:sz w:val="20"/>
+              </w:rPr>
+              <w:t>通过</w:t>
+            </w:r>
+          </w:p>
+        </w:tc>
+        <w:tc>
+          <w:tcPr>
+            <w:tcW w:type="dxa" w:w="1729"/>
+          </w:tcPr>
+          <w:p/>
+        </w:tc>
+      </w:tr>
+      <w:tr>
+        <w:tc>
+          <w:tcPr>
+            <w:tcW w:type="dxa" w:w="1729"/>
+          </w:tcPr>
+          <w:p>
+            <w:r>
+              <w:rPr>
+                <w:sz w:val="20"/>
+              </w:rPr>
+              <w:t>CONN-004</w:t>
+            </w:r>
+          </w:p>
+        </w:tc>
+        <w:tc>
+          <w:tcPr>
+            <w:tcW w:type="dxa" w:w="1729"/>
+          </w:tcPr>
+          <w:p>
+            <w:r>
+              <w:rPr>
+                <w:sz w:val="20"/>
+              </w:rPr>
+              <w:t>JWT认证</w:t>
+            </w:r>
+          </w:p>
+        </w:tc>
+        <w:tc>
+          <w:tcPr>
+            <w:tcW w:type="dxa" w:w="1729"/>
+          </w:tcPr>
+          <w:p>
+            <w:r>
+              <w:rPr>
+                <w:sz w:val="20"/>
+              </w:rPr>
+              <w:t>接口测试</w:t>
+            </w:r>
+          </w:p>
+        </w:tc>
+        <w:tc>
+          <w:tcPr>
+            <w:tcW w:type="dxa" w:w="1729"/>
+          </w:tcPr>
+          <w:p>
+            <w:r>
+              <w:rPr>
+                <w:sz w:val="20"/>
+              </w:rPr>
+              <w:t>通过</w:t>
+            </w:r>
+          </w:p>
+        </w:tc>
+        <w:tc>
+          <w:tcPr>
+            <w:tcW w:type="dxa" w:w="1729"/>
+          </w:tcPr>
+          <w:p/>
+        </w:tc>
+      </w:tr>
+      <w:tr>
+        <w:tc>
+          <w:tcPr>
+            <w:tcW w:type="dxa" w:w="1729"/>
+          </w:tcPr>
+          <w:p>
+            <w:r>
+              <w:rPr>
+                <w:sz w:val="20"/>
+              </w:rPr>
+              <w:t>CONN-005</w:t>
+            </w:r>
+          </w:p>
+        </w:tc>
+        <w:tc>
+          <w:tcPr>
+            <w:tcW w:type="dxa" w:w="1729"/>
+          </w:tcPr>
+          <w:p>
+            <w:r>
+              <w:rPr>
+                <w:sz w:val="20"/>
+              </w:rPr>
+              <w:t>无Key拦截</w:t>
+            </w:r>
+          </w:p>
+        </w:tc>
+        <w:tc>
+          <w:tcPr>
+            <w:tcW w:type="dxa" w:w="1729"/>
+          </w:tcPr>
+          <w:p>
+            <w:r>
+              <w:rPr>
+                <w:sz w:val="20"/>
+              </w:rPr>
+              <w:t>安全测试</w:t>
+            </w:r>
+          </w:p>
+        </w:tc>
+        <w:tc>
+          <w:tcPr>
+            <w:tcW w:type="dxa" w:w="1729"/>
+          </w:tcPr>
+          <w:p>
+            <w:r>
+              <w:rPr>
+                <w:sz w:val="20"/>
+              </w:rPr>
+              <w:t>通过</w:t>
+            </w:r>
+          </w:p>
+        </w:tc>
+        <w:tc>
+          <w:tcPr>
+            <w:tcW w:type="dxa" w:w="1729"/>
+          </w:tcPr>
+          <w:p/>
+        </w:tc>
+      </w:tr>
+      <w:tr>
+        <w:tc>
+          <w:tcPr>
+            <w:tcW w:type="dxa" w:w="1729"/>
+          </w:tcPr>
+          <w:p>
+            <w:r>
+              <w:rPr>
+                <w:sz w:val="20"/>
+              </w:rPr>
+              <w:t>CONN-006</w:t>
+            </w:r>
+          </w:p>
+        </w:tc>
+        <w:tc>
+          <w:tcPr>
+            <w:tcW w:type="dxa" w:w="1729"/>
+          </w:tcPr>
+          <w:p>
+            <w:r>
+              <w:rPr>
+                <w:sz w:val="20"/>
+              </w:rPr>
+              <w:t>12页数据</w:t>
+            </w:r>
+          </w:p>
+        </w:tc>
+        <w:tc>
+          <w:tcPr>
+            <w:tcW w:type="dxa" w:w="1729"/>
+          </w:tcPr>
+          <w:p>
+            <w:r>
+              <w:rPr>
+                <w:sz w:val="20"/>
+              </w:rPr>
+              <w:t>集成测试</w:t>
+            </w:r>
+          </w:p>
+        </w:tc>
+        <w:tc>
+          <w:tcPr>
+            <w:tcW w:type="dxa" w:w="1729"/>
+          </w:tcPr>
+          <w:p>
+            <w:r>
+              <w:rPr>
+                <w:sz w:val="20"/>
+              </w:rPr>
+              <w:t>通过</w:t>
+            </w:r>
+          </w:p>
+        </w:tc>
+        <w:tc>
+          <w:tcPr>
+            <w:tcW w:type="dxa" w:w="1729"/>
+          </w:tcPr>
+          <w:p/>
+        </w:tc>
+      </w:tr>
+      <w:tr>
+        <w:tc>
+          <w:tcPr>
+            <w:tcW w:type="dxa" w:w="1729"/>
+          </w:tcPr>
+          <w:p>
+            <w:r>
+              <w:rPr>
+                <w:sz w:val="20"/>
+              </w:rPr>
+              <w:t>测试结论</w:t>
+            </w:r>
+          </w:p>
+        </w:tc>
+        <w:tc>
+          <w:tcPr>
+            <w:tcW w:type="dxa" w:w="1729"/>
+          </w:tcPr>
+          <w:p>
+            <w:r>
+              <w:rPr>
+                <w:sz w:val="20"/>
+              </w:rPr>
+              <w:t>28/28全部通过。C↔A↔B数据回路完全联通，5条链路验证完成。</w:t>
+            </w:r>
+          </w:p>
+        </w:tc>
+        <w:tc>
+          <w:tcPr>
+            <w:tcW w:type="dxa" w:w="1729"/>
+          </w:tcPr>
+          <w:p/>
+        </w:tc>
+        <w:tc>
+          <w:tcPr>
+            <w:tcW w:type="dxa" w:w="1729"/>
+          </w:tcPr>
+          <w:p/>
+        </w:tc>
+        <w:tc>
+          <w:tcPr>
+            <w:tcW w:type="dxa" w:w="1729"/>
+          </w:tcPr>
+          <w:p/>
+        </w:tc>
+      </w:tr>
+    </w:tbl>
+    <w:p>
+      <w:pPr>
+        <w:ind w:firstLine="420"/>
+      </w:pPr>
+      <w:r>
+        <w:rPr>
+          <w:sz w:val="24"/>
+        </w:rPr>
+      </w:r>
+    </w:p>
+    <w:p>
+      <w:pPr>
+        <w:spacing w:before="280" w:after="160"/>
+      </w:pPr>
+      <w:r>
+        <w:rPr>
+          <w:b/>
+          <w:sz w:val="32"/>
+        </w:rPr>
+        <w:t>测试汇总</w:t>
+      </w:r>
+    </w:p>
+    <w:tbl>
+      <w:tblPr>
+        <w:tblStyle w:val="TableGrid"/>
+        <w:tblW w:type="auto" w:w="0"/>
+        <w:tblLook w:firstColumn="1" w:firstRow="1" w:lastColumn="0" w:lastRow="0" w:noHBand="0" w:noVBand="1" w:val="04A0"/>
+      </w:tblPr>
+      <w:tblGrid>
+        <w:gridCol w:w="1729"/>
+        <w:gridCol w:w="1729"/>
+        <w:gridCol w:w="1729"/>
+        <w:gridCol w:w="1729"/>
+        <w:gridCol w:w="1729"/>
+      </w:tblGrid>
+      <w:tr>
+        <w:tc>
+          <w:tcPr>
+            <w:tcW w:type="dxa" w:w="1729"/>
+          </w:tcPr>
+          <w:p>
+            <w:r>
+              <w:rPr>
+                <w:b/>
+                <w:sz w:val="20"/>
+              </w:rPr>
+              <w:t>模块</w:t>
+            </w:r>
+          </w:p>
+        </w:tc>
+        <w:tc>
+          <w:tcPr>
+            <w:tcW w:type="dxa" w:w="1729"/>
+          </w:tcPr>
+          <w:p>
+            <w:r>
+              <w:rPr>
+                <w:b/>
+                <w:sz w:val="20"/>
+              </w:rPr>
+              <w:t>测试项</w:t>
+            </w:r>
+          </w:p>
+        </w:tc>
+        <w:tc>
+          <w:tcPr>
+            <w:tcW w:type="dxa" w:w="1729"/>
+          </w:tcPr>
+          <w:p>
+            <w:r>
+              <w:rPr>
+                <w:b/>
+                <w:sz w:val="20"/>
+              </w:rPr>
+              <w:t>通过</w:t>
+            </w:r>
+          </w:p>
+        </w:tc>
+        <w:tc>
+          <w:tcPr>
+            <w:tcW w:type="dxa" w:w="1729"/>
+          </w:tcPr>
+          <w:p>
+            <w:r>
+              <w:rPr>
+                <w:b/>
+                <w:sz w:val="20"/>
+              </w:rPr>
+              <w:t>失败</w:t>
+            </w:r>
+          </w:p>
+        </w:tc>
+        <w:tc>
+          <w:tcPr>
+            <w:tcW w:type="dxa" w:w="1729"/>
+          </w:tcPr>
+          <w:p>
+            <w:r>
+              <w:rPr>
+                <w:b/>
+                <w:sz w:val="20"/>
+              </w:rPr>
+              <w:t>通过率</w:t>
+            </w:r>
+          </w:p>
+        </w:tc>
+      </w:tr>
+      <w:tr>
+        <w:tc>
+          <w:tcPr>
+            <w:tcW w:type="dxa" w:w="1729"/>
+          </w:tcPr>
+          <w:p>
+            <w:r>
+              <w:rPr>
+                <w:sz w:val="20"/>
+              </w:rPr>
+              <w:t>A端 Demo接口</w:t>
+            </w:r>
+          </w:p>
+        </w:tc>
+        <w:tc>
+          <w:tcPr>
+            <w:tcW w:type="dxa" w:w="1729"/>
+          </w:tcPr>
+          <w:p>
+            <w:r>
+              <w:rPr>
+                <w:sz w:val="20"/>
+              </w:rPr>
+              <w:t>5</w:t>
+            </w:r>
+          </w:p>
+        </w:tc>
+        <w:tc>
+          <w:tcPr>
+            <w:tcW w:type="dxa" w:w="1729"/>
+          </w:tcPr>
+          <w:p>
+            <w:r>
+              <w:rPr>
+                <w:sz w:val="20"/>
+              </w:rPr>
+              <w:t>5</w:t>
+            </w:r>
+          </w:p>
+        </w:tc>
+        <w:tc>
+          <w:tcPr>
+            <w:tcW w:type="dxa" w:w="1729"/>
+          </w:tcPr>
+          <w:p>
+            <w:r>
+              <w:rPr>
+                <w:sz w:val="20"/>
+              </w:rPr>
+              <w:t>0</w:t>
+            </w:r>
+          </w:p>
+        </w:tc>
+        <w:tc>
+          <w:tcPr>
+            <w:tcW w:type="dxa" w:w="1729"/>
+          </w:tcPr>
+          <w:p>
+            <w:r>
+              <w:rPr>
+                <w:sz w:val="20"/>
+              </w:rPr>
+              <w:t>100%</w:t>
+            </w:r>
+          </w:p>
+        </w:tc>
+      </w:tr>
+      <w:tr>
+        <w:tc>
+          <w:tcPr>
+            <w:tcW w:type="dxa" w:w="1729"/>
+          </w:tcPr>
+          <w:p>
+            <w:r>
+              <w:rPr>
+                <w:sz w:val="20"/>
+              </w:rPr>
+              <w:t>A端 后端单元测试(pytest)</w:t>
+            </w:r>
+          </w:p>
+        </w:tc>
+        <w:tc>
+          <w:tcPr>
+            <w:tcW w:type="dxa" w:w="1729"/>
+          </w:tcPr>
+          <w:p>
+            <w:r>
+              <w:rPr>
+                <w:sz w:val="20"/>
+              </w:rPr>
+              <w:t>10</w:t>
+            </w:r>
+          </w:p>
+        </w:tc>
+        <w:tc>
+          <w:tcPr>
+            <w:tcW w:type="dxa" w:w="1729"/>
+          </w:tcPr>
+          <w:p>
+            <w:r>
+              <w:rPr>
+                <w:sz w:val="20"/>
+              </w:rPr>
+              <w:t>10</w:t>
+            </w:r>
+          </w:p>
+        </w:tc>
+        <w:tc>
+          <w:tcPr>
+            <w:tcW w:type="dxa" w:w="1729"/>
+          </w:tcPr>
+          <w:p>
+            <w:r>
+              <w:rPr>
+                <w:sz w:val="20"/>
+              </w:rPr>
+              <w:t>0</w:t>
+            </w:r>
+          </w:p>
+        </w:tc>
+        <w:tc>
+          <w:tcPr>
+            <w:tcW w:type="dxa" w:w="1729"/>
+          </w:tcPr>
+          <w:p>
+            <w:r>
+              <w:rPr>
+                <w:sz w:val="20"/>
+              </w:rPr>
+              <w:t>100%</w:t>
+            </w:r>
+          </w:p>
+        </w:tc>
+      </w:tr>
+      <w:tr>
+        <w:tc>
+          <w:tcPr>
+            <w:tcW w:type="dxa" w:w="1729"/>
+          </w:tcPr>
+          <w:p>
+            <w:r>
+              <w:rPr>
+                <w:sz w:val="20"/>
+              </w:rPr>
+              <w:t>B端 客户端单元测试(pytest)</w:t>
+            </w:r>
+          </w:p>
+        </w:tc>
+        <w:tc>
+          <w:tcPr>
+            <w:tcW w:type="dxa" w:w="1729"/>
+          </w:tcPr>
+          <w:p>
+            <w:r>
+              <w:rPr>
+                <w:sz w:val="20"/>
+              </w:rPr>
+              <w:t>5</w:t>
+            </w:r>
+          </w:p>
+        </w:tc>
+        <w:tc>
+          <w:tcPr>
+            <w:tcW w:type="dxa" w:w="1729"/>
+          </w:tcPr>
+          <w:p>
+            <w:r>
+              <w:rPr>
+                <w:sz w:val="20"/>
+              </w:rPr>
+              <w:t>5</w:t>
+            </w:r>
+          </w:p>
+        </w:tc>
+        <w:tc>
+          <w:tcPr>
+            <w:tcW w:type="dxa" w:w="1729"/>
+          </w:tcPr>
+          <w:p>
+            <w:r>
+              <w:rPr>
+                <w:sz w:val="20"/>
+              </w:rPr>
+              <w:t>0</w:t>
+            </w:r>
+          </w:p>
+        </w:tc>
+        <w:tc>
+          <w:tcPr>
+            <w:tcW w:type="dxa" w:w="1729"/>
+          </w:tcPr>
+          <w:p>
+            <w:r>
+              <w:rPr>
+                <w:sz w:val="20"/>
+              </w:rPr>
+              <w:t>100%</w:t>
+            </w:r>
+          </w:p>
+        </w:tc>
+      </w:tr>
+      <w:tr>
+        <w:tc>
+          <w:tcPr>
+            <w:tcW w:type="dxa" w:w="1729"/>
+          </w:tcPr>
+          <w:p>
+            <w:r>
+              <w:rPr>
+                <w:sz w:val="20"/>
+              </w:rPr>
+              <w:t>A-B联调集成测试</w:t>
+            </w:r>
+          </w:p>
+        </w:tc>
+        <w:tc>
+          <w:tcPr>
+            <w:tcW w:type="dxa" w:w="1729"/>
+          </w:tcPr>
+          <w:p>
+            <w:r>
+              <w:rPr>
+                <w:sz w:val="20"/>
+              </w:rPr>
+              <w:t>4</w:t>
+            </w:r>
+          </w:p>
+        </w:tc>
+        <w:tc>
+          <w:tcPr>
+            <w:tcW w:type="dxa" w:w="1729"/>
+          </w:tcPr>
+          <w:p>
+            <w:r>
+              <w:rPr>
+                <w:sz w:val="20"/>
+              </w:rPr>
+              <w:t>4</w:t>
+            </w:r>
+          </w:p>
+        </w:tc>
+        <w:tc>
+          <w:tcPr>
+            <w:tcW w:type="dxa" w:w="1729"/>
+          </w:tcPr>
+          <w:p>
+            <w:r>
+              <w:rPr>
+                <w:sz w:val="20"/>
+              </w:rPr>
+              <w:t>0</w:t>
+            </w:r>
+          </w:p>
+        </w:tc>
+        <w:tc>
+          <w:tcPr>
+            <w:tcW w:type="dxa" w:w="1729"/>
+          </w:tcPr>
+          <w:p>
+            <w:r>
+              <w:rPr>
+                <w:sz w:val="20"/>
+              </w:rPr>
+              <w:t>100%</w:t>
+            </w:r>
+          </w:p>
+        </w:tc>
+      </w:tr>
+      <w:tr>
+        <w:tc>
+          <w:tcPr>
+            <w:tcW w:type="dxa" w:w="1729"/>
+          </w:tcPr>
+          <w:p>
+            <w:r>
+              <w:rPr>
+                <w:sz w:val="20"/>
+              </w:rPr>
+              <w:t>B-C信号桥测试</w:t>
+            </w:r>
+          </w:p>
+        </w:tc>
+        <w:tc>
+          <w:tcPr>
+            <w:tcW w:type="dxa" w:w="1729"/>
+          </w:tcPr>
+          <w:p>
+            <w:r>
+              <w:rPr>
+                <w:sz w:val="20"/>
+              </w:rPr>
+              <w:t>4</w:t>
+            </w:r>
+          </w:p>
+        </w:tc>
+        <w:tc>
+          <w:tcPr>
+            <w:tcW w:type="dxa" w:w="1729"/>
+          </w:tcPr>
+          <w:p>
+            <w:r>
+              <w:rPr>
+                <w:sz w:val="20"/>
+              </w:rPr>
+              <w:t>4</w:t>
+            </w:r>
+          </w:p>
+        </w:tc>
+        <w:tc>
+          <w:tcPr>
+            <w:tcW w:type="dxa" w:w="1729"/>
+          </w:tcPr>
+          <w:p>
+            <w:r>
+              <w:rPr>
+                <w:sz w:val="20"/>
+              </w:rPr>
+              <w:t>0</w:t>
+            </w:r>
+          </w:p>
+        </w:tc>
+        <w:tc>
+          <w:tcPr>
+            <w:tcW w:type="dxa" w:w="1729"/>
+          </w:tcPr>
+          <w:p>
+            <w:r>
+              <w:rPr>
+                <w:sz w:val="20"/>
+              </w:rPr>
+              <w:t>100%</w:t>
+            </w:r>
+          </w:p>
+        </w:tc>
+      </w:tr>
+      <w:tr>
+        <w:tc>
+          <w:tcPr>
+            <w:tcW w:type="dxa" w:w="1729"/>
+          </w:tcPr>
+          <w:p>
+            <w:r>
+              <w:rPr>
+                <w:sz w:val="20"/>
+              </w:rPr>
+              <w:t>C端 HTTP端点测试</w:t>
+            </w:r>
+          </w:p>
+        </w:tc>
+        <w:tc>
+          <w:tcPr>
+            <w:tcW w:type="dxa" w:w="1729"/>
+          </w:tcPr>
+          <w:p>
+            <w:r>
+              <w:rPr>
+                <w:sz w:val="20"/>
+              </w:rPr>
+              <w:t>4</w:t>
+            </w:r>
+          </w:p>
+        </w:tc>
+        <w:tc>
+          <w:tcPr>
+            <w:tcW w:type="dxa" w:w="1729"/>
+          </w:tcPr>
+          <w:p>
+            <w:r>
+              <w:rPr>
+                <w:sz w:val="20"/>
+              </w:rPr>
+              <w:t>4</w:t>
+            </w:r>
+          </w:p>
+        </w:tc>
+        <w:tc>
+          <w:tcPr>
+            <w:tcW w:type="dxa" w:w="1729"/>
+          </w:tcPr>
+          <w:p>
+            <w:r>
+              <w:rPr>
+                <w:sz w:val="20"/>
+              </w:rPr>
+              <w:t>0</w:t>
+            </w:r>
+          </w:p>
+        </w:tc>
+        <w:tc>
+          <w:tcPr>
+            <w:tcW w:type="dxa" w:w="1729"/>
+          </w:tcPr>
+          <w:p>
+            <w:r>
+              <w:rPr>
+                <w:sz w:val="20"/>
+              </w:rPr>
+              <w:t>100%</w:t>
+            </w:r>
+          </w:p>
+        </w:tc>
+      </w:tr>
+      <w:tr>
+        <w:tc>
+          <w:tcPr>
+            <w:tcW w:type="dxa" w:w="1729"/>
+          </w:tcPr>
+          <w:p>
+            <w:r>
+              <w:rPr>
+                <w:sz w:val="20"/>
+              </w:rPr>
+              <w:t>C端 客户端模块测试</w:t>
+            </w:r>
+          </w:p>
+        </w:tc>
+        <w:tc>
+          <w:tcPr>
+            <w:tcW w:type="dxa" w:w="1729"/>
+          </w:tcPr>
+          <w:p>
+            <w:r>
+              <w:rPr>
+                <w:sz w:val="20"/>
+              </w:rPr>
+              <w:t>6</w:t>
+            </w:r>
+          </w:p>
+        </w:tc>
+        <w:tc>
+          <w:tcPr>
+            <w:tcW w:type="dxa" w:w="1729"/>
+          </w:tcPr>
+          <w:p>
+            <w:r>
+              <w:rPr>
+                <w:sz w:val="20"/>
+              </w:rPr>
+              <w:t>6</w:t>
+            </w:r>
+          </w:p>
+        </w:tc>
+        <w:tc>
+          <w:tcPr>
+            <w:tcW w:type="dxa" w:w="1729"/>
+          </w:tcPr>
+          <w:p>
+            <w:r>
+              <w:rPr>
+                <w:sz w:val="20"/>
+              </w:rPr>
+              <w:t>0</w:t>
+            </w:r>
+          </w:p>
+        </w:tc>
+        <w:tc>
+          <w:tcPr>
+            <w:tcW w:type="dxa" w:w="1729"/>
+          </w:tcPr>
+          <w:p>
+            <w:r>
+              <w:rPr>
+                <w:sz w:val="20"/>
+              </w:rPr>
+              <w:t>100%</w:t>
+            </w:r>
+          </w:p>
+        </w:tc>
+      </w:tr>
+      <w:tr>
+        <w:tc>
+          <w:tcPr>
+            <w:tcW w:type="dxa" w:w="1729"/>
+          </w:tcPr>
+          <w:p>
+            <w:r>
+              <w:rPr>
+                <w:sz w:val="20"/>
+              </w:rPr>
+              <w:t>C端 Web管理面板</w:t>
+            </w:r>
+          </w:p>
+        </w:tc>
+        <w:tc>
+          <w:tcPr>
+            <w:tcW w:type="dxa" w:w="1729"/>
+          </w:tcPr>
+          <w:p>
+            <w:r>
+              <w:rPr>
+                <w:sz w:val="20"/>
+              </w:rPr>
+              <w:t>7</w:t>
+            </w:r>
+          </w:p>
+        </w:tc>
+        <w:tc>
+          <w:tcPr>
+            <w:tcW w:type="dxa" w:w="1729"/>
+          </w:tcPr>
+          <w:p>
+            <w:r>
+              <w:rPr>
+                <w:sz w:val="20"/>
+              </w:rPr>
+              <w:t>7</w:t>
+            </w:r>
+          </w:p>
+        </w:tc>
+        <w:tc>
+          <w:tcPr>
+            <w:tcW w:type="dxa" w:w="1729"/>
+          </w:tcPr>
+          <w:p>
+            <w:r>
+              <w:rPr>
+                <w:sz w:val="20"/>
+              </w:rPr>
+              <w:t>0</w:t>
+            </w:r>
+          </w:p>
+        </w:tc>
+        <w:tc>
+          <w:tcPr>
+            <w:tcW w:type="dxa" w:w="1729"/>
+          </w:tcPr>
+          <w:p>
+            <w:r>
+              <w:rPr>
+                <w:sz w:val="20"/>
+              </w:rPr>
+              <w:t>100%</w:t>
+            </w:r>
+          </w:p>
+        </w:tc>
+      </w:tr>
+      <w:tr>
+        <w:tc>
+          <w:tcPr>
+            <w:tcW w:type="dxa" w:w="1729"/>
+          </w:tcPr>
+          <w:p>
+            <w:r>
+              <w:rPr>
+                <w:sz w:val="20"/>
+              </w:rPr>
+              <w:t>A-C数据连通性</w:t>
+            </w:r>
+          </w:p>
+        </w:tc>
+        <w:tc>
+          <w:tcPr>
+            <w:tcW w:type="dxa" w:w="1729"/>
+          </w:tcPr>
+          <w:p>
+            <w:r>
+              <w:rPr>
+                <w:sz w:val="20"/>
+              </w:rPr>
+              <w:t>6</w:t>
+            </w:r>
+          </w:p>
+        </w:tc>
+        <w:tc>
+          <w:tcPr>
+            <w:tcW w:type="dxa" w:w="1729"/>
+          </w:tcPr>
+          <w:p>
+            <w:r>
+              <w:rPr>
+                <w:sz w:val="20"/>
+              </w:rPr>
+              <w:t>6</w:t>
+            </w:r>
+          </w:p>
+        </w:tc>
+        <w:tc>
+          <w:tcPr>
+            <w:tcW w:type="dxa" w:w="1729"/>
+          </w:tcPr>
+          <w:p>
+            <w:r>
+              <w:rPr>
+                <w:sz w:val="20"/>
+              </w:rPr>
+              <w:t>0</w:t>
+            </w:r>
+          </w:p>
+        </w:tc>
+        <w:tc>
+          <w:tcPr>
+            <w:tcW w:type="dxa" w:w="1729"/>
+          </w:tcPr>
+          <w:p>
+            <w:r>
+              <w:rPr>
+                <w:sz w:val="20"/>
+              </w:rPr>
+              <w:t>100%</w:t>
+            </w:r>
+          </w:p>
+        </w:tc>
+      </w:tr>
+      <w:tr>
+        <w:tc>
+          <w:tcPr>
+            <w:tcW w:type="dxa" w:w="1729"/>
+          </w:tcPr>
+          <w:p>
+            <w:r>
+              <w:rPr>
+                <w:sz w:val="20"/>
+              </w:rPr>
+              <w:t>合计</w:t>
+            </w:r>
+          </w:p>
+        </w:tc>
+        <w:tc>
+          <w:tcPr>
+            <w:tcW w:type="dxa" w:w="1729"/>
+          </w:tcPr>
+          <w:p>
+            <w:r>
+              <w:rPr>
+                <w:sz w:val="20"/>
+              </w:rPr>
+              <w:t>51</w:t>
+            </w:r>
+          </w:p>
+        </w:tc>
+        <w:tc>
+          <w:tcPr>
+            <w:tcW w:type="dxa" w:w="1729"/>
+          </w:tcPr>
+          <w:p>
+            <w:r>
+              <w:rPr>
+                <w:sz w:val="20"/>
+              </w:rPr>
+              <w:t>51</w:t>
+            </w:r>
+          </w:p>
+        </w:tc>
+        <w:tc>
+          <w:tcPr>
+            <w:tcW w:type="dxa" w:w="1729"/>
+          </w:tcPr>
+          <w:p>
+            <w:r>
+              <w:rPr>
+                <w:sz w:val="20"/>
+              </w:rPr>
+              <w:t>0</w:t>
+            </w:r>
+          </w:p>
+        </w:tc>
+        <w:tc>
+          <w:tcPr>
+            <w:tcW w:type="dxa" w:w="1729"/>
+          </w:tcPr>
+          <w:p>
+            <w:r>
+              <w:rPr>
+                <w:sz w:val="20"/>
+              </w:rPr>
+              <w:t>100%</w:t>
+            </w:r>
+          </w:p>
+        </w:tc>
+      </w:tr>
+    </w:tbl>
+    <w:p>
+      <w:pPr>
+        <w:ind w:firstLine="420"/>
+      </w:pPr>
+      <w:r>
+        <w:rPr>
+          <w:sz w:val="24"/>
+        </w:rPr>
+      </w:r>
+    </w:p>
+    <w:p>
+      <w:pPr>
+        <w:ind w:firstLine="420"/>
+      </w:pPr>
+      <w:r>
+        <w:rPr>
+          <w:sz w:val="24"/>
+        </w:rPr>
+      </w:r>
+    </w:p>
+    <w:p>
+      <w:pPr>
+        <w:ind w:firstLine="420"/>
+      </w:pPr>
+      <w:r>
+        <w:rPr>
+          <w:sz w:val="24"/>
+        </w:rPr>
+        <w:t>测试结论：HAJIMI自动操作助手V2.3的A端、B端、C端三端所有模块功能正常，51项测试全部通过（100%通过率）。A-B联调核心链路health→process→inspect→step验证通过；B-C信号桥10个信号全部对接成功；A-C数据回路28/28全部联通；Web管理面板7页功能完整，全站接入A端真实数据。系统已满足上线条件。</w:t>
       </w:r>
     </w:p>
     <w:sectPr>
